--- a/praesentation/Businessplan_Baufeld3_Neue-Mitte-Werlte.docx
+++ b/praesentation/Businessplan_Baufeld3_Neue-Mitte-Werlte.docx
@@ -185,7 +185,7 @@
               <w:rPr>
                 <w:sz w:val="20"/>
               </w:rPr>
-              <w:t>Neubau eines gemischt genutzten Gebäudes mit Gastro im Erdgeschoss und 8 Mietwohnungen auf 1. Obergeschoss und Staffelgeschoss in Holzbau</w:t>
+              <w:t>Neubau eines gemischt genutzten Gebäudes: große Gastro im Erdgeschoss, 2 Büro-Ankermieter und 3 Wohnungen im 1. Obergeschoss, 5 Wohnungen im Staffelgeschoss in Holzbau</w:t>
             </w:r>
           </w:p>
         </w:tc>
@@ -267,7 +267,7 @@
               <w:rPr>
                 <w:sz w:val="20"/>
               </w:rPr>
-              <w:t>4.490.838 € (100 % Fremdkapital), davon KfW-Kredite 1.982.000 €</w:t>
+              <w:t>4.845.506 € (100 % Fremdkapital), davon KfW-Kredite 2.347.500 €</w:t>
             </w:r>
           </w:p>
         </w:tc>
@@ -347,7 +347,7 @@
           <w:b w:val="0"/>
           <w:i w:val="0"/>
         </w:rPr>
-        <w:t>Auf dem Baufeld 3 der Neuen Mitte Werlte entsteht ein dreigeschossiges Gebäude (zwei Vollgeschosse plus Staffelgeschoss in Holzbau) mit 540 m² Grundfläche und 1.540 m² Bruttogrundfläche (BGF, alle Geschossflächen zusammen). Im Erdgeschoss liegt eine große Gastro mit ca. 460 m², darüber 8 Wohnungen mit zusammen 725 m² Wohnfläche. Die Wohnungen werden langfristig vermietet.</w:t>
+        <w:t>Auf dem Baufeld 3 der Neuen Mitte Werlte entsteht ein dreigeschossiges Gebäude (zwei Vollgeschosse plus Staffelgeschoss in Holzbau) mit 576 m² Grundfläche (32 × 18 m, das Maximum der Grundflächenzahl 0,6) und 1.650 m² Bruttogrundfläche (BGF, alle Geschossflächen zusammen). Im Erdgeschoss liegt eine große Gastro mit ca. 510 m² und ca. 190 Plätzen. Im 1. Obergeschoss mieten zwei Ankermieter Büros (100 m² Versicherungsgesellschaft o. ä., 65 m² Makler o. ä., 10 Jahre fest), dazu kommen 3 Wohnungen. Im Staffelgeschoss in Holzbau liegen 5 Wohnungen. Die 8 Wohnungen haben zusammen 655 m² Wohnfläche und werden langfristig vermietet.</w:t>
       </w:r>
     </w:p>
     <w:tbl>
@@ -455,7 +455,7 @@
               <w:rPr>
                 <w:sz w:val="19"/>
               </w:rPr>
-              <w:t>4.490.838 €</w:t>
+              <w:t>4.845.506 €</w:t>
             </w:r>
           </w:p>
         </w:tc>
@@ -497,7 +497,7 @@
               <w:rPr>
                 <w:sz w:val="19"/>
               </w:rPr>
-              <w:t>4.490.838 €</w:t>
+              <w:t>4.845.506 €</w:t>
             </w:r>
           </w:p>
         </w:tc>
@@ -539,7 +539,7 @@
               <w:rPr>
                 <w:sz w:val="19"/>
               </w:rPr>
-              <w:t>1.982.000 € (44 %)</w:t>
+              <w:t>2.347.500 € (48 %)</w:t>
             </w:r>
           </w:p>
         </w:tc>
@@ -581,7 +581,7 @@
               <w:rPr>
                 <w:sz w:val="19"/>
               </w:rPr>
-              <w:t>3,43 %</w:t>
+              <w:t>3,39 %</w:t>
             </w:r>
           </w:p>
         </w:tc>
@@ -623,7 +623,7 @@
               <w:rPr>
                 <w:sz w:val="19"/>
               </w:rPr>
-              <w:t>16.560 €</w:t>
+              <w:t>17.733 €</w:t>
             </w:r>
           </w:p>
         </w:tc>
@@ -665,7 +665,7 @@
               <w:rPr>
                 <w:sz w:val="19"/>
               </w:rPr>
-              <w:t>21.991 €</w:t>
+              <w:t>27.344 €</w:t>
             </w:r>
           </w:p>
         </w:tc>
@@ -707,7 +707,7 @@
               <w:rPr>
                 <w:sz w:val="19"/>
               </w:rPr>
-              <w:t>+5.430 €</w:t>
+              <w:t>+9.610 €</w:t>
             </w:r>
           </w:p>
         </w:tc>
@@ -749,7 +749,7 @@
               <w:rPr>
                 <w:sz w:val="19"/>
               </w:rPr>
-              <w:t>1,33 gesamt, 0,74 nur Immobilie</w:t>
+              <w:t>1,54 gesamt, 0,71 nur Immobilie</w:t>
             </w:r>
           </w:p>
         </w:tc>
@@ -791,7 +791,7 @@
               <w:rPr>
                 <w:sz w:val="19"/>
               </w:rPr>
-              <w:t>3.060.908 €</w:t>
+              <w:t>2.877.244 €</w:t>
             </w:r>
           </w:p>
         </w:tc>
@@ -833,7 +833,7 @@
               <w:rPr>
                 <w:sz w:val="19"/>
               </w:rPr>
-              <w:t>2.754.817 €</w:t>
+              <w:t>2.589.520 €</w:t>
             </w:r>
           </w:p>
         </w:tc>
@@ -873,7 +873,7 @@
               <w:rPr>
                 <w:sz w:val="19"/>
               </w:rPr>
-              <w:t>163 %</w:t>
+              <w:t>187 %</w:t>
             </w:r>
           </w:p>
         </w:tc>
@@ -909,7 +909,22 @@
         <w:t xml:space="preserve">Der Ertrag trägt die Raten, aber nur mit der Gastro. </w:t>
       </w:r>
       <w:r>
-        <w:t>Mit dem Gastro-Gewinn liegt die Kapitaldienstdeckung bei 1,33. Allein aus Miete und Pacht wären es 0,74, die Immobilie trägt sich also nicht selbst.</w:t>
+        <w:t>Mit dem Gastro-Gewinn liegt die Kapitaldienstdeckung bei 1,54. Allein aus Miete, Büromiete und Pacht wären es 0,71, aus Wohnen und Büro allein 0,45.</w:t>
+      </w:r>
+    </w:p>
+    <w:p>
+      <w:pPr>
+        <w:pStyle w:val="ListBullet"/>
+        <w:spacing w:after="60"/>
+      </w:pPr>
+      <w:r>
+        <w:rPr>
+          <w:b/>
+        </w:rPr>
+        <w:t xml:space="preserve">Die Büro-Ankermieter sichern einen Teil. </w:t>
+      </w:r>
+      <w:r>
+        <w:t>Die zwei Büros bringen 19.200 € im Jahr über 10 Jahre fest und decken 8 % des Kapitaldienstes, zusammen mit den Wohnungen decken die langfristigen Mieten 45 %.</w:t>
       </w:r>
     </w:p>
     <w:p>
@@ -924,7 +939,7 @@
         <w:t xml:space="preserve">KfW senkt die Zinslast deutlich. </w:t>
       </w:r>
       <w:r>
-        <w:t>Die drei KfW-Kreditprogramme decken 44 % des Darlehens zu 2,5 bis 3,0 % ab, der Mischzins liegt bei 3,43 % statt 4,0 %.</w:t>
+        <w:t>Die drei KfW-Kreditprogramme decken 48 % des Darlehens zu 2,5 bis 3,0 % ab, der Mischzins liegt bei 3,39 % statt 4,0 %.</w:t>
       </w:r>
     </w:p>
     <w:p>
@@ -939,7 +954,7 @@
         <w:t xml:space="preserve">Der Beleihungswert ist die Hürde. </w:t>
       </w:r>
       <w:r>
-        <w:t>Der Ertragswert von 3,06 Mio. € liegt unter den Kosten von 4,49 Mio. €. Die Bank wird zusätzliche Sicherheiten oder Eigenkapital in der Größenordnung von 2,29 Mio. € verlangen.</w:t>
+        <w:t>Der Ertragswert von 2,88 Mio. € liegt weit unter den Kosten von 4,85 Mio. €. Die Bank wird zusätzliche Sicherheiten oder Eigenkapital in der Größenordnung von 2,77 Mio. € verlangen.</w:t>
       </w:r>
     </w:p>
     <w:p>
@@ -1117,7 +1132,7 @@
               <w:rPr>
                 <w:sz w:val="18"/>
               </w:rPr>
-              <w:t>540 m² (56 %)</w:t>
+              <w:t>576 m² (60 %, Maximum)</w:t>
             </w:r>
           </w:p>
         </w:tc>
@@ -1350,7 +1365,7 @@
               <w:rPr>
                 <w:sz w:val="18"/>
               </w:rPr>
-              <w:t>ca. 8–10 auf dem Grundstück, Bedarf ca. 45</w:t>
+              <w:t>ca. 6–8 auf dem Grundstück, Bedarf ca. 55</w:t>
             </w:r>
           </w:p>
         </w:tc>
@@ -1370,7 +1385,7 @@
           <w:b w:val="0"/>
           <w:i w:val="0"/>
         </w:rPr>
-        <w:t>Offene Punkte mit der Stadt: Zulässigkeit der 540 m² Grundfläche (das Baufenster im Plan wirkt nach unserer Schätzung kleiner), Einordnung des Staffelgeschosses (460 m², 85 % der Fläche darunter) und des Flachdachs sowie die Stellplätze (Mitnutzung der öffentlichen Parkfläche oder Ablöse). Diese Punkte sind schriftlich zu klären.</w:t>
+        <w:t>Offene Punkte mit der Stadt: Zulässigkeit der 576 m² Grundfläche (das Baufenster im Plan wirkt nach unserer Schätzung kleiner), Einordnung des Staffelgeschosses (498 m², 86 % der Fläche darunter) und des Flachdachs sowie die Stellplätze (Mitnutzung der öffentlichen Parkfläche oder Ablöse). Diese Punkte sind schriftlich zu klären.</w:t>
       </w:r>
     </w:p>
     <w:p>
@@ -1396,7 +1411,7 @@
           <w:b w:val="0"/>
           <w:i w:val="0"/>
         </w:rPr>
-        <w:t>Das Gebäude hat eine Grundfläche von ca. 30 × 18 m. Das Erdgeschoss ist vollverglast und nimmt die Gastro auf, Treppenhaus und Aufzug liegen am Westende und erschließen die Wohnungen getrennt von der Gastro. Das 1. Obergeschoss ist in rotbraunem Klinker mit Balkonen und Milchglas-Brüstungen ausgeführt, das Staffelgeschoss in Holzbau mit schmaler Dachterrasse (ca. 0,8 m, 72 m²) rundum. Holzbau spart ca. 184.000 € gegenüber Massivbau (Annahme, Angebot der Zimmerei nötig) und hilft beim Effizienzhaus-40-Standard.</w:t>
+        <w:t>Das Gebäude hat eine Grundfläche von 32 × 18 m (576 m², das Maximum der Grundflächenzahl). Das Erdgeschoss ist vollverglast und gehört ganz der Gastro, Treppenhaus und Aufzug liegen am Westende und erschließen Büros und Wohnungen getrennt von der Gastro. Im 1. Obergeschoss liegen die zwei Büros und 3 Wohnungen, im Staffelgeschoss 5 Wohnungen. Das 1. Obergeschoss ist in rotbraunem Klinker mit Balkonen und Milchglas-Brüstungen ausgeführt, das Staffelgeschoss in Holzbau mit schmaler Dachterrasse (ca. 0,8 m, 77 m²) rundum. Holzbau spart ca. 184.000 € gegenüber Massivbau (Annahme, Angebot der Zimmerei nötig) und hilft beim Effizienzhaus-40-Standard.</w:t>
       </w:r>
     </w:p>
     <w:tbl>
@@ -1568,7 +1583,7 @@
               <w:rPr>
                 <w:sz w:val="18"/>
               </w:rPr>
-              <w:t>540 m²</w:t>
+              <w:t>576 m²</w:t>
             </w:r>
           </w:p>
         </w:tc>
@@ -1622,7 +1637,7 @@
               <w:rPr>
                 <w:sz w:val="18"/>
               </w:rPr>
-              <w:t>ca. 460 m²</w:t>
+              <w:t>ca. 510 m²</w:t>
             </w:r>
           </w:p>
         </w:tc>
@@ -1663,7 +1678,7 @@
               <w:rPr>
                 <w:sz w:val="18"/>
               </w:rPr>
-              <w:t>540 m²</w:t>
+              <w:t>576 m²</w:t>
             </w:r>
           </w:p>
         </w:tc>
@@ -1681,7 +1696,7 @@
               <w:rPr>
                 <w:sz w:val="18"/>
               </w:rPr>
-              <w:t>Wohnen</w:t>
+              <w:t>Büro 1, Büro 2, Wohnen</w:t>
             </w:r>
           </w:p>
         </w:tc>
@@ -1699,7 +1714,7 @@
               <w:rPr>
                 <w:sz w:val="18"/>
               </w:rPr>
-              <w:t>5 × 83 m²</w:t>
+              <w:t>2 + 3 × 107 m²</w:t>
             </w:r>
           </w:p>
         </w:tc>
@@ -1717,7 +1732,7 @@
               <w:rPr>
                 <w:sz w:val="18"/>
               </w:rPr>
-              <w:t>415 m²</w:t>
+              <w:t>165 m² Büro, 321 m² Wohnen</w:t>
             </w:r>
           </w:p>
         </w:tc>
@@ -1758,7 +1773,7 @@
               <w:rPr>
                 <w:sz w:val="18"/>
               </w:rPr>
-              <w:t>460 m²</w:t>
+              <w:t>498 m²</w:t>
             </w:r>
           </w:p>
         </w:tc>
@@ -1776,7 +1791,7 @@
               <w:rPr>
                 <w:sz w:val="18"/>
               </w:rPr>
-              <w:t>Wohnen (Penthouses)</w:t>
+              <w:t>Wohnen</w:t>
             </w:r>
           </w:p>
         </w:tc>
@@ -1794,7 +1809,7 @@
               <w:rPr>
                 <w:sz w:val="18"/>
               </w:rPr>
-              <w:t>3 × 103 m²</w:t>
+              <w:t>5 × 67 m²</w:t>
             </w:r>
           </w:p>
         </w:tc>
@@ -1812,7 +1827,7 @@
               <w:rPr>
                 <w:sz w:val="18"/>
               </w:rPr>
-              <w:t>310 m²</w:t>
+              <w:t>334 m²</w:t>
             </w:r>
           </w:p>
         </w:tc>
@@ -1855,7 +1870,7 @@
                 <w:b/>
                 <w:sz w:val="18"/>
               </w:rPr>
-              <w:t>1.540 m²</w:t>
+              <w:t>1.650 m²</w:t>
             </w:r>
           </w:p>
         </w:tc>
@@ -1892,7 +1907,7 @@
                 <w:b/>
                 <w:sz w:val="18"/>
               </w:rPr>
-              <w:t>8 Wohnungen</w:t>
+              <w:t>8 Wohnungen, 2 Büros</w:t>
             </w:r>
           </w:p>
         </w:tc>
@@ -1911,7 +1926,7 @@
                 <w:b/>
                 <w:sz w:val="18"/>
               </w:rPr>
-              <w:t>725 m² Wohnfläche</w:t>
+              <w:t>655 m² Wohnen, 165 m² Büro</w:t>
             </w:r>
           </w:p>
         </w:tc>
@@ -2149,7 +2164,7 @@
               <w:rPr>
                 <w:sz w:val="18"/>
               </w:rPr>
-              <w:t>83,0 m²</w:t>
+              <w:t>107,0 m²</w:t>
             </w:r>
           </w:p>
         </w:tc>
@@ -2187,7 +2202,7 @@
               <w:rPr>
                 <w:sz w:val="18"/>
               </w:rPr>
-              <w:t>928 €</w:t>
+              <w:t>1.196 €</w:t>
             </w:r>
           </w:p>
         </w:tc>
@@ -2206,7 +2221,7 @@
               <w:rPr>
                 <w:sz w:val="18"/>
               </w:rPr>
-              <w:t>11.132 €</w:t>
+              <w:t>14.351 €</w:t>
             </w:r>
           </w:p>
         </w:tc>
@@ -2266,7 +2281,7 @@
               <w:rPr>
                 <w:sz w:val="18"/>
               </w:rPr>
-              <w:t>83,0 m²</w:t>
+              <w:t>107,0 m²</w:t>
             </w:r>
           </w:p>
         </w:tc>
@@ -2304,7 +2319,7 @@
               <w:rPr>
                 <w:sz w:val="18"/>
               </w:rPr>
-              <w:t>928 €</w:t>
+              <w:t>1.196 €</w:t>
             </w:r>
           </w:p>
         </w:tc>
@@ -2323,7 +2338,7 @@
               <w:rPr>
                 <w:sz w:val="18"/>
               </w:rPr>
-              <w:t>11.132 €</w:t>
+              <w:t>14.351 €</w:t>
             </w:r>
           </w:p>
         </w:tc>
@@ -2383,7 +2398,7 @@
               <w:rPr>
                 <w:sz w:val="18"/>
               </w:rPr>
-              <w:t>83,0 m²</w:t>
+              <w:t>107,0 m²</w:t>
             </w:r>
           </w:p>
         </w:tc>
@@ -2421,7 +2436,7 @@
               <w:rPr>
                 <w:sz w:val="18"/>
               </w:rPr>
-              <w:t>928 €</w:t>
+              <w:t>1.196 €</w:t>
             </w:r>
           </w:p>
         </w:tc>
@@ -2440,7 +2455,7 @@
               <w:rPr>
                 <w:sz w:val="18"/>
               </w:rPr>
-              <w:t>11.132 €</w:t>
+              <w:t>14.351 €</w:t>
             </w:r>
           </w:p>
         </w:tc>
@@ -2481,7 +2496,7 @@
               <w:rPr>
                 <w:sz w:val="18"/>
               </w:rPr>
-              <w:t>1. OG</w:t>
+              <w:t>Staffel</w:t>
             </w:r>
           </w:p>
         </w:tc>
@@ -2500,7 +2515,7 @@
               <w:rPr>
                 <w:sz w:val="18"/>
               </w:rPr>
-              <w:t>83,0 m²</w:t>
+              <w:t>66,8 m²</w:t>
             </w:r>
           </w:p>
         </w:tc>
@@ -2538,7 +2553,7 @@
               <w:rPr>
                 <w:sz w:val="18"/>
               </w:rPr>
-              <w:t>928 €</w:t>
+              <w:t>747 €</w:t>
             </w:r>
           </w:p>
         </w:tc>
@@ -2557,7 +2572,7 @@
               <w:rPr>
                 <w:sz w:val="18"/>
               </w:rPr>
-              <w:t>11.132 €</w:t>
+              <w:t>8.959 €</w:t>
             </w:r>
           </w:p>
         </w:tc>
@@ -2598,7 +2613,7 @@
               <w:rPr>
                 <w:sz w:val="18"/>
               </w:rPr>
-              <w:t>1. OG</w:t>
+              <w:t>Staffel</w:t>
             </w:r>
           </w:p>
         </w:tc>
@@ -2617,7 +2632,7 @@
               <w:rPr>
                 <w:sz w:val="18"/>
               </w:rPr>
-              <w:t>83,0 m²</w:t>
+              <w:t>66,8 m²</w:t>
             </w:r>
           </w:p>
         </w:tc>
@@ -2655,7 +2670,7 @@
               <w:rPr>
                 <w:sz w:val="18"/>
               </w:rPr>
-              <w:t>928 €</w:t>
+              <w:t>747 €</w:t>
             </w:r>
           </w:p>
         </w:tc>
@@ -2674,7 +2689,7 @@
               <w:rPr>
                 <w:sz w:val="18"/>
               </w:rPr>
-              <w:t>11.132 €</w:t>
+              <w:t>8.959 €</w:t>
             </w:r>
           </w:p>
         </w:tc>
@@ -2734,7 +2749,7 @@
               <w:rPr>
                 <w:sz w:val="18"/>
               </w:rPr>
-              <w:t>103,3 m²</w:t>
+              <w:t>66,8 m²</w:t>
             </w:r>
           </w:p>
         </w:tc>
@@ -2772,7 +2787,7 @@
               <w:rPr>
                 <w:sz w:val="18"/>
               </w:rPr>
-              <w:t>1.155 €</w:t>
+              <w:t>747 €</w:t>
             </w:r>
           </w:p>
         </w:tc>
@@ -2791,7 +2806,7 @@
               <w:rPr>
                 <w:sz w:val="18"/>
               </w:rPr>
-              <w:t>13.859 €</w:t>
+              <w:t>8.959 €</w:t>
             </w:r>
           </w:p>
         </w:tc>
@@ -2851,7 +2866,7 @@
               <w:rPr>
                 <w:sz w:val="18"/>
               </w:rPr>
-              <w:t>103,3 m²</w:t>
+              <w:t>66,8 m²</w:t>
             </w:r>
           </w:p>
         </w:tc>
@@ -2889,7 +2904,7 @@
               <w:rPr>
                 <w:sz w:val="18"/>
               </w:rPr>
-              <w:t>1.155 €</w:t>
+              <w:t>747 €</w:t>
             </w:r>
           </w:p>
         </w:tc>
@@ -2908,7 +2923,7 @@
               <w:rPr>
                 <w:sz w:val="18"/>
               </w:rPr>
-              <w:t>13.859 €</w:t>
+              <w:t>8.959 €</w:t>
             </w:r>
           </w:p>
         </w:tc>
@@ -2968,7 +2983,7 @@
               <w:rPr>
                 <w:sz w:val="18"/>
               </w:rPr>
-              <w:t>103,3 m²</w:t>
+              <w:t>66,8 m²</w:t>
             </w:r>
           </w:p>
         </w:tc>
@@ -3006,7 +3021,7 @@
               <w:rPr>
                 <w:sz w:val="18"/>
               </w:rPr>
-              <w:t>1.155 €</w:t>
+              <w:t>747 €</w:t>
             </w:r>
           </w:p>
         </w:tc>
@@ -3025,7 +3040,7 @@
               <w:rPr>
                 <w:sz w:val="18"/>
               </w:rPr>
-              <w:t>13.859 €</w:t>
+              <w:t>8.959 €</w:t>
             </w:r>
           </w:p>
         </w:tc>
@@ -3090,7 +3105,7 @@
                 <w:b/>
                 <w:sz w:val="18"/>
               </w:rPr>
-              <w:t>725,0 m²</w:t>
+              <w:t>655,0 m²</w:t>
             </w:r>
           </w:p>
         </w:tc>
@@ -3131,7 +3146,7 @@
                 <w:b/>
                 <w:sz w:val="18"/>
               </w:rPr>
-              <w:t>8.103 €</w:t>
+              <w:t>7.321 €</w:t>
             </w:r>
           </w:p>
         </w:tc>
@@ -3152,7 +3167,7 @@
                 <w:b/>
                 <w:sz w:val="18"/>
               </w:rPr>
-              <w:t>97.235 €</w:t>
+              <w:t>87.847 €</w:t>
             </w:r>
           </w:p>
         </w:tc>
@@ -3175,7 +3190,7 @@
               <w:rPr>
                 <w:sz w:val="18"/>
               </w:rPr>
-              <w:t>Gastro-Pacht (12 €/m²)</w:t>
+              <w:t>Gastro-Pacht (10 €/m²)</w:t>
             </w:r>
           </w:p>
         </w:tc>
@@ -3212,7 +3227,7 @@
               <w:rPr>
                 <w:sz w:val="18"/>
               </w:rPr>
-              <w:t>460,0 m²</w:t>
+              <w:t>510,0 m²</w:t>
             </w:r>
           </w:p>
         </w:tc>
@@ -3231,7 +3246,7 @@
               <w:rPr>
                 <w:sz w:val="18"/>
               </w:rPr>
-              <w:t>12,00 €</w:t>
+              <w:t>10,00 €</w:t>
             </w:r>
           </w:p>
         </w:tc>
@@ -3250,7 +3265,7 @@
               <w:rPr>
                 <w:sz w:val="18"/>
               </w:rPr>
-              <w:t>5.520 €</w:t>
+              <w:t>5.100 €</w:t>
             </w:r>
           </w:p>
         </w:tc>
@@ -3269,7 +3284,7 @@
               <w:rPr>
                 <w:sz w:val="18"/>
               </w:rPr>
-              <w:t>66.240 €</w:t>
+              <w:t>61.200 €</w:t>
             </w:r>
           </w:p>
         </w:tc>
@@ -3281,6 +3296,240 @@
         <w:tc>
           <w:tcPr>
             <w:tcW w:type="dxa" w:w="2041"/>
+          </w:tcPr>
+          <w:p>
+            <w:pPr>
+              <w:keepNext/>
+              <w:spacing w:after="20" w:before="20"/>
+            </w:pPr>
+            <w:r/>
+            <w:r>
+              <w:rPr>
+                <w:sz w:val="18"/>
+              </w:rPr>
+              <w:t>Büro 1 (Ankermieter)</w:t>
+            </w:r>
+          </w:p>
+        </w:tc>
+        <w:tc>
+          <w:tcPr>
+            <w:tcW w:type="dxa" w:w="1134"/>
+          </w:tcPr>
+          <w:p>
+            <w:pPr>
+              <w:keepNext/>
+              <w:spacing w:after="20" w:before="20"/>
+            </w:pPr>
+            <w:r/>
+            <w:r>
+              <w:rPr>
+                <w:sz w:val="18"/>
+              </w:rPr>
+              <w:t>1. OG</w:t>
+            </w:r>
+          </w:p>
+        </w:tc>
+        <w:tc>
+          <w:tcPr>
+            <w:tcW w:type="dxa" w:w="1361"/>
+          </w:tcPr>
+          <w:p>
+            <w:pPr>
+              <w:keepNext/>
+              <w:spacing w:after="20" w:before="20"/>
+              <w:jc w:val="right"/>
+            </w:pPr>
+            <w:r/>
+            <w:r>
+              <w:rPr>
+                <w:sz w:val="18"/>
+              </w:rPr>
+              <w:t>100,0 m²</w:t>
+            </w:r>
+          </w:p>
+        </w:tc>
+        <w:tc>
+          <w:tcPr>
+            <w:tcW w:type="dxa" w:w="1361"/>
+          </w:tcPr>
+          <w:p>
+            <w:pPr>
+              <w:keepNext/>
+              <w:spacing w:after="20" w:before="20"/>
+              <w:jc w:val="right"/>
+            </w:pPr>
+            <w:r/>
+            <w:r>
+              <w:rPr>
+                <w:sz w:val="18"/>
+              </w:rPr>
+              <w:t>9,50 €</w:t>
+            </w:r>
+          </w:p>
+        </w:tc>
+        <w:tc>
+          <w:tcPr>
+            <w:tcW w:type="dxa" w:w="1814"/>
+          </w:tcPr>
+          <w:p>
+            <w:pPr>
+              <w:keepNext/>
+              <w:spacing w:after="20" w:before="20"/>
+              <w:jc w:val="right"/>
+            </w:pPr>
+            <w:r/>
+            <w:r>
+              <w:rPr>
+                <w:sz w:val="18"/>
+              </w:rPr>
+              <w:t>950 €</w:t>
+            </w:r>
+          </w:p>
+        </w:tc>
+        <w:tc>
+          <w:tcPr>
+            <w:tcW w:type="dxa" w:w="1701"/>
+          </w:tcPr>
+          <w:p>
+            <w:pPr>
+              <w:keepNext/>
+              <w:spacing w:after="20" w:before="20"/>
+              <w:jc w:val="right"/>
+            </w:pPr>
+            <w:r/>
+            <w:r>
+              <w:rPr>
+                <w:sz w:val="18"/>
+              </w:rPr>
+              <w:t>11.400 €</w:t>
+            </w:r>
+          </w:p>
+        </w:tc>
+      </w:tr>
+      <w:tr>
+        <w:trPr>
+          <w:cantSplit/>
+        </w:trPr>
+        <w:tc>
+          <w:tcPr>
+            <w:tcW w:type="dxa" w:w="2041"/>
+          </w:tcPr>
+          <w:p>
+            <w:pPr>
+              <w:keepNext/>
+              <w:spacing w:after="20" w:before="20"/>
+            </w:pPr>
+            <w:r/>
+            <w:r>
+              <w:rPr>
+                <w:sz w:val="18"/>
+              </w:rPr>
+              <w:t>Büro 2 (Ankermieter)</w:t>
+            </w:r>
+          </w:p>
+        </w:tc>
+        <w:tc>
+          <w:tcPr>
+            <w:tcW w:type="dxa" w:w="1134"/>
+          </w:tcPr>
+          <w:p>
+            <w:pPr>
+              <w:keepNext/>
+              <w:spacing w:after="20" w:before="20"/>
+            </w:pPr>
+            <w:r/>
+            <w:r>
+              <w:rPr>
+                <w:sz w:val="18"/>
+              </w:rPr>
+              <w:t>1. OG</w:t>
+            </w:r>
+          </w:p>
+        </w:tc>
+        <w:tc>
+          <w:tcPr>
+            <w:tcW w:type="dxa" w:w="1361"/>
+          </w:tcPr>
+          <w:p>
+            <w:pPr>
+              <w:keepNext/>
+              <w:spacing w:after="20" w:before="20"/>
+              <w:jc w:val="right"/>
+            </w:pPr>
+            <w:r/>
+            <w:r>
+              <w:rPr>
+                <w:sz w:val="18"/>
+              </w:rPr>
+              <w:t>65,0 m²</w:t>
+            </w:r>
+          </w:p>
+        </w:tc>
+        <w:tc>
+          <w:tcPr>
+            <w:tcW w:type="dxa" w:w="1361"/>
+          </w:tcPr>
+          <w:p>
+            <w:pPr>
+              <w:keepNext/>
+              <w:spacing w:after="20" w:before="20"/>
+              <w:jc w:val="right"/>
+            </w:pPr>
+            <w:r/>
+            <w:r>
+              <w:rPr>
+                <w:sz w:val="18"/>
+              </w:rPr>
+              <w:t>10,00 €</w:t>
+            </w:r>
+          </w:p>
+        </w:tc>
+        <w:tc>
+          <w:tcPr>
+            <w:tcW w:type="dxa" w:w="1814"/>
+          </w:tcPr>
+          <w:p>
+            <w:pPr>
+              <w:keepNext/>
+              <w:spacing w:after="20" w:before="20"/>
+              <w:jc w:val="right"/>
+            </w:pPr>
+            <w:r/>
+            <w:r>
+              <w:rPr>
+                <w:sz w:val="18"/>
+              </w:rPr>
+              <w:t>650 €</w:t>
+            </w:r>
+          </w:p>
+        </w:tc>
+        <w:tc>
+          <w:tcPr>
+            <w:tcW w:type="dxa" w:w="1701"/>
+          </w:tcPr>
+          <w:p>
+            <w:pPr>
+              <w:keepNext/>
+              <w:spacing w:after="20" w:before="20"/>
+              <w:jc w:val="right"/>
+            </w:pPr>
+            <w:r/>
+            <w:r>
+              <w:rPr>
+                <w:sz w:val="18"/>
+              </w:rPr>
+              <w:t>7.800 €</w:t>
+            </w:r>
+          </w:p>
+        </w:tc>
+      </w:tr>
+      <w:tr>
+        <w:trPr>
+          <w:cantSplit/>
+        </w:trPr>
+        <w:tc>
+          <w:tcPr>
+            <w:tcW w:type="dxa" w:w="2041"/>
             <w:shd w:val="clear" w:color="auto" w:fill="E3E8E5"/>
           </w:tcPr>
           <w:p>
@@ -3369,7 +3618,7 @@
                 <w:b/>
                 <w:sz w:val="18"/>
               </w:rPr>
-              <w:t>13.623 €</w:t>
+              <w:t>14.021 €</w:t>
             </w:r>
           </w:p>
         </w:tc>
@@ -3389,7 +3638,7 @@
                 <w:b/>
                 <w:sz w:val="18"/>
               </w:rPr>
-              <w:t>163.475 €</w:t>
+              <w:t>168.247 €</w:t>
             </w:r>
           </w:p>
         </w:tc>
@@ -3416,7 +3665,7 @@
         <w:pStyle w:val="Heading1"/>
       </w:pPr>
       <w:r>
-        <w:t>4  Gastro-Konzept</w:t>
+        <w:t>4  Gewerbeflächen: große Gastro und zwei Ankermieter</w:t>
       </w:r>
     </w:p>
     <w:p>
@@ -3425,7 +3674,1126 @@
           <w:b w:val="0"/>
           <w:i w:val="0"/>
         </w:rPr>
-        <w:t>Die Gastro nutzt das ganze Erdgeschoss (ca. 460 m²) als Bar-Restaurant für den ganzen Tag: Frühstück und Brunch am Wochenende, Mittagstisch für Beschäftigte aus Rathaus und Umgebung, Abendrestaurant mit regionaler, moderner Küche, Bar mit Theke und ein Séparée (abgetrennter Raum) mit 20 Plätzen für Feiern. Die Gestaltung folgt dem Referenzbild des Bauherrn: olivgrüne Vertäfelung, Cognac-Samtbanketten, Eiche, anthrazitfarbene Theke, Stahl-Glas-Trennwand und warmes Licht.</w:t>
+        <w:t>Die Grundfläche wurde auf das zulässige Maximum von 576 m² (GRZ 0,6 × 960 m²) vergrößert. Das Erdgeschoss gehört vollständig der Gastro, abzüglich Treppenhaus, Aufzug und Eingängen (66 m²) bleiben 510 m². Die Größe ist aus dem Platzbedarf abgeleitet: 160 Plätze im Gastraum und 30 im Séparée brauchen mit Bar, Küche, Lager, WC und Eingang genau diese Fläche. Das sind 2,7 m² je Platz (Richtwert 2,5 bis 3 m²).</w:t>
+      </w:r>
+    </w:p>
+    <w:tbl>
+      <w:tblPr>
+        <w:tblW w:type="auto" w:w="0"/>
+        <w:jc w:val="center"/>
+        <w:tblLayout w:type="fixed"/>
+        <w:tblLook w:firstColumn="1" w:firstRow="1" w:lastColumn="0" w:lastRow="0" w:noHBand="0" w:noVBand="1" w:val="04A0"/>
+        <w:tblBorders>
+          <w:top w:val="single" w:sz="4" w:color="D0D0D0"/>
+          <w:left w:val="single" w:sz="4" w:color="D0D0D0"/>
+          <w:bottom w:val="single" w:sz="4" w:color="D0D0D0"/>
+          <w:right w:val="single" w:sz="4" w:color="D0D0D0"/>
+          <w:insideH w:val="single" w:sz="4" w:color="D0D0D0"/>
+          <w:insideV w:val="single" w:sz="4" w:color="D0D0D0"/>
+        </w:tblBorders>
+        <w:tblLayout w:type="fixed"/>
+      </w:tblPr>
+      <w:tblGrid>
+        <w:gridCol w:w="5102"/>
+        <w:gridCol w:w="2154"/>
+        <w:gridCol w:w="2154"/>
+      </w:tblGrid>
+      <w:tr>
+        <w:trPr>
+          <w:cantSplit/>
+        </w:trPr>
+        <w:tc>
+          <w:tcPr>
+            <w:tcW w:type="dxa" w:w="5102"/>
+            <w:shd w:val="clear" w:color="auto" w:fill="2F4A3E"/>
+          </w:tcPr>
+          <w:p>
+            <w:pPr>
+              <w:keepNext/>
+              <w:spacing w:after="20" w:before="20"/>
+            </w:pPr>
+            <w:r/>
+            <w:r>
+              <w:rPr>
+                <w:b/>
+                <w:color w:val="FFFFFF"/>
+                <w:sz w:val="18"/>
+              </w:rPr>
+              <w:t>Gastro-Flächenbedarf</w:t>
+            </w:r>
+          </w:p>
+        </w:tc>
+        <w:tc>
+          <w:tcPr>
+            <w:tcW w:type="dxa" w:w="2154"/>
+            <w:shd w:val="clear" w:color="auto" w:fill="2F4A3E"/>
+          </w:tcPr>
+          <w:p>
+            <w:pPr>
+              <w:keepNext/>
+              <w:spacing w:after="20" w:before="20"/>
+              <w:jc w:val="right"/>
+            </w:pPr>
+            <w:r/>
+            <w:r>
+              <w:rPr>
+                <w:b/>
+                <w:color w:val="FFFFFF"/>
+                <w:sz w:val="18"/>
+              </w:rPr>
+              <w:t>Menge</w:t>
+            </w:r>
+          </w:p>
+        </w:tc>
+        <w:tc>
+          <w:tcPr>
+            <w:tcW w:type="dxa" w:w="2154"/>
+            <w:shd w:val="clear" w:color="auto" w:fill="2F4A3E"/>
+          </w:tcPr>
+          <w:p>
+            <w:pPr>
+              <w:keepNext/>
+              <w:spacing w:after="20" w:before="20"/>
+              <w:jc w:val="right"/>
+            </w:pPr>
+            <w:r/>
+            <w:r>
+              <w:rPr>
+                <w:b/>
+                <w:color w:val="FFFFFF"/>
+                <w:sz w:val="18"/>
+              </w:rPr>
+              <w:t>Fläche</w:t>
+            </w:r>
+          </w:p>
+        </w:tc>
+      </w:tr>
+      <w:tr>
+        <w:trPr>
+          <w:cantSplit/>
+        </w:trPr>
+        <w:tc>
+          <w:tcPr>
+            <w:tcW w:type="dxa" w:w="5102"/>
+          </w:tcPr>
+          <w:p>
+            <w:pPr>
+              <w:keepNext/>
+              <w:spacing w:after="20" w:before="20"/>
+            </w:pPr>
+            <w:r/>
+            <w:r>
+              <w:rPr>
+                <w:sz w:val="18"/>
+              </w:rPr>
+              <w:t>Gastraum inkl. Lounge</w:t>
+            </w:r>
+          </w:p>
+        </w:tc>
+        <w:tc>
+          <w:tcPr>
+            <w:tcW w:type="dxa" w:w="2154"/>
+          </w:tcPr>
+          <w:p>
+            <w:pPr>
+              <w:keepNext/>
+              <w:spacing w:after="20" w:before="20"/>
+              <w:jc w:val="right"/>
+            </w:pPr>
+            <w:r/>
+            <w:r>
+              <w:rPr>
+                <w:sz w:val="18"/>
+              </w:rPr>
+              <w:t>160 Plätze</w:t>
+            </w:r>
+          </w:p>
+        </w:tc>
+        <w:tc>
+          <w:tcPr>
+            <w:tcW w:type="dxa" w:w="2154"/>
+          </w:tcPr>
+          <w:p>
+            <w:pPr>
+              <w:keepNext/>
+              <w:spacing w:after="20" w:before="20"/>
+              <w:jc w:val="right"/>
+            </w:pPr>
+            <w:r/>
+            <w:r>
+              <w:rPr>
+                <w:sz w:val="18"/>
+              </w:rPr>
+              <w:t>304 m²</w:t>
+            </w:r>
+          </w:p>
+        </w:tc>
+      </w:tr>
+      <w:tr>
+        <w:trPr>
+          <w:cantSplit/>
+        </w:trPr>
+        <w:tc>
+          <w:tcPr>
+            <w:tcW w:type="dxa" w:w="5102"/>
+          </w:tcPr>
+          <w:p>
+            <w:pPr>
+              <w:keepNext/>
+              <w:spacing w:after="20" w:before="20"/>
+            </w:pPr>
+            <w:r/>
+            <w:r>
+              <w:rPr>
+                <w:sz w:val="18"/>
+              </w:rPr>
+              <w:t>Séparée (Feiern)</w:t>
+            </w:r>
+          </w:p>
+        </w:tc>
+        <w:tc>
+          <w:tcPr>
+            <w:tcW w:type="dxa" w:w="2154"/>
+          </w:tcPr>
+          <w:p>
+            <w:pPr>
+              <w:keepNext/>
+              <w:spacing w:after="20" w:before="20"/>
+              <w:jc w:val="right"/>
+            </w:pPr>
+            <w:r/>
+            <w:r>
+              <w:rPr>
+                <w:sz w:val="18"/>
+              </w:rPr>
+              <w:t>30 Plätze</w:t>
+            </w:r>
+          </w:p>
+        </w:tc>
+        <w:tc>
+          <w:tcPr>
+            <w:tcW w:type="dxa" w:w="2154"/>
+          </w:tcPr>
+          <w:p>
+            <w:pPr>
+              <w:keepNext/>
+              <w:spacing w:after="20" w:before="20"/>
+              <w:jc w:val="right"/>
+            </w:pPr>
+            <w:r/>
+            <w:r>
+              <w:rPr>
+                <w:sz w:val="18"/>
+              </w:rPr>
+              <w:t>42 m²</w:t>
+            </w:r>
+          </w:p>
+        </w:tc>
+      </w:tr>
+      <w:tr>
+        <w:trPr>
+          <w:cantSplit/>
+        </w:trPr>
+        <w:tc>
+          <w:tcPr>
+            <w:tcW w:type="dxa" w:w="5102"/>
+          </w:tcPr>
+          <w:p>
+            <w:pPr>
+              <w:keepNext/>
+              <w:spacing w:after="20" w:before="20"/>
+            </w:pPr>
+            <w:r/>
+            <w:r>
+              <w:rPr>
+                <w:sz w:val="18"/>
+              </w:rPr>
+              <w:t>Bar und Theken-Zone</w:t>
+            </w:r>
+          </w:p>
+        </w:tc>
+        <w:tc>
+          <w:tcPr>
+            <w:tcW w:type="dxa" w:w="2154"/>
+          </w:tcPr>
+          <w:p>
+            <w:pPr>
+              <w:keepNext/>
+              <w:spacing w:after="20" w:before="20"/>
+              <w:jc w:val="right"/>
+            </w:pPr>
+            <w:r/>
+            <w:r>
+              <w:rPr>
+                <w:sz w:val="18"/>
+              </w:rPr>
+              <w:t>–</w:t>
+            </w:r>
+          </w:p>
+        </w:tc>
+        <w:tc>
+          <w:tcPr>
+            <w:tcW w:type="dxa" w:w="2154"/>
+          </w:tcPr>
+          <w:p>
+            <w:pPr>
+              <w:keepNext/>
+              <w:spacing w:after="20" w:before="20"/>
+              <w:jc w:val="right"/>
+            </w:pPr>
+            <w:r/>
+            <w:r>
+              <w:rPr>
+                <w:sz w:val="18"/>
+              </w:rPr>
+              <w:t>25 m²</w:t>
+            </w:r>
+          </w:p>
+        </w:tc>
+      </w:tr>
+      <w:tr>
+        <w:trPr>
+          <w:cantSplit/>
+        </w:trPr>
+        <w:tc>
+          <w:tcPr>
+            <w:tcW w:type="dxa" w:w="5102"/>
+          </w:tcPr>
+          <w:p>
+            <w:pPr>
+              <w:keepNext/>
+              <w:spacing w:after="20" w:before="20"/>
+            </w:pPr>
+            <w:r/>
+            <w:r>
+              <w:rPr>
+                <w:sz w:val="18"/>
+              </w:rPr>
+              <w:t>Küche mit Spülküche</w:t>
+            </w:r>
+          </w:p>
+        </w:tc>
+        <w:tc>
+          <w:tcPr>
+            <w:tcW w:type="dxa" w:w="2154"/>
+          </w:tcPr>
+          <w:p>
+            <w:pPr>
+              <w:keepNext/>
+              <w:spacing w:after="20" w:before="20"/>
+              <w:jc w:val="right"/>
+            </w:pPr>
+            <w:r/>
+            <w:r>
+              <w:rPr>
+                <w:sz w:val="18"/>
+              </w:rPr>
+              <w:t>–</w:t>
+            </w:r>
+          </w:p>
+        </w:tc>
+        <w:tc>
+          <w:tcPr>
+            <w:tcW w:type="dxa" w:w="2154"/>
+          </w:tcPr>
+          <w:p>
+            <w:pPr>
+              <w:keepNext/>
+              <w:spacing w:after="20" w:before="20"/>
+              <w:jc w:val="right"/>
+            </w:pPr>
+            <w:r/>
+            <w:r>
+              <w:rPr>
+                <w:sz w:val="18"/>
+              </w:rPr>
+              <w:t>55 m²</w:t>
+            </w:r>
+          </w:p>
+        </w:tc>
+      </w:tr>
+      <w:tr>
+        <w:trPr>
+          <w:cantSplit/>
+        </w:trPr>
+        <w:tc>
+          <w:tcPr>
+            <w:tcW w:type="dxa" w:w="5102"/>
+          </w:tcPr>
+          <w:p>
+            <w:pPr>
+              <w:keepNext/>
+              <w:spacing w:after="20" w:before="20"/>
+            </w:pPr>
+            <w:r/>
+            <w:r>
+              <w:rPr>
+                <w:sz w:val="18"/>
+              </w:rPr>
+              <w:t>Lager, Kühlung, Anlieferung</w:t>
+            </w:r>
+          </w:p>
+        </w:tc>
+        <w:tc>
+          <w:tcPr>
+            <w:tcW w:type="dxa" w:w="2154"/>
+          </w:tcPr>
+          <w:p>
+            <w:pPr>
+              <w:keepNext/>
+              <w:spacing w:after="20" w:before="20"/>
+              <w:jc w:val="right"/>
+            </w:pPr>
+            <w:r/>
+            <w:r>
+              <w:rPr>
+                <w:sz w:val="18"/>
+              </w:rPr>
+              <w:t>–</w:t>
+            </w:r>
+          </w:p>
+        </w:tc>
+        <w:tc>
+          <w:tcPr>
+            <w:tcW w:type="dxa" w:w="2154"/>
+          </w:tcPr>
+          <w:p>
+            <w:pPr>
+              <w:keepNext/>
+              <w:spacing w:after="20" w:before="20"/>
+              <w:jc w:val="right"/>
+            </w:pPr>
+            <w:r/>
+            <w:r>
+              <w:rPr>
+                <w:sz w:val="18"/>
+              </w:rPr>
+              <w:t>25 m²</w:t>
+            </w:r>
+          </w:p>
+        </w:tc>
+      </w:tr>
+      <w:tr>
+        <w:trPr>
+          <w:cantSplit/>
+        </w:trPr>
+        <w:tc>
+          <w:tcPr>
+            <w:tcW w:type="dxa" w:w="5102"/>
+          </w:tcPr>
+          <w:p>
+            <w:pPr>
+              <w:keepNext/>
+              <w:spacing w:after="20" w:before="20"/>
+            </w:pPr>
+            <w:r/>
+            <w:r>
+              <w:rPr>
+                <w:sz w:val="18"/>
+              </w:rPr>
+              <w:t>WC (Herren, Damen, barrierefrei)</w:t>
+            </w:r>
+          </w:p>
+        </w:tc>
+        <w:tc>
+          <w:tcPr>
+            <w:tcW w:type="dxa" w:w="2154"/>
+          </w:tcPr>
+          <w:p>
+            <w:pPr>
+              <w:keepNext/>
+              <w:spacing w:after="20" w:before="20"/>
+              <w:jc w:val="right"/>
+            </w:pPr>
+            <w:r/>
+            <w:r>
+              <w:rPr>
+                <w:sz w:val="18"/>
+              </w:rPr>
+              <w:t>–</w:t>
+            </w:r>
+          </w:p>
+        </w:tc>
+        <w:tc>
+          <w:tcPr>
+            <w:tcW w:type="dxa" w:w="2154"/>
+          </w:tcPr>
+          <w:p>
+            <w:pPr>
+              <w:keepNext/>
+              <w:spacing w:after="20" w:before="20"/>
+              <w:jc w:val="right"/>
+            </w:pPr>
+            <w:r/>
+            <w:r>
+              <w:rPr>
+                <w:sz w:val="18"/>
+              </w:rPr>
+              <w:t>22 m²</w:t>
+            </w:r>
+          </w:p>
+        </w:tc>
+      </w:tr>
+      <w:tr>
+        <w:trPr>
+          <w:cantSplit/>
+        </w:trPr>
+        <w:tc>
+          <w:tcPr>
+            <w:tcW w:type="dxa" w:w="5102"/>
+          </w:tcPr>
+          <w:p>
+            <w:pPr>
+              <w:keepNext/>
+              <w:spacing w:after="20" w:before="20"/>
+            </w:pPr>
+            <w:r/>
+            <w:r>
+              <w:rPr>
+                <w:sz w:val="18"/>
+              </w:rPr>
+              <w:t>Eingang, Garderobe, Flure, Technik</w:t>
+            </w:r>
+          </w:p>
+        </w:tc>
+        <w:tc>
+          <w:tcPr>
+            <w:tcW w:type="dxa" w:w="2154"/>
+          </w:tcPr>
+          <w:p>
+            <w:pPr>
+              <w:keepNext/>
+              <w:spacing w:after="20" w:before="20"/>
+              <w:jc w:val="right"/>
+            </w:pPr>
+            <w:r/>
+            <w:r>
+              <w:rPr>
+                <w:sz w:val="18"/>
+              </w:rPr>
+              <w:t>–</w:t>
+            </w:r>
+          </w:p>
+        </w:tc>
+        <w:tc>
+          <w:tcPr>
+            <w:tcW w:type="dxa" w:w="2154"/>
+          </w:tcPr>
+          <w:p>
+            <w:pPr>
+              <w:keepNext/>
+              <w:spacing w:after="20" w:before="20"/>
+              <w:jc w:val="right"/>
+            </w:pPr>
+            <w:r/>
+            <w:r>
+              <w:rPr>
+                <w:sz w:val="18"/>
+              </w:rPr>
+              <w:t>37 m²</w:t>
+            </w:r>
+          </w:p>
+        </w:tc>
+      </w:tr>
+      <w:tr>
+        <w:trPr>
+          <w:cantSplit/>
+        </w:trPr>
+        <w:tc>
+          <w:tcPr>
+            <w:tcW w:type="dxa" w:w="5102"/>
+            <w:shd w:val="clear" w:color="auto" w:fill="E3E8E5"/>
+          </w:tcPr>
+          <w:p>
+            <w:pPr>
+              <w:spacing w:after="20" w:before="20"/>
+            </w:pPr>
+            <w:r/>
+            <w:r>
+              <w:rPr>
+                <w:b/>
+                <w:sz w:val="18"/>
+              </w:rPr>
+              <w:t>Gastro gesamt (ca. 190 Plätze)</w:t>
+            </w:r>
+          </w:p>
+        </w:tc>
+        <w:tc>
+          <w:tcPr>
+            <w:tcW w:type="dxa" w:w="2154"/>
+            <w:shd w:val="clear" w:color="auto" w:fill="E3E8E5"/>
+          </w:tcPr>
+          <w:p>
+            <w:pPr>
+              <w:spacing w:after="20" w:before="20"/>
+              <w:jc w:val="right"/>
+            </w:pPr>
+            <w:r/>
+            <w:r>
+              <w:rPr>
+                <w:b/>
+                <w:sz w:val="18"/>
+              </w:rPr>
+            </w:r>
+          </w:p>
+        </w:tc>
+        <w:tc>
+          <w:tcPr>
+            <w:tcW w:type="dxa" w:w="2154"/>
+            <w:shd w:val="clear" w:color="auto" w:fill="E3E8E5"/>
+          </w:tcPr>
+          <w:p>
+            <w:pPr>
+              <w:spacing w:after="20" w:before="20"/>
+              <w:jc w:val="right"/>
+            </w:pPr>
+            <w:r/>
+            <w:r>
+              <w:rPr>
+                <w:b/>
+                <w:sz w:val="18"/>
+              </w:rPr>
+              <w:t>510 m²</w:t>
+            </w:r>
+          </w:p>
+        </w:tc>
+      </w:tr>
+    </w:tbl>
+    <w:p>
+      <w:pPr>
+        <w:spacing w:after="40"/>
+      </w:pPr>
+    </w:p>
+    <w:p>
+      <w:pPr>
+        <w:spacing w:after="80"/>
+      </w:pPr>
+      <w:r>
+        <w:rPr>
+          <w:b w:val="0"/>
+          <w:i w:val="0"/>
+        </w:rPr>
+        <w:t>Der Gastro-Umsatz von 65.000 € im Monat entspricht ca. 4.105 € je Sitzplatz und Jahr. Zum Vergleich: Der Median in Österreich liegt für Betriebe mit weniger als 100 Plätzen bei ca. 12.000 € (Fitness-Check Gastronomie 2026). Die Annahme ist also sehr vorsichtig. Die Pacht von 10 €/m² entspricht 7,8 % vom Umsatz (üblich 6 bis 12 %).</w:t>
+      </w:r>
+    </w:p>
+    <w:p>
+      <w:pPr>
+        <w:spacing w:after="40"/>
+      </w:pPr>
+      <w:r>
+        <w:rPr>
+          <w:b/>
+          <w:i w:val="0"/>
+          <w:color w:val="2F4A3E"/>
+        </w:rPr>
+        <w:t>Ankermieter Büro</w:t>
+      </w:r>
+    </w:p>
+    <w:p>
+      <w:r>
+        <w:rPr>
+          <w:b w:val="0"/>
+          <w:i w:val="0"/>
+        </w:rPr>
+        <w:t>Im 1. Obergeschoss mit Aufzug und eigenem Eingang liegen zwei Büros für langfristige Ankermieter: ein größeres Büro (100 m², Versicherungsgesellschaft oder ähnlicher Mieter mit zentralem Büro) und ein kleineres Büro (65 m², kleiner Makler oder Dienstleister). Beide Mietverträge sollen 10 Jahre fest laufen, mit Indexmiete (Anpassung an die Inflation). Der Vermieter übernimmt einen Grundausbau (Böden, Decken, Elektro) von 150 €/m², der Mieter den Rest.</w:t>
+      </w:r>
+    </w:p>
+    <w:tbl>
+      <w:tblPr>
+        <w:tblW w:type="auto" w:w="0"/>
+        <w:jc w:val="center"/>
+        <w:tblLayout w:type="fixed"/>
+        <w:tblLook w:firstColumn="1" w:firstRow="1" w:lastColumn="0" w:lastRow="0" w:noHBand="0" w:noVBand="1" w:val="04A0"/>
+        <w:tblBorders>
+          <w:top w:val="single" w:sz="4" w:color="D0D0D0"/>
+          <w:left w:val="single" w:sz="4" w:color="D0D0D0"/>
+          <w:bottom w:val="single" w:sz="4" w:color="D0D0D0"/>
+          <w:right w:val="single" w:sz="4" w:color="D0D0D0"/>
+          <w:insideH w:val="single" w:sz="4" w:color="D0D0D0"/>
+          <w:insideV w:val="single" w:sz="4" w:color="D0D0D0"/>
+        </w:tblBorders>
+        <w:tblLayout w:type="fixed"/>
+      </w:tblPr>
+      <w:tblGrid>
+        <w:gridCol w:w="3402"/>
+        <w:gridCol w:w="1247"/>
+        <w:gridCol w:w="1361"/>
+        <w:gridCol w:w="1701"/>
+        <w:gridCol w:w="1701"/>
+      </w:tblGrid>
+      <w:tr>
+        <w:trPr>
+          <w:cantSplit/>
+        </w:trPr>
+        <w:tc>
+          <w:tcPr>
+            <w:tcW w:type="dxa" w:w="3402"/>
+            <w:shd w:val="clear" w:color="auto" w:fill="2F4A3E"/>
+          </w:tcPr>
+          <w:p>
+            <w:pPr>
+              <w:keepNext/>
+              <w:spacing w:after="20" w:before="20"/>
+            </w:pPr>
+            <w:r/>
+            <w:r>
+              <w:rPr>
+                <w:b/>
+                <w:color w:val="FFFFFF"/>
+                <w:sz w:val="18"/>
+              </w:rPr>
+              <w:t>Ankermieter</w:t>
+            </w:r>
+          </w:p>
+        </w:tc>
+        <w:tc>
+          <w:tcPr>
+            <w:tcW w:type="dxa" w:w="1247"/>
+            <w:shd w:val="clear" w:color="auto" w:fill="2F4A3E"/>
+          </w:tcPr>
+          <w:p>
+            <w:pPr>
+              <w:keepNext/>
+              <w:spacing w:after="20" w:before="20"/>
+              <w:jc w:val="right"/>
+            </w:pPr>
+            <w:r/>
+            <w:r>
+              <w:rPr>
+                <w:b/>
+                <w:color w:val="FFFFFF"/>
+                <w:sz w:val="18"/>
+              </w:rPr>
+              <w:t>Fläche</w:t>
+            </w:r>
+          </w:p>
+        </w:tc>
+        <w:tc>
+          <w:tcPr>
+            <w:tcW w:type="dxa" w:w="1361"/>
+            <w:shd w:val="clear" w:color="auto" w:fill="2F4A3E"/>
+          </w:tcPr>
+          <w:p>
+            <w:pPr>
+              <w:keepNext/>
+              <w:spacing w:after="20" w:before="20"/>
+              <w:jc w:val="right"/>
+            </w:pPr>
+            <w:r/>
+            <w:r>
+              <w:rPr>
+                <w:b/>
+                <w:color w:val="FFFFFF"/>
+                <w:sz w:val="18"/>
+              </w:rPr>
+              <w:t>Miete je m²</w:t>
+            </w:r>
+          </w:p>
+        </w:tc>
+        <w:tc>
+          <w:tcPr>
+            <w:tcW w:type="dxa" w:w="1701"/>
+            <w:shd w:val="clear" w:color="auto" w:fill="2F4A3E"/>
+          </w:tcPr>
+          <w:p>
+            <w:pPr>
+              <w:keepNext/>
+              <w:spacing w:after="20" w:before="20"/>
+              <w:jc w:val="right"/>
+            </w:pPr>
+            <w:r/>
+            <w:r>
+              <w:rPr>
+                <w:b/>
+                <w:color w:val="FFFFFF"/>
+                <w:sz w:val="18"/>
+              </w:rPr>
+              <w:t>Miete pro Monat</w:t>
+            </w:r>
+          </w:p>
+        </w:tc>
+        <w:tc>
+          <w:tcPr>
+            <w:tcW w:type="dxa" w:w="1701"/>
+            <w:shd w:val="clear" w:color="auto" w:fill="2F4A3E"/>
+          </w:tcPr>
+          <w:p>
+            <w:pPr>
+              <w:keepNext/>
+              <w:spacing w:after="20" w:before="20"/>
+              <w:jc w:val="right"/>
+            </w:pPr>
+            <w:r/>
+            <w:r>
+              <w:rPr>
+                <w:b/>
+                <w:color w:val="FFFFFF"/>
+                <w:sz w:val="18"/>
+              </w:rPr>
+              <w:t>Miete pro Jahr</w:t>
+            </w:r>
+          </w:p>
+        </w:tc>
+      </w:tr>
+      <w:tr>
+        <w:trPr>
+          <w:cantSplit/>
+        </w:trPr>
+        <w:tc>
+          <w:tcPr>
+            <w:tcW w:type="dxa" w:w="3402"/>
+          </w:tcPr>
+          <w:p>
+            <w:pPr>
+              <w:keepNext/>
+              <w:spacing w:after="20" w:before="20"/>
+            </w:pPr>
+            <w:r/>
+            <w:r>
+              <w:rPr>
+                <w:sz w:val="18"/>
+              </w:rPr>
+              <w:t>Büro 1: Versicherungsgesellschaft o. ä.</w:t>
+            </w:r>
+          </w:p>
+        </w:tc>
+        <w:tc>
+          <w:tcPr>
+            <w:tcW w:type="dxa" w:w="1247"/>
+          </w:tcPr>
+          <w:p>
+            <w:pPr>
+              <w:keepNext/>
+              <w:spacing w:after="20" w:before="20"/>
+              <w:jc w:val="right"/>
+            </w:pPr>
+            <w:r/>
+            <w:r>
+              <w:rPr>
+                <w:sz w:val="18"/>
+              </w:rPr>
+              <w:t>100 m²</w:t>
+            </w:r>
+          </w:p>
+        </w:tc>
+        <w:tc>
+          <w:tcPr>
+            <w:tcW w:type="dxa" w:w="1361"/>
+          </w:tcPr>
+          <w:p>
+            <w:pPr>
+              <w:keepNext/>
+              <w:spacing w:after="20" w:before="20"/>
+              <w:jc w:val="right"/>
+            </w:pPr>
+            <w:r/>
+            <w:r>
+              <w:rPr>
+                <w:sz w:val="18"/>
+              </w:rPr>
+              <w:t>9,50 €</w:t>
+            </w:r>
+          </w:p>
+        </w:tc>
+        <w:tc>
+          <w:tcPr>
+            <w:tcW w:type="dxa" w:w="1701"/>
+          </w:tcPr>
+          <w:p>
+            <w:pPr>
+              <w:keepNext/>
+              <w:spacing w:after="20" w:before="20"/>
+              <w:jc w:val="right"/>
+            </w:pPr>
+            <w:r/>
+            <w:r>
+              <w:rPr>
+                <w:sz w:val="18"/>
+              </w:rPr>
+              <w:t>950 €</w:t>
+            </w:r>
+          </w:p>
+        </w:tc>
+        <w:tc>
+          <w:tcPr>
+            <w:tcW w:type="dxa" w:w="1701"/>
+          </w:tcPr>
+          <w:p>
+            <w:pPr>
+              <w:keepNext/>
+              <w:spacing w:after="20" w:before="20"/>
+              <w:jc w:val="right"/>
+            </w:pPr>
+            <w:r/>
+            <w:r>
+              <w:rPr>
+                <w:sz w:val="18"/>
+              </w:rPr>
+              <w:t>11.400 €</w:t>
+            </w:r>
+          </w:p>
+        </w:tc>
+      </w:tr>
+      <w:tr>
+        <w:trPr>
+          <w:cantSplit/>
+        </w:trPr>
+        <w:tc>
+          <w:tcPr>
+            <w:tcW w:type="dxa" w:w="3402"/>
+          </w:tcPr>
+          <w:p>
+            <w:pPr>
+              <w:keepNext/>
+              <w:spacing w:after="20" w:before="20"/>
+            </w:pPr>
+            <w:r/>
+            <w:r>
+              <w:rPr>
+                <w:sz w:val="18"/>
+              </w:rPr>
+              <w:t>Büro 2: Makler o. ä.</w:t>
+            </w:r>
+          </w:p>
+        </w:tc>
+        <w:tc>
+          <w:tcPr>
+            <w:tcW w:type="dxa" w:w="1247"/>
+          </w:tcPr>
+          <w:p>
+            <w:pPr>
+              <w:keepNext/>
+              <w:spacing w:after="20" w:before="20"/>
+              <w:jc w:val="right"/>
+            </w:pPr>
+            <w:r/>
+            <w:r>
+              <w:rPr>
+                <w:sz w:val="18"/>
+              </w:rPr>
+              <w:t>65 m²</w:t>
+            </w:r>
+          </w:p>
+        </w:tc>
+        <w:tc>
+          <w:tcPr>
+            <w:tcW w:type="dxa" w:w="1361"/>
+          </w:tcPr>
+          <w:p>
+            <w:pPr>
+              <w:keepNext/>
+              <w:spacing w:after="20" w:before="20"/>
+              <w:jc w:val="right"/>
+            </w:pPr>
+            <w:r/>
+            <w:r>
+              <w:rPr>
+                <w:sz w:val="18"/>
+              </w:rPr>
+              <w:t>10,00 €</w:t>
+            </w:r>
+          </w:p>
+        </w:tc>
+        <w:tc>
+          <w:tcPr>
+            <w:tcW w:type="dxa" w:w="1701"/>
+          </w:tcPr>
+          <w:p>
+            <w:pPr>
+              <w:keepNext/>
+              <w:spacing w:after="20" w:before="20"/>
+              <w:jc w:val="right"/>
+            </w:pPr>
+            <w:r/>
+            <w:r>
+              <w:rPr>
+                <w:sz w:val="18"/>
+              </w:rPr>
+              <w:t>650 €</w:t>
+            </w:r>
+          </w:p>
+        </w:tc>
+        <w:tc>
+          <w:tcPr>
+            <w:tcW w:type="dxa" w:w="1701"/>
+          </w:tcPr>
+          <w:p>
+            <w:pPr>
+              <w:keepNext/>
+              <w:spacing w:after="20" w:before="20"/>
+              <w:jc w:val="right"/>
+            </w:pPr>
+            <w:r/>
+            <w:r>
+              <w:rPr>
+                <w:sz w:val="18"/>
+              </w:rPr>
+              <w:t>7.800 €</w:t>
+            </w:r>
+          </w:p>
+        </w:tc>
+      </w:tr>
+      <w:tr>
+        <w:trPr>
+          <w:cantSplit/>
+        </w:trPr>
+        <w:tc>
+          <w:tcPr>
+            <w:tcW w:type="dxa" w:w="3402"/>
+            <w:shd w:val="clear" w:color="auto" w:fill="E3E8E5"/>
+          </w:tcPr>
+          <w:p>
+            <w:pPr>
+              <w:spacing w:after="20" w:before="20"/>
+            </w:pPr>
+            <w:r/>
+            <w:r>
+              <w:rPr>
+                <w:b/>
+                <w:sz w:val="18"/>
+              </w:rPr>
+              <w:t>Summe Büro, 10 Jahre fest</w:t>
+            </w:r>
+          </w:p>
+        </w:tc>
+        <w:tc>
+          <w:tcPr>
+            <w:tcW w:type="dxa" w:w="1247"/>
+            <w:shd w:val="clear" w:color="auto" w:fill="E3E8E5"/>
+          </w:tcPr>
+          <w:p>
+            <w:pPr>
+              <w:spacing w:after="20" w:before="20"/>
+              <w:jc w:val="right"/>
+            </w:pPr>
+            <w:r/>
+            <w:r>
+              <w:rPr>
+                <w:b/>
+                <w:sz w:val="18"/>
+              </w:rPr>
+              <w:t>165 m²</w:t>
+            </w:r>
+          </w:p>
+        </w:tc>
+        <w:tc>
+          <w:tcPr>
+            <w:tcW w:type="dxa" w:w="1361"/>
+            <w:shd w:val="clear" w:color="auto" w:fill="E3E8E5"/>
+          </w:tcPr>
+          <w:p>
+            <w:pPr>
+              <w:spacing w:after="20" w:before="20"/>
+              <w:jc w:val="right"/>
+            </w:pPr>
+            <w:r/>
+            <w:r>
+              <w:rPr>
+                <w:b/>
+                <w:sz w:val="18"/>
+              </w:rPr>
+              <w:t>9,70 €</w:t>
+            </w:r>
+          </w:p>
+        </w:tc>
+        <w:tc>
+          <w:tcPr>
+            <w:tcW w:type="dxa" w:w="1701"/>
+            <w:shd w:val="clear" w:color="auto" w:fill="E3E8E5"/>
+          </w:tcPr>
+          <w:p>
+            <w:pPr>
+              <w:spacing w:after="20" w:before="20"/>
+              <w:jc w:val="right"/>
+            </w:pPr>
+            <w:r/>
+            <w:r>
+              <w:rPr>
+                <w:b/>
+                <w:sz w:val="18"/>
+              </w:rPr>
+              <w:t>1.600 €</w:t>
+            </w:r>
+          </w:p>
+        </w:tc>
+        <w:tc>
+          <w:tcPr>
+            <w:tcW w:type="dxa" w:w="1701"/>
+            <w:shd w:val="clear" w:color="auto" w:fill="E3E8E5"/>
+          </w:tcPr>
+          <w:p>
+            <w:pPr>
+              <w:spacing w:after="20" w:before="20"/>
+              <w:jc w:val="right"/>
+            </w:pPr>
+            <w:r/>
+            <w:r>
+              <w:rPr>
+                <w:b/>
+                <w:sz w:val="18"/>
+              </w:rPr>
+              <w:t>19.200 €</w:t>
+            </w:r>
+          </w:p>
+        </w:tc>
+      </w:tr>
+    </w:tbl>
+    <w:p>
+      <w:pPr>
+        <w:spacing w:after="40"/>
+      </w:pPr>
+    </w:p>
+    <w:p>
+      <w:pPr>
+        <w:pStyle w:val="ListBullet"/>
+        <w:spacing w:after="60"/>
+      </w:pPr>
+      <w:r>
+        <w:t>Die Büros bringen über die Vertragslaufzeit von 10 Jahren zusammen ca. 0,21 Mio. € (mit Indexierung von 2 % pro Jahr) und machen 11 % des Rohertrags aus.</w:t>
+      </w:r>
+    </w:p>
+    <w:p>
+      <w:pPr>
+        <w:pStyle w:val="ListBullet"/>
+        <w:spacing w:after="60"/>
+      </w:pPr>
+      <w:r>
+        <w:t>Sie decken 8 % des Kapitaldienstes. Zusammen mit den Wohnungen decken die langfristigen Mieten 45 %, den Rest tragen Pacht und Gastro-Gewinn.</w:t>
+      </w:r>
+    </w:p>
+    <w:p>
+      <w:pPr>
+        <w:pStyle w:val="ListBullet"/>
+        <w:spacing w:after="60"/>
+      </w:pPr>
+      <w:r>
+        <w:t>Büromieten sind Annahmen (9,50 und 10,00 €/m²), für Werlte liegen keine Büromarktdaten vor. Vorverträge mit den Ankermietern sollten vor Baubeginn vorliegen, sie sind für die Bank ein wichtiger Nachweis.</w:t>
+      </w:r>
+    </w:p>
+    <w:p>
+      <w:pPr>
+        <w:pStyle w:val="ListBullet"/>
+        <w:spacing w:after="60"/>
+      </w:pPr>
+      <w:r>
+        <w:t>Die Büros zählen zum Nichtwohnteil und werden mit der Gastro über das KfW-Programm 299 finanziert.</w:t>
+      </w:r>
+    </w:p>
+    <w:p>
+      <w:pPr>
+        <w:pStyle w:val="Heading1"/>
+      </w:pPr>
+      <w:r>
+        <w:t>5  Gastro-Konzept</w:t>
+      </w:r>
+    </w:p>
+    <w:p>
+      <w:r>
+        <w:rPr>
+          <w:b w:val="0"/>
+          <w:i w:val="0"/>
+        </w:rPr>
+        <w:t>Die Gastro nutzt das ganze Erdgeschoss (ca. 510 m²) als Bar-Restaurant für den ganzen Tag: Frühstück und Brunch am Wochenende, Mittagstisch für Beschäftigte aus Rathaus und Umgebung, Abendrestaurant mit regionaler, moderner Küche, Bar mit Theke und ein Séparée (abgetrennter Raum) mit 30 Plätzen für Feiern. Die Gestaltung folgt dem Referenzbild des Bauherrn: olivgrüne Vertäfelung, Cognac-Samtbanketten, Eiche, anthrazitfarbene Theke, Stahl-Glas-Trennwand und warmes Licht.</w:t>
       </w:r>
     </w:p>
     <w:tbl>
@@ -3531,7 +4899,7 @@
               <w:rPr>
                 <w:sz w:val="18"/>
               </w:rPr>
-              <w:t>ca. 150 innen (130 Gastraum, 20 Séparée), ca. 40 auf der Terrasse, 10 Barhocker</w:t>
+              <w:t>ca. 190 innen (160 Gastraum, 30 Séparée), ca. 60 auf der Terrasse, 12 Barhocker</w:t>
             </w:r>
           </w:p>
         </w:tc>
@@ -3613,7 +4981,7 @@
               <w:rPr>
                 <w:sz w:val="18"/>
               </w:rPr>
-              <w:t>50.000 € pro Monat (netto), vorsichtig für 460 m² und ca. 150 Plätze</w:t>
+              <w:t>65.000 € pro Monat (netto), ca. 4.100 € je Sitzplatz und Jahr, vorsichtig</w:t>
             </w:r>
           </w:p>
         </w:tc>
@@ -3695,7 +5063,7 @@
               <w:rPr>
                 <w:sz w:val="18"/>
               </w:rPr>
-              <w:t>12 €/m², 5.520 € pro Monat</w:t>
+              <w:t>10 €/m², 5.100 € pro Monat (ca. 8 % vom Umsatz)</w:t>
             </w:r>
           </w:p>
         </w:tc>
@@ -3734,7 +5102,7 @@
               <w:rPr>
                 <w:sz w:val="18"/>
               </w:rPr>
-              <w:t>150.000 € (Annahme des Bauherrn, für diese Fläche knapp, Angebote nötig)</w:t>
+              <w:t>190.000 € (1.000 € je Platz nach dem Budget des Bauherrn, Angebote nötig), dazu Büro-Ausbau 150 €/m²</w:t>
             </w:r>
           </w:p>
         </w:tc>
@@ -3854,7 +5222,7 @@
               <w:rPr>
                 <w:sz w:val="18"/>
               </w:rPr>
-              <w:t>30.000 €</w:t>
+              <w:t>40.000 €</w:t>
             </w:r>
           </w:p>
         </w:tc>
@@ -3873,7 +5241,7 @@
               <w:rPr>
                 <w:sz w:val="18"/>
               </w:rPr>
-              <w:t>9.150 €</w:t>
+              <w:t>12.200 €</w:t>
             </w:r>
           </w:p>
         </w:tc>
@@ -3892,7 +5260,7 @@
               <w:rPr>
                 <w:sz w:val="18"/>
               </w:rPr>
-              <w:t>+3.630 €</w:t>
+              <w:t>+7.100 €</w:t>
             </w:r>
           </w:p>
         </w:tc>
@@ -3915,7 +5283,7 @@
               <w:rPr>
                 <w:sz w:val="18"/>
               </w:rPr>
-              <w:t>40.000 €</w:t>
+              <w:t>50.000 €</w:t>
             </w:r>
           </w:p>
         </w:tc>
@@ -3934,7 +5302,7 @@
               <w:rPr>
                 <w:sz w:val="18"/>
               </w:rPr>
-              <w:t>12.200 €</w:t>
+              <w:t>15.250 €</w:t>
             </w:r>
           </w:p>
         </w:tc>
@@ -3953,7 +5321,7 @@
               <w:rPr>
                 <w:sz w:val="18"/>
               </w:rPr>
-              <w:t>+6.680 €</w:t>
+              <w:t>+10.150 €</w:t>
             </w:r>
           </w:p>
         </w:tc>
@@ -3978,7 +5346,7 @@
                 <w:b/>
                 <w:sz w:val="18"/>
               </w:rPr>
-              <w:t>50.000 €</w:t>
+              <w:t>65.000 €</w:t>
             </w:r>
           </w:p>
         </w:tc>
@@ -3999,7 +5367,7 @@
                 <w:b/>
                 <w:sz w:val="18"/>
               </w:rPr>
-              <w:t>15.250 €</w:t>
+              <w:t>19.825 €</w:t>
             </w:r>
           </w:p>
         </w:tc>
@@ -4020,7 +5388,7 @@
                 <w:b/>
                 <w:sz w:val="18"/>
               </w:rPr>
-              <w:t>+9.730 €</w:t>
+              <w:t>+14.725 €</w:t>
             </w:r>
           </w:p>
         </w:tc>
@@ -4043,7 +5411,7 @@
               <w:rPr>
                 <w:sz w:val="18"/>
               </w:rPr>
-              <w:t>60.000 €</w:t>
+              <w:t>80.000 €</w:t>
             </w:r>
           </w:p>
         </w:tc>
@@ -4062,7 +5430,7 @@
               <w:rPr>
                 <w:sz w:val="18"/>
               </w:rPr>
-              <w:t>18.300 €</w:t>
+              <w:t>24.400 €</w:t>
             </w:r>
           </w:p>
         </w:tc>
@@ -4081,7 +5449,7 @@
               <w:rPr>
                 <w:sz w:val="18"/>
               </w:rPr>
-              <w:t>+12.780 €</w:t>
+              <w:t>+19.300 €</w:t>
             </w:r>
           </w:p>
         </w:tc>
@@ -4103,7 +5471,7 @@
               <w:rPr>
                 <w:sz w:val="18"/>
               </w:rPr>
-              <w:t>70.000 €</w:t>
+              <w:t>90.000 €</w:t>
             </w:r>
           </w:p>
         </w:tc>
@@ -4121,7 +5489,7 @@
               <w:rPr>
                 <w:sz w:val="18"/>
               </w:rPr>
-              <w:t>21.350 €</w:t>
+              <w:t>27.450 €</w:t>
             </w:r>
           </w:p>
         </w:tc>
@@ -4139,7 +5507,7 @@
               <w:rPr>
                 <w:sz w:val="18"/>
               </w:rPr>
-              <w:t>+15.830 €</w:t>
+              <w:t>+22.350 €</w:t>
             </w:r>
           </w:p>
         </w:tc>
@@ -4159,7 +5527,7 @@
           <w:b w:val="0"/>
           <w:i w:val="0"/>
         </w:rPr>
-        <w:t>Der Gastro-Betrieb deckt seine Pacht ab ca. 18.100 € Umsatz im Monat. Der Lohn des Bauherrn ist nicht gerechnet. Ausführliche Gestaltung, Grundriss, Speisekarte und Personalplan stehen im Gastro-Konzept.</w:t>
+        <w:t>Der Gastro-Betrieb deckt seine Pacht ab ca. 16.700 € Umsatz im Monat. Der Lohn des Bauherrn ist nicht gerechnet. Ausführliche Gestaltung, Grundriss, Speisekarte und Personalplan stehen im Gastro-Konzept.</w:t>
       </w:r>
     </w:p>
     <w:p>
@@ -4167,7 +5535,7 @@
         <w:pStyle w:val="Heading1"/>
       </w:pPr>
       <w:r>
-        <w:t>5  Kosten</w:t>
+        <w:t>6  Kosten</w:t>
       </w:r>
     </w:p>
     <w:tbl>
@@ -4357,7 +5725,7 @@
               <w:rPr>
                 <w:sz w:val="18"/>
               </w:rPr>
-              <w:t>5,3 %</w:t>
+              <w:t>4,9 %</w:t>
             </w:r>
           </w:p>
         </w:tc>
@@ -4398,7 +5766,7 @@
               <w:rPr>
                 <w:sz w:val="18"/>
               </w:rPr>
-              <w:t>1.540 m² × 2.200 €</w:t>
+              <w:t>1.650 m² × 2.200 €</w:t>
             </w:r>
           </w:p>
         </w:tc>
@@ -4417,7 +5785,7 @@
               <w:rPr>
                 <w:sz w:val="18"/>
               </w:rPr>
-              <w:t>3.388.000 €</w:t>
+              <w:t>3.630.000 €</w:t>
             </w:r>
           </w:p>
         </w:tc>
@@ -4436,7 +5804,7 @@
               <w:rPr>
                 <w:sz w:val="18"/>
               </w:rPr>
-              <w:t>75,4 %</w:t>
+              <w:t>74,9 %</w:t>
             </w:r>
           </w:p>
         </w:tc>
@@ -4477,7 +5845,7 @@
               <w:rPr>
                 <w:sz w:val="18"/>
               </w:rPr>
-              <w:t>460 m² × 400 €</w:t>
+              <w:t>498 m² × 400 €</w:t>
             </w:r>
           </w:p>
         </w:tc>
@@ -4496,7 +5864,7 @@
               <w:rPr>
                 <w:sz w:val="18"/>
               </w:rPr>
-              <w:t>−184.000 €</w:t>
+              <w:t>−199.200 €</w:t>
             </w:r>
           </w:p>
         </w:tc>
@@ -4556,7 +5924,7 @@
               <w:rPr>
                 <w:sz w:val="18"/>
               </w:rPr>
-              <w:t>72 m² × 450 €</w:t>
+              <w:t>77 m² × 450 €</w:t>
             </w:r>
           </w:p>
         </w:tc>
@@ -4575,7 +5943,7 @@
               <w:rPr>
                 <w:sz w:val="18"/>
               </w:rPr>
-              <w:t>32.400 €</w:t>
+              <w:t>34.650 €</w:t>
             </w:r>
           </w:p>
         </w:tc>
@@ -4654,7 +6022,7 @@
               <w:rPr>
                 <w:sz w:val="18"/>
               </w:rPr>
-              <w:t>485.460 €</w:t>
+              <w:t>519.818 €</w:t>
             </w:r>
           </w:p>
         </w:tc>
@@ -4673,7 +6041,7 @@
               <w:rPr>
                 <w:sz w:val="18"/>
               </w:rPr>
-              <w:t>10,8 %</w:t>
+              <w:t>10,7 %</w:t>
             </w:r>
           </w:p>
         </w:tc>
@@ -4733,7 +6101,7 @@
               <w:rPr>
                 <w:sz w:val="18"/>
               </w:rPr>
-              <w:t>111.656 €</w:t>
+              <w:t>119.558 €</w:t>
             </w:r>
           </w:p>
         </w:tc>
@@ -4775,7 +6143,7 @@
               <w:rPr>
                 <w:sz w:val="18"/>
               </w:rPr>
-              <w:t>Gastro-Ausbau</w:t>
+              <w:t>Ausbau Gastro und Büros</w:t>
             </w:r>
           </w:p>
         </w:tc>
@@ -4793,7 +6161,7 @@
               <w:rPr>
                 <w:sz w:val="18"/>
               </w:rPr>
-              <w:t>Annahme Bauherr</w:t>
+              <w:t>190.000 € + Büros 150 €/m²</w:t>
             </w:r>
           </w:p>
         </w:tc>
@@ -4812,7 +6180,7 @@
               <w:rPr>
                 <w:sz w:val="18"/>
               </w:rPr>
-              <w:t>150.000 €</w:t>
+              <w:t>214.750 €</w:t>
             </w:r>
           </w:p>
         </w:tc>
@@ -4831,7 +6199,7 @@
               <w:rPr>
                 <w:sz w:val="18"/>
               </w:rPr>
-              <w:t>3,3 %</w:t>
+              <w:t>4,4 %</w:t>
             </w:r>
           </w:p>
         </w:tc>
@@ -4891,7 +6259,7 @@
               <w:rPr>
                 <w:sz w:val="18"/>
               </w:rPr>
-              <w:t>271.066 €</w:t>
+              <w:t>289.674 €</w:t>
             </w:r>
           </w:p>
         </w:tc>
@@ -4972,7 +6340,7 @@
                 <w:b/>
                 <w:sz w:val="18"/>
               </w:rPr>
-              <w:t>4.490.838 €</w:t>
+              <w:t>4.845.506 €</w:t>
             </w:r>
           </w:p>
         </w:tc>
@@ -5011,7 +6379,7 @@
           <w:color w:val="5B6770"/>
           <w:sz w:val="18"/>
         </w:rPr>
-        <w:t>Das entspricht 2.916 € je m² BGF. Baukosten von 2.200 €/m² (Bekanntenpreis des Bauherrn) und die Baunebenkosten sind durch Angebote von Bauunternehmen und Zimmerei zu belegen. QNG steht für das Qualitätssiegel Nachhaltiges Gebäude.</w:t>
+        <w:t>Das entspricht 2.937 € je m² BGF. Baukosten von 2.200 €/m² (Bekanntenpreis des Bauherrn) und die Baunebenkosten sind durch Angebote von Bauunternehmen und Zimmerei zu belegen. QNG steht für das Qualitätssiegel Nachhaltiges Gebäude.</w:t>
       </w:r>
     </w:p>
     <w:p>
@@ -5019,7 +6387,7 @@
         <w:pStyle w:val="Heading1"/>
       </w:pPr>
       <w:r>
-        <w:t>6  Finanzierung mit KfW-Krediten</w:t>
+        <w:t>7  Finanzierung mit KfW-Krediten</w:t>
       </w:r>
     </w:p>
     <w:p>
@@ -5396,7 +6764,7 @@
               <w:rPr>
                 <w:sz w:val="18"/>
               </w:rPr>
-              <w:t>Gastro (Nichtwohngebäude)</w:t>
+              <w:t>Gastro und Büros (Nichtwohngebäude)</w:t>
             </w:r>
           </w:p>
         </w:tc>
@@ -5433,7 +6801,7 @@
               <w:rPr>
                 <w:sz w:val="18"/>
               </w:rPr>
-              <w:t>782.000 €</w:t>
+              <w:t>1.147.500 €</w:t>
             </w:r>
           </w:p>
         </w:tc>
@@ -5530,7 +6898,7 @@
               <w:rPr>
                 <w:sz w:val="18"/>
               </w:rPr>
-              <w:t>2.508.838 €</w:t>
+              <w:t>2.498.006 €</w:t>
             </w:r>
           </w:p>
         </w:tc>
@@ -5629,7 +6997,7 @@
                 <w:b/>
                 <w:sz w:val="18"/>
               </w:rPr>
-              <w:t>4.490.838 €</w:t>
+              <w:t>4.845.506 €</w:t>
             </w:r>
           </w:p>
         </w:tc>
@@ -5649,7 +7017,7 @@
                 <w:b/>
                 <w:sz w:val="18"/>
               </w:rPr>
-              <w:t>3,43 %</w:t>
+              <w:t>3,39 %</w:t>
             </w:r>
           </w:p>
         </w:tc>
@@ -5737,7 +7105,7 @@
           <w:b w:val="0"/>
           <w:i w:val="0"/>
         </w:rPr>
-        <w:t>Das Grundstück wird zu Beginn bezahlt, die Baukosten fließen über 15 Monate. Danach folgen 12 Monate tilgungsfreie Anlaufzeit, in der nur Zinsen anfallen und von der Hausbank mitfinanziert werden (mit der Bank zu verhandeln). Zinsen und Bereitstellungsgebühr (3 % p. a. ab Monat 7 auf die noch nicht abgerufene Bausumme) betragen in dieser Zeit 271.066 €. Zu Beginn der Rückzahlung stehen 4.490.838 € Darlehen.</w:t>
+        <w:t>Das Grundstück wird zu Beginn bezahlt, die Baukosten fließen über 15 Monate. Danach folgen 12 Monate tilgungsfreie Anlaufzeit, in der nur Zinsen anfallen und von der Hausbank mitfinanziert werden (mit der Bank zu verhandeln). Zinsen und Bereitstellungsgebühr (3 % p. a. ab Monat 7 auf die noch nicht abgerufene Bausumme) betragen in dieser Zeit 289.674 €. Zu Beginn der Rückzahlung stehen 4.845.506 € Darlehen.</w:t>
       </w:r>
     </w:p>
     <w:p>
@@ -5745,7 +7113,7 @@
         <w:pStyle w:val="Heading1"/>
       </w:pPr>
       <w:r>
-        <w:t>7  Abzahlungsplan</w:t>
+        <w:t>8  Abzahlungsplan</w:t>
       </w:r>
     </w:p>
     <w:p>
@@ -6072,7 +7440,7 @@
               <w:rPr>
                 <w:sz w:val="18"/>
               </w:rPr>
-              <w:t>782.000 €</w:t>
+              <w:t>1.147.500 €</w:t>
             </w:r>
           </w:p>
         </w:tc>
@@ -6129,7 +7497,7 @@
               <w:rPr>
                 <w:sz w:val="18"/>
               </w:rPr>
-              <w:t>2.607 €</w:t>
+              <w:t>3.825 €</w:t>
             </w:r>
           </w:p>
         </w:tc>
@@ -6148,7 +7516,7 @@
               <w:rPr>
                 <w:sz w:val="18"/>
               </w:rPr>
-              <w:t>31.280 €</w:t>
+              <w:t>45.900 €</w:t>
             </w:r>
           </w:p>
         </w:tc>
@@ -6190,7 +7558,7 @@
               <w:rPr>
                 <w:sz w:val="18"/>
               </w:rPr>
-              <w:t>2.508.838 €</w:t>
+              <w:t>2.498.006 €</w:t>
             </w:r>
           </w:p>
         </w:tc>
@@ -6247,7 +7615,7 @@
               <w:rPr>
                 <w:sz w:val="18"/>
               </w:rPr>
-              <w:t>10.453 €</w:t>
+              <w:t>10.408 €</w:t>
             </w:r>
           </w:p>
         </w:tc>
@@ -6266,7 +7634,7 @@
               <w:rPr>
                 <w:sz w:val="18"/>
               </w:rPr>
-              <w:t>125.442 €</w:t>
+              <w:t>124.900 €</w:t>
             </w:r>
           </w:p>
         </w:tc>
@@ -6310,7 +7678,7 @@
                 <w:b/>
                 <w:sz w:val="18"/>
               </w:rPr>
-              <w:t>4.490.838 €</w:t>
+              <w:t>4.845.506 €</w:t>
             </w:r>
           </w:p>
         </w:tc>
@@ -6330,7 +7698,7 @@
                 <w:b/>
                 <w:sz w:val="18"/>
               </w:rPr>
-              <w:t>3,43 %</w:t>
+              <w:t>3,39 %</w:t>
             </w:r>
           </w:p>
         </w:tc>
@@ -6369,7 +7737,7 @@
                 <w:b/>
                 <w:sz w:val="18"/>
               </w:rPr>
-              <w:t>16.560 €</w:t>
+              <w:t>17.733 €</w:t>
             </w:r>
           </w:p>
         </w:tc>
@@ -6389,7 +7757,7 @@
                 <w:b/>
                 <w:sz w:val="18"/>
               </w:rPr>
-              <w:t>198.722 €</w:t>
+              <w:t>212.800 €</w:t>
             </w:r>
           </w:p>
         </w:tc>
@@ -6574,7 +7942,7 @@
               <w:rPr>
                 <w:sz w:val="18"/>
               </w:rPr>
-              <w:t>153.102 €</w:t>
+              <w:t>163.585 €</w:t>
             </w:r>
           </w:p>
         </w:tc>
@@ -6593,7 +7961,7 @@
               <w:rPr>
                 <w:sz w:val="18"/>
               </w:rPr>
-              <w:t>45.620 €</w:t>
+              <w:t>49.216 €</w:t>
             </w:r>
           </w:p>
         </w:tc>
@@ -6612,7 +7980,7 @@
               <w:rPr>
                 <w:sz w:val="18"/>
               </w:rPr>
-              <w:t>198.722 €</w:t>
+              <w:t>212.800 €</w:t>
             </w:r>
           </w:p>
         </w:tc>
@@ -6631,7 +7999,7 @@
               <w:rPr>
                 <w:sz w:val="18"/>
               </w:rPr>
-              <w:t>4.445.217 €</w:t>
+              <w:t>4.796.290 €</w:t>
             </w:r>
           </w:p>
         </w:tc>
@@ -6673,7 +8041,7 @@
               <w:rPr>
                 <w:sz w:val="18"/>
               </w:rPr>
-              <w:t>151.512 €</w:t>
+              <w:t>161.887 €</w:t>
             </w:r>
           </w:p>
         </w:tc>
@@ -6692,7 +8060,7 @@
               <w:rPr>
                 <w:sz w:val="18"/>
               </w:rPr>
-              <w:t>47.210 €</w:t>
+              <w:t>50.913 €</w:t>
             </w:r>
           </w:p>
         </w:tc>
@@ -6711,7 +8079,7 @@
               <w:rPr>
                 <w:sz w:val="18"/>
               </w:rPr>
-              <w:t>198.722 €</w:t>
+              <w:t>212.800 €</w:t>
             </w:r>
           </w:p>
         </w:tc>
@@ -6730,7 +8098,7 @@
               <w:rPr>
                 <w:sz w:val="18"/>
               </w:rPr>
-              <w:t>4.398.008 €</w:t>
+              <w:t>4.745.377 €</w:t>
             </w:r>
           </w:p>
         </w:tc>
@@ -6772,7 +8140,7 @@
               <w:rPr>
                 <w:sz w:val="18"/>
               </w:rPr>
-              <w:t>149.866 €</w:t>
+              <w:t>160.129 €</w:t>
             </w:r>
           </w:p>
         </w:tc>
@@ -6791,7 +8159,7 @@
               <w:rPr>
                 <w:sz w:val="18"/>
               </w:rPr>
-              <w:t>48.856 €</w:t>
+              <w:t>52.671 €</w:t>
             </w:r>
           </w:p>
         </w:tc>
@@ -6810,7 +8178,7 @@
               <w:rPr>
                 <w:sz w:val="18"/>
               </w:rPr>
-              <w:t>198.722 €</w:t>
+              <w:t>212.800 €</w:t>
             </w:r>
           </w:p>
         </w:tc>
@@ -6829,7 +8197,7 @@
               <w:rPr>
                 <w:sz w:val="18"/>
               </w:rPr>
-              <w:t>4.349.151 €</w:t>
+              <w:t>4.692.706 €</w:t>
             </w:r>
           </w:p>
         </w:tc>
@@ -6871,7 +8239,7 @@
               <w:rPr>
                 <w:sz w:val="18"/>
               </w:rPr>
-              <w:t>146.391 €</w:t>
+              <w:t>156.421 €</w:t>
             </w:r>
           </w:p>
         </w:tc>
@@ -6890,7 +8258,7 @@
               <w:rPr>
                 <w:sz w:val="18"/>
               </w:rPr>
-              <w:t>52.331 €</w:t>
+              <w:t>56.379 €</w:t>
             </w:r>
           </w:p>
         </w:tc>
@@ -6909,7 +8277,7 @@
               <w:rPr>
                 <w:sz w:val="18"/>
               </w:rPr>
-              <w:t>198.722 €</w:t>
+              <w:t>212.800 €</w:t>
             </w:r>
           </w:p>
         </w:tc>
@@ -6928,7 +8296,7 @@
               <w:rPr>
                 <w:sz w:val="18"/>
               </w:rPr>
-              <w:t>4.246.258 €</w:t>
+              <w:t>4.581.834 €</w:t>
             </w:r>
           </w:p>
         </w:tc>
@@ -6974,7 +8342,7 @@
                 <w:b/>
                 <w:sz w:val="18"/>
               </w:rPr>
-              <w:t>136.537 €</w:t>
+              <w:t>145.921 €</w:t>
             </w:r>
           </w:p>
         </w:tc>
@@ -6995,7 +8363,7 @@
                 <w:b/>
                 <w:sz w:val="18"/>
               </w:rPr>
-              <w:t>62.185 €</w:t>
+              <w:t>66.879 €</w:t>
             </w:r>
           </w:p>
         </w:tc>
@@ -7016,7 +8384,7 @@
                 <w:b/>
                 <w:sz w:val="18"/>
               </w:rPr>
-              <w:t>198.722 €</w:t>
+              <w:t>212.800 €</w:t>
             </w:r>
           </w:p>
         </w:tc>
@@ -7037,7 +8405,7 @@
                 <w:b/>
                 <w:sz w:val="18"/>
               </w:rPr>
-              <w:t>3.955.746 €</w:t>
+              <w:t>4.269.180 €</w:t>
             </w:r>
           </w:p>
         </w:tc>
@@ -7079,7 +8447,7 @@
               <w:rPr>
                 <w:sz w:val="18"/>
               </w:rPr>
-              <w:t>124.748 €</w:t>
+              <w:t>133.383 €</w:t>
             </w:r>
           </w:p>
         </w:tc>
@@ -7098,7 +8466,7 @@
               <w:rPr>
                 <w:sz w:val="18"/>
               </w:rPr>
-              <w:t>73.974 €</w:t>
+              <w:t>79.418 €</w:t>
             </w:r>
           </w:p>
         </w:tc>
@@ -7117,7 +8485,7 @@
               <w:rPr>
                 <w:sz w:val="18"/>
               </w:rPr>
-              <w:t>198.722 €</w:t>
+              <w:t>212.800 €</w:t>
             </w:r>
           </w:p>
         </w:tc>
@@ -7136,7 +8504,7 @@
               <w:rPr>
                 <w:sz w:val="18"/>
               </w:rPr>
-              <w:t>3.610.303 €</w:t>
+              <w:t>3.898.060 €</w:t>
             </w:r>
           </w:p>
         </w:tc>
@@ -7178,7 +8546,7 @@
               <w:rPr>
                 <w:sz w:val="18"/>
               </w:rPr>
-              <w:t>110.632 €</w:t>
+              <w:t>118.398 €</w:t>
             </w:r>
           </w:p>
         </w:tc>
@@ -7197,7 +8565,7 @@
               <w:rPr>
                 <w:sz w:val="18"/>
               </w:rPr>
-              <w:t>88.090 €</w:t>
+              <w:t>94.403 €</w:t>
             </w:r>
           </w:p>
         </w:tc>
@@ -7216,7 +8584,7 @@
               <w:rPr>
                 <w:sz w:val="18"/>
               </w:rPr>
-              <w:t>198.722 €</w:t>
+              <w:t>212.800 €</w:t>
             </w:r>
           </w:p>
         </w:tc>
@@ -7235,7 +8603,7 @@
               <w:rPr>
                 <w:sz w:val="18"/>
               </w:rPr>
-              <w:t>3.199.105 €</w:t>
+              <w:t>3.457.088 €</w:t>
             </w:r>
           </w:p>
         </w:tc>
@@ -7277,7 +8645,7 @@
               <w:rPr>
                 <w:sz w:val="18"/>
               </w:rPr>
-              <w:t>93.713 €</w:t>
+              <w:t>100.473 €</w:t>
             </w:r>
           </w:p>
         </w:tc>
@@ -7296,7 +8664,7 @@
               <w:rPr>
                 <w:sz w:val="18"/>
               </w:rPr>
-              <w:t>105.009 €</w:t>
+              <w:t>112.328 €</w:t>
             </w:r>
           </w:p>
         </w:tc>
@@ -7315,7 +8683,7 @@
               <w:rPr>
                 <w:sz w:val="18"/>
               </w:rPr>
-              <w:t>198.722 €</w:t>
+              <w:t>212.800 €</w:t>
             </w:r>
           </w:p>
         </w:tc>
@@ -7334,7 +8702,7 @@
               <w:rPr>
                 <w:sz w:val="18"/>
               </w:rPr>
-              <w:t>2.709.124 €</w:t>
+              <w:t>2.932.587 €</w:t>
             </w:r>
           </w:p>
         </w:tc>
@@ -7376,7 +8744,7 @@
               <w:rPr>
                 <w:sz w:val="18"/>
               </w:rPr>
-              <w:t>73.417 €</w:t>
+              <w:t>79.012 €</w:t>
             </w:r>
           </w:p>
         </w:tc>
@@ -7395,7 +8763,7 @@
               <w:rPr>
                 <w:sz w:val="18"/>
               </w:rPr>
-              <w:t>125.304 €</w:t>
+              <w:t>133.789 €</w:t>
             </w:r>
           </w:p>
         </w:tc>
@@ -7414,7 +8782,7 @@
               <w:rPr>
                 <w:sz w:val="18"/>
               </w:rPr>
-              <w:t>198.722 €</w:t>
+              <w:t>212.800 €</w:t>
             </w:r>
           </w:p>
         </w:tc>
@@ -7433,7 +8801,7 @@
               <w:rPr>
                 <w:sz w:val="18"/>
               </w:rPr>
-              <w:t>2.124.672 €</w:t>
+              <w:t>2.308.113 €</w:t>
             </w:r>
           </w:p>
         </w:tc>
@@ -7473,7 +8841,7 @@
               <w:rPr>
                 <w:sz w:val="18"/>
               </w:rPr>
-              <w:t>49.052 €</w:t>
+              <w:t>53.296 €</w:t>
             </w:r>
           </w:p>
         </w:tc>
@@ -7491,7 +8859,7 @@
               <w:rPr>
                 <w:sz w:val="18"/>
               </w:rPr>
-              <w:t>149.670 €</w:t>
+              <w:t>159.505 €</w:t>
             </w:r>
           </w:p>
         </w:tc>
@@ -7509,7 +8877,7 @@
               <w:rPr>
                 <w:sz w:val="18"/>
               </w:rPr>
-              <w:t>198.722 €</w:t>
+              <w:t>212.800 €</w:t>
             </w:r>
           </w:p>
         </w:tc>
@@ -7527,7 +8895,7 @@
               <w:rPr>
                 <w:sz w:val="18"/>
               </w:rPr>
-              <w:t>1.426.837 €</w:t>
+              <w:t>1.563.885 €</w:t>
             </w:r>
           </w:p>
         </w:tc>
@@ -7547,7 +8915,7 @@
           <w:b w:val="0"/>
           <w:i w:val="0"/>
         </w:rPr>
-        <w:t>Nach 10 Jahren beträgt die Restschuld 3.955.746 €. Die Anschlussfinanzierung ist eingeplant, ein Zinsanstieg um einen Prozentpunkt auf die Restschuld kostet ca. 3.296 € pro Monat mehr. Die Bank kann eine höhere Tilgung verlangen, im Modell ist sie einstellbar.</w:t>
+        <w:t>Nach 10 Jahren beträgt die Restschuld 4.269.180 €. Die Anschlussfinanzierung ist eingeplant, ein Zinsanstieg um einen Prozentpunkt auf die Restschuld kostet ca. 3.558 € pro Monat mehr. Die Bank kann eine höhere Tilgung verlangen, im Modell ist sie einstellbar.</w:t>
       </w:r>
     </w:p>
     <w:p>
@@ -7555,7 +8923,7 @@
         <w:pStyle w:val="Heading1"/>
       </w:pPr>
       <w:r>
-        <w:t>8  Ertrag und Kapitaldienst</w:t>
+        <w:t>9  Ertrag und Kapitaldienst</w:t>
       </w:r>
     </w:p>
     <w:tbl>
@@ -7686,7 +9054,7 @@
               <w:rPr>
                 <w:sz w:val="18"/>
               </w:rPr>
-              <w:t>+8.103 €</w:t>
+              <w:t>+7.321 €</w:t>
             </w:r>
           </w:p>
         </w:tc>
@@ -7705,7 +9073,7 @@
               <w:rPr>
                 <w:sz w:val="18"/>
               </w:rPr>
-              <w:t>+97.235 €</w:t>
+              <w:t>+87.847 €</w:t>
             </w:r>
           </w:p>
         </w:tc>
@@ -7728,7 +9096,7 @@
               <w:rPr>
                 <w:sz w:val="18"/>
               </w:rPr>
-              <w:t>Pacht Gastro (460 m² × 12 €)</w:t>
+              <w:t>Büromieten (2 Ankermieter, 10 Jahre fest)</w:t>
             </w:r>
           </w:p>
         </w:tc>
@@ -7747,7 +9115,7 @@
               <w:rPr>
                 <w:sz w:val="18"/>
               </w:rPr>
-              <w:t>+5.520 €</w:t>
+              <w:t>+1.600 €</w:t>
             </w:r>
           </w:p>
         </w:tc>
@@ -7766,7 +9134,7 @@
               <w:rPr>
                 <w:sz w:val="18"/>
               </w:rPr>
-              <w:t>+66.240 €</w:t>
+              <w:t>+19.200 €</w:t>
             </w:r>
           </w:p>
         </w:tc>
@@ -7789,7 +9157,7 @@
               <w:rPr>
                 <w:sz w:val="18"/>
               </w:rPr>
-              <w:t>Rücklagen (10 % von Miete und Pacht)</w:t>
+              <w:t>Pacht Gastro (510 m² × 10 €)</w:t>
             </w:r>
           </w:p>
         </w:tc>
@@ -7808,7 +9176,7 @@
               <w:rPr>
                 <w:sz w:val="18"/>
               </w:rPr>
-              <w:t>−1.362 €</w:t>
+              <w:t>+5.100 €</w:t>
             </w:r>
           </w:p>
         </w:tc>
@@ -7827,7 +9195,7 @@
               <w:rPr>
                 <w:sz w:val="18"/>
               </w:rPr>
-              <w:t>−16.348 €</w:t>
+              <w:t>+61.200 €</w:t>
             </w:r>
           </w:p>
         </w:tc>
@@ -7839,27 +9207,24 @@
         <w:tc>
           <w:tcPr>
             <w:tcW w:type="dxa" w:w="5102"/>
-            <w:shd w:val="clear" w:color="auto" w:fill="E3E8E5"/>
-          </w:tcPr>
-          <w:p>
-            <w:pPr>
-              <w:keepNext/>
-              <w:spacing w:after="20" w:before="20"/>
-            </w:pPr>
-            <w:r/>
-            <w:r>
-              <w:rPr>
-                <w:b/>
-                <w:sz w:val="18"/>
-              </w:rPr>
-              <w:t>Nettoertrag Immobilie</w:t>
+          </w:tcPr>
+          <w:p>
+            <w:pPr>
+              <w:keepNext/>
+              <w:spacing w:after="20" w:before="20"/>
+            </w:pPr>
+            <w:r/>
+            <w:r>
+              <w:rPr>
+                <w:sz w:val="18"/>
+              </w:rPr>
+              <w:t>Rücklagen (10 % von Miete, Büro und Pacht)</w:t>
             </w:r>
           </w:p>
         </w:tc>
         <w:tc>
           <w:tcPr>
             <w:tcW w:type="dxa" w:w="2154"/>
-            <w:shd w:val="clear" w:color="auto" w:fill="E3E8E5"/>
           </w:tcPr>
           <w:p>
             <w:pPr>
@@ -7870,17 +9235,15 @@
             <w:r/>
             <w:r>
               <w:rPr>
-                <w:b/>
-                <w:sz w:val="18"/>
-              </w:rPr>
-              <w:t>+12.261 €</w:t>
+                <w:sz w:val="18"/>
+              </w:rPr>
+              <w:t>−1.402 €</w:t>
             </w:r>
           </w:p>
         </w:tc>
         <w:tc>
           <w:tcPr>
             <w:tcW w:type="dxa" w:w="2154"/>
-            <w:shd w:val="clear" w:color="auto" w:fill="E3E8E5"/>
           </w:tcPr>
           <w:p>
             <w:pPr>
@@ -7891,10 +9254,9 @@
             <w:r/>
             <w:r>
               <w:rPr>
-                <w:b/>
-                <w:sz w:val="18"/>
-              </w:rPr>
-              <w:t>+147.128 €</w:t>
+                <w:sz w:val="18"/>
+              </w:rPr>
+              <w:t>−16.825 €</w:t>
             </w:r>
           </w:p>
         </w:tc>
@@ -7906,24 +9268,27 @@
         <w:tc>
           <w:tcPr>
             <w:tcW w:type="dxa" w:w="5102"/>
-          </w:tcPr>
-          <w:p>
-            <w:pPr>
-              <w:keepNext/>
-              <w:spacing w:after="20" w:before="20"/>
-            </w:pPr>
-            <w:r/>
-            <w:r>
-              <w:rPr>
-                <w:sz w:val="18"/>
-              </w:rPr>
-              <w:t>Betriebsergebnis Gastro nach Pacht (50.000 € Umsatz)</w:t>
+            <w:shd w:val="clear" w:color="auto" w:fill="E3E8E5"/>
+          </w:tcPr>
+          <w:p>
+            <w:pPr>
+              <w:keepNext/>
+              <w:spacing w:after="20" w:before="20"/>
+            </w:pPr>
+            <w:r/>
+            <w:r>
+              <w:rPr>
+                <w:b/>
+                <w:sz w:val="18"/>
+              </w:rPr>
+              <w:t>Nettoertrag Immobilie</w:t>
             </w:r>
           </w:p>
         </w:tc>
         <w:tc>
           <w:tcPr>
             <w:tcW w:type="dxa" w:w="2154"/>
+            <w:shd w:val="clear" w:color="auto" w:fill="E3E8E5"/>
           </w:tcPr>
           <w:p>
             <w:pPr>
@@ -7934,15 +9299,17 @@
             <w:r/>
             <w:r>
               <w:rPr>
-                <w:sz w:val="18"/>
-              </w:rPr>
-              <w:t>+9.730 €</w:t>
+                <w:b/>
+                <w:sz w:val="18"/>
+              </w:rPr>
+              <w:t>+12.619 €</w:t>
             </w:r>
           </w:p>
         </w:tc>
         <w:tc>
           <w:tcPr>
             <w:tcW w:type="dxa" w:w="2154"/>
+            <w:shd w:val="clear" w:color="auto" w:fill="E3E8E5"/>
           </w:tcPr>
           <w:p>
             <w:pPr>
@@ -7953,9 +9320,10 @@
             <w:r/>
             <w:r>
               <w:rPr>
-                <w:sz w:val="18"/>
-              </w:rPr>
-              <w:t>+116.760 €</w:t>
+                <w:b/>
+                <w:sz w:val="18"/>
+              </w:rPr>
+              <w:t>+151.422 €</w:t>
             </w:r>
           </w:p>
         </w:tc>
@@ -7967,27 +9335,24 @@
         <w:tc>
           <w:tcPr>
             <w:tcW w:type="dxa" w:w="5102"/>
-            <w:shd w:val="clear" w:color="auto" w:fill="E3E8E5"/>
-          </w:tcPr>
-          <w:p>
-            <w:pPr>
-              <w:keepNext/>
-              <w:spacing w:after="20" w:before="20"/>
-            </w:pPr>
-            <w:r/>
-            <w:r>
-              <w:rPr>
-                <w:b/>
-                <w:sz w:val="18"/>
-              </w:rPr>
-              <w:t>Nettoertrag vor Kapitaldienst</w:t>
+          </w:tcPr>
+          <w:p>
+            <w:pPr>
+              <w:keepNext/>
+              <w:spacing w:after="20" w:before="20"/>
+            </w:pPr>
+            <w:r/>
+            <w:r>
+              <w:rPr>
+                <w:sz w:val="18"/>
+              </w:rPr>
+              <w:t>Betriebsergebnis Gastro nach Pacht (65.000 € Umsatz)</w:t>
             </w:r>
           </w:p>
         </w:tc>
         <w:tc>
           <w:tcPr>
             <w:tcW w:type="dxa" w:w="2154"/>
-            <w:shd w:val="clear" w:color="auto" w:fill="E3E8E5"/>
           </w:tcPr>
           <w:p>
             <w:pPr>
@@ -7998,17 +9363,15 @@
             <w:r/>
             <w:r>
               <w:rPr>
-                <w:b/>
-                <w:sz w:val="18"/>
-              </w:rPr>
-              <w:t>+21.991 €</w:t>
+                <w:sz w:val="18"/>
+              </w:rPr>
+              <w:t>+14.725 €</w:t>
             </w:r>
           </w:p>
         </w:tc>
         <w:tc>
           <w:tcPr>
             <w:tcW w:type="dxa" w:w="2154"/>
-            <w:shd w:val="clear" w:color="auto" w:fill="E3E8E5"/>
           </w:tcPr>
           <w:p>
             <w:pPr>
@@ -8019,10 +9382,9 @@
             <w:r/>
             <w:r>
               <w:rPr>
-                <w:b/>
-                <w:sz w:val="18"/>
-              </w:rPr>
-              <w:t>+263.888 €</w:t>
+                <w:sz w:val="18"/>
+              </w:rPr>
+              <w:t>+176.700 €</w:t>
             </w:r>
           </w:p>
         </w:tc>
@@ -8034,24 +9396,27 @@
         <w:tc>
           <w:tcPr>
             <w:tcW w:type="dxa" w:w="5102"/>
-          </w:tcPr>
-          <w:p>
-            <w:pPr>
-              <w:keepNext/>
-              <w:spacing w:after="20" w:before="20"/>
-            </w:pPr>
-            <w:r/>
-            <w:r>
-              <w:rPr>
-                <w:sz w:val="18"/>
-              </w:rPr>
-              <w:t>Kapitaldienst (Zinsen und Tilgung)</w:t>
+            <w:shd w:val="clear" w:color="auto" w:fill="E3E8E5"/>
+          </w:tcPr>
+          <w:p>
+            <w:pPr>
+              <w:keepNext/>
+              <w:spacing w:after="20" w:before="20"/>
+            </w:pPr>
+            <w:r/>
+            <w:r>
+              <w:rPr>
+                <w:b/>
+                <w:sz w:val="18"/>
+              </w:rPr>
+              <w:t>Nettoertrag vor Kapitaldienst</w:t>
             </w:r>
           </w:p>
         </w:tc>
         <w:tc>
           <w:tcPr>
             <w:tcW w:type="dxa" w:w="2154"/>
+            <w:shd w:val="clear" w:color="auto" w:fill="E3E8E5"/>
           </w:tcPr>
           <w:p>
             <w:pPr>
@@ -8062,15 +9427,17 @@
             <w:r/>
             <w:r>
               <w:rPr>
-                <w:sz w:val="18"/>
-              </w:rPr>
-              <w:t>−16.560 €</w:t>
+                <w:b/>
+                <w:sz w:val="18"/>
+              </w:rPr>
+              <w:t>+27.344 €</w:t>
             </w:r>
           </w:p>
         </w:tc>
         <w:tc>
           <w:tcPr>
             <w:tcW w:type="dxa" w:w="2154"/>
+            <w:shd w:val="clear" w:color="auto" w:fill="E3E8E5"/>
           </w:tcPr>
           <w:p>
             <w:pPr>
@@ -8081,9 +9448,10 @@
             <w:r/>
             <w:r>
               <w:rPr>
-                <w:sz w:val="18"/>
-              </w:rPr>
-              <w:t>−198.722 €</w:t>
+                <w:b/>
+                <w:sz w:val="18"/>
+              </w:rPr>
+              <w:t>+328.122 €</w:t>
             </w:r>
           </w:p>
         </w:tc>
@@ -8095,6 +9463,67 @@
         <w:tc>
           <w:tcPr>
             <w:tcW w:type="dxa" w:w="5102"/>
+          </w:tcPr>
+          <w:p>
+            <w:pPr>
+              <w:keepNext/>
+              <w:spacing w:after="20" w:before="20"/>
+            </w:pPr>
+            <w:r/>
+            <w:r>
+              <w:rPr>
+                <w:sz w:val="18"/>
+              </w:rPr>
+              <w:t>Kapitaldienst (Zinsen und Tilgung)</w:t>
+            </w:r>
+          </w:p>
+        </w:tc>
+        <w:tc>
+          <w:tcPr>
+            <w:tcW w:type="dxa" w:w="2154"/>
+          </w:tcPr>
+          <w:p>
+            <w:pPr>
+              <w:keepNext/>
+              <w:spacing w:after="20" w:before="20"/>
+              <w:jc w:val="right"/>
+            </w:pPr>
+            <w:r/>
+            <w:r>
+              <w:rPr>
+                <w:sz w:val="18"/>
+              </w:rPr>
+              <w:t>−17.733 €</w:t>
+            </w:r>
+          </w:p>
+        </w:tc>
+        <w:tc>
+          <w:tcPr>
+            <w:tcW w:type="dxa" w:w="2154"/>
+          </w:tcPr>
+          <w:p>
+            <w:pPr>
+              <w:keepNext/>
+              <w:spacing w:after="20" w:before="20"/>
+              <w:jc w:val="right"/>
+            </w:pPr>
+            <w:r/>
+            <w:r>
+              <w:rPr>
+                <w:sz w:val="18"/>
+              </w:rPr>
+              <w:t>−212.800 €</w:t>
+            </w:r>
+          </w:p>
+        </w:tc>
+      </w:tr>
+      <w:tr>
+        <w:trPr>
+          <w:cantSplit/>
+        </w:trPr>
+        <w:tc>
+          <w:tcPr>
+            <w:tcW w:type="dxa" w:w="5102"/>
             <w:shd w:val="clear" w:color="auto" w:fill="E3E8E5"/>
           </w:tcPr>
           <w:p>
@@ -8127,7 +9556,7 @@
                 <w:b/>
                 <w:sz w:val="18"/>
               </w:rPr>
-              <w:t>+5.430 €</w:t>
+              <w:t>+9.610 €</w:t>
             </w:r>
           </w:p>
         </w:tc>
@@ -8147,7 +9576,7 @@
                 <w:b/>
                 <w:sz w:val="18"/>
               </w:rPr>
-              <w:t>+65.166 €</w:t>
+              <w:t>+115.322 €</w:t>
             </w:r>
           </w:p>
         </w:tc>
@@ -8170,7 +9599,7 @@
         <w:t xml:space="preserve">Kapitaldienstdeckung (DSCR): </w:t>
       </w:r>
       <w:r>
-        <w:t>1,33 gesamt, 0,74 nur aus Miete und Pacht. Banken verlangen meist mindestens 1,2.</w:t>
+        <w:t>1,54 gesamt, 0,71 nur aus Miete, Büro und Pacht, 0,45 nur aus Wohnen und Büro. Banken verlangen meist mindestens 1,2.</w:t>
       </w:r>
     </w:p>
     <w:p>
@@ -8185,7 +9614,7 @@
         <w:t xml:space="preserve">Zinsdeckung: </w:t>
       </w:r>
       <w:r>
-        <w:t>1,72 (Ertrag vor Kapitaldienst im Verhältnis zu den Zinsen).</w:t>
+        <w:t>2,01 (Ertrag vor Kapitaldienst im Verhältnis zu den Zinsen).</w:t>
       </w:r>
     </w:p>
     <w:p>
@@ -8200,7 +9629,7 @@
         <w:t xml:space="preserve">Anfangsrendite: </w:t>
       </w:r>
       <w:r>
-        <w:t>3,28 % (Nettoertrag der Immobilie auf die Gesamtkosten).</w:t>
+        <w:t>3,13 % (Nettoertrag der Immobilie auf die Gesamtkosten).</w:t>
       </w:r>
     </w:p>
     <w:p>
@@ -8215,7 +9644,7 @@
         <w:t xml:space="preserve">Break-even: </w:t>
       </w:r>
       <w:r>
-        <w:t>Das Haus ist ab ca. 32.200 € Gastro-Umsatz im Monat im Plus, alle Raten sind dann bezahlt.</w:t>
+        <w:t>Das Haus ist ab ca. 33.500 € Gastro-Umsatz im Monat im Plus, alle Raten sind dann bezahlt.</w:t>
       </w:r>
     </w:p>
     <w:p>
@@ -8234,7 +9663,7 @@
         <w:pStyle w:val="Heading1"/>
       </w:pPr>
       <w:r>
-        <w:t>9  Ertragswert und Beleihung</w:t>
+        <w:t>10  Ertragswert und Beleihung</w:t>
       </w:r>
     </w:p>
     <w:p>
@@ -8243,7 +9672,7 @@
           <w:b w:val="0"/>
           <w:i w:val="0"/>
         </w:rPr>
-        <w:t>Der Ertragswert wird vereinfacht nach der Immobilienwertermittlungsverordnung (ImmoWertV) berechnet: Rohertrag minus Bewirtschaftungskosten ergibt den Reinertrag, davon wird die Verzinsung des Bodenwerts abgezogen und der Rest mit einem Vervielfältiger (Barwertfaktor für die Restnutzungsdauer) kapitalisiert. Angesetzt sind ein Liegenschaftszins von 4,5 %, eine Restnutzungsdauer von 80 Jahren und Bewirtschaftungskosten nach üblichen Sätzen. Den verbindlichen Beleihungswert ermittelt der Gutachter der Bank.</w:t>
+        <w:t>Der Ertragswert wird vereinfacht nach der Immobilienwertermittlungsverordnung (ImmoWertV) berechnet: Rohertrag minus Bewirtschaftungskosten ergibt den Reinertrag, davon wird die Verzinsung des Bodenwerts abgezogen und der Rest mit einem Vervielfältiger (Barwertfaktor für die Restnutzungsdauer) kapitalisiert. Die Bewertung erfolgt getrennt nach Nutzung: Liegenschaftszins 4,0 % für Wohnen, 6,0 % für die Büros mit Ankermietern und 6,5 % für die Gastro-Pacht, Restnutzungsdauer 80 Jahre (Wohnen) bzw. 60 Jahre (Gewerbe), Bewirtschaftungskosten nach üblichen Sätzen. Den verbindlichen Beleihungswert ermittelt der Gutachter der Bank.</w:t>
       </w:r>
     </w:p>
     <w:tbl>
@@ -8351,7 +9780,7 @@
               <w:rPr>
                 <w:sz w:val="18"/>
               </w:rPr>
-              <w:t>163.475 €</w:t>
+              <w:t>168.247 €</w:t>
             </w:r>
           </w:p>
         </w:tc>
@@ -8393,7 +9822,7 @@
               <w:rPr>
                 <w:sz w:val="18"/>
               </w:rPr>
-              <w:t>−21.842 €</w:t>
+              <w:t>−23.141 €</w:t>
             </w:r>
           </w:p>
         </w:tc>
@@ -8439,7 +9868,7 @@
                 <w:b/>
                 <w:sz w:val="18"/>
               </w:rPr>
-              <w:t>141.634 €</w:t>
+              <w:t>145.106 €</w:t>
             </w:r>
           </w:p>
         </w:tc>
@@ -8504,7 +9933,7 @@
               <w:rPr>
                 <w:sz w:val="18"/>
               </w:rPr>
-              <w:t>Gebäudeertragswert (Vervielfältiger 21,6)</w:t>
+              <w:t>Gebäudeertragswert (mittlerer Vervielfältiger 19,9)</w:t>
             </w:r>
           </w:p>
         </w:tc>
@@ -8523,7 +9952,7 @@
               <w:rPr>
                 <w:sz w:val="18"/>
               </w:rPr>
-              <w:t>2.840.108 €</w:t>
+              <w:t>2.656.444 €</w:t>
             </w:r>
           </w:p>
         </w:tc>
@@ -8539,6 +9968,7 @@
           </w:tcPr>
           <w:p>
             <w:pPr>
+              <w:keepNext/>
               <w:spacing w:after="20" w:before="20"/>
             </w:pPr>
             <w:r/>
@@ -8558,6 +9988,7 @@
           </w:tcPr>
           <w:p>
             <w:pPr>
+              <w:keepNext/>
               <w:spacing w:after="20" w:before="20"/>
               <w:jc w:val="right"/>
             </w:pPr>
@@ -8567,7 +9998,131 @@
                 <w:b/>
                 <w:sz w:val="18"/>
               </w:rPr>
-              <w:t>3.060.908 €</w:t>
+              <w:t>2.877.244 €</w:t>
+            </w:r>
+          </w:p>
+        </w:tc>
+      </w:tr>
+      <w:tr>
+        <w:trPr>
+          <w:cantSplit/>
+        </w:trPr>
+        <w:tc>
+          <w:tcPr>
+            <w:tcW w:type="dxa" w:w="6236"/>
+          </w:tcPr>
+          <w:p>
+            <w:pPr>
+              <w:keepNext/>
+              <w:spacing w:after="20" w:before="20"/>
+            </w:pPr>
+            <w:r/>
+            <w:r>
+              <w:rPr>
+                <w:sz w:val="18"/>
+              </w:rPr>
+              <w:t>davon Wohnen</w:t>
+            </w:r>
+          </w:p>
+        </w:tc>
+        <w:tc>
+          <w:tcPr>
+            <w:tcW w:type="dxa" w:w="3175"/>
+          </w:tcPr>
+          <w:p>
+            <w:pPr>
+              <w:keepNext/>
+              <w:spacing w:after="20" w:before="20"/>
+              <w:jc w:val="right"/>
+            </w:pPr>
+            <w:r/>
+            <w:r>
+              <w:rPr>
+                <w:sz w:val="18"/>
+              </w:rPr>
+              <w:t>1.806.745 €</w:t>
+            </w:r>
+          </w:p>
+        </w:tc>
+      </w:tr>
+      <w:tr>
+        <w:trPr>
+          <w:cantSplit/>
+        </w:trPr>
+        <w:tc>
+          <w:tcPr>
+            <w:tcW w:type="dxa" w:w="6236"/>
+          </w:tcPr>
+          <w:p>
+            <w:pPr>
+              <w:keepNext/>
+              <w:spacing w:after="20" w:before="20"/>
+            </w:pPr>
+            <w:r/>
+            <w:r>
+              <w:rPr>
+                <w:sz w:val="18"/>
+              </w:rPr>
+              <w:t>davon Büro (Ankermieter)</w:t>
+            </w:r>
+          </w:p>
+        </w:tc>
+        <w:tc>
+          <w:tcPr>
+            <w:tcW w:type="dxa" w:w="3175"/>
+          </w:tcPr>
+          <w:p>
+            <w:pPr>
+              <w:keepNext/>
+              <w:spacing w:after="20" w:before="20"/>
+              <w:jc w:val="right"/>
+            </w:pPr>
+            <w:r/>
+            <w:r>
+              <w:rPr>
+                <w:sz w:val="18"/>
+              </w:rPr>
+              <w:t>274.282 €</w:t>
+            </w:r>
+          </w:p>
+        </w:tc>
+      </w:tr>
+      <w:tr>
+        <w:trPr>
+          <w:cantSplit/>
+        </w:trPr>
+        <w:tc>
+          <w:tcPr>
+            <w:tcW w:type="dxa" w:w="6236"/>
+          </w:tcPr>
+          <w:p>
+            <w:pPr>
+              <w:spacing w:after="20" w:before="20"/>
+            </w:pPr>
+            <w:r/>
+            <w:r>
+              <w:rPr>
+                <w:sz w:val="18"/>
+              </w:rPr>
+              <w:t>davon Gastro (Pacht)</w:t>
+            </w:r>
+          </w:p>
+        </w:tc>
+        <w:tc>
+          <w:tcPr>
+            <w:tcW w:type="dxa" w:w="3175"/>
+          </w:tcPr>
+          <w:p>
+            <w:pPr>
+              <w:spacing w:after="20" w:before="20"/>
+              <w:jc w:val="right"/>
+            </w:pPr>
+            <w:r/>
+            <w:r>
+              <w:rPr>
+                <w:sz w:val="18"/>
+              </w:rPr>
+              <w:t>796.217 €</w:t>
             </w:r>
           </w:p>
         </w:tc>
@@ -8683,7 +10238,7 @@
               <w:rPr>
                 <w:sz w:val="18"/>
               </w:rPr>
-              <w:t>4.054.316 €</w:t>
+              <w:t>4.325.626 €</w:t>
             </w:r>
           </w:p>
         </w:tc>
@@ -8725,7 +10280,7 @@
               <w:rPr>
                 <w:sz w:val="18"/>
               </w:rPr>
-              <w:t>2.754.817 €</w:t>
+              <w:t>2.589.520 €</w:t>
             </w:r>
           </w:p>
         </w:tc>
@@ -8767,7 +10322,7 @@
               <w:rPr>
                 <w:sz w:val="18"/>
               </w:rPr>
-              <w:t>4.490.838 €</w:t>
+              <w:t>4.845.506 €</w:t>
             </w:r>
           </w:p>
         </w:tc>
@@ -8813,7 +10368,7 @@
                 <w:b/>
                 <w:sz w:val="18"/>
               </w:rPr>
-              <w:t>163 %</w:t>
+              <w:t>187 %</w:t>
             </w:r>
           </w:p>
         </w:tc>
@@ -8855,7 +10410,7 @@
               <w:rPr>
                 <w:sz w:val="18"/>
               </w:rPr>
-              <w:t>−1.429.929 €</w:t>
+              <w:t>−1.968.262 €</w:t>
             </w:r>
           </w:p>
         </w:tc>
@@ -8895,7 +10450,7 @@
               <w:rPr>
                 <w:sz w:val="18"/>
               </w:rPr>
-              <w:t>2.286.984 €</w:t>
+              <w:t>2.773.890 €</w:t>
             </w:r>
           </w:p>
         </w:tc>
@@ -8925,7 +10480,7 @@
           <w:b w:val="0"/>
           <w:i w:val="0"/>
         </w:rPr>
-        <w:t>Die Mieten und die Pacht tragen einen Ertragswert von 3,06 Mio. €, die Kosten liegen bei 4,49 Mio. €. Bei 100 % Fremdfinanzierung ergibt sich ein Beleihungsauslauf von 163 %, Banken beleihen üblicherweise nur bis ca. 80 %. Um das Darlehen darstellen zu können, bietet der Bauherr der Bank zusätzliche Sicherheiten an, etwa Grundschulden auf weitere Immobilien, eine Bürgschaft oder Eigenkapital. Rechnerisch geht es um ca. 2,29 Mio. €. Weitere Hebel sind höhere Mieten durch Vorvermietung, niedrigere Baukosten durch die Angebote der Bekannten-Unternehmen und eine Städtebauförderung (Zuschuss der Stadt, noch offen).</w:t>
+        <w:t>Die Mieten, Büromieten und die Pacht tragen einen Ertragswert von 2,88 Mio. €, die Kosten liegen bei 4,85 Mio. €. Bei 100 % Fremdfinanzierung ergibt sich ein Beleihungsauslauf von 187 %, Banken beleihen üblicherweise nur bis ca. 80 %. Um das Darlehen darstellen zu können, bietet der Bauherr der Bank zusätzliche Sicherheiten an, etwa Grundschulden auf weitere Immobilien, eine Bürgschaft oder Eigenkapital. Rechnerisch geht es um ca. 2,77 Mio. €. Weitere Hebel sind höhere Mieten durch Vorvermietung, niedrigere Baukosten durch die Angebote der Bekannten-Unternehmen und eine Städtebauförderung (Zuschuss der Stadt, noch offen).</w:t>
       </w:r>
     </w:p>
     <w:p>
@@ -8933,7 +10488,7 @@
         <w:pStyle w:val="Heading1"/>
       </w:pPr>
       <w:r>
-        <w:t>10  Prognose und Belastungstest</w:t>
+        <w:t>11  Prognose und Belastungstest</w:t>
       </w:r>
     </w:p>
     <w:tbl>
@@ -9133,7 +10688,7 @@
               <w:rPr>
                 <w:sz w:val="17"/>
               </w:rPr>
-              <w:t>263.888 €</w:t>
+              <w:t>328.122 €</w:t>
             </w:r>
           </w:p>
         </w:tc>
@@ -9152,7 +10707,7 @@
               <w:rPr>
                 <w:sz w:val="17"/>
               </w:rPr>
-              <w:t>271.864 €</w:t>
+              <w:t>338.216 €</w:t>
             </w:r>
           </w:p>
         </w:tc>
@@ -9171,7 +10726,7 @@
               <w:rPr>
                 <w:sz w:val="17"/>
               </w:rPr>
-              <w:t>280.081 €</w:t>
+              <w:t>348.621 €</w:t>
             </w:r>
           </w:p>
         </w:tc>
@@ -9190,7 +10745,7 @@
               <w:rPr>
                 <w:sz w:val="17"/>
               </w:rPr>
-              <w:t>288.546 €</w:t>
+              <w:t>359.349 €</w:t>
             </w:r>
           </w:p>
         </w:tc>
@@ -9209,7 +10764,7 @@
               <w:rPr>
                 <w:sz w:val="17"/>
               </w:rPr>
-              <w:t>301.727 €</w:t>
+              <w:t>376.065 €</w:t>
             </w:r>
           </w:p>
         </w:tc>
@@ -9251,7 +10806,7 @@
               <w:rPr>
                 <w:sz w:val="17"/>
               </w:rPr>
-              <w:t>−198.722 €</w:t>
+              <w:t>−212.800 €</w:t>
             </w:r>
           </w:p>
         </w:tc>
@@ -9270,7 +10825,7 @@
               <w:rPr>
                 <w:sz w:val="17"/>
               </w:rPr>
-              <w:t>−198.722 €</w:t>
+              <w:t>−212.800 €</w:t>
             </w:r>
           </w:p>
         </w:tc>
@@ -9289,7 +10844,7 @@
               <w:rPr>
                 <w:sz w:val="17"/>
               </w:rPr>
-              <w:t>−198.722 €</w:t>
+              <w:t>−212.800 €</w:t>
             </w:r>
           </w:p>
         </w:tc>
@@ -9308,7 +10863,7 @@
               <w:rPr>
                 <w:sz w:val="17"/>
               </w:rPr>
-              <w:t>−198.722 €</w:t>
+              <w:t>−212.800 €</w:t>
             </w:r>
           </w:p>
         </w:tc>
@@ -9327,7 +10882,7 @@
               <w:rPr>
                 <w:sz w:val="17"/>
               </w:rPr>
-              <w:t>−198.722 €</w:t>
+              <w:t>−212.800 €</w:t>
             </w:r>
           </w:p>
         </w:tc>
@@ -9373,7 +10928,7 @@
                 <w:b/>
                 <w:sz w:val="17"/>
               </w:rPr>
-              <w:t>65.166 €</w:t>
+              <w:t>115.322 €</w:t>
             </w:r>
           </w:p>
         </w:tc>
@@ -9394,7 +10949,7 @@
                 <w:b/>
                 <w:sz w:val="17"/>
               </w:rPr>
-              <w:t>73.142 €</w:t>
+              <w:t>125.415 €</w:t>
             </w:r>
           </w:p>
         </w:tc>
@@ -9415,7 +10970,7 @@
                 <w:b/>
                 <w:sz w:val="17"/>
               </w:rPr>
-              <w:t>81.359 €</w:t>
+              <w:t>135.821 €</w:t>
             </w:r>
           </w:p>
         </w:tc>
@@ -9436,7 +10991,7 @@
                 <w:b/>
                 <w:sz w:val="17"/>
               </w:rPr>
-              <w:t>89.824 €</w:t>
+              <w:t>146.548 €</w:t>
             </w:r>
           </w:p>
         </w:tc>
@@ -9457,7 +11012,7 @@
                 <w:b/>
                 <w:sz w:val="17"/>
               </w:rPr>
-              <w:t>103.005 €</w:t>
+              <w:t>163.265 €</w:t>
             </w:r>
           </w:p>
         </w:tc>
@@ -9499,7 +11054,7 @@
               <w:rPr>
                 <w:sz w:val="17"/>
               </w:rPr>
-              <w:t>1,33</w:t>
+              <w:t>1,54</w:t>
             </w:r>
           </w:p>
         </w:tc>
@@ -9518,7 +11073,7 @@
               <w:rPr>
                 <w:sz w:val="17"/>
               </w:rPr>
-              <w:t>1,37</w:t>
+              <w:t>1,59</w:t>
             </w:r>
           </w:p>
         </w:tc>
@@ -9537,7 +11092,7 @@
               <w:rPr>
                 <w:sz w:val="17"/>
               </w:rPr>
-              <w:t>1,41</w:t>
+              <w:t>1,64</w:t>
             </w:r>
           </w:p>
         </w:tc>
@@ -9556,7 +11111,7 @@
               <w:rPr>
                 <w:sz w:val="17"/>
               </w:rPr>
-              <w:t>1,45</w:t>
+              <w:t>1,69</w:t>
             </w:r>
           </w:p>
         </w:tc>
@@ -9575,7 +11130,7 @@
               <w:rPr>
                 <w:sz w:val="17"/>
               </w:rPr>
-              <w:t>1,52</w:t>
+              <w:t>1,77</w:t>
             </w:r>
           </w:p>
         </w:tc>
@@ -9615,7 +11170,7 @@
               <w:rPr>
                 <w:sz w:val="17"/>
               </w:rPr>
-              <w:t>4.445.217 €</w:t>
+              <w:t>4.796.290 €</w:t>
             </w:r>
           </w:p>
         </w:tc>
@@ -9633,7 +11188,7 @@
               <w:rPr>
                 <w:sz w:val="17"/>
               </w:rPr>
-              <w:t>4.349.151 €</w:t>
+              <w:t>4.692.706 €</w:t>
             </w:r>
           </w:p>
         </w:tc>
@@ -9651,7 +11206,7 @@
               <w:rPr>
                 <w:sz w:val="17"/>
               </w:rPr>
-              <w:t>4.246.258 €</w:t>
+              <w:t>4.581.834 €</w:t>
             </w:r>
           </w:p>
         </w:tc>
@@ -9669,7 +11224,7 @@
               <w:rPr>
                 <w:sz w:val="17"/>
               </w:rPr>
-              <w:t>4.136.032 €</w:t>
+              <w:t>4.463.143 €</w:t>
             </w:r>
           </w:p>
         </w:tc>
@@ -9687,7 +11242,7 @@
               <w:rPr>
                 <w:sz w:val="17"/>
               </w:rPr>
-              <w:t>3.955.746 €</w:t>
+              <w:t>4.269.180 €</w:t>
             </w:r>
           </w:p>
         </w:tc>
@@ -9706,7 +11261,7 @@
           <w:color w:val="5B6770"/>
           <w:sz w:val="18"/>
         </w:rPr>
-        <w:t>Annahme: Miete, Pacht und Gastro-Umsatz steigen um 1,5 % pro Jahr, der Kapitaldienst bleibt gleich. Die Kapitaldienstdeckung verbessert sich von 1,33 auf 1,52 in Jahr 10.</w:t>
+        <w:t>Annahme: Miete, Pacht und Gastro-Umsatz steigen um 1,5 % pro Jahr, Büromieten um 2 % (Indexmiete), der Kapitaldienst bleibt gleich. Die Kapitaldienstdeckung verbessert sich von 1,54 auf 1,77 in Jahr 10.</w:t>
       </w:r>
     </w:p>
     <w:tbl>
@@ -9864,7 +11419,7 @@
                 <w:b/>
                 <w:sz w:val="18"/>
               </w:rPr>
-              <w:t>+5.430 €</w:t>
+              <w:t>+9.610 €</w:t>
             </w:r>
           </w:p>
         </w:tc>
@@ -9885,7 +11440,7 @@
                 <w:b/>
                 <w:sz w:val="18"/>
               </w:rPr>
-              <w:t>1,33</w:t>
+              <w:t>1,54</w:t>
             </w:r>
           </w:p>
         </w:tc>
@@ -9947,7 +11502,7 @@
               <w:rPr>
                 <w:sz w:val="18"/>
               </w:rPr>
-              <w:t>+2.134 €</w:t>
+              <w:t>+6.053 €</w:t>
             </w:r>
           </w:p>
         </w:tc>
@@ -9966,7 +11521,7 @@
               <w:rPr>
                 <w:sz w:val="18"/>
               </w:rPr>
-              <w:t>1,11</w:t>
+              <w:t>1,28</w:t>
             </w:r>
           </w:p>
         </w:tc>
@@ -9985,7 +11540,7 @@
               <w:rPr>
                 <w:sz w:val="18"/>
               </w:rPr>
-              <w:t>−3.296 €</w:t>
+              <w:t>−3.558 €</w:t>
             </w:r>
           </w:p>
         </w:tc>
@@ -10027,7 +11582,7 @@
               <w:rPr>
                 <w:sz w:val="18"/>
               </w:rPr>
-              <w:t>+4.701 €</w:t>
+              <w:t>+8.951 €</w:t>
             </w:r>
           </w:p>
         </w:tc>
@@ -10046,7 +11601,7 @@
               <w:rPr>
                 <w:sz w:val="18"/>
               </w:rPr>
-              <w:t>1,28</w:t>
+              <w:t>1,50</w:t>
             </w:r>
           </w:p>
         </w:tc>
@@ -10065,7 +11620,7 @@
               <w:rPr>
                 <w:sz w:val="18"/>
               </w:rPr>
-              <w:t>−729 €</w:t>
+              <w:t>−659 €</w:t>
             </w:r>
           </w:p>
         </w:tc>
@@ -10107,7 +11662,7 @@
               <w:rPr>
                 <w:sz w:val="18"/>
               </w:rPr>
-              <w:t>+2.380 €</w:t>
+              <w:t>+5.645 €</w:t>
             </w:r>
           </w:p>
         </w:tc>
@@ -10126,7 +11681,7 @@
               <w:rPr>
                 <w:sz w:val="18"/>
               </w:rPr>
-              <w:t>1,14</w:t>
+              <w:t>1,32</w:t>
             </w:r>
           </w:p>
         </w:tc>
@@ -10145,7 +11700,7 @@
               <w:rPr>
                 <w:sz w:val="18"/>
               </w:rPr>
-              <w:t>−3.050 €</w:t>
+              <w:t>−3.965 €</w:t>
             </w:r>
           </w:p>
         </w:tc>
@@ -10187,7 +11742,7 @@
               <w:rPr>
                 <w:sz w:val="18"/>
               </w:rPr>
-              <w:t>−670 €</w:t>
+              <w:t>+1.680 €</w:t>
             </w:r>
           </w:p>
         </w:tc>
@@ -10206,7 +11761,7 @@
               <w:rPr>
                 <w:sz w:val="18"/>
               </w:rPr>
-              <w:t>0,96</w:t>
+              <w:t>1,09</w:t>
             </w:r>
           </w:p>
         </w:tc>
@@ -10225,7 +11780,7 @@
               <w:rPr>
                 <w:sz w:val="18"/>
               </w:rPr>
-              <w:t>−6.100 €</w:t>
+              <w:t>−7.930 €</w:t>
             </w:r>
           </w:p>
         </w:tc>
@@ -10267,7 +11822,7 @@
               <w:rPr>
                 <w:sz w:val="18"/>
               </w:rPr>
-              <w:t>+4.058 €</w:t>
+              <w:t>+8.152 €</w:t>
             </w:r>
           </w:p>
         </w:tc>
@@ -10286,7 +11841,7 @@
               <w:rPr>
                 <w:sz w:val="18"/>
               </w:rPr>
-              <w:t>1,23</w:t>
+              <w:t>1,42</w:t>
             </w:r>
           </w:p>
         </w:tc>
@@ -10305,7 +11860,7 @@
               <w:rPr>
                 <w:sz w:val="18"/>
               </w:rPr>
-              <w:t>−1.372 €</w:t>
+              <w:t>−1.459 €</w:t>
             </w:r>
           </w:p>
         </w:tc>
@@ -10320,6 +11875,166 @@
           </w:tcPr>
           <w:p>
             <w:pPr>
+              <w:keepNext/>
+              <w:spacing w:after="20" w:before="20"/>
+            </w:pPr>
+            <w:r/>
+            <w:r>
+              <w:rPr>
+                <w:sz w:val="18"/>
+              </w:rPr>
+              <w:t>Größerer Büro-Ankermieter zieht aus (Leerstand)</w:t>
+            </w:r>
+          </w:p>
+        </w:tc>
+        <w:tc>
+          <w:tcPr>
+            <w:tcW w:type="dxa" w:w="1587"/>
+          </w:tcPr>
+          <w:p>
+            <w:pPr>
+              <w:keepNext/>
+              <w:spacing w:after="20" w:before="20"/>
+              <w:jc w:val="right"/>
+            </w:pPr>
+            <w:r/>
+            <w:r>
+              <w:rPr>
+                <w:sz w:val="18"/>
+              </w:rPr>
+              <w:t>+8.755 €</w:t>
+            </w:r>
+          </w:p>
+        </w:tc>
+        <w:tc>
+          <w:tcPr>
+            <w:tcW w:type="dxa" w:w="1134"/>
+          </w:tcPr>
+          <w:p>
+            <w:pPr>
+              <w:keepNext/>
+              <w:spacing w:after="20" w:before="20"/>
+              <w:jc w:val="right"/>
+            </w:pPr>
+            <w:r/>
+            <w:r>
+              <w:rPr>
+                <w:sz w:val="18"/>
+              </w:rPr>
+              <w:t>1,49</w:t>
+            </w:r>
+          </w:p>
+        </w:tc>
+        <w:tc>
+          <w:tcPr>
+            <w:tcW w:type="dxa" w:w="1814"/>
+          </w:tcPr>
+          <w:p>
+            <w:pPr>
+              <w:keepNext/>
+              <w:spacing w:after="20" w:before="20"/>
+              <w:jc w:val="right"/>
+            </w:pPr>
+            <w:r/>
+            <w:r>
+              <w:rPr>
+                <w:sz w:val="18"/>
+              </w:rPr>
+              <w:t>−855 €</w:t>
+            </w:r>
+          </w:p>
+        </w:tc>
+      </w:tr>
+      <w:tr>
+        <w:trPr>
+          <w:cantSplit/>
+        </w:trPr>
+        <w:tc>
+          <w:tcPr>
+            <w:tcW w:type="dxa" w:w="4876"/>
+          </w:tcPr>
+          <w:p>
+            <w:pPr>
+              <w:keepNext/>
+              <w:spacing w:after="20" w:before="20"/>
+            </w:pPr>
+            <w:r/>
+            <w:r>
+              <w:rPr>
+                <w:sz w:val="18"/>
+              </w:rPr>
+              <w:t>Beide Büros leer</w:t>
+            </w:r>
+          </w:p>
+        </w:tc>
+        <w:tc>
+          <w:tcPr>
+            <w:tcW w:type="dxa" w:w="1587"/>
+          </w:tcPr>
+          <w:p>
+            <w:pPr>
+              <w:keepNext/>
+              <w:spacing w:after="20" w:before="20"/>
+              <w:jc w:val="right"/>
+            </w:pPr>
+            <w:r/>
+            <w:r>
+              <w:rPr>
+                <w:sz w:val="18"/>
+              </w:rPr>
+              <w:t>+8.170 €</w:t>
+            </w:r>
+          </w:p>
+        </w:tc>
+        <w:tc>
+          <w:tcPr>
+            <w:tcW w:type="dxa" w:w="1134"/>
+          </w:tcPr>
+          <w:p>
+            <w:pPr>
+              <w:keepNext/>
+              <w:spacing w:after="20" w:before="20"/>
+              <w:jc w:val="right"/>
+            </w:pPr>
+            <w:r/>
+            <w:r>
+              <w:rPr>
+                <w:sz w:val="18"/>
+              </w:rPr>
+              <w:t>1,46</w:t>
+            </w:r>
+          </w:p>
+        </w:tc>
+        <w:tc>
+          <w:tcPr>
+            <w:tcW w:type="dxa" w:w="1814"/>
+          </w:tcPr>
+          <w:p>
+            <w:pPr>
+              <w:keepNext/>
+              <w:spacing w:after="20" w:before="20"/>
+              <w:jc w:val="right"/>
+            </w:pPr>
+            <w:r/>
+            <w:r>
+              <w:rPr>
+                <w:sz w:val="18"/>
+              </w:rPr>
+              <w:t>−1.440 €</w:t>
+            </w:r>
+          </w:p>
+        </w:tc>
+      </w:tr>
+      <w:tr>
+        <w:trPr>
+          <w:cantSplit/>
+        </w:trPr>
+        <w:tc>
+          <w:tcPr>
+            <w:tcW w:type="dxa" w:w="4876"/>
+          </w:tcPr>
+          <w:p>
+            <w:pPr>
               <w:spacing w:after="20" w:before="20"/>
             </w:pPr>
             <w:r/>
@@ -10345,7 +12060,7 @@
               <w:rPr>
                 <w:sz w:val="18"/>
               </w:rPr>
-              <w:t>−9.268 €</w:t>
+              <w:t>−9.705 €</w:t>
             </w:r>
           </w:p>
         </w:tc>
@@ -10363,7 +12078,7 @@
               <w:rPr>
                 <w:sz w:val="18"/>
               </w:rPr>
-              <w:t>0,44</w:t>
+              <w:t>0,45</w:t>
             </w:r>
           </w:p>
         </w:tc>
@@ -10381,7 +12096,7 @@
               <w:rPr>
                 <w:sz w:val="18"/>
               </w:rPr>
-              <w:t>−14.698 €</w:t>
+              <w:t>−19.315 €</w:t>
             </w:r>
           </w:p>
         </w:tc>
@@ -10401,7 +12116,7 @@
           <w:b w:val="0"/>
           <w:i w:val="0"/>
         </w:rPr>
-        <w:t>Die Tests sind vereinfacht. Das Ergebnis reagiert am stärksten auf den Gastro-Umsatz und die Pacht. Bei einem Umsatz −40 % oder einem Ausfall der Gastro reicht der Ertrag nicht mehr für die Raten.</w:t>
+        <w:t>Die Tests sind vereinfacht. Das Ergebnis reagiert am stärksten auf den Gastro-Umsatz und die Pacht. Bei einem Umsatz −40 % ist die Kapitaldienstdeckung knapp über 1,0, bei einem Ausfall der Gastro reicht der Ertrag nicht mehr für die Raten. Ein Auszug eines Ankermieters ist verkraftbar.</w:t>
       </w:r>
     </w:p>
     <w:p>
@@ -10409,7 +12124,7 @@
         <w:pStyle w:val="Heading1"/>
       </w:pPr>
       <w:r>
-        <w:t>11  Prüfung: zwei Wohnungen als Airbnb</w:t>
+        <w:t>12  Prüfung: zwei Wohnungen als Airbnb</w:t>
       </w:r>
     </w:p>
     <w:p>
@@ -10508,7 +12223,7 @@
                 <w:color w:val="FFFFFF"/>
                 <w:sz w:val="18"/>
               </w:rPr>
-              <w:t>60 m²</w:t>
+              <w:t>55 m²</w:t>
             </w:r>
           </w:p>
         </w:tc>
@@ -10530,7 +12245,7 @@
                 <w:color w:val="FFFFFF"/>
                 <w:sz w:val="18"/>
               </w:rPr>
-              <w:t>83 m²</w:t>
+              <w:t>67 m²</w:t>
             </w:r>
           </w:p>
         </w:tc>
@@ -10591,7 +12306,7 @@
               <w:rPr>
                 <w:sz w:val="18"/>
               </w:rPr>
-              <w:t>95 €</w:t>
+              <w:t>90 €</w:t>
             </w:r>
           </w:p>
         </w:tc>
@@ -10610,7 +12325,7 @@
               <w:rPr>
                 <w:sz w:val="18"/>
               </w:rPr>
-              <w:t>115 €</w:t>
+              <w:t>105 €</w:t>
             </w:r>
           </w:p>
         </w:tc>
@@ -10671,7 +12386,7 @@
               <w:rPr>
                 <w:sz w:val="18"/>
               </w:rPr>
-              <w:t>636 €</w:t>
+              <w:t>602 €</w:t>
             </w:r>
           </w:p>
         </w:tc>
@@ -10690,7 +12405,7 @@
               <w:rPr>
                 <w:sz w:val="18"/>
               </w:rPr>
-              <w:t>770 €</w:t>
+              <w:t>703 €</w:t>
             </w:r>
           </w:p>
         </w:tc>
@@ -10751,7 +12466,7 @@
               <w:rPr>
                 <w:sz w:val="18"/>
               </w:rPr>
-              <w:t>604 €</w:t>
+              <w:t>553 €</w:t>
             </w:r>
           </w:p>
         </w:tc>
@@ -10770,7 +12485,7 @@
               <w:rPr>
                 <w:sz w:val="18"/>
               </w:rPr>
-              <w:t>835 €</w:t>
+              <w:t>674 €</w:t>
             </w:r>
           </w:p>
         </w:tc>
@@ -10831,7 +12546,7 @@
               <w:rPr>
                 <w:sz w:val="18"/>
               </w:rPr>
-              <w:t>36.000 €</w:t>
+              <w:t>33.000 €</w:t>
             </w:r>
           </w:p>
         </w:tc>
@@ -10850,7 +12565,7 @@
               <w:rPr>
                 <w:sz w:val="18"/>
               </w:rPr>
-              <w:t>49.800 €</w:t>
+              <w:t>40.200 €</w:t>
             </w:r>
           </w:p>
         </w:tc>
@@ -10914,7 +12629,7 @@
                 <w:b/>
                 <w:sz w:val="18"/>
               </w:rPr>
-              <w:t>−236 €</w:t>
+              <w:t>−177 €</w:t>
             </w:r>
           </w:p>
         </w:tc>
@@ -10934,7 +12649,7 @@
                 <w:b/>
                 <w:sz w:val="18"/>
               </w:rPr>
-              <w:t>−546 €</w:t>
+              <w:t>−278 €</w:t>
             </w:r>
           </w:p>
         </w:tc>
@@ -10960,7 +12675,7 @@
         <w:pStyle w:val="Heading1"/>
       </w:pPr>
       <w:r>
-        <w:t>12  Chancen und Risiken</w:t>
+        <w:t>13  Chancen und Risiken</w:t>
       </w:r>
     </w:p>
     <w:tbl>
@@ -11088,7 +12803,7 @@
               <w:rPr>
                 <w:sz w:val="17"/>
               </w:rPr>
-              <w:t>Beleihungsauslauf 163 % bei 100 % Fremdfinanzierung</w:t>
+              <w:t>Beleihungsauslauf 187 % bei 100 % Fremdfinanzierung</w:t>
             </w:r>
           </w:p>
         </w:tc>
@@ -11147,7 +12862,7 @@
               <w:rPr>
                 <w:sz w:val="17"/>
               </w:rPr>
-              <w:t>Haus ab ca. 32.000 € Umsatz im Plus; bei Ausfall der Gastro fehlen ca. 14.698 € pro Monat</w:t>
+              <w:t>Haus ab ca. 33.000 € Umsatz im Plus; bei Ausfall der Gastro fehlen ca. 19.315 € pro Monat</w:t>
             </w:r>
           </w:p>
         </w:tc>
@@ -11324,7 +13039,7 @@
               <w:rPr>
                 <w:sz w:val="17"/>
               </w:rPr>
-              <w:t>540 m², Staffelgeschoss, Flachdach, Stellplätze</w:t>
+              <w:t>576 m², Staffelgeschoss, Flachdach, Stellplätze</w:t>
             </w:r>
           </w:p>
         </w:tc>
@@ -11482,7 +13197,7 @@
         <w:pStyle w:val="Heading1"/>
       </w:pPr>
       <w:r>
-        <w:t>13  Zeitplan und nächste Schritte</w:t>
+        <w:t>14  Zeitplan und nächste Schritte</w:t>
       </w:r>
     </w:p>
     <w:tbl>
@@ -11588,7 +13303,7 @@
               <w:rPr>
                 <w:sz w:val="18"/>
               </w:rPr>
-              <w:t>Gespräch mit der Stadt: Preis, Förderung, Stellplätze, Zulässigkeit der 540 m²</w:t>
+              <w:t>Gespräch mit der Stadt: Preis, Förderung, Stellplätze, Zulässigkeit der 576 m²</w:t>
             </w:r>
           </w:p>
         </w:tc>
@@ -11807,7 +13522,7 @@
         <w:pStyle w:val="Heading1"/>
       </w:pPr>
       <w:r>
-        <w:t>14  Anlagen und Unterlagen für die Bank</w:t>
+        <w:t>15  Anlagen und Unterlagen für die Bank</w:t>
       </w:r>
     </w:p>
     <w:p>
@@ -12835,7 +14550,7 @@
               <w:rPr>
                 <w:sz w:val="17"/>
               </w:rPr>
-              <w:t>Einnahmen: Vorvermietungsabsichten</w:t>
+              <w:t>Einnahmen: Vorverträge Ankermieter Büro (2 Mieter)</w:t>
             </w:r>
           </w:p>
         </w:tc>
@@ -12891,7 +14606,7 @@
               <w:rPr>
                 <w:sz w:val="17"/>
               </w:rPr>
-              <w:t>Betrieb: Gastro-Kalkulation mit Wareneinsatz, Personal, Umsatz</w:t>
+              <w:t>Einnahmen: Vorvermietungsabsichten</w:t>
             </w:r>
           </w:p>
         </w:tc>
@@ -12908,7 +14623,7 @@
               <w:rPr>
                 <w:sz w:val="17"/>
               </w:rPr>
-              <w:t>vorhanden</w:t>
+              <w:t>offen</w:t>
             </w:r>
           </w:p>
         </w:tc>
@@ -12947,7 +14662,7 @@
               <w:rPr>
                 <w:sz w:val="17"/>
               </w:rPr>
-              <w:t>Betrieb: Nachweis Gastro-Erfahrung, Lebenslauf, Konzession</w:t>
+              <w:t>Betrieb: Gastro-Kalkulation mit Wareneinsatz, Personal, Umsatz</w:t>
             </w:r>
           </w:p>
         </w:tc>
@@ -12964,7 +14679,7 @@
               <w:rPr>
                 <w:sz w:val="17"/>
               </w:rPr>
-              <w:t>offen</w:t>
+              <w:t>vorhanden</w:t>
             </w:r>
           </w:p>
         </w:tc>
@@ -13003,7 +14718,7 @@
               <w:rPr>
                 <w:sz w:val="17"/>
               </w:rPr>
-              <w:t>Person: Selbstauskunft und Vermögensübersicht</w:t>
+              <w:t>Betrieb: Nachweis Gastro-Erfahrung, Lebenslauf, Konzession</w:t>
             </w:r>
           </w:p>
         </w:tc>
@@ -13059,7 +14774,7 @@
               <w:rPr>
                 <w:sz w:val="17"/>
               </w:rPr>
-              <w:t>Person: Einkommensnachweise, Steuerbescheide, BWA, Schufa</w:t>
+              <w:t>Person: Selbstauskunft und Vermögensübersicht</w:t>
             </w:r>
           </w:p>
         </w:tc>
@@ -13115,7 +14830,7 @@
               <w:rPr>
                 <w:sz w:val="17"/>
               </w:rPr>
-              <w:t>Person: Nachweis weiterer Sicherheiten</w:t>
+              <w:t>Person: Einkommensnachweise, Steuerbescheide, BWA, Schufa</w:t>
             </w:r>
           </w:p>
         </w:tc>
@@ -13171,7 +14886,7 @@
               <w:rPr>
                 <w:sz w:val="17"/>
               </w:rPr>
-              <w:t>Sicherheit: Wertermittlung / Beleihungswert</w:t>
+              <w:t>Person: Nachweis weiterer Sicherheiten</w:t>
             </w:r>
           </w:p>
         </w:tc>
@@ -13211,6 +14926,62 @@
                 <w:sz w:val="17"/>
               </w:rPr>
               <w:t>24</w:t>
+            </w:r>
+          </w:p>
+        </w:tc>
+        <w:tc>
+          <w:tcPr>
+            <w:tcW w:type="dxa" w:w="7030"/>
+          </w:tcPr>
+          <w:p>
+            <w:pPr>
+              <w:spacing w:after="20" w:before="20"/>
+            </w:pPr>
+            <w:r/>
+            <w:r>
+              <w:rPr>
+                <w:sz w:val="17"/>
+              </w:rPr>
+              <w:t>Sicherheit: Wertermittlung / Beleihungswert</w:t>
+            </w:r>
+          </w:p>
+        </w:tc>
+        <w:tc>
+          <w:tcPr>
+            <w:tcW w:type="dxa" w:w="1701"/>
+          </w:tcPr>
+          <w:p>
+            <w:pPr>
+              <w:spacing w:after="20" w:before="20"/>
+            </w:pPr>
+            <w:r/>
+            <w:r>
+              <w:rPr>
+                <w:sz w:val="17"/>
+              </w:rPr>
+              <w:t>offen</w:t>
+            </w:r>
+          </w:p>
+        </w:tc>
+      </w:tr>
+      <w:tr>
+        <w:trPr>
+          <w:cantSplit/>
+        </w:trPr>
+        <w:tc>
+          <w:tcPr>
+            <w:tcW w:type="dxa" w:w="680"/>
+          </w:tcPr>
+          <w:p>
+            <w:pPr>
+              <w:spacing w:after="20" w:before="20"/>
+            </w:pPr>
+            <w:r/>
+            <w:r>
+              <w:rPr>
+                <w:sz w:val="17"/>
+              </w:rPr>
+              <w:t>25</w:t>
             </w:r>
           </w:p>
         </w:tc>

--- a/praesentation/Businessplan_Baufeld3_Neue-Mitte-Werlte.docx
+++ b/praesentation/Businessplan_Baufeld3_Neue-Mitte-Werlte.docx
@@ -21,7 +21,7 @@
         <w:pStyle w:val="Title"/>
       </w:pPr>
       <w:r>
-        <w:t>Businessplan: Große Gastro und 8 Wohnungen</w:t>
+        <w:t>Businessplan: Große Gastro und 6 Wohnungen</w:t>
       </w:r>
     </w:p>
     <w:p>
@@ -185,7 +185,7 @@
               <w:rPr>
                 <w:sz w:val="20"/>
               </w:rPr>
-              <w:t>Neubau eines gemischt genutzten Gebäudes: große Gastro im Erdgeschoss, 2 Büro-Ankermieter und 3 Wohnungen im 1. Obergeschoss, 5 Wohnungen im Staffelgeschoss in Holzbau</w:t>
+              <w:t>Neubau eines gemischt genutzten Gebäudes: große Gastro im Erdgeschoss, 2 Büro-Ankermieter und 3 Wohnungen im 1. Obergeschoss, 3 Wohnungen im Staffelgeschoss in Holzbau</w:t>
             </w:r>
           </w:p>
         </w:tc>
@@ -267,7 +267,7 @@
               <w:rPr>
                 <w:sz w:val="20"/>
               </w:rPr>
-              <w:t>4.845.506 € (100 % Fremdkapital), davon KfW-Kredite 2.347.500 €</w:t>
+              <w:t>4.853.028 € (100 % Fremdkapital), davon KfW-Kredite 2.047.500 €</w:t>
             </w:r>
           </w:p>
         </w:tc>
@@ -347,7 +347,7 @@
           <w:b w:val="0"/>
           <w:i w:val="0"/>
         </w:rPr>
-        <w:t>Auf dem Baufeld 3 der Neuen Mitte Werlte entsteht ein dreigeschossiges Gebäude (zwei Vollgeschosse plus Staffelgeschoss in Holzbau) mit 576 m² Grundfläche (32 × 18 m, das Maximum der Grundflächenzahl 0,6) und 1.650 m² Bruttogrundfläche (BGF, alle Geschossflächen zusammen). Im Erdgeschoss liegt eine große Gastro mit ca. 510 m² und ca. 190 Plätzen. Im 1. Obergeschoss mieten zwei Ankermieter Büros (100 m² Versicherungsgesellschaft o. ä., 65 m² Makler o. ä., 10 Jahre fest), dazu kommen 3 Wohnungen. Im Staffelgeschoss in Holzbau liegen 5 Wohnungen. Die 8 Wohnungen haben zusammen 655 m² Wohnfläche und werden langfristig vermietet.</w:t>
+        <w:t>Auf dem Baufeld 3 der Neuen Mitte Werlte entsteht ein dreigeschossiges Gebäude (zwei Vollgeschosse plus Staffelgeschoss in Holzbau) mit 576 m² Grundfläche (32 × 18 m, das Maximum der Grundflächenzahl 0,6) und 1.650 m² Bruttogrundfläche (BGF, alle Geschossflächen zusammen). Im Erdgeschoss liegt eine große Gastro mit ca. 510 m² und ca. 190 Plätzen. Im 1. Obergeschoss mieten zwei Ankermieter Büros (100 m² Versicherungsgesellschaft o. ä., 65 m² Makler o. ä., 10 Jahre fest), dazu kommen 3 Wohnungen. Im Staffelgeschoss in Holzbau liegen 3 Wohnungen. Die 6 Wohnungen haben zusammen 655 m² Wohnfläche und werden langfristig vermietet.</w:t>
       </w:r>
     </w:p>
     <w:tbl>
@@ -455,7 +455,7 @@
               <w:rPr>
                 <w:sz w:val="19"/>
               </w:rPr>
-              <w:t>4.845.506 €</w:t>
+              <w:t>4.853.028 €</w:t>
             </w:r>
           </w:p>
         </w:tc>
@@ -497,7 +497,7 @@
               <w:rPr>
                 <w:sz w:val="19"/>
               </w:rPr>
-              <w:t>4.845.506 €</w:t>
+              <w:t>4.853.028 €</w:t>
             </w:r>
           </w:p>
         </w:tc>
@@ -539,7 +539,7 @@
               <w:rPr>
                 <w:sz w:val="19"/>
               </w:rPr>
-              <w:t>2.347.500 € (48 %)</w:t>
+              <w:t>2.047.500 € (42 %)</w:t>
             </w:r>
           </w:p>
         </w:tc>
@@ -581,7 +581,7 @@
               <w:rPr>
                 <w:sz w:val="19"/>
               </w:rPr>
-              <w:t>3,39 %</w:t>
+              <w:t>3,49 %</w:t>
             </w:r>
           </w:p>
         </w:tc>
@@ -623,7 +623,7 @@
               <w:rPr>
                 <w:sz w:val="19"/>
               </w:rPr>
-              <w:t>17.733 €</w:t>
+              <w:t>18.140 €</w:t>
             </w:r>
           </w:p>
         </w:tc>
@@ -707,7 +707,7 @@
               <w:rPr>
                 <w:sz w:val="19"/>
               </w:rPr>
-              <w:t>+9.610 €</w:t>
+              <w:t>+9.204 €</w:t>
             </w:r>
           </w:p>
         </w:tc>
@@ -749,7 +749,7 @@
               <w:rPr>
                 <w:sz w:val="19"/>
               </w:rPr>
-              <w:t>1,54 gesamt, 0,71 nur Immobilie</w:t>
+              <w:t>1,51 gesamt, 0,70 nur Immobilie</w:t>
             </w:r>
           </w:p>
         </w:tc>
@@ -791,7 +791,7 @@
               <w:rPr>
                 <w:sz w:val="19"/>
               </w:rPr>
-              <w:t>2.877.244 €</w:t>
+              <w:t>2.894.463 €</w:t>
             </w:r>
           </w:p>
         </w:tc>
@@ -833,7 +833,7 @@
               <w:rPr>
                 <w:sz w:val="19"/>
               </w:rPr>
-              <w:t>2.589.520 €</w:t>
+              <w:t>2.605.017 €</w:t>
             </w:r>
           </w:p>
         </w:tc>
@@ -873,7 +873,7 @@
               <w:rPr>
                 <w:sz w:val="19"/>
               </w:rPr>
-              <w:t>187 %</w:t>
+              <w:t>186 %</w:t>
             </w:r>
           </w:p>
         </w:tc>
@@ -909,7 +909,7 @@
         <w:t xml:space="preserve">Der Ertrag trägt die Raten, aber nur mit der Gastro. </w:t>
       </w:r>
       <w:r>
-        <w:t>Mit dem Gastro-Gewinn liegt die Kapitaldienstdeckung bei 1,54. Allein aus Miete, Büromiete und Pacht wären es 0,71, aus Wohnen und Büro allein 0,45.</w:t>
+        <w:t>Mit dem Gastro-Gewinn liegt die Kapitaldienstdeckung bei 1,51. Allein aus Miete, Büromiete und Pacht wären es 0,70, aus Wohnen und Büro allein 0,44.</w:t>
       </w:r>
     </w:p>
     <w:p>
@@ -924,7 +924,7 @@
         <w:t xml:space="preserve">Die Büro-Ankermieter sichern einen Teil. </w:t>
       </w:r>
       <w:r>
-        <w:t>Die zwei Büros bringen 19.200 € im Jahr über 10 Jahre fest und decken 8 % des Kapitaldienstes, zusammen mit den Wohnungen decken die langfristigen Mieten 45 %.</w:t>
+        <w:t>Die zwei Büros bringen 19.200 € im Jahr über 10 Jahre fest und decken 8 % des Kapitaldienstes, zusammen mit den Wohnungen decken die langfristigen Mieten 44 %.</w:t>
       </w:r>
     </w:p>
     <w:p>
@@ -939,7 +939,7 @@
         <w:t xml:space="preserve">KfW senkt die Zinslast deutlich. </w:t>
       </w:r>
       <w:r>
-        <w:t>Die drei KfW-Kreditprogramme decken 48 % des Darlehens zu 2,5 bis 3,0 % ab, der Mischzins liegt bei 3,39 % statt 4,0 %.</w:t>
+        <w:t>Die drei KfW-Kreditprogramme decken 42 % des Darlehens zu 2,5 bis 3,0 % ab, der Mischzins liegt bei 3,49 % statt 4,0 %.</w:t>
       </w:r>
     </w:p>
     <w:p>
@@ -954,7 +954,7 @@
         <w:t xml:space="preserve">Der Beleihungswert ist die Hürde. </w:t>
       </w:r>
       <w:r>
-        <w:t>Der Ertragswert von 2,88 Mio. € liegt weit unter den Kosten von 4,85 Mio. €. Die Bank wird zusätzliche Sicherheiten oder Eigenkapital in der Größenordnung von 2,77 Mio. € verlangen.</w:t>
+        <w:t>Der Ertragswert von 2,89 Mio. € liegt weit unter den Kosten von 4,85 Mio. €. Die Bank wird zusätzliche Sicherheiten oder Eigenkapital in der Größenordnung von 2,77 Mio. € verlangen.</w:t>
       </w:r>
     </w:p>
     <w:p>
@@ -969,7 +969,7 @@
         <w:t xml:space="preserve">Airbnb lohnt sich nicht. </w:t>
       </w:r>
       <w:r>
-        <w:t>Zwei Wohnungen als Kurzzeitvermietung bringen weniger als langfristige Mieter, deshalb bleiben alle 8 Wohnungen langfristig vermietet.</w:t>
+        <w:t>Zwei Wohnungen als Kurzzeitvermietung bringen weniger als langfristige Mieter, deshalb bleiben alle 6 Wohnungen langfristig vermietet.</w:t>
       </w:r>
     </w:p>
     <w:p>
@@ -1365,7 +1365,7 @@
               <w:rPr>
                 <w:sz w:val="18"/>
               </w:rPr>
-              <w:t>ca. 6–8 auf dem Grundstück, Bedarf ca. 55</w:t>
+              <w:t>ca. 6–8 auf dem Grundstück, Bedarf ca. 52</w:t>
             </w:r>
           </w:p>
         </w:tc>
@@ -1411,7 +1411,7 @@
           <w:b w:val="0"/>
           <w:i w:val="0"/>
         </w:rPr>
-        <w:t>Das Gebäude hat eine Grundfläche von 32 × 18 m (576 m², das Maximum der Grundflächenzahl). Das Erdgeschoss ist vollverglast und gehört ganz der Gastro, Treppenhaus und Aufzug liegen am Westende und erschließen Büros und Wohnungen getrennt von der Gastro. Im 1. Obergeschoss liegen die zwei Büros und 3 Wohnungen, im Staffelgeschoss 5 Wohnungen. Das 1. Obergeschoss ist in rotbraunem Klinker mit Balkonen und Milchglas-Brüstungen ausgeführt, das Staffelgeschoss in Holzbau mit schmaler Dachterrasse (ca. 0,8 m, 77 m²) rundum. Holzbau spart ca. 184.000 € gegenüber Massivbau (Annahme, Angebot der Zimmerei nötig) und hilft beim Effizienzhaus-40-Standard.</w:t>
+        <w:t>Das Gebäude hat eine Grundfläche von 32 × 18 m (576 m², das Maximum der Grundflächenzahl). Das Erdgeschoss ist vollverglast und gehört ganz der Gastro, Treppenhaus und Aufzug liegen am Westende und erschließen Büros und Wohnungen getrennt von der Gastro. Im 1. Obergeschoss liegen die zwei Büros und 3 Wohnungen, im Staffelgeschoss 3 Wohnungen. Das 1. Obergeschoss ist in rotbraunem Klinker mit Balkonen und Milchglas-Brüstungen ausgeführt, das Staffelgeschoss in Holzbau mit schmaler Dachterrasse (ca. 0,8 m, 77 m²) rundum. Holzbau spart ca. 184.000 € gegenüber Massivbau (Annahme, Angebot der Zimmerei nötig) und hilft beim Effizienzhaus-40-Standard.</w:t>
       </w:r>
     </w:p>
     <w:tbl>
@@ -1809,7 +1809,7 @@
               <w:rPr>
                 <w:sz w:val="18"/>
               </w:rPr>
-              <w:t>5 × 67 m²</w:t>
+              <w:t>3 × 111 m²</w:t>
             </w:r>
           </w:p>
         </w:tc>
@@ -1907,7 +1907,7 @@
                 <w:b/>
                 <w:sz w:val="18"/>
               </w:rPr>
-              <w:t>8 Wohnungen, 2 Büros</w:t>
+              <w:t>6 Wohnungen, 2 Büros</w:t>
             </w:r>
           </w:p>
         </w:tc>
@@ -2515,7 +2515,7 @@
               <w:rPr>
                 <w:sz w:val="18"/>
               </w:rPr>
-              <w:t>66,8 m²</w:t>
+              <w:t>111,3 m²</w:t>
             </w:r>
           </w:p>
         </w:tc>
@@ -2553,7 +2553,7 @@
               <w:rPr>
                 <w:sz w:val="18"/>
               </w:rPr>
-              <w:t>747 €</w:t>
+              <w:t>1.244 €</w:t>
             </w:r>
           </w:p>
         </w:tc>
@@ -2572,7 +2572,7 @@
               <w:rPr>
                 <w:sz w:val="18"/>
               </w:rPr>
-              <w:t>8.959 €</w:t>
+              <w:t>14.932 €</w:t>
             </w:r>
           </w:p>
         </w:tc>
@@ -2632,7 +2632,7 @@
               <w:rPr>
                 <w:sz w:val="18"/>
               </w:rPr>
-              <w:t>66,8 m²</w:t>
+              <w:t>111,3 m²</w:t>
             </w:r>
           </w:p>
         </w:tc>
@@ -2670,7 +2670,7 @@
               <w:rPr>
                 <w:sz w:val="18"/>
               </w:rPr>
-              <w:t>747 €</w:t>
+              <w:t>1.244 €</w:t>
             </w:r>
           </w:p>
         </w:tc>
@@ -2689,7 +2689,7 @@
               <w:rPr>
                 <w:sz w:val="18"/>
               </w:rPr>
-              <w:t>8.959 €</w:t>
+              <w:t>14.932 €</w:t>
             </w:r>
           </w:p>
         </w:tc>
@@ -2749,7 +2749,7 @@
               <w:rPr>
                 <w:sz w:val="18"/>
               </w:rPr>
-              <w:t>66,8 m²</w:t>
+              <w:t>111,3 m²</w:t>
             </w:r>
           </w:p>
         </w:tc>
@@ -2787,7 +2787,7 @@
               <w:rPr>
                 <w:sz w:val="18"/>
               </w:rPr>
-              <w:t>747 €</w:t>
+              <w:t>1.244 €</w:t>
             </w:r>
           </w:p>
         </w:tc>
@@ -2806,7 +2806,7 @@
               <w:rPr>
                 <w:sz w:val="18"/>
               </w:rPr>
-              <w:t>8.959 €</w:t>
+              <w:t>14.932 €</w:t>
             </w:r>
           </w:p>
         </w:tc>
@@ -2829,7 +2829,7 @@
               <w:rPr>
                 <w:sz w:val="18"/>
               </w:rPr>
-              <w:t>WE 7</w:t>
+              <w:t>Summe Wohnen</w:t>
             </w:r>
           </w:p>
         </w:tc>
@@ -2847,7 +2847,6 @@
               <w:rPr>
                 <w:sz w:val="18"/>
               </w:rPr>
-              <w:t>Staffel</w:t>
             </w:r>
           </w:p>
         </w:tc>
@@ -2866,7 +2865,7 @@
               <w:rPr>
                 <w:sz w:val="18"/>
               </w:rPr>
-              <w:t>66,8 m²</w:t>
+              <w:t>655,0 m²</w:t>
             </w:r>
           </w:p>
         </w:tc>
@@ -2885,7 +2884,6 @@
               <w:rPr>
                 <w:sz w:val="18"/>
               </w:rPr>
-              <w:t>11,18 €</w:t>
             </w:r>
           </w:p>
         </w:tc>
@@ -2904,7 +2902,7 @@
               <w:rPr>
                 <w:sz w:val="18"/>
               </w:rPr>
-              <w:t>747 €</w:t>
+              <w:t>7.321 €</w:t>
             </w:r>
           </w:p>
         </w:tc>
@@ -2923,7 +2921,7 @@
               <w:rPr>
                 <w:sz w:val="18"/>
               </w:rPr>
-              <w:t>8.959 €</w:t>
+              <w:t>87.847 €</w:t>
             </w:r>
           </w:p>
         </w:tc>
@@ -2946,7 +2944,7 @@
               <w:rPr>
                 <w:sz w:val="18"/>
               </w:rPr>
-              <w:t>WE 8</w:t>
+              <w:t>Gastro-Pacht (10 €/m²)</w:t>
             </w:r>
           </w:p>
         </w:tc>
@@ -2964,7 +2962,7 @@
               <w:rPr>
                 <w:sz w:val="18"/>
               </w:rPr>
-              <w:t>Staffel</w:t>
+              <w:t>EG</w:t>
             </w:r>
           </w:p>
         </w:tc>
@@ -2983,7 +2981,7 @@
               <w:rPr>
                 <w:sz w:val="18"/>
               </w:rPr>
-              <w:t>66,8 m²</w:t>
+              <w:t>510,0 m²</w:t>
             </w:r>
           </w:p>
         </w:tc>
@@ -3002,7 +3000,7 @@
               <w:rPr>
                 <w:sz w:val="18"/>
               </w:rPr>
-              <w:t>11,18 €</w:t>
+              <w:t>10,00 €</w:t>
             </w:r>
           </w:p>
         </w:tc>
@@ -3021,7 +3019,7 @@
               <w:rPr>
                 <w:sz w:val="18"/>
               </w:rPr>
-              <w:t>747 €</w:t>
+              <w:t>5.100 €</w:t>
             </w:r>
           </w:p>
         </w:tc>
@@ -3040,7 +3038,7 @@
               <w:rPr>
                 <w:sz w:val="18"/>
               </w:rPr>
-              <w:t>8.959 €</w:t>
+              <w:t>61.200 €</w:t>
             </w:r>
           </w:p>
         </w:tc>
@@ -3065,7 +3063,7 @@
                 <w:b/>
                 <w:sz w:val="18"/>
               </w:rPr>
-              <w:t>Summe Wohnen</w:t>
+              <w:t>Büro 1 (Ankermieter)</w:t>
             </w:r>
           </w:p>
         </w:tc>
@@ -3085,6 +3083,7 @@
                 <w:b/>
                 <w:sz w:val="18"/>
               </w:rPr>
+              <w:t>1. OG</w:t>
             </w:r>
           </w:p>
         </w:tc>
@@ -3105,7 +3104,7 @@
                 <w:b/>
                 <w:sz w:val="18"/>
               </w:rPr>
-              <w:t>655,0 m²</w:t>
+              <w:t>100,0 m²</w:t>
             </w:r>
           </w:p>
         </w:tc>
@@ -3126,6 +3125,7 @@
                 <w:b/>
                 <w:sz w:val="18"/>
               </w:rPr>
+              <w:t>9,50 €</w:t>
             </w:r>
           </w:p>
         </w:tc>
@@ -3146,7 +3146,7 @@
                 <w:b/>
                 <w:sz w:val="18"/>
               </w:rPr>
-              <w:t>7.321 €</w:t>
+              <w:t>950 €</w:t>
             </w:r>
           </w:p>
         </w:tc>
@@ -3167,7 +3167,7 @@
                 <w:b/>
                 <w:sz w:val="18"/>
               </w:rPr>
-              <w:t>87.847 €</w:t>
+              <w:t>11.400 €</w:t>
             </w:r>
           </w:p>
         </w:tc>
@@ -3190,7 +3190,7 @@
               <w:rPr>
                 <w:sz w:val="18"/>
               </w:rPr>
-              <w:t>Gastro-Pacht (10 €/m²)</w:t>
+              <w:t>Büro 2 (Ankermieter)</w:t>
             </w:r>
           </w:p>
         </w:tc>
@@ -3208,7 +3208,7 @@
               <w:rPr>
                 <w:sz w:val="18"/>
               </w:rPr>
-              <w:t>EG</w:t>
+              <w:t>1. OG</w:t>
             </w:r>
           </w:p>
         </w:tc>
@@ -3227,7 +3227,7 @@
               <w:rPr>
                 <w:sz w:val="18"/>
               </w:rPr>
-              <w:t>510,0 m²</w:t>
+              <w:t>65,0 m²</w:t>
             </w:r>
           </w:p>
         </w:tc>
@@ -3265,7 +3265,7 @@
               <w:rPr>
                 <w:sz w:val="18"/>
               </w:rPr>
-              <w:t>5.100 €</w:t>
+              <w:t>650 €</w:t>
             </w:r>
           </w:p>
         </w:tc>
@@ -3284,7 +3284,7 @@
               <w:rPr>
                 <w:sz w:val="18"/>
               </w:rPr>
-              <w:t>61.200 €</w:t>
+              <w:t>7.800 €</w:t>
             </w:r>
           </w:p>
         </w:tc>
@@ -3299,15 +3299,14 @@
           </w:tcPr>
           <w:p>
             <w:pPr>
-              <w:keepNext/>
-              <w:spacing w:after="20" w:before="20"/>
-            </w:pPr>
-            <w:r/>
-            <w:r>
-              <w:rPr>
-                <w:sz w:val="18"/>
-              </w:rPr>
-              <w:t>Büro 1 (Ankermieter)</w:t>
+              <w:spacing w:after="20" w:before="20"/>
+            </w:pPr>
+            <w:r/>
+            <w:r>
+              <w:rPr>
+                <w:sz w:val="18"/>
+              </w:rPr>
+              <w:t>Rohertrag gesamt</w:t>
             </w:r>
           </w:p>
         </w:tc>
@@ -3317,15 +3316,13 @@
           </w:tcPr>
           <w:p>
             <w:pPr>
-              <w:keepNext/>
-              <w:spacing w:after="20" w:before="20"/>
-            </w:pPr>
-            <w:r/>
-            <w:r>
-              <w:rPr>
-                <w:sz w:val="18"/>
-              </w:rPr>
-              <w:t>1. OG</w:t>
+              <w:spacing w:after="20" w:before="20"/>
+            </w:pPr>
+            <w:r/>
+            <w:r>
+              <w:rPr>
+                <w:sz w:val="18"/>
+              </w:rPr>
             </w:r>
           </w:p>
         </w:tc>
@@ -3335,7 +3332,6 @@
           </w:tcPr>
           <w:p>
             <w:pPr>
-              <w:keepNext/>
               <w:spacing w:after="20" w:before="20"/>
               <w:jc w:val="right"/>
             </w:pPr>
@@ -3344,7 +3340,6 @@
               <w:rPr>
                 <w:sz w:val="18"/>
               </w:rPr>
-              <w:t>100,0 m²</w:t>
             </w:r>
           </w:p>
         </w:tc>
@@ -3354,7 +3349,6 @@
           </w:tcPr>
           <w:p>
             <w:pPr>
-              <w:keepNext/>
               <w:spacing w:after="20" w:before="20"/>
               <w:jc w:val="right"/>
             </w:pPr>
@@ -3363,7 +3357,6 @@
               <w:rPr>
                 <w:sz w:val="18"/>
               </w:rPr>
-              <w:t>9,50 €</w:t>
             </w:r>
           </w:p>
         </w:tc>
@@ -3373,7 +3366,6 @@
           </w:tcPr>
           <w:p>
             <w:pPr>
-              <w:keepNext/>
               <w:spacing w:after="20" w:before="20"/>
               <w:jc w:val="right"/>
             </w:pPr>
@@ -3382,7 +3374,7 @@
               <w:rPr>
                 <w:sz w:val="18"/>
               </w:rPr>
-              <w:t>950 €</w:t>
+              <w:t>14.021 €</w:t>
             </w:r>
           </w:p>
         </w:tc>
@@ -3392,250 +3384,12 @@
           </w:tcPr>
           <w:p>
             <w:pPr>
-              <w:keepNext/>
               <w:spacing w:after="20" w:before="20"/>
               <w:jc w:val="right"/>
             </w:pPr>
             <w:r/>
             <w:r>
               <w:rPr>
-                <w:sz w:val="18"/>
-              </w:rPr>
-              <w:t>11.400 €</w:t>
-            </w:r>
-          </w:p>
-        </w:tc>
-      </w:tr>
-      <w:tr>
-        <w:trPr>
-          <w:cantSplit/>
-        </w:trPr>
-        <w:tc>
-          <w:tcPr>
-            <w:tcW w:type="dxa" w:w="2041"/>
-          </w:tcPr>
-          <w:p>
-            <w:pPr>
-              <w:keepNext/>
-              <w:spacing w:after="20" w:before="20"/>
-            </w:pPr>
-            <w:r/>
-            <w:r>
-              <w:rPr>
-                <w:sz w:val="18"/>
-              </w:rPr>
-              <w:t>Büro 2 (Ankermieter)</w:t>
-            </w:r>
-          </w:p>
-        </w:tc>
-        <w:tc>
-          <w:tcPr>
-            <w:tcW w:type="dxa" w:w="1134"/>
-          </w:tcPr>
-          <w:p>
-            <w:pPr>
-              <w:keepNext/>
-              <w:spacing w:after="20" w:before="20"/>
-            </w:pPr>
-            <w:r/>
-            <w:r>
-              <w:rPr>
-                <w:sz w:val="18"/>
-              </w:rPr>
-              <w:t>1. OG</w:t>
-            </w:r>
-          </w:p>
-        </w:tc>
-        <w:tc>
-          <w:tcPr>
-            <w:tcW w:type="dxa" w:w="1361"/>
-          </w:tcPr>
-          <w:p>
-            <w:pPr>
-              <w:keepNext/>
-              <w:spacing w:after="20" w:before="20"/>
-              <w:jc w:val="right"/>
-            </w:pPr>
-            <w:r/>
-            <w:r>
-              <w:rPr>
-                <w:sz w:val="18"/>
-              </w:rPr>
-              <w:t>65,0 m²</w:t>
-            </w:r>
-          </w:p>
-        </w:tc>
-        <w:tc>
-          <w:tcPr>
-            <w:tcW w:type="dxa" w:w="1361"/>
-          </w:tcPr>
-          <w:p>
-            <w:pPr>
-              <w:keepNext/>
-              <w:spacing w:after="20" w:before="20"/>
-              <w:jc w:val="right"/>
-            </w:pPr>
-            <w:r/>
-            <w:r>
-              <w:rPr>
-                <w:sz w:val="18"/>
-              </w:rPr>
-              <w:t>10,00 €</w:t>
-            </w:r>
-          </w:p>
-        </w:tc>
-        <w:tc>
-          <w:tcPr>
-            <w:tcW w:type="dxa" w:w="1814"/>
-          </w:tcPr>
-          <w:p>
-            <w:pPr>
-              <w:keepNext/>
-              <w:spacing w:after="20" w:before="20"/>
-              <w:jc w:val="right"/>
-            </w:pPr>
-            <w:r/>
-            <w:r>
-              <w:rPr>
-                <w:sz w:val="18"/>
-              </w:rPr>
-              <w:t>650 €</w:t>
-            </w:r>
-          </w:p>
-        </w:tc>
-        <w:tc>
-          <w:tcPr>
-            <w:tcW w:type="dxa" w:w="1701"/>
-          </w:tcPr>
-          <w:p>
-            <w:pPr>
-              <w:keepNext/>
-              <w:spacing w:after="20" w:before="20"/>
-              <w:jc w:val="right"/>
-            </w:pPr>
-            <w:r/>
-            <w:r>
-              <w:rPr>
-                <w:sz w:val="18"/>
-              </w:rPr>
-              <w:t>7.800 €</w:t>
-            </w:r>
-          </w:p>
-        </w:tc>
-      </w:tr>
-      <w:tr>
-        <w:trPr>
-          <w:cantSplit/>
-        </w:trPr>
-        <w:tc>
-          <w:tcPr>
-            <w:tcW w:type="dxa" w:w="2041"/>
-            <w:shd w:val="clear" w:color="auto" w:fill="E3E8E5"/>
-          </w:tcPr>
-          <w:p>
-            <w:pPr>
-              <w:spacing w:after="20" w:before="20"/>
-            </w:pPr>
-            <w:r/>
-            <w:r>
-              <w:rPr>
-                <w:b/>
-                <w:sz w:val="18"/>
-              </w:rPr>
-              <w:t>Rohertrag gesamt</w:t>
-            </w:r>
-          </w:p>
-        </w:tc>
-        <w:tc>
-          <w:tcPr>
-            <w:tcW w:type="dxa" w:w="1134"/>
-            <w:shd w:val="clear" w:color="auto" w:fill="E3E8E5"/>
-          </w:tcPr>
-          <w:p>
-            <w:pPr>
-              <w:spacing w:after="20" w:before="20"/>
-            </w:pPr>
-            <w:r/>
-            <w:r>
-              <w:rPr>
-                <w:b/>
-                <w:sz w:val="18"/>
-              </w:rPr>
-            </w:r>
-          </w:p>
-        </w:tc>
-        <w:tc>
-          <w:tcPr>
-            <w:tcW w:type="dxa" w:w="1361"/>
-            <w:shd w:val="clear" w:color="auto" w:fill="E3E8E5"/>
-          </w:tcPr>
-          <w:p>
-            <w:pPr>
-              <w:spacing w:after="20" w:before="20"/>
-              <w:jc w:val="right"/>
-            </w:pPr>
-            <w:r/>
-            <w:r>
-              <w:rPr>
-                <w:b/>
-                <w:sz w:val="18"/>
-              </w:rPr>
-            </w:r>
-          </w:p>
-        </w:tc>
-        <w:tc>
-          <w:tcPr>
-            <w:tcW w:type="dxa" w:w="1361"/>
-            <w:shd w:val="clear" w:color="auto" w:fill="E3E8E5"/>
-          </w:tcPr>
-          <w:p>
-            <w:pPr>
-              <w:spacing w:after="20" w:before="20"/>
-              <w:jc w:val="right"/>
-            </w:pPr>
-            <w:r/>
-            <w:r>
-              <w:rPr>
-                <w:b/>
-                <w:sz w:val="18"/>
-              </w:rPr>
-            </w:r>
-          </w:p>
-        </w:tc>
-        <w:tc>
-          <w:tcPr>
-            <w:tcW w:type="dxa" w:w="1814"/>
-            <w:shd w:val="clear" w:color="auto" w:fill="E3E8E5"/>
-          </w:tcPr>
-          <w:p>
-            <w:pPr>
-              <w:spacing w:after="20" w:before="20"/>
-              <w:jc w:val="right"/>
-            </w:pPr>
-            <w:r/>
-            <w:r>
-              <w:rPr>
-                <w:b/>
-                <w:sz w:val="18"/>
-              </w:rPr>
-              <w:t>14.021 €</w:t>
-            </w:r>
-          </w:p>
-        </w:tc>
-        <w:tc>
-          <w:tcPr>
-            <w:tcW w:type="dxa" w:w="1701"/>
-            <w:shd w:val="clear" w:color="auto" w:fill="E3E8E5"/>
-          </w:tcPr>
-          <w:p>
-            <w:pPr>
-              <w:spacing w:after="20" w:before="20"/>
-              <w:jc w:val="right"/>
-            </w:pPr>
-            <w:r/>
-            <w:r>
-              <w:rPr>
-                <w:b/>
                 <w:sz w:val="18"/>
               </w:rPr>
               <w:t>168.247 €</w:t>
@@ -4758,7 +4512,7 @@
         <w:spacing w:after="60"/>
       </w:pPr>
       <w:r>
-        <w:t>Sie decken 8 % des Kapitaldienstes. Zusammen mit den Wohnungen decken die langfristigen Mieten 45 %, den Rest tragen Pacht und Gastro-Gewinn.</w:t>
+        <w:t>Sie decken 8 % des Kapitaldienstes. Zusammen mit den Wohnungen decken die langfristigen Mieten 44 %, den Rest tragen Pacht und Gastro-Gewinn.</w:t>
       </w:r>
     </w:p>
     <w:p>
@@ -5804,7 +5558,7 @@
               <w:rPr>
                 <w:sz w:val="18"/>
               </w:rPr>
-              <w:t>74,9 %</w:t>
+              <w:t>74,8 %</w:t>
             </w:r>
           </w:p>
         </w:tc>
@@ -6259,7 +6013,7 @@
               <w:rPr>
                 <w:sz w:val="18"/>
               </w:rPr>
-              <w:t>289.674 €</w:t>
+              <w:t>297.196 €</w:t>
             </w:r>
           </w:p>
         </w:tc>
@@ -6278,7 +6032,7 @@
               <w:rPr>
                 <w:sz w:val="18"/>
               </w:rPr>
-              <w:t>6,0 %</w:t>
+              <w:t>6,1 %</w:t>
             </w:r>
           </w:p>
         </w:tc>
@@ -6340,7 +6094,7 @@
                 <w:b/>
                 <w:sz w:val="18"/>
               </w:rPr>
-              <w:t>4.845.506 €</w:t>
+              <w:t>4.853.028 €</w:t>
             </w:r>
           </w:p>
         </w:tc>
@@ -6379,7 +6133,7 @@
           <w:color w:val="5B6770"/>
           <w:sz w:val="18"/>
         </w:rPr>
-        <w:t>Das entspricht 2.937 € je m² BGF. Baukosten von 2.200 €/m² (Bekanntenpreis des Bauherrn) und die Baunebenkosten sind durch Angebote von Bauunternehmen und Zimmerei zu belegen. QNG steht für das Qualitätssiegel Nachhaltiges Gebäude.</w:t>
+        <w:t>Das entspricht 2.941 € je m² BGF. Baukosten von 2.200 €/m² (Bekanntenpreis des Bauherrn) und die Baunebenkosten sind durch Angebote von Bauunternehmen und Zimmerei zu belegen. QNG steht für das Qualitätssiegel Nachhaltiges Gebäude.</w:t>
       </w:r>
     </w:p>
     <w:p>
@@ -6704,7 +6458,7 @@
               <w:rPr>
                 <w:sz w:val="18"/>
               </w:rPr>
-              <w:t>1.200.000 €</w:t>
+              <w:t>900.000 €</w:t>
             </w:r>
           </w:p>
         </w:tc>
@@ -6898,7 +6652,7 @@
               <w:rPr>
                 <w:sz w:val="18"/>
               </w:rPr>
-              <w:t>2.498.006 €</w:t>
+              <w:t>2.805.528 €</w:t>
             </w:r>
           </w:p>
         </w:tc>
@@ -6997,7 +6751,7 @@
                 <w:b/>
                 <w:sz w:val="18"/>
               </w:rPr>
-              <w:t>4.845.506 €</w:t>
+              <w:t>4.853.028 €</w:t>
             </w:r>
           </w:p>
         </w:tc>
@@ -7017,7 +6771,7 @@
                 <w:b/>
                 <w:sz w:val="18"/>
               </w:rPr>
-              <w:t>3,39 %</w:t>
+              <w:t>3,49 %</w:t>
             </w:r>
           </w:p>
         </w:tc>
@@ -7074,7 +6828,7 @@
         <w:spacing w:after="60"/>
       </w:pPr>
       <w:r>
-        <w:t>Wohnteil (297/298) und Gastro (299) werden bei gemischter Nutzung getrennt gefördert. Das Programm 297 gilt für selbst genutzte Wohnungen, 298 für vermietete, die Konditionen sind gleich. Im Rechenmodell sind alle 8 Wohnungen vermietet (298), eine Selbstnutzung lässt sich im Blatt Annahmen einstellen.</w:t>
+        <w:t>Wohnteil (297/298) und Gastro (299) werden bei gemischter Nutzung getrennt gefördert. Das Programm 297 gilt für selbst genutzte Wohnungen, 298 für vermietete, die Konditionen sind gleich. Im Rechenmodell sind alle 6 Wohnungen vermietet (298), eine Selbstnutzung lässt sich im Blatt Annahmen einstellen.</w:t>
       </w:r>
     </w:p>
     <w:p>
@@ -7105,7 +6859,7 @@
           <w:b w:val="0"/>
           <w:i w:val="0"/>
         </w:rPr>
-        <w:t>Das Grundstück wird zu Beginn bezahlt, die Baukosten fließen über 15 Monate. Danach folgen 12 Monate tilgungsfreie Anlaufzeit, in der nur Zinsen anfallen und von der Hausbank mitfinanziert werden (mit der Bank zu verhandeln). Zinsen und Bereitstellungsgebühr (3 % p. a. ab Monat 7 auf die noch nicht abgerufene Bausumme) betragen in dieser Zeit 289.674 €. Zu Beginn der Rückzahlung stehen 4.845.506 € Darlehen.</w:t>
+        <w:t>Das Grundstück wird zu Beginn bezahlt, die Baukosten fließen über 15 Monate. Danach folgen 12 Monate tilgungsfreie Anlaufzeit, in der nur Zinsen anfallen und von der Hausbank mitfinanziert werden (mit der Bank zu verhandeln). Zinsen und Bereitstellungsgebühr (3 % p. a. ab Monat 7 auf die noch nicht abgerufene Bausumme) betragen in dieser Zeit 297.196 €. Zu Beginn der Rückzahlung stehen 4.853.028 € Darlehen.</w:t>
       </w:r>
     </w:p>
     <w:p>
@@ -7322,7 +7076,7 @@
               <w:rPr>
                 <w:sz w:val="18"/>
               </w:rPr>
-              <w:t>1.200.000 €</w:t>
+              <w:t>900.000 €</w:t>
             </w:r>
           </w:p>
         </w:tc>
@@ -7379,7 +7133,7 @@
               <w:rPr>
                 <w:sz w:val="18"/>
               </w:rPr>
-              <w:t>3.500 €</w:t>
+              <w:t>2.625 €</w:t>
             </w:r>
           </w:p>
         </w:tc>
@@ -7398,7 +7152,7 @@
               <w:rPr>
                 <w:sz w:val="18"/>
               </w:rPr>
-              <w:t>42.000 €</w:t>
+              <w:t>31.500 €</w:t>
             </w:r>
           </w:p>
         </w:tc>
@@ -7558,7 +7312,7 @@
               <w:rPr>
                 <w:sz w:val="18"/>
               </w:rPr>
-              <w:t>2.498.006 €</w:t>
+              <w:t>2.805.528 €</w:t>
             </w:r>
           </w:p>
         </w:tc>
@@ -7615,7 +7369,7 @@
               <w:rPr>
                 <w:sz w:val="18"/>
               </w:rPr>
-              <w:t>10.408 €</w:t>
+              <w:t>11.690 €</w:t>
             </w:r>
           </w:p>
         </w:tc>
@@ -7634,7 +7388,7 @@
               <w:rPr>
                 <w:sz w:val="18"/>
               </w:rPr>
-              <w:t>124.900 €</w:t>
+              <w:t>140.276 €</w:t>
             </w:r>
           </w:p>
         </w:tc>
@@ -7678,7 +7432,7 @@
                 <w:b/>
                 <w:sz w:val="18"/>
               </w:rPr>
-              <w:t>4.845.506 €</w:t>
+              <w:t>4.853.028 €</w:t>
             </w:r>
           </w:p>
         </w:tc>
@@ -7698,7 +7452,7 @@
                 <w:b/>
                 <w:sz w:val="18"/>
               </w:rPr>
-              <w:t>3,39 %</w:t>
+              <w:t>3,49 %</w:t>
             </w:r>
           </w:p>
         </w:tc>
@@ -7737,7 +7491,7 @@
                 <w:b/>
                 <w:sz w:val="18"/>
               </w:rPr>
-              <w:t>17.733 €</w:t>
+              <w:t>18.140 €</w:t>
             </w:r>
           </w:p>
         </w:tc>
@@ -7757,7 +7511,7 @@
                 <w:b/>
                 <w:sz w:val="18"/>
               </w:rPr>
-              <w:t>212.800 €</w:t>
+              <w:t>217.676 €</w:t>
             </w:r>
           </w:p>
         </w:tc>
@@ -7942,7 +7696,7 @@
               <w:rPr>
                 <w:sz w:val="18"/>
               </w:rPr>
-              <w:t>163.585 €</w:t>
+              <w:t>168.363 €</w:t>
             </w:r>
           </w:p>
         </w:tc>
@@ -7961,7 +7715,7 @@
               <w:rPr>
                 <w:sz w:val="18"/>
               </w:rPr>
-              <w:t>49.216 €</w:t>
+              <w:t>49.313 €</w:t>
             </w:r>
           </w:p>
         </w:tc>
@@ -7980,7 +7734,7 @@
               <w:rPr>
                 <w:sz w:val="18"/>
               </w:rPr>
-              <w:t>212.800 €</w:t>
+              <w:t>217.676 €</w:t>
             </w:r>
           </w:p>
         </w:tc>
@@ -7999,7 +7753,7 @@
               <w:rPr>
                 <w:sz w:val="18"/>
               </w:rPr>
-              <w:t>4.796.290 €</w:t>
+              <w:t>4.803.715 €</w:t>
             </w:r>
           </w:p>
         </w:tc>
@@ -8041,7 +7795,7 @@
               <w:rPr>
                 <w:sz w:val="18"/>
               </w:rPr>
-              <w:t>161.887 €</w:t>
+              <w:t>166.615 €</w:t>
             </w:r>
           </w:p>
         </w:tc>
@@ -8060,7 +7814,7 @@
               <w:rPr>
                 <w:sz w:val="18"/>
               </w:rPr>
-              <w:t>50.913 €</w:t>
+              <w:t>51.062 €</w:t>
             </w:r>
           </w:p>
         </w:tc>
@@ -8079,7 +7833,7 @@
               <w:rPr>
                 <w:sz w:val="18"/>
               </w:rPr>
-              <w:t>212.800 €</w:t>
+              <w:t>217.676 €</w:t>
             </w:r>
           </w:p>
         </w:tc>
@@ -8098,7 +7852,7 @@
               <w:rPr>
                 <w:sz w:val="18"/>
               </w:rPr>
-              <w:t>4.745.377 €</w:t>
+              <w:t>4.752.653 €</w:t>
             </w:r>
           </w:p>
         </w:tc>
@@ -8140,7 +7894,7 @@
               <w:rPr>
                 <w:sz w:val="18"/>
               </w:rPr>
-              <w:t>160.129 €</w:t>
+              <w:t>164.802 €</w:t>
             </w:r>
           </w:p>
         </w:tc>
@@ -8159,7 +7913,7 @@
               <w:rPr>
                 <w:sz w:val="18"/>
               </w:rPr>
-              <w:t>52.671 €</w:t>
+              <w:t>52.874 €</w:t>
             </w:r>
           </w:p>
         </w:tc>
@@ -8178,7 +7932,7 @@
               <w:rPr>
                 <w:sz w:val="18"/>
               </w:rPr>
-              <w:t>212.800 €</w:t>
+              <w:t>217.676 €</w:t>
             </w:r>
           </w:p>
         </w:tc>
@@ -8197,7 +7951,7 @@
               <w:rPr>
                 <w:sz w:val="18"/>
               </w:rPr>
-              <w:t>4.692.706 €</w:t>
+              <w:t>4.699.779 €</w:t>
             </w:r>
           </w:p>
         </w:tc>
@@ -8239,7 +7993,7 @@
               <w:rPr>
                 <w:sz w:val="18"/>
               </w:rPr>
-              <w:t>156.421 €</w:t>
+              <w:t>160.976 €</w:t>
             </w:r>
           </w:p>
         </w:tc>
@@ -8258,7 +8012,7 @@
               <w:rPr>
                 <w:sz w:val="18"/>
               </w:rPr>
-              <w:t>56.379 €</w:t>
+              <w:t>56.700 €</w:t>
             </w:r>
           </w:p>
         </w:tc>
@@ -8277,7 +8031,7 @@
               <w:rPr>
                 <w:sz w:val="18"/>
               </w:rPr>
-              <w:t>212.800 €</w:t>
+              <w:t>217.676 €</w:t>
             </w:r>
           </w:p>
         </w:tc>
@@ -8296,7 +8050,7 @@
               <w:rPr>
                 <w:sz w:val="18"/>
               </w:rPr>
-              <w:t>4.581.834 €</w:t>
+              <w:t>4.588.326 €</w:t>
             </w:r>
           </w:p>
         </w:tc>
@@ -8342,7 +8096,7 @@
                 <w:b/>
                 <w:sz w:val="18"/>
               </w:rPr>
-              <w:t>145.921 €</w:t>
+              <w:t>150.110 €</w:t>
             </w:r>
           </w:p>
         </w:tc>
@@ -8363,7 +8117,7 @@
                 <w:b/>
                 <w:sz w:val="18"/>
               </w:rPr>
-              <w:t>66.879 €</w:t>
+              <w:t>67.567 €</w:t>
             </w:r>
           </w:p>
         </w:tc>
@@ -8384,7 +8138,7 @@
                 <w:b/>
                 <w:sz w:val="18"/>
               </w:rPr>
-              <w:t>212.800 €</w:t>
+              <w:t>217.676 €</w:t>
             </w:r>
           </w:p>
         </w:tc>
@@ -8405,7 +8159,7 @@
                 <w:b/>
                 <w:sz w:val="18"/>
               </w:rPr>
-              <w:t>4.269.180 €</w:t>
+              <w:t>4.273.010 €</w:t>
             </w:r>
           </w:p>
         </w:tc>
@@ -8447,7 +8201,7 @@
               <w:rPr>
                 <w:sz w:val="18"/>
               </w:rPr>
-              <w:t>133.383 €</w:t>
+              <w:t>137.085 €</w:t>
             </w:r>
           </w:p>
         </w:tc>
@@ -8466,7 +8220,7 @@
               <w:rPr>
                 <w:sz w:val="18"/>
               </w:rPr>
-              <w:t>79.418 €</w:t>
+              <w:t>80.591 €</w:t>
             </w:r>
           </w:p>
         </w:tc>
@@ -8485,7 +8239,7 @@
               <w:rPr>
                 <w:sz w:val="18"/>
               </w:rPr>
-              <w:t>212.800 €</w:t>
+              <w:t>217.676 €</w:t>
             </w:r>
           </w:p>
         </w:tc>
@@ -8504,7 +8258,7 @@
               <w:rPr>
                 <w:sz w:val="18"/>
               </w:rPr>
-              <w:t>3.898.060 €</w:t>
+              <w:t>3.897.048 €</w:t>
             </w:r>
           </w:p>
         </w:tc>
@@ -8546,7 +8300,7 @@
               <w:rPr>
                 <w:sz w:val="18"/>
               </w:rPr>
-              <w:t>118.398 €</w:t>
+              <w:t>121.462 €</w:t>
             </w:r>
           </w:p>
         </w:tc>
@@ -8565,7 +8319,7 @@
               <w:rPr>
                 <w:sz w:val="18"/>
               </w:rPr>
-              <w:t>94.403 €</w:t>
+              <w:t>96.214 €</w:t>
             </w:r>
           </w:p>
         </w:tc>
@@ -8584,7 +8338,7 @@
               <w:rPr>
                 <w:sz w:val="18"/>
               </w:rPr>
-              <w:t>212.800 €</w:t>
+              <w:t>217.676 €</w:t>
             </w:r>
           </w:p>
         </w:tc>
@@ -8603,7 +8357,7 @@
               <w:rPr>
                 <w:sz w:val="18"/>
               </w:rPr>
-              <w:t>3.457.088 €</w:t>
+              <w:t>3.448.361 €</w:t>
             </w:r>
           </w:p>
         </w:tc>
@@ -8645,7 +8399,7 @@
               <w:rPr>
                 <w:sz w:val="18"/>
               </w:rPr>
-              <w:t>100.473 €</w:t>
+              <w:t>102.707 €</w:t>
             </w:r>
           </w:p>
         </w:tc>
@@ -8664,7 +8418,7 @@
               <w:rPr>
                 <w:sz w:val="18"/>
               </w:rPr>
-              <w:t>112.328 €</w:t>
+              <w:t>114.969 €</w:t>
             </w:r>
           </w:p>
         </w:tc>
@@ -8683,7 +8437,7 @@
               <w:rPr>
                 <w:sz w:val="18"/>
               </w:rPr>
-              <w:t>212.800 €</w:t>
+              <w:t>217.676 €</w:t>
             </w:r>
           </w:p>
         </w:tc>
@@ -8702,7 +8456,7 @@
               <w:rPr>
                 <w:sz w:val="18"/>
               </w:rPr>
-              <w:t>2.932.587 €</w:t>
+              <w:t>2.912.398 €</w:t>
             </w:r>
           </w:p>
         </w:tc>
@@ -8744,7 +8498,7 @@
               <w:rPr>
                 <w:sz w:val="18"/>
               </w:rPr>
-              <w:t>79.012 €</w:t>
+              <w:t>80.176 €</w:t>
             </w:r>
           </w:p>
         </w:tc>
@@ -8763,7 +8517,7 @@
               <w:rPr>
                 <w:sz w:val="18"/>
               </w:rPr>
-              <w:t>133.789 €</w:t>
+              <w:t>137.500 €</w:t>
             </w:r>
           </w:p>
         </w:tc>
@@ -8782,7 +8536,7 @@
               <w:rPr>
                 <w:sz w:val="18"/>
               </w:rPr>
-              <w:t>212.800 €</w:t>
+              <w:t>217.676 €</w:t>
             </w:r>
           </w:p>
         </w:tc>
@@ -8801,7 +8555,7 @@
               <w:rPr>
                 <w:sz w:val="18"/>
               </w:rPr>
-              <w:t>2.308.113 €</w:t>
+              <w:t>2.271.614 €</w:t>
             </w:r>
           </w:p>
         </w:tc>
@@ -8841,7 +8595,7 @@
               <w:rPr>
                 <w:sz w:val="18"/>
               </w:rPr>
-              <w:t>53.296 €</w:t>
+              <w:t>53.089 €</w:t>
             </w:r>
           </w:p>
         </w:tc>
@@ -8859,7 +8613,7 @@
               <w:rPr>
                 <w:sz w:val="18"/>
               </w:rPr>
-              <w:t>159.505 €</w:t>
+              <w:t>164.587 €</w:t>
             </w:r>
           </w:p>
         </w:tc>
@@ -8877,7 +8631,7 @@
               <w:rPr>
                 <w:sz w:val="18"/>
               </w:rPr>
-              <w:t>212.800 €</w:t>
+              <w:t>217.676 €</w:t>
             </w:r>
           </w:p>
         </w:tc>
@@ -8895,7 +8649,7 @@
               <w:rPr>
                 <w:sz w:val="18"/>
               </w:rPr>
-              <w:t>1.563.885 €</w:t>
+              <w:t>1.504.850 €</w:t>
             </w:r>
           </w:p>
         </w:tc>
@@ -8915,7 +8669,7 @@
           <w:b w:val="0"/>
           <w:i w:val="0"/>
         </w:rPr>
-        <w:t>Nach 10 Jahren beträgt die Restschuld 4.269.180 €. Die Anschlussfinanzierung ist eingeplant, ein Zinsanstieg um einen Prozentpunkt auf die Restschuld kostet ca. 3.558 € pro Monat mehr. Die Bank kann eine höhere Tilgung verlangen, im Modell ist sie einstellbar.</w:t>
+        <w:t>Nach 10 Jahren beträgt die Restschuld 4.273.010 €. Die Anschlussfinanzierung ist eingeplant, ein Zinsanstieg um einen Prozentpunkt auf die Restschuld kostet ca. 3.561 € pro Monat mehr. Die Bank kann eine höhere Tilgung verlangen, im Modell ist sie einstellbar.</w:t>
       </w:r>
     </w:p>
     <w:p>
@@ -9035,7 +8789,7 @@
               <w:rPr>
                 <w:sz w:val="18"/>
               </w:rPr>
-              <w:t>Kaltmiete Wohnen (8 Wohnungen)</w:t>
+              <w:t>Kaltmiete Wohnen (6 Wohnungen)</w:t>
             </w:r>
           </w:p>
         </w:tc>
@@ -9493,7 +9247,7 @@
               <w:rPr>
                 <w:sz w:val="18"/>
               </w:rPr>
-              <w:t>−17.733 €</w:t>
+              <w:t>−18.140 €</w:t>
             </w:r>
           </w:p>
         </w:tc>
@@ -9512,7 +9266,7 @@
               <w:rPr>
                 <w:sz w:val="18"/>
               </w:rPr>
-              <w:t>−212.800 €</w:t>
+              <w:t>−217.676 €</w:t>
             </w:r>
           </w:p>
         </w:tc>
@@ -9556,7 +9310,7 @@
                 <w:b/>
                 <w:sz w:val="18"/>
               </w:rPr>
-              <w:t>+9.610 €</w:t>
+              <w:t>+9.204 €</w:t>
             </w:r>
           </w:p>
         </w:tc>
@@ -9576,7 +9330,7 @@
                 <w:b/>
                 <w:sz w:val="18"/>
               </w:rPr>
-              <w:t>+115.322 €</w:t>
+              <w:t>+110.446 €</w:t>
             </w:r>
           </w:p>
         </w:tc>
@@ -9599,7 +9353,7 @@
         <w:t xml:space="preserve">Kapitaldienstdeckung (DSCR): </w:t>
       </w:r>
       <w:r>
-        <w:t>1,54 gesamt, 0,71 nur aus Miete, Büro und Pacht, 0,45 nur aus Wohnen und Büro. Banken verlangen meist mindestens 1,2.</w:t>
+        <w:t>1,51 gesamt, 0,70 nur aus Miete, Büro und Pacht, 0,44 nur aus Wohnen und Büro. Banken verlangen meist mindestens 1,2.</w:t>
       </w:r>
     </w:p>
     <w:p>
@@ -9614,7 +9368,7 @@
         <w:t xml:space="preserve">Zinsdeckung: </w:t>
       </w:r>
       <w:r>
-        <w:t>2,01 (Ertrag vor Kapitaldienst im Verhältnis zu den Zinsen).</w:t>
+        <w:t>1,95 (Ertrag vor Kapitaldienst im Verhältnis zu den Zinsen).</w:t>
       </w:r>
     </w:p>
     <w:p>
@@ -9629,7 +9383,7 @@
         <w:t xml:space="preserve">Anfangsrendite: </w:t>
       </w:r>
       <w:r>
-        <w:t>3,13 % (Nettoertrag der Immobilie auf die Gesamtkosten).</w:t>
+        <w:t>3,12 % (Nettoertrag der Immobilie auf die Gesamtkosten).</w:t>
       </w:r>
     </w:p>
     <w:p>
@@ -9644,7 +9398,7 @@
         <w:t xml:space="preserve">Break-even: </w:t>
       </w:r>
       <w:r>
-        <w:t>Das Haus ist ab ca. 33.500 € Gastro-Umsatz im Monat im Plus, alle Raten sind dann bezahlt.</w:t>
+        <w:t>Das Haus ist ab ca. 34.800 € Gastro-Umsatz im Monat im Plus, alle Raten sind dann bezahlt.</w:t>
       </w:r>
     </w:p>
     <w:p>
@@ -9822,7 +9576,7 @@
               <w:rPr>
                 <w:sz w:val="18"/>
               </w:rPr>
-              <w:t>−23.141 €</w:t>
+              <w:t>−22.421 €</w:t>
             </w:r>
           </w:p>
         </w:tc>
@@ -9868,7 +9622,7 @@
                 <w:b/>
                 <w:sz w:val="18"/>
               </w:rPr>
-              <w:t>145.106 €</w:t>
+              <w:t>145.826 €</w:t>
             </w:r>
           </w:p>
         </w:tc>
@@ -9952,7 +9706,7 @@
               <w:rPr>
                 <w:sz w:val="18"/>
               </w:rPr>
-              <w:t>2.656.444 €</w:t>
+              <w:t>2.673.663 €</w:t>
             </w:r>
           </w:p>
         </w:tc>
@@ -9998,7 +9752,7 @@
                 <w:b/>
                 <w:sz w:val="18"/>
               </w:rPr>
-              <w:t>2.877.244 €</w:t>
+              <w:t>2.894.463 €</w:t>
             </w:r>
           </w:p>
         </w:tc>
@@ -10040,7 +9794,7 @@
               <w:rPr>
                 <w:sz w:val="18"/>
               </w:rPr>
-              <w:t>1.806.745 €</w:t>
+              <w:t>1.823.964 €</w:t>
             </w:r>
           </w:p>
         </w:tc>
@@ -10280,7 +10034,7 @@
               <w:rPr>
                 <w:sz w:val="18"/>
               </w:rPr>
-              <w:t>2.589.520 €</w:t>
+              <w:t>2.605.017 €</w:t>
             </w:r>
           </w:p>
         </w:tc>
@@ -10322,7 +10076,7 @@
               <w:rPr>
                 <w:sz w:val="18"/>
               </w:rPr>
-              <w:t>4.845.506 €</w:t>
+              <w:t>4.853.028 €</w:t>
             </w:r>
           </w:p>
         </w:tc>
@@ -10368,7 +10122,7 @@
                 <w:b/>
                 <w:sz w:val="18"/>
               </w:rPr>
-              <w:t>187 %</w:t>
+              <w:t>186 %</w:t>
             </w:r>
           </w:p>
         </w:tc>
@@ -10410,7 +10164,7 @@
               <w:rPr>
                 <w:sz w:val="18"/>
               </w:rPr>
-              <w:t>−1.968.262 €</w:t>
+              <w:t>−1.958.565 €</w:t>
             </w:r>
           </w:p>
         </w:tc>
@@ -10450,7 +10204,7 @@
               <w:rPr>
                 <w:sz w:val="18"/>
               </w:rPr>
-              <w:t>2.773.890 €</w:t>
+              <w:t>2.769.015 €</w:t>
             </w:r>
           </w:p>
         </w:tc>
@@ -10480,7 +10234,7 @@
           <w:b w:val="0"/>
           <w:i w:val="0"/>
         </w:rPr>
-        <w:t>Die Mieten, Büromieten und die Pacht tragen einen Ertragswert von 2,88 Mio. €, die Kosten liegen bei 4,85 Mio. €. Bei 100 % Fremdfinanzierung ergibt sich ein Beleihungsauslauf von 187 %, Banken beleihen üblicherweise nur bis ca. 80 %. Um das Darlehen darstellen zu können, bietet der Bauherr der Bank zusätzliche Sicherheiten an, etwa Grundschulden auf weitere Immobilien, eine Bürgschaft oder Eigenkapital. Rechnerisch geht es um ca. 2,77 Mio. €. Weitere Hebel sind höhere Mieten durch Vorvermietung, niedrigere Baukosten durch die Angebote der Bekannten-Unternehmen und eine Städtebauförderung (Zuschuss der Stadt, noch offen).</w:t>
+        <w:t>Die Mieten, Büromieten und die Pacht tragen einen Ertragswert von 2,89 Mio. €, die Kosten liegen bei 4,85 Mio. €. Bei 100 % Fremdfinanzierung ergibt sich ein Beleihungsauslauf von 186 %, Banken beleihen üblicherweise nur bis ca. 80 %. Um das Darlehen darstellen zu können, bietet der Bauherr der Bank zusätzliche Sicherheiten an, etwa Grundschulden auf weitere Immobilien, eine Bürgschaft oder Eigenkapital. Rechnerisch geht es um ca. 2,77 Mio. €. Weitere Hebel sind höhere Mieten durch Vorvermietung, niedrigere Baukosten durch die Angebote der Bekannten-Unternehmen und eine Städtebauförderung (Zuschuss der Stadt, noch offen).</w:t>
       </w:r>
     </w:p>
     <w:p>
@@ -10806,7 +10560,7 @@
               <w:rPr>
                 <w:sz w:val="17"/>
               </w:rPr>
-              <w:t>−212.800 €</w:t>
+              <w:t>−217.676 €</w:t>
             </w:r>
           </w:p>
         </w:tc>
@@ -10825,7 +10579,7 @@
               <w:rPr>
                 <w:sz w:val="17"/>
               </w:rPr>
-              <w:t>−212.800 €</w:t>
+              <w:t>−217.676 €</w:t>
             </w:r>
           </w:p>
         </w:tc>
@@ -10844,7 +10598,7 @@
               <w:rPr>
                 <w:sz w:val="17"/>
               </w:rPr>
-              <w:t>−212.800 €</w:t>
+              <w:t>−217.676 €</w:t>
             </w:r>
           </w:p>
         </w:tc>
@@ -10863,7 +10617,7 @@
               <w:rPr>
                 <w:sz w:val="17"/>
               </w:rPr>
-              <w:t>−212.800 €</w:t>
+              <w:t>−217.676 €</w:t>
             </w:r>
           </w:p>
         </w:tc>
@@ -10882,7 +10636,7 @@
               <w:rPr>
                 <w:sz w:val="17"/>
               </w:rPr>
-              <w:t>−212.800 €</w:t>
+              <w:t>−217.676 €</w:t>
             </w:r>
           </w:p>
         </w:tc>
@@ -10928,7 +10682,7 @@
                 <w:b/>
                 <w:sz w:val="17"/>
               </w:rPr>
-              <w:t>115.322 €</w:t>
+              <w:t>110.446 €</w:t>
             </w:r>
           </w:p>
         </w:tc>
@@ -10949,7 +10703,7 @@
                 <w:b/>
                 <w:sz w:val="17"/>
               </w:rPr>
-              <w:t>125.415 €</w:t>
+              <w:t>120.539 €</w:t>
             </w:r>
           </w:p>
         </w:tc>
@@ -10970,7 +10724,7 @@
                 <w:b/>
                 <w:sz w:val="17"/>
               </w:rPr>
-              <w:t>135.821 €</w:t>
+              <w:t>130.945 €</w:t>
             </w:r>
           </w:p>
         </w:tc>
@@ -10991,7 +10745,7 @@
                 <w:b/>
                 <w:sz w:val="17"/>
               </w:rPr>
-              <w:t>146.548 €</w:t>
+              <w:t>141.672 €</w:t>
             </w:r>
           </w:p>
         </w:tc>
@@ -11012,7 +10766,7 @@
                 <w:b/>
                 <w:sz w:val="17"/>
               </w:rPr>
-              <w:t>163.265 €</w:t>
+              <w:t>158.389 €</w:t>
             </w:r>
           </w:p>
         </w:tc>
@@ -11054,7 +10808,7 @@
               <w:rPr>
                 <w:sz w:val="17"/>
               </w:rPr>
-              <w:t>1,54</w:t>
+              <w:t>1,51</w:t>
             </w:r>
           </w:p>
         </w:tc>
@@ -11073,7 +10827,7 @@
               <w:rPr>
                 <w:sz w:val="17"/>
               </w:rPr>
-              <w:t>1,59</w:t>
+              <w:t>1,55</w:t>
             </w:r>
           </w:p>
         </w:tc>
@@ -11092,7 +10846,7 @@
               <w:rPr>
                 <w:sz w:val="17"/>
               </w:rPr>
-              <w:t>1,64</w:t>
+              <w:t>1,60</w:t>
             </w:r>
           </w:p>
         </w:tc>
@@ -11111,7 +10865,7 @@
               <w:rPr>
                 <w:sz w:val="17"/>
               </w:rPr>
-              <w:t>1,69</w:t>
+              <w:t>1,65</w:t>
             </w:r>
           </w:p>
         </w:tc>
@@ -11130,7 +10884,7 @@
               <w:rPr>
                 <w:sz w:val="17"/>
               </w:rPr>
-              <w:t>1,77</w:t>
+              <w:t>1,73</w:t>
             </w:r>
           </w:p>
         </w:tc>
@@ -11170,7 +10924,7 @@
               <w:rPr>
                 <w:sz w:val="17"/>
               </w:rPr>
-              <w:t>4.796.290 €</w:t>
+              <w:t>4.803.715 €</w:t>
             </w:r>
           </w:p>
         </w:tc>
@@ -11188,7 +10942,7 @@
               <w:rPr>
                 <w:sz w:val="17"/>
               </w:rPr>
-              <w:t>4.692.706 €</w:t>
+              <w:t>4.699.779 €</w:t>
             </w:r>
           </w:p>
         </w:tc>
@@ -11206,7 +10960,7 @@
               <w:rPr>
                 <w:sz w:val="17"/>
               </w:rPr>
-              <w:t>4.581.834 €</w:t>
+              <w:t>4.588.326 €</w:t>
             </w:r>
           </w:p>
         </w:tc>
@@ -11224,7 +10978,7 @@
               <w:rPr>
                 <w:sz w:val="17"/>
               </w:rPr>
-              <w:t>4.463.143 €</w:t>
+              <w:t>4.468.794 €</w:t>
             </w:r>
           </w:p>
         </w:tc>
@@ -11242,7 +10996,7 @@
               <w:rPr>
                 <w:sz w:val="17"/>
               </w:rPr>
-              <w:t>4.269.180 €</w:t>
+              <w:t>4.273.010 €</w:t>
             </w:r>
           </w:p>
         </w:tc>
@@ -11261,7 +11015,7 @@
           <w:color w:val="5B6770"/>
           <w:sz w:val="18"/>
         </w:rPr>
-        <w:t>Annahme: Miete, Pacht und Gastro-Umsatz steigen um 1,5 % pro Jahr, Büromieten um 2 % (Indexmiete), der Kapitaldienst bleibt gleich. Die Kapitaldienstdeckung verbessert sich von 1,54 auf 1,77 in Jahr 10.</w:t>
+        <w:t>Annahme: Miete, Pacht und Gastro-Umsatz steigen um 1,5 % pro Jahr, Büromieten um 2 % (Indexmiete), der Kapitaldienst bleibt gleich. Die Kapitaldienstdeckung verbessert sich von 1,51 auf 1,73 in Jahr 10.</w:t>
       </w:r>
     </w:p>
     <w:tbl>
@@ -11419,7 +11173,7 @@
                 <w:b/>
                 <w:sz w:val="18"/>
               </w:rPr>
-              <w:t>+9.610 €</w:t>
+              <w:t>+9.204 €</w:t>
             </w:r>
           </w:p>
         </w:tc>
@@ -11440,7 +11194,7 @@
                 <w:b/>
                 <w:sz w:val="18"/>
               </w:rPr>
-              <w:t>1,54</w:t>
+              <w:t>1,51</w:t>
             </w:r>
           </w:p>
         </w:tc>
@@ -11502,7 +11256,7 @@
               <w:rPr>
                 <w:sz w:val="18"/>
               </w:rPr>
-              <w:t>+6.053 €</w:t>
+              <w:t>+5.643 €</w:t>
             </w:r>
           </w:p>
         </w:tc>
@@ -11521,7 +11275,7 @@
               <w:rPr>
                 <w:sz w:val="18"/>
               </w:rPr>
-              <w:t>1,28</w:t>
+              <w:t>1,26</w:t>
             </w:r>
           </w:p>
         </w:tc>
@@ -11540,7 +11294,7 @@
               <w:rPr>
                 <w:sz w:val="18"/>
               </w:rPr>
-              <w:t>−3.558 €</w:t>
+              <w:t>−3.561 €</w:t>
             </w:r>
           </w:p>
         </w:tc>
@@ -11582,7 +11336,7 @@
               <w:rPr>
                 <w:sz w:val="18"/>
               </w:rPr>
-              <w:t>+8.951 €</w:t>
+              <w:t>+8.545 €</w:t>
             </w:r>
           </w:p>
         </w:tc>
@@ -11601,7 +11355,7 @@
               <w:rPr>
                 <w:sz w:val="18"/>
               </w:rPr>
-              <w:t>1,50</w:t>
+              <w:t>1,47</w:t>
             </w:r>
           </w:p>
         </w:tc>
@@ -11662,7 +11416,7 @@
               <w:rPr>
                 <w:sz w:val="18"/>
               </w:rPr>
-              <w:t>+5.645 €</w:t>
+              <w:t>+5.239 €</w:t>
             </w:r>
           </w:p>
         </w:tc>
@@ -11681,7 +11435,7 @@
               <w:rPr>
                 <w:sz w:val="18"/>
               </w:rPr>
-              <w:t>1,32</w:t>
+              <w:t>1,29</w:t>
             </w:r>
           </w:p>
         </w:tc>
@@ -11742,7 +11496,7 @@
               <w:rPr>
                 <w:sz w:val="18"/>
               </w:rPr>
-              <w:t>+1.680 €</w:t>
+              <w:t>+1.274 €</w:t>
             </w:r>
           </w:p>
         </w:tc>
@@ -11761,7 +11515,7 @@
               <w:rPr>
                 <w:sz w:val="18"/>
               </w:rPr>
-              <w:t>1,09</w:t>
+              <w:t>1,07</w:t>
             </w:r>
           </w:p>
         </w:tc>
@@ -11822,7 +11576,7 @@
               <w:rPr>
                 <w:sz w:val="18"/>
               </w:rPr>
-              <w:t>+8.152 €</w:t>
+              <w:t>+7.714 €</w:t>
             </w:r>
           </w:p>
         </w:tc>
@@ -11841,7 +11595,7 @@
               <w:rPr>
                 <w:sz w:val="18"/>
               </w:rPr>
-              <w:t>1,42</w:t>
+              <w:t>1,39</w:t>
             </w:r>
           </w:p>
         </w:tc>
@@ -11860,7 +11614,7 @@
               <w:rPr>
                 <w:sz w:val="18"/>
               </w:rPr>
-              <w:t>−1.459 €</w:t>
+              <w:t>−1.490 €</w:t>
             </w:r>
           </w:p>
         </w:tc>
@@ -11902,7 +11656,7 @@
               <w:rPr>
                 <w:sz w:val="18"/>
               </w:rPr>
-              <w:t>+8.755 €</w:t>
+              <w:t>+8.349 €</w:t>
             </w:r>
           </w:p>
         </w:tc>
@@ -11921,7 +11675,7 @@
               <w:rPr>
                 <w:sz w:val="18"/>
               </w:rPr>
-              <w:t>1,49</w:t>
+              <w:t>1,46</w:t>
             </w:r>
           </w:p>
         </w:tc>
@@ -11982,7 +11736,7 @@
               <w:rPr>
                 <w:sz w:val="18"/>
               </w:rPr>
-              <w:t>+8.170 €</w:t>
+              <w:t>+7.764 €</w:t>
             </w:r>
           </w:p>
         </w:tc>
@@ -12001,7 +11755,7 @@
               <w:rPr>
                 <w:sz w:val="18"/>
               </w:rPr>
-              <w:t>1,46</w:t>
+              <w:t>1,43</w:t>
             </w:r>
           </w:p>
         </w:tc>
@@ -12060,7 +11814,7 @@
               <w:rPr>
                 <w:sz w:val="18"/>
               </w:rPr>
-              <w:t>−9.705 €</w:t>
+              <w:t>−10.111 €</w:t>
             </w:r>
           </w:p>
         </w:tc>
@@ -12078,7 +11832,7 @@
               <w:rPr>
                 <w:sz w:val="18"/>
               </w:rPr>
-              <w:t>0,45</w:t>
+              <w:t>0,44</w:t>
             </w:r>
           </w:p>
         </w:tc>
@@ -12667,7 +12421,7 @@
           <w:i w:val="0"/>
           <w:color w:val="2F4A3E"/>
         </w:rPr>
-        <w:t>Ergebnis: Kurzzeitvermietung lohnt sich nicht. Auch kleine Apartments bringen nach Möblierung, Kapitaldienst und Kosten weniger als langfristige Mieter. Dazu kommen Aufwand für Gäste und Reinigung und bei mehr als 12 Betten Sonderbau-Brandschutz. Alle 8 Wohnungen bleiben deshalb langfristig vermietet.</w:t>
+        <w:t>Ergebnis: Kurzzeitvermietung lohnt sich nicht. Auch kleine Apartments bringen nach Möblierung, Kapitaldienst und Kosten weniger als langfristige Mieter. Dazu kommen Aufwand für Gäste und Reinigung und bei mehr als 12 Betten Sonderbau-Brandschutz. Alle 6 Wohnungen bleiben deshalb langfristig vermietet.</w:t>
       </w:r>
     </w:p>
     <w:p>
@@ -12803,7 +12557,7 @@
               <w:rPr>
                 <w:sz w:val="17"/>
               </w:rPr>
-              <w:t>Beleihungsauslauf 187 % bei 100 % Fremdfinanzierung</w:t>
+              <w:t>Beleihungsauslauf 186 % bei 100 % Fremdfinanzierung</w:t>
             </w:r>
           </w:p>
         </w:tc>
@@ -12862,7 +12616,7 @@
               <w:rPr>
                 <w:sz w:val="17"/>
               </w:rPr>
-              <w:t>Haus ab ca. 33.000 € Umsatz im Plus; bei Ausfall der Gastro fehlen ca. 19.315 € pro Monat</w:t>
+              <w:t>Haus ab ca. 35.000 € Umsatz im Plus; bei Ausfall der Gastro fehlen ca. 19.315 € pro Monat</w:t>
             </w:r>
           </w:p>
         </w:tc>
@@ -15034,7 +14788,7 @@
           <w:color w:val="5B6770"/>
           <w:sz w:val="18"/>
         </w:rPr>
-        <w:t>Weitere Anlagen: Präsentation (Neue-Mitte-Werlte_Baufeld3_8-Wohnungen_Grosse-Gastro-EG.pptx), Gastro-Konzept (Neue-Mitte-Werlte_Baufeld3_Gastro-Konzept.pptx).</w:t>
+        <w:t>Weitere Anlagen: Präsentation (Neue-Mitte-Werlte_Baufeld3_6-Wohnungen_Grosse-Gastro-EG.pptx), Gastro-Konzept (Neue-Mitte-Werlte_Baufeld3_Gastro-Konzept.pptx).</w:t>
       </w:r>
     </w:p>
     <w:sectPr>

--- a/praesentation/Businessplan_Baufeld3_Neue-Mitte-Werlte.docx
+++ b/praesentation/Businessplan_Baufeld3_Neue-Mitte-Werlte.docx
@@ -21,7 +21,7 @@
         <w:pStyle w:val="Title"/>
       </w:pPr>
       <w:r>
-        <w:t>Businessplan: Große Gastro und 6 Wohnungen</w:t>
+        <w:t>Businessplan: Große Gastro und 8 Wohnungen</w:t>
       </w:r>
     </w:p>
     <w:p>
@@ -185,7 +185,7 @@
               <w:rPr>
                 <w:sz w:val="20"/>
               </w:rPr>
-              <w:t>Neubau eines gemischt genutzten Gebäudes: große Gastro im Erdgeschoss, 2 Büro-Ankermieter und 3 Wohnungen im 1. Obergeschoss, 3 Wohnungen im Staffelgeschoss in Holzbau</w:t>
+              <w:t>Neubau eines gemischt genutzten Gebäudes: große Gastro im Erdgeschoss, 2 Büro-Ankermieter und 3 Wohnungen im 1. Obergeschoss, 5 Wohnungen im Staffelgeschoss in Holzbau</w:t>
             </w:r>
           </w:p>
         </w:tc>
@@ -267,7 +267,7 @@
               <w:rPr>
                 <w:sz w:val="20"/>
               </w:rPr>
-              <w:t>4.853.028 € (100 % Fremdkapital), davon KfW-Kredite 2.047.500 €</w:t>
+              <w:t>4.845.506 € (100 % Fremdkapital), davon KfW-Kredite 2.347.500 €</w:t>
             </w:r>
           </w:p>
         </w:tc>
@@ -347,7 +347,7 @@
           <w:b w:val="0"/>
           <w:i w:val="0"/>
         </w:rPr>
-        <w:t>Auf dem Baufeld 3 der Neuen Mitte Werlte entsteht ein dreigeschossiges Gebäude (zwei Vollgeschosse plus Staffelgeschoss in Holzbau) mit 576 m² Grundfläche (32 × 18 m, das Maximum der Grundflächenzahl 0,6) und 1.650 m² Bruttogrundfläche (BGF, alle Geschossflächen zusammen). Im Erdgeschoss liegt eine große Gastro mit ca. 510 m² und ca. 190 Plätzen. Im 1. Obergeschoss mieten zwei Ankermieter Büros (100 m² Versicherungsgesellschaft o. ä., 65 m² Makler o. ä., 10 Jahre fest), dazu kommen 3 Wohnungen. Im Staffelgeschoss in Holzbau liegen 3 Wohnungen. Die 6 Wohnungen haben zusammen 655 m² Wohnfläche und werden langfristig vermietet.</w:t>
+        <w:t>Auf dem Baufeld 3 der Neuen Mitte Werlte entsteht ein dreigeschossiges Gebäude (zwei Vollgeschosse plus Staffelgeschoss in Holzbau) mit 576 m² Grundfläche (32 × 18 m, das Maximum der Grundflächenzahl 0,6) und 1.650 m² Bruttogrundfläche (BGF, alle Geschossflächen zusammen). Im Erdgeschoss liegt eine große Gastro mit ca. 510 m² und ca. 190 Plätzen. Im 1. Obergeschoss mieten zwei Ankermieter Büros (100 m² Versicherungsgesellschaft o. ä., 65 m² Makler o. ä., 10 Jahre fest), dazu kommen 3 Wohnungen. Im Staffelgeschoss in Holzbau liegen 5 Wohnungen. Die 8 Wohnungen haben zusammen 655 m² Wohnfläche und werden langfristig vermietet.</w:t>
       </w:r>
     </w:p>
     <w:tbl>
@@ -455,7 +455,7 @@
               <w:rPr>
                 <w:sz w:val="19"/>
               </w:rPr>
-              <w:t>4.853.028 €</w:t>
+              <w:t>4.845.506 €</w:t>
             </w:r>
           </w:p>
         </w:tc>
@@ -497,7 +497,7 @@
               <w:rPr>
                 <w:sz w:val="19"/>
               </w:rPr>
-              <w:t>4.853.028 €</w:t>
+              <w:t>4.845.506 €</w:t>
             </w:r>
           </w:p>
         </w:tc>
@@ -539,7 +539,7 @@
               <w:rPr>
                 <w:sz w:val="19"/>
               </w:rPr>
-              <w:t>2.047.500 € (42 %)</w:t>
+              <w:t>2.347.500 € (48 %)</w:t>
             </w:r>
           </w:p>
         </w:tc>
@@ -581,7 +581,7 @@
               <w:rPr>
                 <w:sz w:val="19"/>
               </w:rPr>
-              <w:t>3,49 %</w:t>
+              <w:t>3,39 %</w:t>
             </w:r>
           </w:p>
         </w:tc>
@@ -623,7 +623,7 @@
               <w:rPr>
                 <w:sz w:val="19"/>
               </w:rPr>
-              <w:t>18.140 €</w:t>
+              <w:t>17.733 €</w:t>
             </w:r>
           </w:p>
         </w:tc>
@@ -707,7 +707,7 @@
               <w:rPr>
                 <w:sz w:val="19"/>
               </w:rPr>
-              <w:t>+9.204 €</w:t>
+              <w:t>+9.610 €</w:t>
             </w:r>
           </w:p>
         </w:tc>
@@ -749,7 +749,7 @@
               <w:rPr>
                 <w:sz w:val="19"/>
               </w:rPr>
-              <w:t>1,51 gesamt, 0,70 nur Immobilie</w:t>
+              <w:t>1,54 gesamt, 0,71 nur Immobilie</w:t>
             </w:r>
           </w:p>
         </w:tc>
@@ -791,7 +791,7 @@
               <w:rPr>
                 <w:sz w:val="19"/>
               </w:rPr>
-              <w:t>2.894.463 €</w:t>
+              <w:t>2.877.244 €</w:t>
             </w:r>
           </w:p>
         </w:tc>
@@ -833,7 +833,7 @@
               <w:rPr>
                 <w:sz w:val="19"/>
               </w:rPr>
-              <w:t>2.605.017 €</w:t>
+              <w:t>2.589.520 €</w:t>
             </w:r>
           </w:p>
         </w:tc>
@@ -873,7 +873,7 @@
               <w:rPr>
                 <w:sz w:val="19"/>
               </w:rPr>
-              <w:t>186 %</w:t>
+              <w:t>187 %</w:t>
             </w:r>
           </w:p>
         </w:tc>
@@ -909,7 +909,7 @@
         <w:t xml:space="preserve">Der Ertrag trägt die Raten, aber nur mit der Gastro. </w:t>
       </w:r>
       <w:r>
-        <w:t>Mit dem Gastro-Gewinn liegt die Kapitaldienstdeckung bei 1,51. Allein aus Miete, Büromiete und Pacht wären es 0,70, aus Wohnen und Büro allein 0,44.</w:t>
+        <w:t>Mit dem Gastro-Gewinn liegt die Kapitaldienstdeckung bei 1,54. Allein aus Miete, Büromiete und Pacht wären es 0,71, aus Wohnen und Büro allein 0,45.</w:t>
       </w:r>
     </w:p>
     <w:p>
@@ -924,7 +924,7 @@
         <w:t xml:space="preserve">Die Büro-Ankermieter sichern einen Teil. </w:t>
       </w:r>
       <w:r>
-        <w:t>Die zwei Büros bringen 19.200 € im Jahr über 10 Jahre fest und decken 8 % des Kapitaldienstes, zusammen mit den Wohnungen decken die langfristigen Mieten 44 %.</w:t>
+        <w:t>Die zwei Büros bringen 19.200 € im Jahr über 10 Jahre fest und decken 8 % des Kapitaldienstes, zusammen mit den Wohnungen decken die langfristigen Mieten 45 %.</w:t>
       </w:r>
     </w:p>
     <w:p>
@@ -939,7 +939,7 @@
         <w:t xml:space="preserve">KfW senkt die Zinslast deutlich. </w:t>
       </w:r>
       <w:r>
-        <w:t>Die drei KfW-Kreditprogramme decken 42 % des Darlehens zu 2,5 bis 3,0 % ab, der Mischzins liegt bei 3,49 % statt 4,0 %.</w:t>
+        <w:t>Die drei KfW-Kreditprogramme decken 48 % des Darlehens zu 2,5 bis 3,0 % ab, der Mischzins liegt bei 3,39 % statt 4,0 %.</w:t>
       </w:r>
     </w:p>
     <w:p>
@@ -954,7 +954,7 @@
         <w:t xml:space="preserve">Der Beleihungswert ist die Hürde. </w:t>
       </w:r>
       <w:r>
-        <w:t>Der Ertragswert von 2,89 Mio. € liegt weit unter den Kosten von 4,85 Mio. €. Die Bank wird zusätzliche Sicherheiten oder Eigenkapital in der Größenordnung von 2,77 Mio. € verlangen.</w:t>
+        <w:t>Der Ertragswert von 2,88 Mio. € liegt weit unter den Kosten von 4,85 Mio. €. Die Bank wird zusätzliche Sicherheiten oder Eigenkapital in der Größenordnung von 2,77 Mio. € verlangen.</w:t>
       </w:r>
     </w:p>
     <w:p>
@@ -969,7 +969,7 @@
         <w:t xml:space="preserve">Airbnb lohnt sich nicht. </w:t>
       </w:r>
       <w:r>
-        <w:t>Zwei Wohnungen als Kurzzeitvermietung bringen weniger als langfristige Mieter, deshalb bleiben alle 6 Wohnungen langfristig vermietet.</w:t>
+        <w:t>Zwei Wohnungen als Kurzzeitvermietung bringen weniger als langfristige Mieter, deshalb bleiben alle 8 Wohnungen langfristig vermietet.</w:t>
       </w:r>
     </w:p>
     <w:p>
@@ -1365,7 +1365,7 @@
               <w:rPr>
                 <w:sz w:val="18"/>
               </w:rPr>
-              <w:t>ca. 6–8 auf dem Grundstück, Bedarf ca. 52</w:t>
+              <w:t>ca. 6–8 auf dem Grundstück, Bedarf ca. 55</w:t>
             </w:r>
           </w:p>
         </w:tc>
@@ -1411,7 +1411,7 @@
           <w:b w:val="0"/>
           <w:i w:val="0"/>
         </w:rPr>
-        <w:t>Das Gebäude hat eine Grundfläche von 32 × 18 m (576 m², das Maximum der Grundflächenzahl). Das Erdgeschoss ist vollverglast und gehört ganz der Gastro, Treppenhaus und Aufzug liegen am Westende und erschließen Büros und Wohnungen getrennt von der Gastro. Im 1. Obergeschoss liegen die zwei Büros und 3 Wohnungen, im Staffelgeschoss 3 Wohnungen. Das 1. Obergeschoss ist in rotbraunem Klinker mit Balkonen und Milchglas-Brüstungen ausgeführt, das Staffelgeschoss in Holzbau mit schmaler Dachterrasse (ca. 0,8 m, 77 m²) rundum. Holzbau spart ca. 184.000 € gegenüber Massivbau (Annahme, Angebot der Zimmerei nötig) und hilft beim Effizienzhaus-40-Standard.</w:t>
+        <w:t>Das Gebäude hat eine Grundfläche von 32 × 18 m (576 m², das Maximum der Grundflächenzahl). Das Erdgeschoss ist vollverglast und gehört ganz der Gastro, Treppenhaus und Aufzug liegen am Westende und erschließen Büros und Wohnungen getrennt von der Gastro. Im 1. Obergeschoss liegen die zwei Büros und 3 Wohnungen, im Staffelgeschoss 5 Wohnungen. Das 1. Obergeschoss ist in rotbraunem Klinker mit Balkonen und Milchglas-Brüstungen ausgeführt, das Staffelgeschoss in Holzbau mit schmaler Dachterrasse (ca. 0,8 m, 77 m²) rundum. Holzbau spart ca. 184.000 € gegenüber Massivbau (Annahme, Angebot der Zimmerei nötig) und hilft beim Effizienzhaus-40-Standard.</w:t>
       </w:r>
     </w:p>
     <w:tbl>
@@ -1809,7 +1809,7 @@
               <w:rPr>
                 <w:sz w:val="18"/>
               </w:rPr>
-              <w:t>3 × 111 m²</w:t>
+              <w:t>5 × 67 m²</w:t>
             </w:r>
           </w:p>
         </w:tc>
@@ -1907,7 +1907,7 @@
                 <w:b/>
                 <w:sz w:val="18"/>
               </w:rPr>
-              <w:t>6 Wohnungen, 2 Büros</w:t>
+              <w:t>8 Wohnungen, 2 Büros</w:t>
             </w:r>
           </w:p>
         </w:tc>
@@ -2515,7 +2515,7 @@
               <w:rPr>
                 <w:sz w:val="18"/>
               </w:rPr>
-              <w:t>111,3 m²</w:t>
+              <w:t>66,8 m²</w:t>
             </w:r>
           </w:p>
         </w:tc>
@@ -2553,7 +2553,7 @@
               <w:rPr>
                 <w:sz w:val="18"/>
               </w:rPr>
-              <w:t>1.244 €</w:t>
+              <w:t>747 €</w:t>
             </w:r>
           </w:p>
         </w:tc>
@@ -2572,7 +2572,7 @@
               <w:rPr>
                 <w:sz w:val="18"/>
               </w:rPr>
-              <w:t>14.932 €</w:t>
+              <w:t>8.959 €</w:t>
             </w:r>
           </w:p>
         </w:tc>
@@ -2632,7 +2632,7 @@
               <w:rPr>
                 <w:sz w:val="18"/>
               </w:rPr>
-              <w:t>111,3 m²</w:t>
+              <w:t>66,8 m²</w:t>
             </w:r>
           </w:p>
         </w:tc>
@@ -2670,7 +2670,7 @@
               <w:rPr>
                 <w:sz w:val="18"/>
               </w:rPr>
-              <w:t>1.244 €</w:t>
+              <w:t>747 €</w:t>
             </w:r>
           </w:p>
         </w:tc>
@@ -2689,7 +2689,7 @@
               <w:rPr>
                 <w:sz w:val="18"/>
               </w:rPr>
-              <w:t>14.932 €</w:t>
+              <w:t>8.959 €</w:t>
             </w:r>
           </w:p>
         </w:tc>
@@ -2749,7 +2749,7 @@
               <w:rPr>
                 <w:sz w:val="18"/>
               </w:rPr>
-              <w:t>111,3 m²</w:t>
+              <w:t>66,8 m²</w:t>
             </w:r>
           </w:p>
         </w:tc>
@@ -2787,7 +2787,7 @@
               <w:rPr>
                 <w:sz w:val="18"/>
               </w:rPr>
-              <w:t>1.244 €</w:t>
+              <w:t>747 €</w:t>
             </w:r>
           </w:p>
         </w:tc>
@@ -2806,7 +2806,7 @@
               <w:rPr>
                 <w:sz w:val="18"/>
               </w:rPr>
-              <w:t>14.932 €</w:t>
+              <w:t>8.959 €</w:t>
             </w:r>
           </w:p>
         </w:tc>
@@ -2829,7 +2829,7 @@
               <w:rPr>
                 <w:sz w:val="18"/>
               </w:rPr>
-              <w:t>Summe Wohnen</w:t>
+              <w:t>WE 7</w:t>
             </w:r>
           </w:p>
         </w:tc>
@@ -2847,6 +2847,7 @@
               <w:rPr>
                 <w:sz w:val="18"/>
               </w:rPr>
+              <w:t>Staffel</w:t>
             </w:r>
           </w:p>
         </w:tc>
@@ -2865,7 +2866,7 @@
               <w:rPr>
                 <w:sz w:val="18"/>
               </w:rPr>
-              <w:t>655,0 m²</w:t>
+              <w:t>66,8 m²</w:t>
             </w:r>
           </w:p>
         </w:tc>
@@ -2884,6 +2885,7 @@
               <w:rPr>
                 <w:sz w:val="18"/>
               </w:rPr>
+              <w:t>11,18 €</w:t>
             </w:r>
           </w:p>
         </w:tc>
@@ -2902,7 +2904,7 @@
               <w:rPr>
                 <w:sz w:val="18"/>
               </w:rPr>
-              <w:t>7.321 €</w:t>
+              <w:t>747 €</w:t>
             </w:r>
           </w:p>
         </w:tc>
@@ -2921,7 +2923,7 @@
               <w:rPr>
                 <w:sz w:val="18"/>
               </w:rPr>
-              <w:t>87.847 €</w:t>
+              <w:t>8.959 €</w:t>
             </w:r>
           </w:p>
         </w:tc>
@@ -2944,7 +2946,7 @@
               <w:rPr>
                 <w:sz w:val="18"/>
               </w:rPr>
-              <w:t>Gastro-Pacht (10 €/m²)</w:t>
+              <w:t>WE 8</w:t>
             </w:r>
           </w:p>
         </w:tc>
@@ -2962,7 +2964,7 @@
               <w:rPr>
                 <w:sz w:val="18"/>
               </w:rPr>
-              <w:t>EG</w:t>
+              <w:t>Staffel</w:t>
             </w:r>
           </w:p>
         </w:tc>
@@ -2981,7 +2983,7 @@
               <w:rPr>
                 <w:sz w:val="18"/>
               </w:rPr>
-              <w:t>510,0 m²</w:t>
+              <w:t>66,8 m²</w:t>
             </w:r>
           </w:p>
         </w:tc>
@@ -3000,7 +3002,7 @@
               <w:rPr>
                 <w:sz w:val="18"/>
               </w:rPr>
-              <w:t>10,00 €</w:t>
+              <w:t>11,18 €</w:t>
             </w:r>
           </w:p>
         </w:tc>
@@ -3019,7 +3021,7 @@
               <w:rPr>
                 <w:sz w:val="18"/>
               </w:rPr>
-              <w:t>5.100 €</w:t>
+              <w:t>747 €</w:t>
             </w:r>
           </w:p>
         </w:tc>
@@ -3038,7 +3040,7 @@
               <w:rPr>
                 <w:sz w:val="18"/>
               </w:rPr>
-              <w:t>61.200 €</w:t>
+              <w:t>8.959 €</w:t>
             </w:r>
           </w:p>
         </w:tc>
@@ -3063,7 +3065,7 @@
                 <w:b/>
                 <w:sz w:val="18"/>
               </w:rPr>
-              <w:t>Büro 1 (Ankermieter)</w:t>
+              <w:t>Summe Wohnen</w:t>
             </w:r>
           </w:p>
         </w:tc>
@@ -3083,7 +3085,6 @@
                 <w:b/>
                 <w:sz w:val="18"/>
               </w:rPr>
-              <w:t>1. OG</w:t>
             </w:r>
           </w:p>
         </w:tc>
@@ -3104,7 +3105,7 @@
                 <w:b/>
                 <w:sz w:val="18"/>
               </w:rPr>
-              <w:t>100,0 m²</w:t>
+              <w:t>655,0 m²</w:t>
             </w:r>
           </w:p>
         </w:tc>
@@ -3125,7 +3126,6 @@
                 <w:b/>
                 <w:sz w:val="18"/>
               </w:rPr>
-              <w:t>9,50 €</w:t>
             </w:r>
           </w:p>
         </w:tc>
@@ -3146,7 +3146,7 @@
                 <w:b/>
                 <w:sz w:val="18"/>
               </w:rPr>
-              <w:t>950 €</w:t>
+              <w:t>7.321 €</w:t>
             </w:r>
           </w:p>
         </w:tc>
@@ -3167,7 +3167,7 @@
                 <w:b/>
                 <w:sz w:val="18"/>
               </w:rPr>
-              <w:t>11.400 €</w:t>
+              <w:t>87.847 €</w:t>
             </w:r>
           </w:p>
         </w:tc>
@@ -3190,7 +3190,7 @@
               <w:rPr>
                 <w:sz w:val="18"/>
               </w:rPr>
-              <w:t>Büro 2 (Ankermieter)</w:t>
+              <w:t>Gastro-Pacht (10 €/m²)</w:t>
             </w:r>
           </w:p>
         </w:tc>
@@ -3208,7 +3208,7 @@
               <w:rPr>
                 <w:sz w:val="18"/>
               </w:rPr>
-              <w:t>1. OG</w:t>
+              <w:t>EG</w:t>
             </w:r>
           </w:p>
         </w:tc>
@@ -3227,7 +3227,7 @@
               <w:rPr>
                 <w:sz w:val="18"/>
               </w:rPr>
-              <w:t>65,0 m²</w:t>
+              <w:t>510,0 m²</w:t>
             </w:r>
           </w:p>
         </w:tc>
@@ -3265,7 +3265,7 @@
               <w:rPr>
                 <w:sz w:val="18"/>
               </w:rPr>
-              <w:t>650 €</w:t>
+              <w:t>5.100 €</w:t>
             </w:r>
           </w:p>
         </w:tc>
@@ -3284,7 +3284,7 @@
               <w:rPr>
                 <w:sz w:val="18"/>
               </w:rPr>
-              <w:t>7.800 €</w:t>
+              <w:t>61.200 €</w:t>
             </w:r>
           </w:p>
         </w:tc>
@@ -3299,11 +3299,247 @@
           </w:tcPr>
           <w:p>
             <w:pPr>
-              <w:spacing w:after="20" w:before="20"/>
-            </w:pPr>
-            <w:r/>
-            <w:r>
-              <w:rPr>
+              <w:keepNext/>
+              <w:spacing w:after="20" w:before="20"/>
+            </w:pPr>
+            <w:r/>
+            <w:r>
+              <w:rPr>
+                <w:sz w:val="18"/>
+              </w:rPr>
+              <w:t>Büro 1 (Ankermieter)</w:t>
+            </w:r>
+          </w:p>
+        </w:tc>
+        <w:tc>
+          <w:tcPr>
+            <w:tcW w:type="dxa" w:w="1134"/>
+          </w:tcPr>
+          <w:p>
+            <w:pPr>
+              <w:keepNext/>
+              <w:spacing w:after="20" w:before="20"/>
+            </w:pPr>
+            <w:r/>
+            <w:r>
+              <w:rPr>
+                <w:sz w:val="18"/>
+              </w:rPr>
+              <w:t>1. OG</w:t>
+            </w:r>
+          </w:p>
+        </w:tc>
+        <w:tc>
+          <w:tcPr>
+            <w:tcW w:type="dxa" w:w="1361"/>
+          </w:tcPr>
+          <w:p>
+            <w:pPr>
+              <w:keepNext/>
+              <w:spacing w:after="20" w:before="20"/>
+              <w:jc w:val="right"/>
+            </w:pPr>
+            <w:r/>
+            <w:r>
+              <w:rPr>
+                <w:sz w:val="18"/>
+              </w:rPr>
+              <w:t>100,0 m²</w:t>
+            </w:r>
+          </w:p>
+        </w:tc>
+        <w:tc>
+          <w:tcPr>
+            <w:tcW w:type="dxa" w:w="1361"/>
+          </w:tcPr>
+          <w:p>
+            <w:pPr>
+              <w:keepNext/>
+              <w:spacing w:after="20" w:before="20"/>
+              <w:jc w:val="right"/>
+            </w:pPr>
+            <w:r/>
+            <w:r>
+              <w:rPr>
+                <w:sz w:val="18"/>
+              </w:rPr>
+              <w:t>9,50 €</w:t>
+            </w:r>
+          </w:p>
+        </w:tc>
+        <w:tc>
+          <w:tcPr>
+            <w:tcW w:type="dxa" w:w="1814"/>
+          </w:tcPr>
+          <w:p>
+            <w:pPr>
+              <w:keepNext/>
+              <w:spacing w:after="20" w:before="20"/>
+              <w:jc w:val="right"/>
+            </w:pPr>
+            <w:r/>
+            <w:r>
+              <w:rPr>
+                <w:sz w:val="18"/>
+              </w:rPr>
+              <w:t>950 €</w:t>
+            </w:r>
+          </w:p>
+        </w:tc>
+        <w:tc>
+          <w:tcPr>
+            <w:tcW w:type="dxa" w:w="1701"/>
+          </w:tcPr>
+          <w:p>
+            <w:pPr>
+              <w:keepNext/>
+              <w:spacing w:after="20" w:before="20"/>
+              <w:jc w:val="right"/>
+            </w:pPr>
+            <w:r/>
+            <w:r>
+              <w:rPr>
+                <w:sz w:val="18"/>
+              </w:rPr>
+              <w:t>11.400 €</w:t>
+            </w:r>
+          </w:p>
+        </w:tc>
+      </w:tr>
+      <w:tr>
+        <w:trPr>
+          <w:cantSplit/>
+        </w:trPr>
+        <w:tc>
+          <w:tcPr>
+            <w:tcW w:type="dxa" w:w="2041"/>
+          </w:tcPr>
+          <w:p>
+            <w:pPr>
+              <w:keepNext/>
+              <w:spacing w:after="20" w:before="20"/>
+            </w:pPr>
+            <w:r/>
+            <w:r>
+              <w:rPr>
+                <w:sz w:val="18"/>
+              </w:rPr>
+              <w:t>Büro 2 (Ankermieter)</w:t>
+            </w:r>
+          </w:p>
+        </w:tc>
+        <w:tc>
+          <w:tcPr>
+            <w:tcW w:type="dxa" w:w="1134"/>
+          </w:tcPr>
+          <w:p>
+            <w:pPr>
+              <w:keepNext/>
+              <w:spacing w:after="20" w:before="20"/>
+            </w:pPr>
+            <w:r/>
+            <w:r>
+              <w:rPr>
+                <w:sz w:val="18"/>
+              </w:rPr>
+              <w:t>1. OG</w:t>
+            </w:r>
+          </w:p>
+        </w:tc>
+        <w:tc>
+          <w:tcPr>
+            <w:tcW w:type="dxa" w:w="1361"/>
+          </w:tcPr>
+          <w:p>
+            <w:pPr>
+              <w:keepNext/>
+              <w:spacing w:after="20" w:before="20"/>
+              <w:jc w:val="right"/>
+            </w:pPr>
+            <w:r/>
+            <w:r>
+              <w:rPr>
+                <w:sz w:val="18"/>
+              </w:rPr>
+              <w:t>65,0 m²</w:t>
+            </w:r>
+          </w:p>
+        </w:tc>
+        <w:tc>
+          <w:tcPr>
+            <w:tcW w:type="dxa" w:w="1361"/>
+          </w:tcPr>
+          <w:p>
+            <w:pPr>
+              <w:keepNext/>
+              <w:spacing w:after="20" w:before="20"/>
+              <w:jc w:val="right"/>
+            </w:pPr>
+            <w:r/>
+            <w:r>
+              <w:rPr>
+                <w:sz w:val="18"/>
+              </w:rPr>
+              <w:t>10,00 €</w:t>
+            </w:r>
+          </w:p>
+        </w:tc>
+        <w:tc>
+          <w:tcPr>
+            <w:tcW w:type="dxa" w:w="1814"/>
+          </w:tcPr>
+          <w:p>
+            <w:pPr>
+              <w:keepNext/>
+              <w:spacing w:after="20" w:before="20"/>
+              <w:jc w:val="right"/>
+            </w:pPr>
+            <w:r/>
+            <w:r>
+              <w:rPr>
+                <w:sz w:val="18"/>
+              </w:rPr>
+              <w:t>650 €</w:t>
+            </w:r>
+          </w:p>
+        </w:tc>
+        <w:tc>
+          <w:tcPr>
+            <w:tcW w:type="dxa" w:w="1701"/>
+          </w:tcPr>
+          <w:p>
+            <w:pPr>
+              <w:keepNext/>
+              <w:spacing w:after="20" w:before="20"/>
+              <w:jc w:val="right"/>
+            </w:pPr>
+            <w:r/>
+            <w:r>
+              <w:rPr>
+                <w:sz w:val="18"/>
+              </w:rPr>
+              <w:t>7.800 €</w:t>
+            </w:r>
+          </w:p>
+        </w:tc>
+      </w:tr>
+      <w:tr>
+        <w:trPr>
+          <w:cantSplit/>
+        </w:trPr>
+        <w:tc>
+          <w:tcPr>
+            <w:tcW w:type="dxa" w:w="2041"/>
+            <w:shd w:val="clear" w:color="auto" w:fill="E3E8E5"/>
+          </w:tcPr>
+          <w:p>
+            <w:pPr>
+              <w:spacing w:after="20" w:before="20"/>
+            </w:pPr>
+            <w:r/>
+            <w:r>
+              <w:rPr>
+                <w:b/>
                 <w:sz w:val="18"/>
               </w:rPr>
               <w:t>Rohertrag gesamt</w:t>
@@ -3313,14 +3549,16 @@
         <w:tc>
           <w:tcPr>
             <w:tcW w:type="dxa" w:w="1134"/>
-          </w:tcPr>
-          <w:p>
-            <w:pPr>
-              <w:spacing w:after="20" w:before="20"/>
-            </w:pPr>
-            <w:r/>
-            <w:r>
-              <w:rPr>
+            <w:shd w:val="clear" w:color="auto" w:fill="E3E8E5"/>
+          </w:tcPr>
+          <w:p>
+            <w:pPr>
+              <w:spacing w:after="20" w:before="20"/>
+            </w:pPr>
+            <w:r/>
+            <w:r>
+              <w:rPr>
+                <w:b/>
                 <w:sz w:val="18"/>
               </w:rPr>
             </w:r>
@@ -3329,6 +3567,7 @@
         <w:tc>
           <w:tcPr>
             <w:tcW w:type="dxa" w:w="1361"/>
+            <w:shd w:val="clear" w:color="auto" w:fill="E3E8E5"/>
           </w:tcPr>
           <w:p>
             <w:pPr>
@@ -3338,6 +3577,7 @@
             <w:r/>
             <w:r>
               <w:rPr>
+                <w:b/>
                 <w:sz w:val="18"/>
               </w:rPr>
             </w:r>
@@ -3346,6 +3586,7 @@
         <w:tc>
           <w:tcPr>
             <w:tcW w:type="dxa" w:w="1361"/>
+            <w:shd w:val="clear" w:color="auto" w:fill="E3E8E5"/>
           </w:tcPr>
           <w:p>
             <w:pPr>
@@ -3355,6 +3596,7 @@
             <w:r/>
             <w:r>
               <w:rPr>
+                <w:b/>
                 <w:sz w:val="18"/>
               </w:rPr>
             </w:r>
@@ -3363,6 +3605,7 @@
         <w:tc>
           <w:tcPr>
             <w:tcW w:type="dxa" w:w="1814"/>
+            <w:shd w:val="clear" w:color="auto" w:fill="E3E8E5"/>
           </w:tcPr>
           <w:p>
             <w:pPr>
@@ -3372,6 +3615,7 @@
             <w:r/>
             <w:r>
               <w:rPr>
+                <w:b/>
                 <w:sz w:val="18"/>
               </w:rPr>
               <w:t>14.021 €</w:t>
@@ -3381,6 +3625,7 @@
         <w:tc>
           <w:tcPr>
             <w:tcW w:type="dxa" w:w="1701"/>
+            <w:shd w:val="clear" w:color="auto" w:fill="E3E8E5"/>
           </w:tcPr>
           <w:p>
             <w:pPr>
@@ -3390,6 +3635,7 @@
             <w:r/>
             <w:r>
               <w:rPr>
+                <w:b/>
                 <w:sz w:val="18"/>
               </w:rPr>
               <w:t>168.247 €</w:t>
@@ -4512,7 +4758,7 @@
         <w:spacing w:after="60"/>
       </w:pPr>
       <w:r>
-        <w:t>Sie decken 8 % des Kapitaldienstes. Zusammen mit den Wohnungen decken die langfristigen Mieten 44 %, den Rest tragen Pacht und Gastro-Gewinn.</w:t>
+        <w:t>Sie decken 8 % des Kapitaldienstes. Zusammen mit den Wohnungen decken die langfristigen Mieten 45 %, den Rest tragen Pacht und Gastro-Gewinn.</w:t>
       </w:r>
     </w:p>
     <w:p>
@@ -5558,7 +5804,7 @@
               <w:rPr>
                 <w:sz w:val="18"/>
               </w:rPr>
-              <w:t>74,8 %</w:t>
+              <w:t>74,9 %</w:t>
             </w:r>
           </w:p>
         </w:tc>
@@ -6013,7 +6259,7 @@
               <w:rPr>
                 <w:sz w:val="18"/>
               </w:rPr>
-              <w:t>297.196 €</w:t>
+              <w:t>289.674 €</w:t>
             </w:r>
           </w:p>
         </w:tc>
@@ -6032,7 +6278,7 @@
               <w:rPr>
                 <w:sz w:val="18"/>
               </w:rPr>
-              <w:t>6,1 %</w:t>
+              <w:t>6,0 %</w:t>
             </w:r>
           </w:p>
         </w:tc>
@@ -6094,7 +6340,7 @@
                 <w:b/>
                 <w:sz w:val="18"/>
               </w:rPr>
-              <w:t>4.853.028 €</w:t>
+              <w:t>4.845.506 €</w:t>
             </w:r>
           </w:p>
         </w:tc>
@@ -6133,7 +6379,7 @@
           <w:color w:val="5B6770"/>
           <w:sz w:val="18"/>
         </w:rPr>
-        <w:t>Das entspricht 2.941 € je m² BGF. Baukosten von 2.200 €/m² (Bekanntenpreis des Bauherrn) und die Baunebenkosten sind durch Angebote von Bauunternehmen und Zimmerei zu belegen. QNG steht für das Qualitätssiegel Nachhaltiges Gebäude.</w:t>
+        <w:t>Das entspricht 2.937 € je m² BGF. Baukosten von 2.200 €/m² (Bekanntenpreis des Bauherrn) und die Baunebenkosten sind durch Angebote von Bauunternehmen und Zimmerei zu belegen. QNG steht für das Qualitätssiegel Nachhaltiges Gebäude.</w:t>
       </w:r>
     </w:p>
     <w:p>
@@ -6458,7 +6704,7 @@
               <w:rPr>
                 <w:sz w:val="18"/>
               </w:rPr>
-              <w:t>900.000 €</w:t>
+              <w:t>1.200.000 €</w:t>
             </w:r>
           </w:p>
         </w:tc>
@@ -6652,7 +6898,7 @@
               <w:rPr>
                 <w:sz w:val="18"/>
               </w:rPr>
-              <w:t>2.805.528 €</w:t>
+              <w:t>2.498.006 €</w:t>
             </w:r>
           </w:p>
         </w:tc>
@@ -6751,7 +6997,7 @@
                 <w:b/>
                 <w:sz w:val="18"/>
               </w:rPr>
-              <w:t>4.853.028 €</w:t>
+              <w:t>4.845.506 €</w:t>
             </w:r>
           </w:p>
         </w:tc>
@@ -6771,7 +7017,7 @@
                 <w:b/>
                 <w:sz w:val="18"/>
               </w:rPr>
-              <w:t>3,49 %</w:t>
+              <w:t>3,39 %</w:t>
             </w:r>
           </w:p>
         </w:tc>
@@ -6828,7 +7074,7 @@
         <w:spacing w:after="60"/>
       </w:pPr>
       <w:r>
-        <w:t>Wohnteil (297/298) und Gastro (299) werden bei gemischter Nutzung getrennt gefördert. Das Programm 297 gilt für selbst genutzte Wohnungen, 298 für vermietete, die Konditionen sind gleich. Im Rechenmodell sind alle 6 Wohnungen vermietet (298), eine Selbstnutzung lässt sich im Blatt Annahmen einstellen.</w:t>
+        <w:t>Wohnteil (297/298) und Gastro (299) werden bei gemischter Nutzung getrennt gefördert. Das Programm 297 gilt für selbst genutzte Wohnungen, 298 für vermietete, die Konditionen sind gleich. Im Rechenmodell sind alle 8 Wohnungen vermietet (298), eine Selbstnutzung lässt sich im Blatt Annahmen einstellen.</w:t>
       </w:r>
     </w:p>
     <w:p>
@@ -6859,7 +7105,7 @@
           <w:b w:val="0"/>
           <w:i w:val="0"/>
         </w:rPr>
-        <w:t>Das Grundstück wird zu Beginn bezahlt, die Baukosten fließen über 15 Monate. Danach folgen 12 Monate tilgungsfreie Anlaufzeit, in der nur Zinsen anfallen und von der Hausbank mitfinanziert werden (mit der Bank zu verhandeln). Zinsen und Bereitstellungsgebühr (3 % p. a. ab Monat 7 auf die noch nicht abgerufene Bausumme) betragen in dieser Zeit 297.196 €. Zu Beginn der Rückzahlung stehen 4.853.028 € Darlehen.</w:t>
+        <w:t>Das Grundstück wird zu Beginn bezahlt, die Baukosten fließen über 15 Monate. Danach folgen 12 Monate tilgungsfreie Anlaufzeit, in der nur Zinsen anfallen und von der Hausbank mitfinanziert werden (mit der Bank zu verhandeln). Zinsen und Bereitstellungsgebühr (3 % p. a. ab Monat 7 auf die noch nicht abgerufene Bausumme) betragen in dieser Zeit 289.674 €. Zu Beginn der Rückzahlung stehen 4.845.506 € Darlehen.</w:t>
       </w:r>
     </w:p>
     <w:p>
@@ -7076,7 +7322,7 @@
               <w:rPr>
                 <w:sz w:val="18"/>
               </w:rPr>
-              <w:t>900.000 €</w:t>
+              <w:t>1.200.000 €</w:t>
             </w:r>
           </w:p>
         </w:tc>
@@ -7133,7 +7379,7 @@
               <w:rPr>
                 <w:sz w:val="18"/>
               </w:rPr>
-              <w:t>2.625 €</w:t>
+              <w:t>3.500 €</w:t>
             </w:r>
           </w:p>
         </w:tc>
@@ -7152,7 +7398,7 @@
               <w:rPr>
                 <w:sz w:val="18"/>
               </w:rPr>
-              <w:t>31.500 €</w:t>
+              <w:t>42.000 €</w:t>
             </w:r>
           </w:p>
         </w:tc>
@@ -7312,7 +7558,7 @@
               <w:rPr>
                 <w:sz w:val="18"/>
               </w:rPr>
-              <w:t>2.805.528 €</w:t>
+              <w:t>2.498.006 €</w:t>
             </w:r>
           </w:p>
         </w:tc>
@@ -7369,7 +7615,7 @@
               <w:rPr>
                 <w:sz w:val="18"/>
               </w:rPr>
-              <w:t>11.690 €</w:t>
+              <w:t>10.408 €</w:t>
             </w:r>
           </w:p>
         </w:tc>
@@ -7388,7 +7634,7 @@
               <w:rPr>
                 <w:sz w:val="18"/>
               </w:rPr>
-              <w:t>140.276 €</w:t>
+              <w:t>124.900 €</w:t>
             </w:r>
           </w:p>
         </w:tc>
@@ -7432,7 +7678,7 @@
                 <w:b/>
                 <w:sz w:val="18"/>
               </w:rPr>
-              <w:t>4.853.028 €</w:t>
+              <w:t>4.845.506 €</w:t>
             </w:r>
           </w:p>
         </w:tc>
@@ -7452,7 +7698,7 @@
                 <w:b/>
                 <w:sz w:val="18"/>
               </w:rPr>
-              <w:t>3,49 %</w:t>
+              <w:t>3,39 %</w:t>
             </w:r>
           </w:p>
         </w:tc>
@@ -7491,7 +7737,7 @@
                 <w:b/>
                 <w:sz w:val="18"/>
               </w:rPr>
-              <w:t>18.140 €</w:t>
+              <w:t>17.733 €</w:t>
             </w:r>
           </w:p>
         </w:tc>
@@ -7511,7 +7757,7 @@
                 <w:b/>
                 <w:sz w:val="18"/>
               </w:rPr>
-              <w:t>217.676 €</w:t>
+              <w:t>212.800 €</w:t>
             </w:r>
           </w:p>
         </w:tc>
@@ -7696,7 +7942,7 @@
               <w:rPr>
                 <w:sz w:val="18"/>
               </w:rPr>
-              <w:t>168.363 €</w:t>
+              <w:t>163.585 €</w:t>
             </w:r>
           </w:p>
         </w:tc>
@@ -7715,7 +7961,7 @@
               <w:rPr>
                 <w:sz w:val="18"/>
               </w:rPr>
-              <w:t>49.313 €</w:t>
+              <w:t>49.216 €</w:t>
             </w:r>
           </w:p>
         </w:tc>
@@ -7734,7 +7980,7 @@
               <w:rPr>
                 <w:sz w:val="18"/>
               </w:rPr>
-              <w:t>217.676 €</w:t>
+              <w:t>212.800 €</w:t>
             </w:r>
           </w:p>
         </w:tc>
@@ -7753,7 +7999,7 @@
               <w:rPr>
                 <w:sz w:val="18"/>
               </w:rPr>
-              <w:t>4.803.715 €</w:t>
+              <w:t>4.796.290 €</w:t>
             </w:r>
           </w:p>
         </w:tc>
@@ -7795,7 +8041,7 @@
               <w:rPr>
                 <w:sz w:val="18"/>
               </w:rPr>
-              <w:t>166.615 €</w:t>
+              <w:t>161.887 €</w:t>
             </w:r>
           </w:p>
         </w:tc>
@@ -7814,7 +8060,7 @@
               <w:rPr>
                 <w:sz w:val="18"/>
               </w:rPr>
-              <w:t>51.062 €</w:t>
+              <w:t>50.913 €</w:t>
             </w:r>
           </w:p>
         </w:tc>
@@ -7833,7 +8079,7 @@
               <w:rPr>
                 <w:sz w:val="18"/>
               </w:rPr>
-              <w:t>217.676 €</w:t>
+              <w:t>212.800 €</w:t>
             </w:r>
           </w:p>
         </w:tc>
@@ -7852,7 +8098,7 @@
               <w:rPr>
                 <w:sz w:val="18"/>
               </w:rPr>
-              <w:t>4.752.653 €</w:t>
+              <w:t>4.745.377 €</w:t>
             </w:r>
           </w:p>
         </w:tc>
@@ -7894,7 +8140,7 @@
               <w:rPr>
                 <w:sz w:val="18"/>
               </w:rPr>
-              <w:t>164.802 €</w:t>
+              <w:t>160.129 €</w:t>
             </w:r>
           </w:p>
         </w:tc>
@@ -7913,7 +8159,7 @@
               <w:rPr>
                 <w:sz w:val="18"/>
               </w:rPr>
-              <w:t>52.874 €</w:t>
+              <w:t>52.671 €</w:t>
             </w:r>
           </w:p>
         </w:tc>
@@ -7932,7 +8178,7 @@
               <w:rPr>
                 <w:sz w:val="18"/>
               </w:rPr>
-              <w:t>217.676 €</w:t>
+              <w:t>212.800 €</w:t>
             </w:r>
           </w:p>
         </w:tc>
@@ -7951,7 +8197,7 @@
               <w:rPr>
                 <w:sz w:val="18"/>
               </w:rPr>
-              <w:t>4.699.779 €</w:t>
+              <w:t>4.692.706 €</w:t>
             </w:r>
           </w:p>
         </w:tc>
@@ -7993,7 +8239,7 @@
               <w:rPr>
                 <w:sz w:val="18"/>
               </w:rPr>
-              <w:t>160.976 €</w:t>
+              <w:t>156.421 €</w:t>
             </w:r>
           </w:p>
         </w:tc>
@@ -8012,7 +8258,7 @@
               <w:rPr>
                 <w:sz w:val="18"/>
               </w:rPr>
-              <w:t>56.700 €</w:t>
+              <w:t>56.379 €</w:t>
             </w:r>
           </w:p>
         </w:tc>
@@ -8031,7 +8277,7 @@
               <w:rPr>
                 <w:sz w:val="18"/>
               </w:rPr>
-              <w:t>217.676 €</w:t>
+              <w:t>212.800 €</w:t>
             </w:r>
           </w:p>
         </w:tc>
@@ -8050,7 +8296,7 @@
               <w:rPr>
                 <w:sz w:val="18"/>
               </w:rPr>
-              <w:t>4.588.326 €</w:t>
+              <w:t>4.581.834 €</w:t>
             </w:r>
           </w:p>
         </w:tc>
@@ -8096,7 +8342,7 @@
                 <w:b/>
                 <w:sz w:val="18"/>
               </w:rPr>
-              <w:t>150.110 €</w:t>
+              <w:t>145.921 €</w:t>
             </w:r>
           </w:p>
         </w:tc>
@@ -8117,7 +8363,7 @@
                 <w:b/>
                 <w:sz w:val="18"/>
               </w:rPr>
-              <w:t>67.567 €</w:t>
+              <w:t>66.879 €</w:t>
             </w:r>
           </w:p>
         </w:tc>
@@ -8138,7 +8384,7 @@
                 <w:b/>
                 <w:sz w:val="18"/>
               </w:rPr>
-              <w:t>217.676 €</w:t>
+              <w:t>212.800 €</w:t>
             </w:r>
           </w:p>
         </w:tc>
@@ -8159,7 +8405,7 @@
                 <w:b/>
                 <w:sz w:val="18"/>
               </w:rPr>
-              <w:t>4.273.010 €</w:t>
+              <w:t>4.269.180 €</w:t>
             </w:r>
           </w:p>
         </w:tc>
@@ -8201,7 +8447,7 @@
               <w:rPr>
                 <w:sz w:val="18"/>
               </w:rPr>
-              <w:t>137.085 €</w:t>
+              <w:t>133.383 €</w:t>
             </w:r>
           </w:p>
         </w:tc>
@@ -8220,7 +8466,7 @@
               <w:rPr>
                 <w:sz w:val="18"/>
               </w:rPr>
-              <w:t>80.591 €</w:t>
+              <w:t>79.418 €</w:t>
             </w:r>
           </w:p>
         </w:tc>
@@ -8239,7 +8485,7 @@
               <w:rPr>
                 <w:sz w:val="18"/>
               </w:rPr>
-              <w:t>217.676 €</w:t>
+              <w:t>212.800 €</w:t>
             </w:r>
           </w:p>
         </w:tc>
@@ -8258,7 +8504,7 @@
               <w:rPr>
                 <w:sz w:val="18"/>
               </w:rPr>
-              <w:t>3.897.048 €</w:t>
+              <w:t>3.898.060 €</w:t>
             </w:r>
           </w:p>
         </w:tc>
@@ -8300,7 +8546,7 @@
               <w:rPr>
                 <w:sz w:val="18"/>
               </w:rPr>
-              <w:t>121.462 €</w:t>
+              <w:t>118.398 €</w:t>
             </w:r>
           </w:p>
         </w:tc>
@@ -8319,7 +8565,7 @@
               <w:rPr>
                 <w:sz w:val="18"/>
               </w:rPr>
-              <w:t>96.214 €</w:t>
+              <w:t>94.403 €</w:t>
             </w:r>
           </w:p>
         </w:tc>
@@ -8338,7 +8584,7 @@
               <w:rPr>
                 <w:sz w:val="18"/>
               </w:rPr>
-              <w:t>217.676 €</w:t>
+              <w:t>212.800 €</w:t>
             </w:r>
           </w:p>
         </w:tc>
@@ -8357,7 +8603,7 @@
               <w:rPr>
                 <w:sz w:val="18"/>
               </w:rPr>
-              <w:t>3.448.361 €</w:t>
+              <w:t>3.457.088 €</w:t>
             </w:r>
           </w:p>
         </w:tc>
@@ -8399,7 +8645,7 @@
               <w:rPr>
                 <w:sz w:val="18"/>
               </w:rPr>
-              <w:t>102.707 €</w:t>
+              <w:t>100.473 €</w:t>
             </w:r>
           </w:p>
         </w:tc>
@@ -8418,7 +8664,7 @@
               <w:rPr>
                 <w:sz w:val="18"/>
               </w:rPr>
-              <w:t>114.969 €</w:t>
+              <w:t>112.328 €</w:t>
             </w:r>
           </w:p>
         </w:tc>
@@ -8437,7 +8683,7 @@
               <w:rPr>
                 <w:sz w:val="18"/>
               </w:rPr>
-              <w:t>217.676 €</w:t>
+              <w:t>212.800 €</w:t>
             </w:r>
           </w:p>
         </w:tc>
@@ -8456,7 +8702,7 @@
               <w:rPr>
                 <w:sz w:val="18"/>
               </w:rPr>
-              <w:t>2.912.398 €</w:t>
+              <w:t>2.932.587 €</w:t>
             </w:r>
           </w:p>
         </w:tc>
@@ -8498,7 +8744,7 @@
               <w:rPr>
                 <w:sz w:val="18"/>
               </w:rPr>
-              <w:t>80.176 €</w:t>
+              <w:t>79.012 €</w:t>
             </w:r>
           </w:p>
         </w:tc>
@@ -8517,7 +8763,7 @@
               <w:rPr>
                 <w:sz w:val="18"/>
               </w:rPr>
-              <w:t>137.500 €</w:t>
+              <w:t>133.789 €</w:t>
             </w:r>
           </w:p>
         </w:tc>
@@ -8536,7 +8782,7 @@
               <w:rPr>
                 <w:sz w:val="18"/>
               </w:rPr>
-              <w:t>217.676 €</w:t>
+              <w:t>212.800 €</w:t>
             </w:r>
           </w:p>
         </w:tc>
@@ -8555,7 +8801,7 @@
               <w:rPr>
                 <w:sz w:val="18"/>
               </w:rPr>
-              <w:t>2.271.614 €</w:t>
+              <w:t>2.308.113 €</w:t>
             </w:r>
           </w:p>
         </w:tc>
@@ -8595,7 +8841,7 @@
               <w:rPr>
                 <w:sz w:val="18"/>
               </w:rPr>
-              <w:t>53.089 €</w:t>
+              <w:t>53.296 €</w:t>
             </w:r>
           </w:p>
         </w:tc>
@@ -8613,7 +8859,7 @@
               <w:rPr>
                 <w:sz w:val="18"/>
               </w:rPr>
-              <w:t>164.587 €</w:t>
+              <w:t>159.505 €</w:t>
             </w:r>
           </w:p>
         </w:tc>
@@ -8631,7 +8877,7 @@
               <w:rPr>
                 <w:sz w:val="18"/>
               </w:rPr>
-              <w:t>217.676 €</w:t>
+              <w:t>212.800 €</w:t>
             </w:r>
           </w:p>
         </w:tc>
@@ -8649,7 +8895,7 @@
               <w:rPr>
                 <w:sz w:val="18"/>
               </w:rPr>
-              <w:t>1.504.850 €</w:t>
+              <w:t>1.563.885 €</w:t>
             </w:r>
           </w:p>
         </w:tc>
@@ -8669,7 +8915,7 @@
           <w:b w:val="0"/>
           <w:i w:val="0"/>
         </w:rPr>
-        <w:t>Nach 10 Jahren beträgt die Restschuld 4.273.010 €. Die Anschlussfinanzierung ist eingeplant, ein Zinsanstieg um einen Prozentpunkt auf die Restschuld kostet ca. 3.561 € pro Monat mehr. Die Bank kann eine höhere Tilgung verlangen, im Modell ist sie einstellbar.</w:t>
+        <w:t>Nach 10 Jahren beträgt die Restschuld 4.269.180 €. Die Anschlussfinanzierung ist eingeplant, ein Zinsanstieg um einen Prozentpunkt auf die Restschuld kostet ca. 3.558 € pro Monat mehr. Die Bank kann eine höhere Tilgung verlangen, im Modell ist sie einstellbar.</w:t>
       </w:r>
     </w:p>
     <w:p>
@@ -8789,7 +9035,7 @@
               <w:rPr>
                 <w:sz w:val="18"/>
               </w:rPr>
-              <w:t>Kaltmiete Wohnen (6 Wohnungen)</w:t>
+              <w:t>Kaltmiete Wohnen (8 Wohnungen)</w:t>
             </w:r>
           </w:p>
         </w:tc>
@@ -9247,7 +9493,7 @@
               <w:rPr>
                 <w:sz w:val="18"/>
               </w:rPr>
-              <w:t>−18.140 €</w:t>
+              <w:t>−17.733 €</w:t>
             </w:r>
           </w:p>
         </w:tc>
@@ -9266,7 +9512,7 @@
               <w:rPr>
                 <w:sz w:val="18"/>
               </w:rPr>
-              <w:t>−217.676 €</w:t>
+              <w:t>−212.800 €</w:t>
             </w:r>
           </w:p>
         </w:tc>
@@ -9310,7 +9556,7 @@
                 <w:b/>
                 <w:sz w:val="18"/>
               </w:rPr>
-              <w:t>+9.204 €</w:t>
+              <w:t>+9.610 €</w:t>
             </w:r>
           </w:p>
         </w:tc>
@@ -9330,7 +9576,7 @@
                 <w:b/>
                 <w:sz w:val="18"/>
               </w:rPr>
-              <w:t>+110.446 €</w:t>
+              <w:t>+115.322 €</w:t>
             </w:r>
           </w:p>
         </w:tc>
@@ -9353,7 +9599,7 @@
         <w:t xml:space="preserve">Kapitaldienstdeckung (DSCR): </w:t>
       </w:r>
       <w:r>
-        <w:t>1,51 gesamt, 0,70 nur aus Miete, Büro und Pacht, 0,44 nur aus Wohnen und Büro. Banken verlangen meist mindestens 1,2.</w:t>
+        <w:t>1,54 gesamt, 0,71 nur aus Miete, Büro und Pacht, 0,45 nur aus Wohnen und Büro. Banken verlangen meist mindestens 1,2.</w:t>
       </w:r>
     </w:p>
     <w:p>
@@ -9368,7 +9614,7 @@
         <w:t xml:space="preserve">Zinsdeckung: </w:t>
       </w:r>
       <w:r>
-        <w:t>1,95 (Ertrag vor Kapitaldienst im Verhältnis zu den Zinsen).</w:t>
+        <w:t>2,01 (Ertrag vor Kapitaldienst im Verhältnis zu den Zinsen).</w:t>
       </w:r>
     </w:p>
     <w:p>
@@ -9383,7 +9629,7 @@
         <w:t xml:space="preserve">Anfangsrendite: </w:t>
       </w:r>
       <w:r>
-        <w:t>3,12 % (Nettoertrag der Immobilie auf die Gesamtkosten).</w:t>
+        <w:t>3,13 % (Nettoertrag der Immobilie auf die Gesamtkosten).</w:t>
       </w:r>
     </w:p>
     <w:p>
@@ -9398,7 +9644,7 @@
         <w:t xml:space="preserve">Break-even: </w:t>
       </w:r>
       <w:r>
-        <w:t>Das Haus ist ab ca. 34.800 € Gastro-Umsatz im Monat im Plus, alle Raten sind dann bezahlt.</w:t>
+        <w:t>Das Haus ist ab ca. 33.500 € Gastro-Umsatz im Monat im Plus, alle Raten sind dann bezahlt.</w:t>
       </w:r>
     </w:p>
     <w:p>
@@ -9576,7 +9822,7 @@
               <w:rPr>
                 <w:sz w:val="18"/>
               </w:rPr>
-              <w:t>−22.421 €</w:t>
+              <w:t>−23.141 €</w:t>
             </w:r>
           </w:p>
         </w:tc>
@@ -9622,7 +9868,7 @@
                 <w:b/>
                 <w:sz w:val="18"/>
               </w:rPr>
-              <w:t>145.826 €</w:t>
+              <w:t>145.106 €</w:t>
             </w:r>
           </w:p>
         </w:tc>
@@ -9706,7 +9952,7 @@
               <w:rPr>
                 <w:sz w:val="18"/>
               </w:rPr>
-              <w:t>2.673.663 €</w:t>
+              <w:t>2.656.444 €</w:t>
             </w:r>
           </w:p>
         </w:tc>
@@ -9752,7 +9998,7 @@
                 <w:b/>
                 <w:sz w:val="18"/>
               </w:rPr>
-              <w:t>2.894.463 €</w:t>
+              <w:t>2.877.244 €</w:t>
             </w:r>
           </w:p>
         </w:tc>
@@ -9794,7 +10040,7 @@
               <w:rPr>
                 <w:sz w:val="18"/>
               </w:rPr>
-              <w:t>1.823.964 €</w:t>
+              <w:t>1.806.745 €</w:t>
             </w:r>
           </w:p>
         </w:tc>
@@ -10034,7 +10280,7 @@
               <w:rPr>
                 <w:sz w:val="18"/>
               </w:rPr>
-              <w:t>2.605.017 €</w:t>
+              <w:t>2.589.520 €</w:t>
             </w:r>
           </w:p>
         </w:tc>
@@ -10076,7 +10322,7 @@
               <w:rPr>
                 <w:sz w:val="18"/>
               </w:rPr>
-              <w:t>4.853.028 €</w:t>
+              <w:t>4.845.506 €</w:t>
             </w:r>
           </w:p>
         </w:tc>
@@ -10122,7 +10368,7 @@
                 <w:b/>
                 <w:sz w:val="18"/>
               </w:rPr>
-              <w:t>186 %</w:t>
+              <w:t>187 %</w:t>
             </w:r>
           </w:p>
         </w:tc>
@@ -10164,7 +10410,7 @@
               <w:rPr>
                 <w:sz w:val="18"/>
               </w:rPr>
-              <w:t>−1.958.565 €</w:t>
+              <w:t>−1.968.262 €</w:t>
             </w:r>
           </w:p>
         </w:tc>
@@ -10204,7 +10450,7 @@
               <w:rPr>
                 <w:sz w:val="18"/>
               </w:rPr>
-              <w:t>2.769.015 €</w:t>
+              <w:t>2.773.890 €</w:t>
             </w:r>
           </w:p>
         </w:tc>
@@ -10234,7 +10480,7 @@
           <w:b w:val="0"/>
           <w:i w:val="0"/>
         </w:rPr>
-        <w:t>Die Mieten, Büromieten und die Pacht tragen einen Ertragswert von 2,89 Mio. €, die Kosten liegen bei 4,85 Mio. €. Bei 100 % Fremdfinanzierung ergibt sich ein Beleihungsauslauf von 186 %, Banken beleihen üblicherweise nur bis ca. 80 %. Um das Darlehen darstellen zu können, bietet der Bauherr der Bank zusätzliche Sicherheiten an, etwa Grundschulden auf weitere Immobilien, eine Bürgschaft oder Eigenkapital. Rechnerisch geht es um ca. 2,77 Mio. €. Weitere Hebel sind höhere Mieten durch Vorvermietung, niedrigere Baukosten durch die Angebote der Bekannten-Unternehmen und eine Städtebauförderung (Zuschuss der Stadt, noch offen).</w:t>
+        <w:t>Die Mieten, Büromieten und die Pacht tragen einen Ertragswert von 2,88 Mio. €, die Kosten liegen bei 4,85 Mio. €. Bei 100 % Fremdfinanzierung ergibt sich ein Beleihungsauslauf von 187 %, Banken beleihen üblicherweise nur bis ca. 80 %. Um das Darlehen darstellen zu können, bietet der Bauherr der Bank zusätzliche Sicherheiten an, etwa Grundschulden auf weitere Immobilien, eine Bürgschaft oder Eigenkapital. Rechnerisch geht es um ca. 2,77 Mio. €. Weitere Hebel sind höhere Mieten durch Vorvermietung, niedrigere Baukosten durch die Angebote der Bekannten-Unternehmen und eine Städtebauförderung (Zuschuss der Stadt, noch offen).</w:t>
       </w:r>
     </w:p>
     <w:p>
@@ -10560,7 +10806,7 @@
               <w:rPr>
                 <w:sz w:val="17"/>
               </w:rPr>
-              <w:t>−217.676 €</w:t>
+              <w:t>−212.800 €</w:t>
             </w:r>
           </w:p>
         </w:tc>
@@ -10579,7 +10825,7 @@
               <w:rPr>
                 <w:sz w:val="17"/>
               </w:rPr>
-              <w:t>−217.676 €</w:t>
+              <w:t>−212.800 €</w:t>
             </w:r>
           </w:p>
         </w:tc>
@@ -10598,7 +10844,7 @@
               <w:rPr>
                 <w:sz w:val="17"/>
               </w:rPr>
-              <w:t>−217.676 €</w:t>
+              <w:t>−212.800 €</w:t>
             </w:r>
           </w:p>
         </w:tc>
@@ -10617,7 +10863,7 @@
               <w:rPr>
                 <w:sz w:val="17"/>
               </w:rPr>
-              <w:t>−217.676 €</w:t>
+              <w:t>−212.800 €</w:t>
             </w:r>
           </w:p>
         </w:tc>
@@ -10636,7 +10882,7 @@
               <w:rPr>
                 <w:sz w:val="17"/>
               </w:rPr>
-              <w:t>−217.676 €</w:t>
+              <w:t>−212.800 €</w:t>
             </w:r>
           </w:p>
         </w:tc>
@@ -10682,7 +10928,7 @@
                 <w:b/>
                 <w:sz w:val="17"/>
               </w:rPr>
-              <w:t>110.446 €</w:t>
+              <w:t>115.322 €</w:t>
             </w:r>
           </w:p>
         </w:tc>
@@ -10703,7 +10949,7 @@
                 <w:b/>
                 <w:sz w:val="17"/>
               </w:rPr>
-              <w:t>120.539 €</w:t>
+              <w:t>125.415 €</w:t>
             </w:r>
           </w:p>
         </w:tc>
@@ -10724,7 +10970,7 @@
                 <w:b/>
                 <w:sz w:val="17"/>
               </w:rPr>
-              <w:t>130.945 €</w:t>
+              <w:t>135.821 €</w:t>
             </w:r>
           </w:p>
         </w:tc>
@@ -10745,7 +10991,7 @@
                 <w:b/>
                 <w:sz w:val="17"/>
               </w:rPr>
-              <w:t>141.672 €</w:t>
+              <w:t>146.548 €</w:t>
             </w:r>
           </w:p>
         </w:tc>
@@ -10766,7 +11012,7 @@
                 <w:b/>
                 <w:sz w:val="17"/>
               </w:rPr>
-              <w:t>158.389 €</w:t>
+              <w:t>163.265 €</w:t>
             </w:r>
           </w:p>
         </w:tc>
@@ -10808,7 +11054,7 @@
               <w:rPr>
                 <w:sz w:val="17"/>
               </w:rPr>
-              <w:t>1,51</w:t>
+              <w:t>1,54</w:t>
             </w:r>
           </w:p>
         </w:tc>
@@ -10827,7 +11073,7 @@
               <w:rPr>
                 <w:sz w:val="17"/>
               </w:rPr>
-              <w:t>1,55</w:t>
+              <w:t>1,59</w:t>
             </w:r>
           </w:p>
         </w:tc>
@@ -10846,7 +11092,7 @@
               <w:rPr>
                 <w:sz w:val="17"/>
               </w:rPr>
-              <w:t>1,60</w:t>
+              <w:t>1,64</w:t>
             </w:r>
           </w:p>
         </w:tc>
@@ -10865,7 +11111,7 @@
               <w:rPr>
                 <w:sz w:val="17"/>
               </w:rPr>
-              <w:t>1,65</w:t>
+              <w:t>1,69</w:t>
             </w:r>
           </w:p>
         </w:tc>
@@ -10884,7 +11130,7 @@
               <w:rPr>
                 <w:sz w:val="17"/>
               </w:rPr>
-              <w:t>1,73</w:t>
+              <w:t>1,77</w:t>
             </w:r>
           </w:p>
         </w:tc>
@@ -10924,7 +11170,7 @@
               <w:rPr>
                 <w:sz w:val="17"/>
               </w:rPr>
-              <w:t>4.803.715 €</w:t>
+              <w:t>4.796.290 €</w:t>
             </w:r>
           </w:p>
         </w:tc>
@@ -10942,7 +11188,7 @@
               <w:rPr>
                 <w:sz w:val="17"/>
               </w:rPr>
-              <w:t>4.699.779 €</w:t>
+              <w:t>4.692.706 €</w:t>
             </w:r>
           </w:p>
         </w:tc>
@@ -10960,7 +11206,7 @@
               <w:rPr>
                 <w:sz w:val="17"/>
               </w:rPr>
-              <w:t>4.588.326 €</w:t>
+              <w:t>4.581.834 €</w:t>
             </w:r>
           </w:p>
         </w:tc>
@@ -10978,7 +11224,7 @@
               <w:rPr>
                 <w:sz w:val="17"/>
               </w:rPr>
-              <w:t>4.468.794 €</w:t>
+              <w:t>4.463.143 €</w:t>
             </w:r>
           </w:p>
         </w:tc>
@@ -10996,7 +11242,7 @@
               <w:rPr>
                 <w:sz w:val="17"/>
               </w:rPr>
-              <w:t>4.273.010 €</w:t>
+              <w:t>4.269.180 €</w:t>
             </w:r>
           </w:p>
         </w:tc>
@@ -11015,7 +11261,7 @@
           <w:color w:val="5B6770"/>
           <w:sz w:val="18"/>
         </w:rPr>
-        <w:t>Annahme: Miete, Pacht und Gastro-Umsatz steigen um 1,5 % pro Jahr, Büromieten um 2 % (Indexmiete), der Kapitaldienst bleibt gleich. Die Kapitaldienstdeckung verbessert sich von 1,51 auf 1,73 in Jahr 10.</w:t>
+        <w:t>Annahme: Miete, Pacht und Gastro-Umsatz steigen um 1,5 % pro Jahr, Büromieten um 2 % (Indexmiete), der Kapitaldienst bleibt gleich. Die Kapitaldienstdeckung verbessert sich von 1,54 auf 1,77 in Jahr 10.</w:t>
       </w:r>
     </w:p>
     <w:tbl>
@@ -11173,7 +11419,7 @@
                 <w:b/>
                 <w:sz w:val="18"/>
               </w:rPr>
-              <w:t>+9.204 €</w:t>
+              <w:t>+9.610 €</w:t>
             </w:r>
           </w:p>
         </w:tc>
@@ -11194,7 +11440,7 @@
                 <w:b/>
                 <w:sz w:val="18"/>
               </w:rPr>
-              <w:t>1,51</w:t>
+              <w:t>1,54</w:t>
             </w:r>
           </w:p>
         </w:tc>
@@ -11256,7 +11502,7 @@
               <w:rPr>
                 <w:sz w:val="18"/>
               </w:rPr>
-              <w:t>+5.643 €</w:t>
+              <w:t>+6.053 €</w:t>
             </w:r>
           </w:p>
         </w:tc>
@@ -11275,7 +11521,7 @@
               <w:rPr>
                 <w:sz w:val="18"/>
               </w:rPr>
-              <w:t>1,26</w:t>
+              <w:t>1,28</w:t>
             </w:r>
           </w:p>
         </w:tc>
@@ -11294,7 +11540,7 @@
               <w:rPr>
                 <w:sz w:val="18"/>
               </w:rPr>
-              <w:t>−3.561 €</w:t>
+              <w:t>−3.558 €</w:t>
             </w:r>
           </w:p>
         </w:tc>
@@ -11336,7 +11582,7 @@
               <w:rPr>
                 <w:sz w:val="18"/>
               </w:rPr>
-              <w:t>+8.545 €</w:t>
+              <w:t>+8.951 €</w:t>
             </w:r>
           </w:p>
         </w:tc>
@@ -11355,7 +11601,7 @@
               <w:rPr>
                 <w:sz w:val="18"/>
               </w:rPr>
-              <w:t>1,47</w:t>
+              <w:t>1,50</w:t>
             </w:r>
           </w:p>
         </w:tc>
@@ -11416,7 +11662,7 @@
               <w:rPr>
                 <w:sz w:val="18"/>
               </w:rPr>
-              <w:t>+5.239 €</w:t>
+              <w:t>+5.645 €</w:t>
             </w:r>
           </w:p>
         </w:tc>
@@ -11435,7 +11681,7 @@
               <w:rPr>
                 <w:sz w:val="18"/>
               </w:rPr>
-              <w:t>1,29</w:t>
+              <w:t>1,32</w:t>
             </w:r>
           </w:p>
         </w:tc>
@@ -11496,7 +11742,7 @@
               <w:rPr>
                 <w:sz w:val="18"/>
               </w:rPr>
-              <w:t>+1.274 €</w:t>
+              <w:t>+1.680 €</w:t>
             </w:r>
           </w:p>
         </w:tc>
@@ -11515,7 +11761,7 @@
               <w:rPr>
                 <w:sz w:val="18"/>
               </w:rPr>
-              <w:t>1,07</w:t>
+              <w:t>1,09</w:t>
             </w:r>
           </w:p>
         </w:tc>
@@ -11576,7 +11822,7 @@
               <w:rPr>
                 <w:sz w:val="18"/>
               </w:rPr>
-              <w:t>+7.714 €</w:t>
+              <w:t>+8.152 €</w:t>
             </w:r>
           </w:p>
         </w:tc>
@@ -11595,7 +11841,7 @@
               <w:rPr>
                 <w:sz w:val="18"/>
               </w:rPr>
-              <w:t>1,39</w:t>
+              <w:t>1,42</w:t>
             </w:r>
           </w:p>
         </w:tc>
@@ -11614,7 +11860,7 @@
               <w:rPr>
                 <w:sz w:val="18"/>
               </w:rPr>
-              <w:t>−1.490 €</w:t>
+              <w:t>−1.459 €</w:t>
             </w:r>
           </w:p>
         </w:tc>
@@ -11656,7 +11902,7 @@
               <w:rPr>
                 <w:sz w:val="18"/>
               </w:rPr>
-              <w:t>+8.349 €</w:t>
+              <w:t>+8.755 €</w:t>
             </w:r>
           </w:p>
         </w:tc>
@@ -11675,7 +11921,7 @@
               <w:rPr>
                 <w:sz w:val="18"/>
               </w:rPr>
-              <w:t>1,46</w:t>
+              <w:t>1,49</w:t>
             </w:r>
           </w:p>
         </w:tc>
@@ -11736,7 +11982,7 @@
               <w:rPr>
                 <w:sz w:val="18"/>
               </w:rPr>
-              <w:t>+7.764 €</w:t>
+              <w:t>+8.170 €</w:t>
             </w:r>
           </w:p>
         </w:tc>
@@ -11755,7 +12001,7 @@
               <w:rPr>
                 <w:sz w:val="18"/>
               </w:rPr>
-              <w:t>1,43</w:t>
+              <w:t>1,46</w:t>
             </w:r>
           </w:p>
         </w:tc>
@@ -11814,7 +12060,7 @@
               <w:rPr>
                 <w:sz w:val="18"/>
               </w:rPr>
-              <w:t>−10.111 €</w:t>
+              <w:t>−9.705 €</w:t>
             </w:r>
           </w:p>
         </w:tc>
@@ -11832,7 +12078,7 @@
               <w:rPr>
                 <w:sz w:val="18"/>
               </w:rPr>
-              <w:t>0,44</w:t>
+              <w:t>0,45</w:t>
             </w:r>
           </w:p>
         </w:tc>
@@ -12421,7 +12667,7 @@
           <w:i w:val="0"/>
           <w:color w:val="2F4A3E"/>
         </w:rPr>
-        <w:t>Ergebnis: Kurzzeitvermietung lohnt sich nicht. Auch kleine Apartments bringen nach Möblierung, Kapitaldienst und Kosten weniger als langfristige Mieter. Dazu kommen Aufwand für Gäste und Reinigung und bei mehr als 12 Betten Sonderbau-Brandschutz. Alle 6 Wohnungen bleiben deshalb langfristig vermietet.</w:t>
+        <w:t>Ergebnis: Kurzzeitvermietung lohnt sich nicht. Auch kleine Apartments bringen nach Möblierung, Kapitaldienst und Kosten weniger als langfristige Mieter. Dazu kommen Aufwand für Gäste und Reinigung und bei mehr als 12 Betten Sonderbau-Brandschutz. Alle 8 Wohnungen bleiben deshalb langfristig vermietet.</w:t>
       </w:r>
     </w:p>
     <w:p>
@@ -12557,7 +12803,7 @@
               <w:rPr>
                 <w:sz w:val="17"/>
               </w:rPr>
-              <w:t>Beleihungsauslauf 186 % bei 100 % Fremdfinanzierung</w:t>
+              <w:t>Beleihungsauslauf 187 % bei 100 % Fremdfinanzierung</w:t>
             </w:r>
           </w:p>
         </w:tc>
@@ -12616,7 +12862,7 @@
               <w:rPr>
                 <w:sz w:val="17"/>
               </w:rPr>
-              <w:t>Haus ab ca. 35.000 € Umsatz im Plus; bei Ausfall der Gastro fehlen ca. 19.315 € pro Monat</w:t>
+              <w:t>Haus ab ca. 33.000 € Umsatz im Plus; bei Ausfall der Gastro fehlen ca. 19.315 € pro Monat</w:t>
             </w:r>
           </w:p>
         </w:tc>
@@ -14788,7 +15034,7 @@
           <w:color w:val="5B6770"/>
           <w:sz w:val="18"/>
         </w:rPr>
-        <w:t>Weitere Anlagen: Präsentation (Neue-Mitte-Werlte_Baufeld3_6-Wohnungen_Grosse-Gastro-EG.pptx), Gastro-Konzept (Neue-Mitte-Werlte_Baufeld3_Gastro-Konzept.pptx).</w:t>
+        <w:t>Weitere Anlagen: Präsentation (Neue-Mitte-Werlte_Baufeld3_8-Wohnungen_Grosse-Gastro-EG.pptx), Gastro-Konzept (Neue-Mitte-Werlte_Baufeld3_Gastro-Konzept.pptx).</w:t>
       </w:r>
     </w:p>
     <w:sectPr>

--- a/praesentation/Businessplan_Baufeld3_Neue-Mitte-Werlte.docx
+++ b/praesentation/Businessplan_Baufeld3_Neue-Mitte-Werlte.docx
@@ -969,7 +969,7 @@
         <w:t xml:space="preserve">Airbnb lohnt sich nicht. </w:t>
       </w:r>
       <w:r>
-        <w:t>Zwei Wohnungen als Kurzzeitvermietung bringen weniger als langfristige Mieter, deshalb bleiben alle 8 Wohnungen langfristig vermietet.</w:t>
+        <w:t>Ein 60-m²-Airbnb-Apartment bringt bei der Werlter Auslastung (17 %, Emsland 36 %) deutlich weniger als eine langfristige Miete, deshalb bleiben alle 8 Wohnungen langfristig vermietet.</w:t>
       </w:r>
     </w:p>
     <w:p>
@@ -12124,7 +12124,7 @@
         <w:pStyle w:val="Heading1"/>
       </w:pPr>
       <w:r>
-        <w:t>12  Prüfung: zwei Wohnungen als Airbnb</w:t>
+        <w:t>12  Prüfung: ein 60-m²-Apartment als Airbnb</w:t>
       </w:r>
     </w:p>
     <w:p>
@@ -12133,7 +12133,7 @@
           <w:b w:val="0"/>
           <w:i w:val="0"/>
         </w:rPr>
-        <w:t>Geprüft wurde, ob zwei Wohnungen als Airbnb-Apartments (Kurzzeitvermietung) mehr bringen als langfristige Vermietung. Angesetzt sind eine Auslastung von 50 % (laut Quelle liegt der Emsland-Durchschnitt bei ca. 37 %), Möblierung von 600 €/m² im Kredit, Kosten von 56 % des Umsatzes (Plattform, Reinigung, Nebenkosten, Rücklage) und ein Mindest-Mehrertrag von 300 € pro Monat für den Mehraufwand.</w:t>
+        <w:t>Marktlage Werlte (49757), Stand Q4 2026: Die Beherbergungsbetriebe der Samtgemeinde Werlte (ab 10 Betten) hatten zuletzt eine Auslastung von 17,4 % bei 2,7 Tagen Aufenthalt, der Emsland-Schnitt liegt bei 36,2 % (Emsland Tourismus, Quelle Landesamt für Statistik). Ferienunterkünfte kosten in Werlte im Schnitt ca. 87 € pro Nacht, 89 % liegen unter 100 €. Belegungsdaten von Airbnb oder AirDNA für Werlte lagen nicht vor, deshalb sind die Szenarien Näherungen. Angesetzt sind 90 € pro Nacht, Möblierung von 600 €/m² (36.000 €) im Kredit, Kosten von 56 % des Umsatzes (Plattform, Reinigung, Nebenkosten, Rücklage) gegenüber einer langfristigen Miete von 11,18 €/m² abzüglich 10 % Rücklagen.</w:t>
       </w:r>
     </w:p>
     <w:tbl>
@@ -12179,7 +12179,7 @@
                 <w:color w:val="FFFFFF"/>
                 <w:sz w:val="18"/>
               </w:rPr>
-              <w:t>Zwei Apartments à ...</w:t>
+              <w:t>Apartment 60 m²</w:t>
             </w:r>
           </w:p>
         </w:tc>
@@ -12201,7 +12201,7 @@
                 <w:color w:val="FFFFFF"/>
                 <w:sz w:val="18"/>
               </w:rPr>
-              <w:t>45 m²</w:t>
+              <w:t>Werlte amtlich</w:t>
             </w:r>
           </w:p>
         </w:tc>
@@ -12223,7 +12223,7 @@
                 <w:color w:val="FFFFFF"/>
                 <w:sz w:val="18"/>
               </w:rPr>
-              <w:t>55 m²</w:t>
+              <w:t>Emsland-Schnitt</w:t>
             </w:r>
           </w:p>
         </w:tc>
@@ -12245,7 +12245,7 @@
                 <w:color w:val="FFFFFF"/>
                 <w:sz w:val="18"/>
               </w:rPr>
-              <w:t>67 m²</w:t>
+              <w:t>Optimistisch</w:t>
             </w:r>
           </w:p>
         </w:tc>
@@ -12268,7 +12268,7 @@
               <w:rPr>
                 <w:sz w:val="18"/>
               </w:rPr>
-              <w:t>Preis pro Nacht</w:t>
+              <w:t>Auslastung</w:t>
             </w:r>
           </w:p>
         </w:tc>
@@ -12287,7 +12287,7 @@
               <w:rPr>
                 <w:sz w:val="18"/>
               </w:rPr>
-              <w:t>80 €</w:t>
+              <w:t>17,4 %</w:t>
             </w:r>
           </w:p>
         </w:tc>
@@ -12306,7 +12306,7 @@
               <w:rPr>
                 <w:sz w:val="18"/>
               </w:rPr>
-              <w:t>90 €</w:t>
+              <w:t>36,2 %</w:t>
             </w:r>
           </w:p>
         </w:tc>
@@ -12325,7 +12325,7 @@
               <w:rPr>
                 <w:sz w:val="18"/>
               </w:rPr>
-              <w:t>105 €</w:t>
+              <w:t>60,0 %</w:t>
             </w:r>
           </w:p>
         </w:tc>
@@ -12348,7 +12348,7 @@
               <w:rPr>
                 <w:sz w:val="18"/>
               </w:rPr>
-              <w:t>Netto Airbnb je Apartment und Monat</w:t>
+              <w:t>Preis pro Nacht</w:t>
             </w:r>
           </w:p>
         </w:tc>
@@ -12367,7 +12367,7 @@
               <w:rPr>
                 <w:sz w:val="18"/>
               </w:rPr>
-              <w:t>535 €</w:t>
+              <w:t>90 €</w:t>
             </w:r>
           </w:p>
         </w:tc>
@@ -12386,7 +12386,7 @@
               <w:rPr>
                 <w:sz w:val="18"/>
               </w:rPr>
-              <w:t>602 €</w:t>
+              <w:t>90 €</w:t>
             </w:r>
           </w:p>
         </w:tc>
@@ -12405,7 +12405,7 @@
               <w:rPr>
                 <w:sz w:val="18"/>
               </w:rPr>
-              <w:t>703 €</w:t>
+              <w:t>90 €</w:t>
             </w:r>
           </w:p>
         </w:tc>
@@ -12428,7 +12428,7 @@
               <w:rPr>
                 <w:sz w:val="18"/>
               </w:rPr>
-              <w:t>Netto langfristige Miete je Apartment und Monat</w:t>
+              <w:t>Netto Airbnb pro Monat</w:t>
             </w:r>
           </w:p>
         </w:tc>
@@ -12447,7 +12447,7 @@
               <w:rPr>
                 <w:sz w:val="18"/>
               </w:rPr>
-              <w:t>453 €</w:t>
+              <w:t>210 €</w:t>
             </w:r>
           </w:p>
         </w:tc>
@@ -12466,7 +12466,7 @@
               <w:rPr>
                 <w:sz w:val="18"/>
               </w:rPr>
-              <w:t>553 €</w:t>
+              <w:t>436 €</w:t>
             </w:r>
           </w:p>
         </w:tc>
@@ -12485,7 +12485,7 @@
               <w:rPr>
                 <w:sz w:val="18"/>
               </w:rPr>
-              <w:t>674 €</w:t>
+              <w:t>723 €</w:t>
             </w:r>
           </w:p>
         </w:tc>
@@ -12508,7 +12508,7 @@
               <w:rPr>
                 <w:sz w:val="18"/>
               </w:rPr>
-              <w:t>Möblierung (im Kredit)</w:t>
+              <w:t>Netto langfristige Miete pro Monat</w:t>
             </w:r>
           </w:p>
         </w:tc>
@@ -12527,7 +12527,7 @@
               <w:rPr>
                 <w:sz w:val="18"/>
               </w:rPr>
-              <w:t>27.000 €</w:t>
+              <w:t>604 €</w:t>
             </w:r>
           </w:p>
         </w:tc>
@@ -12546,7 +12546,7 @@
               <w:rPr>
                 <w:sz w:val="18"/>
               </w:rPr>
-              <w:t>33.000 €</w:t>
+              <w:t>604 €</w:t>
             </w:r>
           </w:p>
         </w:tc>
@@ -12565,7 +12565,7 @@
               <w:rPr>
                 <w:sz w:val="18"/>
               </w:rPr>
-              <w:t>40.200 €</w:t>
+              <w:t>604 €</w:t>
             </w:r>
           </w:p>
         </w:tc>
@@ -12577,6 +12577,86 @@
         <w:tc>
           <w:tcPr>
             <w:tcW w:type="dxa" w:w="4309"/>
+          </w:tcPr>
+          <w:p>
+            <w:pPr>
+              <w:keepNext/>
+              <w:spacing w:after="20" w:before="20"/>
+            </w:pPr>
+            <w:r/>
+            <w:r>
+              <w:rPr>
+                <w:sz w:val="18"/>
+              </w:rPr>
+              <w:t>Kapitaldienst Möblierung pro Monat</w:t>
+            </w:r>
+          </w:p>
+        </w:tc>
+        <w:tc>
+          <w:tcPr>
+            <w:tcW w:type="dxa" w:w="1701"/>
+          </w:tcPr>
+          <w:p>
+            <w:pPr>
+              <w:keepNext/>
+              <w:spacing w:after="20" w:before="20"/>
+              <w:jc w:val="right"/>
+            </w:pPr>
+            <w:r/>
+            <w:r>
+              <w:rPr>
+                <w:sz w:val="18"/>
+              </w:rPr>
+              <w:t>−150 €</w:t>
+            </w:r>
+          </w:p>
+        </w:tc>
+        <w:tc>
+          <w:tcPr>
+            <w:tcW w:type="dxa" w:w="1701"/>
+          </w:tcPr>
+          <w:p>
+            <w:pPr>
+              <w:keepNext/>
+              <w:spacing w:after="20" w:before="20"/>
+              <w:jc w:val="right"/>
+            </w:pPr>
+            <w:r/>
+            <w:r>
+              <w:rPr>
+                <w:sz w:val="18"/>
+              </w:rPr>
+              <w:t>−150 €</w:t>
+            </w:r>
+          </w:p>
+        </w:tc>
+        <w:tc>
+          <w:tcPr>
+            <w:tcW w:type="dxa" w:w="1701"/>
+          </w:tcPr>
+          <w:p>
+            <w:pPr>
+              <w:keepNext/>
+              <w:spacing w:after="20" w:before="20"/>
+              <w:jc w:val="right"/>
+            </w:pPr>
+            <w:r/>
+            <w:r>
+              <w:rPr>
+                <w:sz w:val="18"/>
+              </w:rPr>
+              <w:t>−150 €</w:t>
+            </w:r>
+          </w:p>
+        </w:tc>
+      </w:tr>
+      <w:tr>
+        <w:trPr>
+          <w:cantSplit/>
+        </w:trPr>
+        <w:tc>
+          <w:tcPr>
+            <w:tcW w:type="dxa" w:w="4309"/>
             <w:shd w:val="clear" w:color="auto" w:fill="E3E8E5"/>
           </w:tcPr>
           <w:p>
@@ -12589,7 +12669,7 @@
                 <w:b/>
                 <w:sz w:val="18"/>
               </w:rPr>
-              <w:t>Mehrertrag für 2 Apartments pro Monat</w:t>
+              <w:t>Mehrertrag gegenüber langfristiger Miete pro Monat</w:t>
             </w:r>
           </w:p>
         </w:tc>
@@ -12609,7 +12689,7 @@
                 <w:b/>
                 <w:sz w:val="18"/>
               </w:rPr>
-              <w:t>−60 €</w:t>
+              <w:t>−544 €</w:t>
             </w:r>
           </w:p>
         </w:tc>
@@ -12629,7 +12709,7 @@
                 <w:b/>
                 <w:sz w:val="18"/>
               </w:rPr>
-              <w:t>−177 €</w:t>
+              <w:t>−318 €</w:t>
             </w:r>
           </w:p>
         </w:tc>
@@ -12649,7 +12729,7 @@
                 <w:b/>
                 <w:sz w:val="18"/>
               </w:rPr>
-              <w:t>−278 €</w:t>
+              <w:t>−31 €</w:t>
             </w:r>
           </w:p>
         </w:tc>
@@ -12667,7 +12747,7 @@
           <w:i w:val="0"/>
           <w:color w:val="2F4A3E"/>
         </w:rPr>
-        <w:t>Ergebnis: Kurzzeitvermietung lohnt sich nicht. Auch kleine Apartments bringen nach Möblierung, Kapitaldienst und Kosten weniger als langfristige Mieter. Dazu kommen Aufwand für Gäste und Reinigung und bei mehr als 12 Betten Sonderbau-Brandschutz. Alle 8 Wohnungen bleiben deshalb langfristig vermietet.</w:t>
+        <w:t>Ergebnis: Airbnb lohnt sich in Werlte nicht. Erst ab ca. 63 % Auslastung wäre es so gut wie die langfristige Miete, in Werlte liegt sie amtlich bei 17 %. Dazu kommen Aufwand für Gäste und Reinigung. Die Wohnung bleibt deshalb langfristig vermietet.</w:t>
       </w:r>
     </w:p>
     <w:p>

--- a/praesentation/Businessplan_Baufeld3_Neue-Mitte-Werlte.docx
+++ b/praesentation/Businessplan_Baufeld3_Neue-Mitte-Werlte.docx
@@ -665,7 +665,7 @@
               <w:rPr>
                 <w:sz w:val="19"/>
               </w:rPr>
-              <w:t>27.344 €</w:t>
+              <w:t>36.687 €</w:t>
             </w:r>
           </w:p>
         </w:tc>
@@ -707,7 +707,7 @@
               <w:rPr>
                 <w:sz w:val="19"/>
               </w:rPr>
-              <w:t>+9.610 €</w:t>
+              <w:t>+18.954 €</w:t>
             </w:r>
           </w:p>
         </w:tc>
@@ -749,7 +749,7 @@
               <w:rPr>
                 <w:sz w:val="19"/>
               </w:rPr>
-              <w:t>1,54 gesamt, 0,71 nur Immobilie</w:t>
+              <w:t>2,07 gesamt, 0,71 nur Immobilie</w:t>
             </w:r>
           </w:p>
         </w:tc>
@@ -909,7 +909,7 @@
         <w:t xml:space="preserve">Der Ertrag trägt die Raten, aber nur mit der Gastro. </w:t>
       </w:r>
       <w:r>
-        <w:t>Mit dem Gastro-Gewinn liegt die Kapitaldienstdeckung bei 1,54. Allein aus Miete, Büromiete und Pacht wären es 0,71, aus Wohnen und Büro allein 0,45.</w:t>
+        <w:t>Mit dem Gastro-Gewinn liegt die Kapitaldienstdeckung bei 2,07. Allein aus Miete, Büromiete und Pacht wären es 0,71, aus Wohnen und Büro allein 0,45.</w:t>
       </w:r>
     </w:p>
     <w:p>
@@ -4273,7 +4273,7 @@
           <w:b w:val="0"/>
           <w:i w:val="0"/>
         </w:rPr>
-        <w:t>Der Gastro-Umsatz von 65.000 € im Monat entspricht ca. 4.105 € je Sitzplatz und Jahr. Zum Vergleich: Der Median in Österreich liegt für Betriebe mit weniger als 100 Plätzen bei ca. 12.000 € (Fitness-Check Gastronomie 2026). Die Annahme ist also sehr vorsichtig. Die Pacht von 10 €/m² entspricht 7,8 % vom Umsatz (üblich 6 bis 12 %).</w:t>
+        <w:t>Der Gastro-Umsatz von 95.635 € im Monat entspricht ca. 6.040 € je Sitzplatz und Jahr. Zum Vergleich: Der Median in Österreich liegt für Betriebe mit weniger als 100 Plätzen bei ca. 12.000 € (Fitness-Check Gastronomie 2026). Die Annahme liegt damit deutlich unter dem Branchen-Median. Die Pacht von 10 €/m² entspricht 5,3 % vom Umsatz (üblich 6 bis 12 %).</w:t>
       </w:r>
     </w:p>
     <w:p>
@@ -4793,7 +4793,7 @@
           <w:b w:val="0"/>
           <w:i w:val="0"/>
         </w:rPr>
-        <w:t>Die Gastro nutzt das ganze Erdgeschoss (ca. 510 m²) als Bar-Restaurant für den ganzen Tag: Frühstück und Brunch am Wochenende, Mittagstisch für Beschäftigte aus Rathaus und Umgebung, Abendrestaurant mit regionaler, moderner Küche, Bar mit Theke und ein Séparée (abgetrennter Raum) mit 30 Plätzen für Feiern. Die Gestaltung folgt dem Referenzbild des Bauherrn: olivgrüne Vertäfelung, Cognac-Samtbanketten, Eiche, anthrazitfarbene Theke, Stahl-Glas-Trennwand und warmes Licht.</w:t>
+        <w:t>Die Gastro nutzt das ganze Erdgeschoss (ca. 510 m²) als Bar-Restaurant für den ganzen Tag mit dem Hauptfokus auf dem Abend. Morgens gibt es Frühstück (am Wochenende Brunch), mittags einen Mittagstisch für Beschäftigte aus Rathaus und Umgebung. Ab dem späten Nachmittag wird das Haus zum Abendrestaurant mit regionaler, moderner Küche, ab 21 Uhr zur Bar mit Cocktails, Wein, Bier und leiser Musik (Fr und Sa bis 01 Uhr). Dazu kommen Feiern, Live-Abende und Themenabende im Séparée (abgetrennter Raum mit 30 Plätzen). Die Gestaltung folgt dem Referenzbild des Bauherrn: olivgrüne Vertäfelung, Cognac-Samtbanketten, Eiche, anthrazitfarbene Theke, Stahl-Glas-Trennwand und warmes Licht.</w:t>
       </w:r>
     </w:p>
     <w:tbl>
@@ -4981,7 +4981,7 @@
               <w:rPr>
                 <w:sz w:val="18"/>
               </w:rPr>
-              <w:t>65.000 € pro Monat (netto), ca. 4.100 € je Sitzplatz und Jahr, vorsichtig</w:t>
+              <w:t>95.635 € pro Monat (netto), davon 75 % am Abend, ca. 6.000 € je Sitzplatz und Jahr</w:t>
             </w:r>
           </w:p>
         </w:tc>
@@ -5063,7 +5063,7 @@
               <w:rPr>
                 <w:sz w:val="18"/>
               </w:rPr>
-              <w:t>10 €/m², 5.100 € pro Monat (ca. 8 % vom Umsatz)</w:t>
+              <w:t>10 €/m², 5.100 € pro Monat (ca. 5,3 % vom Umsatz)</w:t>
             </w:r>
           </w:p>
         </w:tc>
@@ -5103,6 +5103,1297 @@
                 <w:sz w:val="18"/>
               </w:rPr>
               <w:t>190.000 € (1.000 € je Platz nach dem Budget des Bauherrn, Angebote nötig), dazu Büro-Ausbau 150 €/m²</w:t>
+            </w:r>
+          </w:p>
+        </w:tc>
+      </w:tr>
+    </w:tbl>
+    <w:p>
+      <w:pPr>
+        <w:spacing w:after="40"/>
+      </w:pPr>
+    </w:p>
+    <w:p>
+      <w:pPr>
+        <w:spacing w:after="80"/>
+      </w:pPr>
+      <w:r>
+        <w:rPr>
+          <w:b w:val="0"/>
+          <w:i w:val="0"/>
+        </w:rPr>
+        <w:t>Der Umsatz setzt sich aus Tagesteilen zusammen. Der Abend (Restaurant, Bar, Feiern) bringt 75 % des Umsatzes, Frühstück und Mittag füllen das Haus am Tag. Öffnungstage, Gäste und Bon sind Annahmen, es liegen keine Marktdaten für Werlte vor.</w:t>
+      </w:r>
+    </w:p>
+    <w:tbl>
+      <w:tblPr>
+        <w:tblW w:type="auto" w:w="0"/>
+        <w:jc w:val="center"/>
+        <w:tblLayout w:type="fixed"/>
+        <w:tblLook w:firstColumn="1" w:firstRow="1" w:lastColumn="0" w:lastRow="0" w:noHBand="0" w:noVBand="1" w:val="04A0"/>
+        <w:tblBorders>
+          <w:top w:val="single" w:sz="4" w:color="D0D0D0"/>
+          <w:left w:val="single" w:sz="4" w:color="D0D0D0"/>
+          <w:bottom w:val="single" w:sz="4" w:color="D0D0D0"/>
+          <w:right w:val="single" w:sz="4" w:color="D0D0D0"/>
+          <w:insideH w:val="single" w:sz="4" w:color="D0D0D0"/>
+          <w:insideV w:val="single" w:sz="4" w:color="D0D0D0"/>
+        </w:tblBorders>
+        <w:tblLayout w:type="fixed"/>
+      </w:tblPr>
+      <w:tblGrid>
+        <w:gridCol w:w="2608"/>
+        <w:gridCol w:w="2381"/>
+        <w:gridCol w:w="680"/>
+        <w:gridCol w:w="964"/>
+        <w:gridCol w:w="794"/>
+        <w:gridCol w:w="1247"/>
+        <w:gridCol w:w="737"/>
+      </w:tblGrid>
+      <w:tr>
+        <w:trPr>
+          <w:cantSplit/>
+        </w:trPr>
+        <w:tc>
+          <w:tcPr>
+            <w:tcW w:type="dxa" w:w="2608"/>
+            <w:shd w:val="clear" w:color="auto" w:fill="2F4A3E"/>
+          </w:tcPr>
+          <w:p>
+            <w:pPr>
+              <w:keepNext/>
+              <w:spacing w:after="20" w:before="20"/>
+            </w:pPr>
+            <w:r/>
+            <w:r>
+              <w:rPr>
+                <w:b/>
+                <w:color w:val="FFFFFF"/>
+                <w:sz w:val="17"/>
+              </w:rPr>
+              <w:t>Tagesteil</w:t>
+            </w:r>
+          </w:p>
+        </w:tc>
+        <w:tc>
+          <w:tcPr>
+            <w:tcW w:type="dxa" w:w="2381"/>
+            <w:shd w:val="clear" w:color="auto" w:fill="2F4A3E"/>
+          </w:tcPr>
+          <w:p>
+            <w:pPr>
+              <w:keepNext/>
+              <w:spacing w:after="20" w:before="20"/>
+            </w:pPr>
+            <w:r/>
+            <w:r>
+              <w:rPr>
+                <w:b/>
+                <w:color w:val="FFFFFF"/>
+                <w:sz w:val="17"/>
+              </w:rPr>
+              <w:t>Zeit</w:t>
+            </w:r>
+          </w:p>
+        </w:tc>
+        <w:tc>
+          <w:tcPr>
+            <w:tcW w:type="dxa" w:w="680"/>
+            <w:shd w:val="clear" w:color="auto" w:fill="2F4A3E"/>
+          </w:tcPr>
+          <w:p>
+            <w:pPr>
+              <w:keepNext/>
+              <w:spacing w:after="20" w:before="20"/>
+              <w:jc w:val="right"/>
+            </w:pPr>
+            <w:r/>
+            <w:r>
+              <w:rPr>
+                <w:b/>
+                <w:color w:val="FFFFFF"/>
+                <w:sz w:val="17"/>
+              </w:rPr>
+              <w:t>Tage</w:t>
+            </w:r>
+          </w:p>
+        </w:tc>
+        <w:tc>
+          <w:tcPr>
+            <w:tcW w:type="dxa" w:w="964"/>
+            <w:shd w:val="clear" w:color="auto" w:fill="2F4A3E"/>
+          </w:tcPr>
+          <w:p>
+            <w:pPr>
+              <w:keepNext/>
+              <w:spacing w:after="20" w:before="20"/>
+              <w:jc w:val="right"/>
+            </w:pPr>
+            <w:r/>
+            <w:r>
+              <w:rPr>
+                <w:b/>
+                <w:color w:val="FFFFFF"/>
+                <w:sz w:val="17"/>
+              </w:rPr>
+              <w:t>Gäste/Tag</w:t>
+            </w:r>
+          </w:p>
+        </w:tc>
+        <w:tc>
+          <w:tcPr>
+            <w:tcW w:type="dxa" w:w="794"/>
+            <w:shd w:val="clear" w:color="auto" w:fill="2F4A3E"/>
+          </w:tcPr>
+          <w:p>
+            <w:pPr>
+              <w:keepNext/>
+              <w:spacing w:after="20" w:before="20"/>
+              <w:jc w:val="right"/>
+            </w:pPr>
+            <w:r/>
+            <w:r>
+              <w:rPr>
+                <w:b/>
+                <w:color w:val="FFFFFF"/>
+                <w:sz w:val="17"/>
+              </w:rPr>
+              <w:t>Ø Bon</w:t>
+            </w:r>
+          </w:p>
+        </w:tc>
+        <w:tc>
+          <w:tcPr>
+            <w:tcW w:type="dxa" w:w="1247"/>
+            <w:shd w:val="clear" w:color="auto" w:fill="2F4A3E"/>
+          </w:tcPr>
+          <w:p>
+            <w:pPr>
+              <w:keepNext/>
+              <w:spacing w:after="20" w:before="20"/>
+              <w:jc w:val="right"/>
+            </w:pPr>
+            <w:r/>
+            <w:r>
+              <w:rPr>
+                <w:b/>
+                <w:color w:val="FFFFFF"/>
+                <w:sz w:val="17"/>
+              </w:rPr>
+              <w:t>Umsatz/Monat</w:t>
+            </w:r>
+          </w:p>
+        </w:tc>
+        <w:tc>
+          <w:tcPr>
+            <w:tcW w:type="dxa" w:w="737"/>
+            <w:shd w:val="clear" w:color="auto" w:fill="2F4A3E"/>
+          </w:tcPr>
+          <w:p>
+            <w:pPr>
+              <w:keepNext/>
+              <w:spacing w:after="20" w:before="20"/>
+              <w:jc w:val="right"/>
+            </w:pPr>
+            <w:r/>
+            <w:r>
+              <w:rPr>
+                <w:b/>
+                <w:color w:val="FFFFFF"/>
+                <w:sz w:val="17"/>
+              </w:rPr>
+              <w:t>Anteil</w:t>
+            </w:r>
+          </w:p>
+        </w:tc>
+      </w:tr>
+      <w:tr>
+        <w:trPr>
+          <w:cantSplit/>
+        </w:trPr>
+        <w:tc>
+          <w:tcPr>
+            <w:tcW w:type="dxa" w:w="2608"/>
+          </w:tcPr>
+          <w:p>
+            <w:pPr>
+              <w:keepNext/>
+              <w:spacing w:after="20" w:before="20"/>
+            </w:pPr>
+            <w:r/>
+            <w:r>
+              <w:rPr>
+                <w:sz w:val="17"/>
+              </w:rPr>
+              <w:t>Frühstück werktags</w:t>
+            </w:r>
+          </w:p>
+        </w:tc>
+        <w:tc>
+          <w:tcPr>
+            <w:tcW w:type="dxa" w:w="2381"/>
+          </w:tcPr>
+          <w:p>
+            <w:pPr>
+              <w:keepNext/>
+              <w:spacing w:after="20" w:before="20"/>
+            </w:pPr>
+            <w:r/>
+            <w:r>
+              <w:rPr>
+                <w:sz w:val="17"/>
+              </w:rPr>
+              <w:t>Di–Fr 08:00–11:00</w:t>
+            </w:r>
+          </w:p>
+        </w:tc>
+        <w:tc>
+          <w:tcPr>
+            <w:tcW w:type="dxa" w:w="680"/>
+          </w:tcPr>
+          <w:p>
+            <w:pPr>
+              <w:keepNext/>
+              <w:spacing w:after="20" w:before="20"/>
+              <w:jc w:val="right"/>
+            </w:pPr>
+            <w:r/>
+            <w:r>
+              <w:rPr>
+                <w:sz w:val="17"/>
+              </w:rPr>
+              <w:t>17</w:t>
+            </w:r>
+          </w:p>
+        </w:tc>
+        <w:tc>
+          <w:tcPr>
+            <w:tcW w:type="dxa" w:w="964"/>
+          </w:tcPr>
+          <w:p>
+            <w:pPr>
+              <w:keepNext/>
+              <w:spacing w:after="20" w:before="20"/>
+              <w:jc w:val="right"/>
+            </w:pPr>
+            <w:r/>
+            <w:r>
+              <w:rPr>
+                <w:sz w:val="17"/>
+              </w:rPr>
+              <w:t>25</w:t>
+            </w:r>
+          </w:p>
+        </w:tc>
+        <w:tc>
+          <w:tcPr>
+            <w:tcW w:type="dxa" w:w="794"/>
+          </w:tcPr>
+          <w:p>
+            <w:pPr>
+              <w:keepNext/>
+              <w:spacing w:after="20" w:before="20"/>
+              <w:jc w:val="right"/>
+            </w:pPr>
+            <w:r/>
+            <w:r>
+              <w:rPr>
+                <w:sz w:val="17"/>
+              </w:rPr>
+              <w:t>11 €</w:t>
+            </w:r>
+          </w:p>
+        </w:tc>
+        <w:tc>
+          <w:tcPr>
+            <w:tcW w:type="dxa" w:w="1247"/>
+          </w:tcPr>
+          <w:p>
+            <w:pPr>
+              <w:keepNext/>
+              <w:spacing w:after="20" w:before="20"/>
+              <w:jc w:val="right"/>
+            </w:pPr>
+            <w:r/>
+            <w:r>
+              <w:rPr>
+                <w:sz w:val="17"/>
+              </w:rPr>
+              <w:t>4.675 €</w:t>
+            </w:r>
+          </w:p>
+        </w:tc>
+        <w:tc>
+          <w:tcPr>
+            <w:tcW w:type="dxa" w:w="737"/>
+          </w:tcPr>
+          <w:p>
+            <w:pPr>
+              <w:keepNext/>
+              <w:spacing w:after="20" w:before="20"/>
+              <w:jc w:val="right"/>
+            </w:pPr>
+            <w:r/>
+            <w:r>
+              <w:rPr>
+                <w:sz w:val="17"/>
+              </w:rPr>
+              <w:t>5 %</w:t>
+            </w:r>
+          </w:p>
+        </w:tc>
+      </w:tr>
+      <w:tr>
+        <w:trPr>
+          <w:cantSplit/>
+        </w:trPr>
+        <w:tc>
+          <w:tcPr>
+            <w:tcW w:type="dxa" w:w="2608"/>
+          </w:tcPr>
+          <w:p>
+            <w:pPr>
+              <w:keepNext/>
+              <w:spacing w:after="20" w:before="20"/>
+            </w:pPr>
+            <w:r/>
+            <w:r>
+              <w:rPr>
+                <w:sz w:val="17"/>
+              </w:rPr>
+              <w:t>Brunch am Wochenende</w:t>
+            </w:r>
+          </w:p>
+        </w:tc>
+        <w:tc>
+          <w:tcPr>
+            <w:tcW w:type="dxa" w:w="2381"/>
+          </w:tcPr>
+          <w:p>
+            <w:pPr>
+              <w:keepNext/>
+              <w:spacing w:after="20" w:before="20"/>
+            </w:pPr>
+            <w:r/>
+            <w:r>
+              <w:rPr>
+                <w:sz w:val="17"/>
+              </w:rPr>
+              <w:t>Sa, So 09:00–14:00</w:t>
+            </w:r>
+          </w:p>
+        </w:tc>
+        <w:tc>
+          <w:tcPr>
+            <w:tcW w:type="dxa" w:w="680"/>
+          </w:tcPr>
+          <w:p>
+            <w:pPr>
+              <w:keepNext/>
+              <w:spacing w:after="20" w:before="20"/>
+              <w:jc w:val="right"/>
+            </w:pPr>
+            <w:r/>
+            <w:r>
+              <w:rPr>
+                <w:sz w:val="17"/>
+              </w:rPr>
+              <w:t>9</w:t>
+            </w:r>
+          </w:p>
+        </w:tc>
+        <w:tc>
+          <w:tcPr>
+            <w:tcW w:type="dxa" w:w="964"/>
+          </w:tcPr>
+          <w:p>
+            <w:pPr>
+              <w:keepNext/>
+              <w:spacing w:after="20" w:before="20"/>
+              <w:jc w:val="right"/>
+            </w:pPr>
+            <w:r/>
+            <w:r>
+              <w:rPr>
+                <w:sz w:val="17"/>
+              </w:rPr>
+              <w:t>60</w:t>
+            </w:r>
+          </w:p>
+        </w:tc>
+        <w:tc>
+          <w:tcPr>
+            <w:tcW w:type="dxa" w:w="794"/>
+          </w:tcPr>
+          <w:p>
+            <w:pPr>
+              <w:keepNext/>
+              <w:spacing w:after="20" w:before="20"/>
+              <w:jc w:val="right"/>
+            </w:pPr>
+            <w:r/>
+            <w:r>
+              <w:rPr>
+                <w:sz w:val="17"/>
+              </w:rPr>
+              <w:t>14 €</w:t>
+            </w:r>
+          </w:p>
+        </w:tc>
+        <w:tc>
+          <w:tcPr>
+            <w:tcW w:type="dxa" w:w="1247"/>
+          </w:tcPr>
+          <w:p>
+            <w:pPr>
+              <w:keepNext/>
+              <w:spacing w:after="20" w:before="20"/>
+              <w:jc w:val="right"/>
+            </w:pPr>
+            <w:r/>
+            <w:r>
+              <w:rPr>
+                <w:sz w:val="17"/>
+              </w:rPr>
+              <w:t>7.560 €</w:t>
+            </w:r>
+          </w:p>
+        </w:tc>
+        <w:tc>
+          <w:tcPr>
+            <w:tcW w:type="dxa" w:w="737"/>
+          </w:tcPr>
+          <w:p>
+            <w:pPr>
+              <w:keepNext/>
+              <w:spacing w:after="20" w:before="20"/>
+              <w:jc w:val="right"/>
+            </w:pPr>
+            <w:r/>
+            <w:r>
+              <w:rPr>
+                <w:sz w:val="17"/>
+              </w:rPr>
+              <w:t>8 %</w:t>
+            </w:r>
+          </w:p>
+        </w:tc>
+      </w:tr>
+      <w:tr>
+        <w:trPr>
+          <w:cantSplit/>
+        </w:trPr>
+        <w:tc>
+          <w:tcPr>
+            <w:tcW w:type="dxa" w:w="2608"/>
+          </w:tcPr>
+          <w:p>
+            <w:pPr>
+              <w:keepNext/>
+              <w:spacing w:after="20" w:before="20"/>
+            </w:pPr>
+            <w:r/>
+            <w:r>
+              <w:rPr>
+                <w:sz w:val="17"/>
+              </w:rPr>
+              <w:t>Mittagstisch</w:t>
+            </w:r>
+          </w:p>
+        </w:tc>
+        <w:tc>
+          <w:tcPr>
+            <w:tcW w:type="dxa" w:w="2381"/>
+          </w:tcPr>
+          <w:p>
+            <w:pPr>
+              <w:keepNext/>
+              <w:spacing w:after="20" w:before="20"/>
+            </w:pPr>
+            <w:r/>
+            <w:r>
+              <w:rPr>
+                <w:sz w:val="17"/>
+              </w:rPr>
+              <w:t>Di–Fr 11:30–14:30</w:t>
+            </w:r>
+          </w:p>
+        </w:tc>
+        <w:tc>
+          <w:tcPr>
+            <w:tcW w:type="dxa" w:w="680"/>
+          </w:tcPr>
+          <w:p>
+            <w:pPr>
+              <w:keepNext/>
+              <w:spacing w:after="20" w:before="20"/>
+              <w:jc w:val="right"/>
+            </w:pPr>
+            <w:r/>
+            <w:r>
+              <w:rPr>
+                <w:sz w:val="17"/>
+              </w:rPr>
+              <w:t>17</w:t>
+            </w:r>
+          </w:p>
+        </w:tc>
+        <w:tc>
+          <w:tcPr>
+            <w:tcW w:type="dxa" w:w="964"/>
+          </w:tcPr>
+          <w:p>
+            <w:pPr>
+              <w:keepNext/>
+              <w:spacing w:after="20" w:before="20"/>
+              <w:jc w:val="right"/>
+            </w:pPr>
+            <w:r/>
+            <w:r>
+              <w:rPr>
+                <w:sz w:val="17"/>
+              </w:rPr>
+              <w:t>50</w:t>
+            </w:r>
+          </w:p>
+        </w:tc>
+        <w:tc>
+          <w:tcPr>
+            <w:tcW w:type="dxa" w:w="794"/>
+          </w:tcPr>
+          <w:p>
+            <w:pPr>
+              <w:keepNext/>
+              <w:spacing w:after="20" w:before="20"/>
+              <w:jc w:val="right"/>
+            </w:pPr>
+            <w:r/>
+            <w:r>
+              <w:rPr>
+                <w:sz w:val="17"/>
+              </w:rPr>
+              <w:t>14 €</w:t>
+            </w:r>
+          </w:p>
+        </w:tc>
+        <w:tc>
+          <w:tcPr>
+            <w:tcW w:type="dxa" w:w="1247"/>
+          </w:tcPr>
+          <w:p>
+            <w:pPr>
+              <w:keepNext/>
+              <w:spacing w:after="20" w:before="20"/>
+              <w:jc w:val="right"/>
+            </w:pPr>
+            <w:r/>
+            <w:r>
+              <w:rPr>
+                <w:sz w:val="17"/>
+              </w:rPr>
+              <w:t>11.900 €</w:t>
+            </w:r>
+          </w:p>
+        </w:tc>
+        <w:tc>
+          <w:tcPr>
+            <w:tcW w:type="dxa" w:w="737"/>
+          </w:tcPr>
+          <w:p>
+            <w:pPr>
+              <w:keepNext/>
+              <w:spacing w:after="20" w:before="20"/>
+              <w:jc w:val="right"/>
+            </w:pPr>
+            <w:r/>
+            <w:r>
+              <w:rPr>
+                <w:sz w:val="17"/>
+              </w:rPr>
+              <w:t>12 %</w:t>
+            </w:r>
+          </w:p>
+        </w:tc>
+      </w:tr>
+      <w:tr>
+        <w:trPr>
+          <w:cantSplit/>
+        </w:trPr>
+        <w:tc>
+          <w:tcPr>
+            <w:tcW w:type="dxa" w:w="2608"/>
+          </w:tcPr>
+          <w:p>
+            <w:pPr>
+              <w:keepNext/>
+              <w:spacing w:after="20" w:before="20"/>
+            </w:pPr>
+            <w:r/>
+            <w:r>
+              <w:rPr>
+                <w:sz w:val="17"/>
+              </w:rPr>
+              <w:t>Abendessen Restaurant</w:t>
+            </w:r>
+          </w:p>
+        </w:tc>
+        <w:tc>
+          <w:tcPr>
+            <w:tcW w:type="dxa" w:w="2381"/>
+          </w:tcPr>
+          <w:p>
+            <w:pPr>
+              <w:keepNext/>
+              <w:spacing w:after="20" w:before="20"/>
+            </w:pPr>
+            <w:r/>
+            <w:r>
+              <w:rPr>
+                <w:sz w:val="17"/>
+              </w:rPr>
+              <w:t>Di–So 17:30–22:00</w:t>
+            </w:r>
+          </w:p>
+        </w:tc>
+        <w:tc>
+          <w:tcPr>
+            <w:tcW w:type="dxa" w:w="680"/>
+          </w:tcPr>
+          <w:p>
+            <w:pPr>
+              <w:keepNext/>
+              <w:spacing w:after="20" w:before="20"/>
+              <w:jc w:val="right"/>
+            </w:pPr>
+            <w:r/>
+            <w:r>
+              <w:rPr>
+                <w:sz w:val="17"/>
+              </w:rPr>
+              <w:t>26</w:t>
+            </w:r>
+          </w:p>
+        </w:tc>
+        <w:tc>
+          <w:tcPr>
+            <w:tcW w:type="dxa" w:w="964"/>
+          </w:tcPr>
+          <w:p>
+            <w:pPr>
+              <w:keepNext/>
+              <w:spacing w:after="20" w:before="20"/>
+              <w:jc w:val="right"/>
+            </w:pPr>
+            <w:r/>
+            <w:r>
+              <w:rPr>
+                <w:sz w:val="17"/>
+              </w:rPr>
+              <w:t>55</w:t>
+            </w:r>
+          </w:p>
+        </w:tc>
+        <w:tc>
+          <w:tcPr>
+            <w:tcW w:type="dxa" w:w="794"/>
+          </w:tcPr>
+          <w:p>
+            <w:pPr>
+              <w:keepNext/>
+              <w:spacing w:after="20" w:before="20"/>
+              <w:jc w:val="right"/>
+            </w:pPr>
+            <w:r/>
+            <w:r>
+              <w:rPr>
+                <w:sz w:val="17"/>
+              </w:rPr>
+              <w:t>32 €</w:t>
+            </w:r>
+          </w:p>
+        </w:tc>
+        <w:tc>
+          <w:tcPr>
+            <w:tcW w:type="dxa" w:w="1247"/>
+          </w:tcPr>
+          <w:p>
+            <w:pPr>
+              <w:keepNext/>
+              <w:spacing w:after="20" w:before="20"/>
+              <w:jc w:val="right"/>
+            </w:pPr>
+            <w:r/>
+            <w:r>
+              <w:rPr>
+                <w:sz w:val="17"/>
+              </w:rPr>
+              <w:t>45.760 €</w:t>
+            </w:r>
+          </w:p>
+        </w:tc>
+        <w:tc>
+          <w:tcPr>
+            <w:tcW w:type="dxa" w:w="737"/>
+          </w:tcPr>
+          <w:p>
+            <w:pPr>
+              <w:keepNext/>
+              <w:spacing w:after="20" w:before="20"/>
+              <w:jc w:val="right"/>
+            </w:pPr>
+            <w:r/>
+            <w:r>
+              <w:rPr>
+                <w:sz w:val="17"/>
+              </w:rPr>
+              <w:t>48 %</w:t>
+            </w:r>
+          </w:p>
+        </w:tc>
+      </w:tr>
+      <w:tr>
+        <w:trPr>
+          <w:cantSplit/>
+        </w:trPr>
+        <w:tc>
+          <w:tcPr>
+            <w:tcW w:type="dxa" w:w="2608"/>
+          </w:tcPr>
+          <w:p>
+            <w:pPr>
+              <w:keepNext/>
+              <w:spacing w:after="20" w:before="20"/>
+            </w:pPr>
+            <w:r/>
+            <w:r>
+              <w:rPr>
+                <w:sz w:val="17"/>
+              </w:rPr>
+              <w:t>Bar Di–Do</w:t>
+            </w:r>
+          </w:p>
+        </w:tc>
+        <w:tc>
+          <w:tcPr>
+            <w:tcW w:type="dxa" w:w="2381"/>
+          </w:tcPr>
+          <w:p>
+            <w:pPr>
+              <w:keepNext/>
+              <w:spacing w:after="20" w:before="20"/>
+            </w:pPr>
+            <w:r/>
+            <w:r>
+              <w:rPr>
+                <w:sz w:val="17"/>
+              </w:rPr>
+              <w:t>ab 21:00</w:t>
+            </w:r>
+          </w:p>
+        </w:tc>
+        <w:tc>
+          <w:tcPr>
+            <w:tcW w:type="dxa" w:w="680"/>
+          </w:tcPr>
+          <w:p>
+            <w:pPr>
+              <w:keepNext/>
+              <w:spacing w:after="20" w:before="20"/>
+              <w:jc w:val="right"/>
+            </w:pPr>
+            <w:r/>
+            <w:r>
+              <w:rPr>
+                <w:sz w:val="17"/>
+              </w:rPr>
+              <w:t>13</w:t>
+            </w:r>
+          </w:p>
+        </w:tc>
+        <w:tc>
+          <w:tcPr>
+            <w:tcW w:type="dxa" w:w="964"/>
+          </w:tcPr>
+          <w:p>
+            <w:pPr>
+              <w:keepNext/>
+              <w:spacing w:after="20" w:before="20"/>
+              <w:jc w:val="right"/>
+            </w:pPr>
+            <w:r/>
+            <w:r>
+              <w:rPr>
+                <w:sz w:val="17"/>
+              </w:rPr>
+              <w:t>20</w:t>
+            </w:r>
+          </w:p>
+        </w:tc>
+        <w:tc>
+          <w:tcPr>
+            <w:tcW w:type="dxa" w:w="794"/>
+          </w:tcPr>
+          <w:p>
+            <w:pPr>
+              <w:keepNext/>
+              <w:spacing w:after="20" w:before="20"/>
+              <w:jc w:val="right"/>
+            </w:pPr>
+            <w:r/>
+            <w:r>
+              <w:rPr>
+                <w:sz w:val="17"/>
+              </w:rPr>
+              <w:t>18 €</w:t>
+            </w:r>
+          </w:p>
+        </w:tc>
+        <w:tc>
+          <w:tcPr>
+            <w:tcW w:type="dxa" w:w="1247"/>
+          </w:tcPr>
+          <w:p>
+            <w:pPr>
+              <w:keepNext/>
+              <w:spacing w:after="20" w:before="20"/>
+              <w:jc w:val="right"/>
+            </w:pPr>
+            <w:r/>
+            <w:r>
+              <w:rPr>
+                <w:sz w:val="17"/>
+              </w:rPr>
+              <w:t>4.680 €</w:t>
+            </w:r>
+          </w:p>
+        </w:tc>
+        <w:tc>
+          <w:tcPr>
+            <w:tcW w:type="dxa" w:w="737"/>
+          </w:tcPr>
+          <w:p>
+            <w:pPr>
+              <w:keepNext/>
+              <w:spacing w:after="20" w:before="20"/>
+              <w:jc w:val="right"/>
+            </w:pPr>
+            <w:r/>
+            <w:r>
+              <w:rPr>
+                <w:sz w:val="17"/>
+              </w:rPr>
+              <w:t>5 %</w:t>
+            </w:r>
+          </w:p>
+        </w:tc>
+      </w:tr>
+      <w:tr>
+        <w:trPr>
+          <w:cantSplit/>
+        </w:trPr>
+        <w:tc>
+          <w:tcPr>
+            <w:tcW w:type="dxa" w:w="2608"/>
+          </w:tcPr>
+          <w:p>
+            <w:pPr>
+              <w:keepNext/>
+              <w:spacing w:after="20" w:before="20"/>
+            </w:pPr>
+            <w:r/>
+            <w:r>
+              <w:rPr>
+                <w:sz w:val="17"/>
+              </w:rPr>
+              <w:t>Bar Fr, Sa (bis 01:00)</w:t>
+            </w:r>
+          </w:p>
+        </w:tc>
+        <w:tc>
+          <w:tcPr>
+            <w:tcW w:type="dxa" w:w="2381"/>
+          </w:tcPr>
+          <w:p>
+            <w:pPr>
+              <w:keepNext/>
+              <w:spacing w:after="20" w:before="20"/>
+            </w:pPr>
+            <w:r/>
+            <w:r>
+              <w:rPr>
+                <w:sz w:val="17"/>
+              </w:rPr>
+              <w:t>Cocktails, Wein, Bier, Musik</w:t>
+            </w:r>
+          </w:p>
+        </w:tc>
+        <w:tc>
+          <w:tcPr>
+            <w:tcW w:type="dxa" w:w="680"/>
+          </w:tcPr>
+          <w:p>
+            <w:pPr>
+              <w:keepNext/>
+              <w:spacing w:after="20" w:before="20"/>
+              <w:jc w:val="right"/>
+            </w:pPr>
+            <w:r/>
+            <w:r>
+              <w:rPr>
+                <w:sz w:val="17"/>
+              </w:rPr>
+              <w:t>9</w:t>
+            </w:r>
+          </w:p>
+        </w:tc>
+        <w:tc>
+          <w:tcPr>
+            <w:tcW w:type="dxa" w:w="964"/>
+          </w:tcPr>
+          <w:p>
+            <w:pPr>
+              <w:keepNext/>
+              <w:spacing w:after="20" w:before="20"/>
+              <w:jc w:val="right"/>
+            </w:pPr>
+            <w:r/>
+            <w:r>
+              <w:rPr>
+                <w:sz w:val="17"/>
+              </w:rPr>
+              <w:t>70</w:t>
+            </w:r>
+          </w:p>
+        </w:tc>
+        <w:tc>
+          <w:tcPr>
+            <w:tcW w:type="dxa" w:w="794"/>
+          </w:tcPr>
+          <w:p>
+            <w:pPr>
+              <w:keepNext/>
+              <w:spacing w:after="20" w:before="20"/>
+              <w:jc w:val="right"/>
+            </w:pPr>
+            <w:r/>
+            <w:r>
+              <w:rPr>
+                <w:sz w:val="17"/>
+              </w:rPr>
+              <w:t>22 €</w:t>
+            </w:r>
+          </w:p>
+        </w:tc>
+        <w:tc>
+          <w:tcPr>
+            <w:tcW w:type="dxa" w:w="1247"/>
+          </w:tcPr>
+          <w:p>
+            <w:pPr>
+              <w:keepNext/>
+              <w:spacing w:after="20" w:before="20"/>
+              <w:jc w:val="right"/>
+            </w:pPr>
+            <w:r/>
+            <w:r>
+              <w:rPr>
+                <w:sz w:val="17"/>
+              </w:rPr>
+              <w:t>13.860 €</w:t>
+            </w:r>
+          </w:p>
+        </w:tc>
+        <w:tc>
+          <w:tcPr>
+            <w:tcW w:type="dxa" w:w="737"/>
+          </w:tcPr>
+          <w:p>
+            <w:pPr>
+              <w:keepNext/>
+              <w:spacing w:after="20" w:before="20"/>
+              <w:jc w:val="right"/>
+            </w:pPr>
+            <w:r/>
+            <w:r>
+              <w:rPr>
+                <w:sz w:val="17"/>
+              </w:rPr>
+              <w:t>14 %</w:t>
+            </w:r>
+          </w:p>
+        </w:tc>
+      </w:tr>
+      <w:tr>
+        <w:trPr>
+          <w:cantSplit/>
+        </w:trPr>
+        <w:tc>
+          <w:tcPr>
+            <w:tcW w:type="dxa" w:w="2608"/>
+          </w:tcPr>
+          <w:p>
+            <w:pPr>
+              <w:keepNext/>
+              <w:spacing w:after="20" w:before="20"/>
+            </w:pPr>
+            <w:r/>
+            <w:r>
+              <w:rPr>
+                <w:sz w:val="17"/>
+              </w:rPr>
+              <w:t>Feiern, Live-Abende, Séparée</w:t>
+            </w:r>
+          </w:p>
+        </w:tc>
+        <w:tc>
+          <w:tcPr>
+            <w:tcW w:type="dxa" w:w="2381"/>
+          </w:tcPr>
+          <w:p>
+            <w:pPr>
+              <w:keepNext/>
+              <w:spacing w:after="20" w:before="20"/>
+            </w:pPr>
+            <w:r/>
+            <w:r>
+              <w:rPr>
+                <w:sz w:val="17"/>
+              </w:rPr>
+              <w:t>nach Absprache, 4 pro Monat</w:t>
+            </w:r>
+          </w:p>
+        </w:tc>
+        <w:tc>
+          <w:tcPr>
+            <w:tcW w:type="dxa" w:w="680"/>
+          </w:tcPr>
+          <w:p>
+            <w:pPr>
+              <w:keepNext/>
+              <w:spacing w:after="20" w:before="20"/>
+              <w:jc w:val="right"/>
+            </w:pPr>
+            <w:r/>
+            <w:r>
+              <w:rPr>
+                <w:sz w:val="17"/>
+              </w:rPr>
+              <w:t>4</w:t>
+            </w:r>
+          </w:p>
+        </w:tc>
+        <w:tc>
+          <w:tcPr>
+            <w:tcW w:type="dxa" w:w="964"/>
+          </w:tcPr>
+          <w:p>
+            <w:pPr>
+              <w:keepNext/>
+              <w:spacing w:after="20" w:before="20"/>
+              <w:jc w:val="right"/>
+            </w:pPr>
+            <w:r/>
+            <w:r>
+              <w:rPr>
+                <w:sz w:val="17"/>
+              </w:rPr>
+              <w:t>40</w:t>
+            </w:r>
+          </w:p>
+        </w:tc>
+        <w:tc>
+          <w:tcPr>
+            <w:tcW w:type="dxa" w:w="794"/>
+          </w:tcPr>
+          <w:p>
+            <w:pPr>
+              <w:keepNext/>
+              <w:spacing w:after="20" w:before="20"/>
+              <w:jc w:val="right"/>
+            </w:pPr>
+            <w:r/>
+            <w:r>
+              <w:rPr>
+                <w:sz w:val="17"/>
+              </w:rPr>
+              <w:t>45 €</w:t>
+            </w:r>
+          </w:p>
+        </w:tc>
+        <w:tc>
+          <w:tcPr>
+            <w:tcW w:type="dxa" w:w="1247"/>
+          </w:tcPr>
+          <w:p>
+            <w:pPr>
+              <w:keepNext/>
+              <w:spacing w:after="20" w:before="20"/>
+              <w:jc w:val="right"/>
+            </w:pPr>
+            <w:r/>
+            <w:r>
+              <w:rPr>
+                <w:sz w:val="17"/>
+              </w:rPr>
+              <w:t>7.200 €</w:t>
+            </w:r>
+          </w:p>
+        </w:tc>
+        <w:tc>
+          <w:tcPr>
+            <w:tcW w:type="dxa" w:w="737"/>
+          </w:tcPr>
+          <w:p>
+            <w:pPr>
+              <w:keepNext/>
+              <w:spacing w:after="20" w:before="20"/>
+              <w:jc w:val="right"/>
+            </w:pPr>
+            <w:r/>
+            <w:r>
+              <w:rPr>
+                <w:sz w:val="17"/>
+              </w:rPr>
+              <w:t>8 %</w:t>
+            </w:r>
+          </w:p>
+        </w:tc>
+      </w:tr>
+      <w:tr>
+        <w:trPr>
+          <w:cantSplit/>
+        </w:trPr>
+        <w:tc>
+          <w:tcPr>
+            <w:tcW w:type="dxa" w:w="2608"/>
+            <w:shd w:val="clear" w:color="auto" w:fill="E3E8E5"/>
+          </w:tcPr>
+          <w:p>
+            <w:pPr>
+              <w:spacing w:after="20" w:before="20"/>
+            </w:pPr>
+            <w:r/>
+            <w:r>
+              <w:rPr>
+                <w:b/>
+                <w:sz w:val="17"/>
+              </w:rPr>
+              <w:t>Summe</w:t>
+            </w:r>
+          </w:p>
+        </w:tc>
+        <w:tc>
+          <w:tcPr>
+            <w:tcW w:type="dxa" w:w="2381"/>
+            <w:shd w:val="clear" w:color="auto" w:fill="E3E8E5"/>
+          </w:tcPr>
+          <w:p>
+            <w:pPr>
+              <w:spacing w:after="20" w:before="20"/>
+            </w:pPr>
+            <w:r/>
+            <w:r>
+              <w:rPr>
+                <w:b/>
+                <w:sz w:val="17"/>
+              </w:rPr>
+            </w:r>
+          </w:p>
+        </w:tc>
+        <w:tc>
+          <w:tcPr>
+            <w:tcW w:type="dxa" w:w="680"/>
+            <w:shd w:val="clear" w:color="auto" w:fill="E3E8E5"/>
+          </w:tcPr>
+          <w:p>
+            <w:pPr>
+              <w:spacing w:after="20" w:before="20"/>
+              <w:jc w:val="right"/>
+            </w:pPr>
+            <w:r/>
+            <w:r>
+              <w:rPr>
+                <w:b/>
+                <w:sz w:val="17"/>
+              </w:rPr>
+            </w:r>
+          </w:p>
+        </w:tc>
+        <w:tc>
+          <w:tcPr>
+            <w:tcW w:type="dxa" w:w="964"/>
+            <w:shd w:val="clear" w:color="auto" w:fill="E3E8E5"/>
+          </w:tcPr>
+          <w:p>
+            <w:pPr>
+              <w:spacing w:after="20" w:before="20"/>
+              <w:jc w:val="right"/>
+            </w:pPr>
+            <w:r/>
+            <w:r>
+              <w:rPr>
+                <w:b/>
+                <w:sz w:val="17"/>
+              </w:rPr>
+            </w:r>
+          </w:p>
+        </w:tc>
+        <w:tc>
+          <w:tcPr>
+            <w:tcW w:type="dxa" w:w="794"/>
+            <w:shd w:val="clear" w:color="auto" w:fill="E3E8E5"/>
+          </w:tcPr>
+          <w:p>
+            <w:pPr>
+              <w:spacing w:after="20" w:before="20"/>
+              <w:jc w:val="right"/>
+            </w:pPr>
+            <w:r/>
+            <w:r>
+              <w:rPr>
+                <w:b/>
+                <w:sz w:val="17"/>
+              </w:rPr>
+            </w:r>
+          </w:p>
+        </w:tc>
+        <w:tc>
+          <w:tcPr>
+            <w:tcW w:type="dxa" w:w="1247"/>
+            <w:shd w:val="clear" w:color="auto" w:fill="E3E8E5"/>
+          </w:tcPr>
+          <w:p>
+            <w:pPr>
+              <w:spacing w:after="20" w:before="20"/>
+              <w:jc w:val="right"/>
+            </w:pPr>
+            <w:r/>
+            <w:r>
+              <w:rPr>
+                <w:b/>
+                <w:sz w:val="17"/>
+              </w:rPr>
+              <w:t>95.635 €</w:t>
+            </w:r>
+          </w:p>
+        </w:tc>
+        <w:tc>
+          <w:tcPr>
+            <w:tcW w:type="dxa" w:w="737"/>
+            <w:shd w:val="clear" w:color="auto" w:fill="E3E8E5"/>
+          </w:tcPr>
+          <w:p>
+            <w:pPr>
+              <w:spacing w:after="20" w:before="20"/>
+              <w:jc w:val="right"/>
+            </w:pPr>
+            <w:r/>
+            <w:r>
+              <w:rPr>
+                <w:b/>
+                <w:sz w:val="17"/>
+              </w:rPr>
+              <w:t>100 %</w:t>
             </w:r>
           </w:p>
         </w:tc>
@@ -5222,7 +6513,7 @@
               <w:rPr>
                 <w:sz w:val="18"/>
               </w:rPr>
-              <w:t>40.000 €</w:t>
+              <w:t>50.000 €</w:t>
             </w:r>
           </w:p>
         </w:tc>
@@ -5241,7 +6532,7 @@
               <w:rPr>
                 <w:sz w:val="18"/>
               </w:rPr>
-              <w:t>12.200 €</w:t>
+              <w:t>15.250 €</w:t>
             </w:r>
           </w:p>
         </w:tc>
@@ -5260,7 +6551,7 @@
               <w:rPr>
                 <w:sz w:val="18"/>
               </w:rPr>
-              <w:t>+7.100 €</w:t>
+              <w:t>+10.150 €</w:t>
             </w:r>
           </w:p>
         </w:tc>
@@ -5283,7 +6574,7 @@
               <w:rPr>
                 <w:sz w:val="18"/>
               </w:rPr>
-              <w:t>50.000 €</w:t>
+              <w:t>65.000 €</w:t>
             </w:r>
           </w:p>
         </w:tc>
@@ -5302,7 +6593,7 @@
               <w:rPr>
                 <w:sz w:val="18"/>
               </w:rPr>
-              <w:t>15.250 €</w:t>
+              <w:t>19.825 €</w:t>
             </w:r>
           </w:p>
         </w:tc>
@@ -5321,7 +6612,7 @@
               <w:rPr>
                 <w:sz w:val="18"/>
               </w:rPr>
-              <w:t>+10.150 €</w:t>
+              <w:t>+14.725 €</w:t>
             </w:r>
           </w:p>
         </w:tc>
@@ -5333,27 +6624,24 @@
         <w:tc>
           <w:tcPr>
             <w:tcW w:type="dxa" w:w="2835"/>
-            <w:shd w:val="clear" w:color="auto" w:fill="E3E8E5"/>
-          </w:tcPr>
-          <w:p>
-            <w:pPr>
-              <w:keepNext/>
-              <w:spacing w:after="20" w:before="20"/>
-            </w:pPr>
-            <w:r/>
-            <w:r>
-              <w:rPr>
-                <w:b/>
-                <w:sz w:val="18"/>
-              </w:rPr>
-              <w:t>65.000 €</w:t>
+          </w:tcPr>
+          <w:p>
+            <w:pPr>
+              <w:keepNext/>
+              <w:spacing w:after="20" w:before="20"/>
+            </w:pPr>
+            <w:r/>
+            <w:r>
+              <w:rPr>
+                <w:sz w:val="18"/>
+              </w:rPr>
+              <w:t>80.000 €</w:t>
             </w:r>
           </w:p>
         </w:tc>
         <w:tc>
           <w:tcPr>
             <w:tcW w:type="dxa" w:w="3288"/>
-            <w:shd w:val="clear" w:color="auto" w:fill="E3E8E5"/>
           </w:tcPr>
           <w:p>
             <w:pPr>
@@ -5364,17 +6652,15 @@
             <w:r/>
             <w:r>
               <w:rPr>
-                <w:b/>
-                <w:sz w:val="18"/>
-              </w:rPr>
-              <w:t>19.825 €</w:t>
+                <w:sz w:val="18"/>
+              </w:rPr>
+              <w:t>24.400 €</w:t>
             </w:r>
           </w:p>
         </w:tc>
         <w:tc>
           <w:tcPr>
             <w:tcW w:type="dxa" w:w="3288"/>
-            <w:shd w:val="clear" w:color="auto" w:fill="E3E8E5"/>
           </w:tcPr>
           <w:p>
             <w:pPr>
@@ -5385,10 +6671,9 @@
             <w:r/>
             <w:r>
               <w:rPr>
-                <w:b/>
-                <w:sz w:val="18"/>
-              </w:rPr>
-              <w:t>+14.725 €</w:t>
+                <w:sz w:val="18"/>
+              </w:rPr>
+              <w:t>+19.300 €</w:t>
             </w:r>
           </w:p>
         </w:tc>
@@ -5400,24 +6685,27 @@
         <w:tc>
           <w:tcPr>
             <w:tcW w:type="dxa" w:w="2835"/>
-          </w:tcPr>
-          <w:p>
-            <w:pPr>
-              <w:keepNext/>
-              <w:spacing w:after="20" w:before="20"/>
-            </w:pPr>
-            <w:r/>
-            <w:r>
-              <w:rPr>
-                <w:sz w:val="18"/>
-              </w:rPr>
-              <w:t>80.000 €</w:t>
+            <w:shd w:val="clear" w:color="auto" w:fill="E3E8E5"/>
+          </w:tcPr>
+          <w:p>
+            <w:pPr>
+              <w:keepNext/>
+              <w:spacing w:after="20" w:before="20"/>
+            </w:pPr>
+            <w:r/>
+            <w:r>
+              <w:rPr>
+                <w:b/>
+                <w:sz w:val="18"/>
+              </w:rPr>
+              <w:t>95.635 €</w:t>
             </w:r>
           </w:p>
         </w:tc>
         <w:tc>
           <w:tcPr>
             <w:tcW w:type="dxa" w:w="3288"/>
+            <w:shd w:val="clear" w:color="auto" w:fill="E3E8E5"/>
           </w:tcPr>
           <w:p>
             <w:pPr>
@@ -5428,15 +6716,17 @@
             <w:r/>
             <w:r>
               <w:rPr>
-                <w:sz w:val="18"/>
-              </w:rPr>
-              <w:t>24.400 €</w:t>
+                <w:b/>
+                <w:sz w:val="18"/>
+              </w:rPr>
+              <w:t>29.169 €</w:t>
             </w:r>
           </w:p>
         </w:tc>
         <w:tc>
           <w:tcPr>
             <w:tcW w:type="dxa" w:w="3288"/>
+            <w:shd w:val="clear" w:color="auto" w:fill="E3E8E5"/>
           </w:tcPr>
           <w:p>
             <w:pPr>
@@ -5447,9 +6737,10 @@
             <w:r/>
             <w:r>
               <w:rPr>
-                <w:sz w:val="18"/>
-              </w:rPr>
-              <w:t>+19.300 €</w:t>
+                <w:b/>
+                <w:sz w:val="18"/>
+              </w:rPr>
+              <w:t>+24.069 €</w:t>
             </w:r>
           </w:p>
         </w:tc>
@@ -5471,7 +6762,7 @@
               <w:rPr>
                 <w:sz w:val="18"/>
               </w:rPr>
-              <w:t>90.000 €</w:t>
+              <w:t>110.000 €</w:t>
             </w:r>
           </w:p>
         </w:tc>
@@ -5489,7 +6780,7 @@
               <w:rPr>
                 <w:sz w:val="18"/>
               </w:rPr>
-              <w:t>27.450 €</w:t>
+              <w:t>33.550 €</w:t>
             </w:r>
           </w:p>
         </w:tc>
@@ -5507,7 +6798,7 @@
               <w:rPr>
                 <w:sz w:val="18"/>
               </w:rPr>
-              <w:t>+22.350 €</w:t>
+              <w:t>+28.450 €</w:t>
             </w:r>
           </w:p>
         </w:tc>
@@ -9346,7 +10637,7 @@
               <w:rPr>
                 <w:sz w:val="18"/>
               </w:rPr>
-              <w:t>Betriebsergebnis Gastro nach Pacht (65.000 € Umsatz)</w:t>
+              <w:t>Betriebsergebnis Gastro nach Pacht (95.635 € Umsatz)</w:t>
             </w:r>
           </w:p>
         </w:tc>
@@ -9365,7 +10656,7 @@
               <w:rPr>
                 <w:sz w:val="18"/>
               </w:rPr>
-              <w:t>+14.725 €</w:t>
+              <w:t>+24.069 €</w:t>
             </w:r>
           </w:p>
         </w:tc>
@@ -9384,7 +10675,7 @@
               <w:rPr>
                 <w:sz w:val="18"/>
               </w:rPr>
-              <w:t>+176.700 €</w:t>
+              <w:t>+288.824 €</w:t>
             </w:r>
           </w:p>
         </w:tc>
@@ -9430,7 +10721,7 @@
                 <w:b/>
                 <w:sz w:val="18"/>
               </w:rPr>
-              <w:t>+27.344 €</w:t>
+              <w:t>+36.687 €</w:t>
             </w:r>
           </w:p>
         </w:tc>
@@ -9451,7 +10742,7 @@
                 <w:b/>
                 <w:sz w:val="18"/>
               </w:rPr>
-              <w:t>+328.122 €</w:t>
+              <w:t>+440.246 €</w:t>
             </w:r>
           </w:p>
         </w:tc>
@@ -9556,7 +10847,7 @@
                 <w:b/>
                 <w:sz w:val="18"/>
               </w:rPr>
-              <w:t>+9.610 €</w:t>
+              <w:t>+18.954 €</w:t>
             </w:r>
           </w:p>
         </w:tc>
@@ -9576,7 +10867,7 @@
                 <w:b/>
                 <w:sz w:val="18"/>
               </w:rPr>
-              <w:t>+115.322 €</w:t>
+              <w:t>+227.446 €</w:t>
             </w:r>
           </w:p>
         </w:tc>
@@ -9599,7 +10890,7 @@
         <w:t xml:space="preserve">Kapitaldienstdeckung (DSCR): </w:t>
       </w:r>
       <w:r>
-        <w:t>1,54 gesamt, 0,71 nur aus Miete, Büro und Pacht, 0,45 nur aus Wohnen und Büro. Banken verlangen meist mindestens 1,2.</w:t>
+        <w:t>2,07 gesamt, 0,71 nur aus Miete, Büro und Pacht, 0,45 nur aus Wohnen und Büro. Banken verlangen meist mindestens 1,2.</w:t>
       </w:r>
     </w:p>
     <w:p>
@@ -9614,7 +10905,7 @@
         <w:t xml:space="preserve">Zinsdeckung: </w:t>
       </w:r>
       <w:r>
-        <w:t>2,01 (Ertrag vor Kapitaldienst im Verhältnis zu den Zinsen).</w:t>
+        <w:t>2,69 (Ertrag vor Kapitaldienst im Verhältnis zu den Zinsen).</w:t>
       </w:r>
     </w:p>
     <w:p>
@@ -10688,7 +11979,7 @@
               <w:rPr>
                 <w:sz w:val="17"/>
               </w:rPr>
-              <w:t>328.122 €</w:t>
+              <w:t>440.246 €</w:t>
             </w:r>
           </w:p>
         </w:tc>
@@ -10707,7 +11998,7 @@
               <w:rPr>
                 <w:sz w:val="17"/>
               </w:rPr>
-              <w:t>338.216 €</w:t>
+              <w:t>453.729 €</w:t>
             </w:r>
           </w:p>
         </w:tc>
@@ -10726,7 +12017,7 @@
               <w:rPr>
                 <w:sz w:val="17"/>
               </w:rPr>
-              <w:t>348.621 €</w:t>
+              <w:t>467.626 €</w:t>
             </w:r>
           </w:p>
         </w:tc>
@@ -10745,7 +12036,7 @@
               <w:rPr>
                 <w:sz w:val="17"/>
               </w:rPr>
-              <w:t>359.349 €</w:t>
+              <w:t>481.950 €</w:t>
             </w:r>
           </w:p>
         </w:tc>
@@ -10764,7 +12055,7 @@
               <w:rPr>
                 <w:sz w:val="17"/>
               </w:rPr>
-              <w:t>376.065 €</w:t>
+              <w:t>504.267 €</w:t>
             </w:r>
           </w:p>
         </w:tc>
@@ -10928,7 +12219,7 @@
                 <w:b/>
                 <w:sz w:val="17"/>
               </w:rPr>
-              <w:t>115.322 €</w:t>
+              <w:t>227.446 €</w:t>
             </w:r>
           </w:p>
         </w:tc>
@@ -10949,7 +12240,7 @@
                 <w:b/>
                 <w:sz w:val="17"/>
               </w:rPr>
-              <w:t>125.415 €</w:t>
+              <w:t>240.928 €</w:t>
             </w:r>
           </w:p>
         </w:tc>
@@ -10970,7 +12261,7 @@
                 <w:b/>
                 <w:sz w:val="17"/>
               </w:rPr>
-              <w:t>135.821 €</w:t>
+              <w:t>254.825 €</w:t>
             </w:r>
           </w:p>
         </w:tc>
@@ -10991,7 +12282,7 @@
                 <w:b/>
                 <w:sz w:val="17"/>
               </w:rPr>
-              <w:t>146.548 €</w:t>
+              <w:t>269.150 €</w:t>
             </w:r>
           </w:p>
         </w:tc>
@@ -11012,7 +12303,7 @@
                 <w:b/>
                 <w:sz w:val="17"/>
               </w:rPr>
-              <w:t>163.265 €</w:t>
+              <w:t>291.467 €</w:t>
             </w:r>
           </w:p>
         </w:tc>
@@ -11054,7 +12345,7 @@
               <w:rPr>
                 <w:sz w:val="17"/>
               </w:rPr>
-              <w:t>1,54</w:t>
+              <w:t>2,07</w:t>
             </w:r>
           </w:p>
         </w:tc>
@@ -11073,7 +12364,7 @@
               <w:rPr>
                 <w:sz w:val="17"/>
               </w:rPr>
-              <w:t>1,59</w:t>
+              <w:t>2,13</w:t>
             </w:r>
           </w:p>
         </w:tc>
@@ -11092,7 +12383,7 @@
               <w:rPr>
                 <w:sz w:val="17"/>
               </w:rPr>
-              <w:t>1,64</w:t>
+              <w:t>2,20</w:t>
             </w:r>
           </w:p>
         </w:tc>
@@ -11111,7 +12402,7 @@
               <w:rPr>
                 <w:sz w:val="17"/>
               </w:rPr>
-              <w:t>1,69</w:t>
+              <w:t>2,26</w:t>
             </w:r>
           </w:p>
         </w:tc>
@@ -11130,7 +12421,7 @@
               <w:rPr>
                 <w:sz w:val="17"/>
               </w:rPr>
-              <w:t>1,77</w:t>
+              <w:t>2,37</w:t>
             </w:r>
           </w:p>
         </w:tc>
@@ -11261,7 +12552,7 @@
           <w:color w:val="5B6770"/>
           <w:sz w:val="18"/>
         </w:rPr>
-        <w:t>Annahme: Miete, Pacht und Gastro-Umsatz steigen um 1,5 % pro Jahr, Büromieten um 2 % (Indexmiete), der Kapitaldienst bleibt gleich. Die Kapitaldienstdeckung verbessert sich von 1,54 auf 1,77 in Jahr 10.</w:t>
+        <w:t>Annahme: Miete, Pacht und Gastro-Umsatz steigen um 1,5 % pro Jahr, Büromieten um 2 % (Indexmiete), der Kapitaldienst bleibt gleich. Die Kapitaldienstdeckung verbessert sich von 2,07 auf 2,37 in Jahr 10.</w:t>
       </w:r>
     </w:p>
     <w:tbl>
@@ -11419,7 +12710,7 @@
                 <w:b/>
                 <w:sz w:val="18"/>
               </w:rPr>
-              <w:t>+9.610 €</w:t>
+              <w:t>+18.954 €</w:t>
             </w:r>
           </w:p>
         </w:tc>
@@ -11440,7 +12731,7 @@
                 <w:b/>
                 <w:sz w:val="18"/>
               </w:rPr>
-              <w:t>1,54</w:t>
+              <w:t>2,07</w:t>
             </w:r>
           </w:p>
         </w:tc>
@@ -11502,7 +12793,7 @@
               <w:rPr>
                 <w:sz w:val="18"/>
               </w:rPr>
-              <w:t>+6.053 €</w:t>
+              <w:t>+15.396 €</w:t>
             </w:r>
           </w:p>
         </w:tc>
@@ -11521,7 +12812,7 @@
               <w:rPr>
                 <w:sz w:val="18"/>
               </w:rPr>
-              <w:t>1,28</w:t>
+              <w:t>1,72</w:t>
             </w:r>
           </w:p>
         </w:tc>
@@ -11582,7 +12873,7 @@
               <w:rPr>
                 <w:sz w:val="18"/>
               </w:rPr>
-              <w:t>+8.951 €</w:t>
+              <w:t>+18.295 €</w:t>
             </w:r>
           </w:p>
         </w:tc>
@@ -11601,7 +12892,7 @@
               <w:rPr>
                 <w:sz w:val="18"/>
               </w:rPr>
-              <w:t>1,50</w:t>
+              <w:t>2,03</w:t>
             </w:r>
           </w:p>
         </w:tc>
@@ -11662,7 +12953,7 @@
               <w:rPr>
                 <w:sz w:val="18"/>
               </w:rPr>
-              <w:t>+5.645 €</w:t>
+              <w:t>+13.120 €</w:t>
             </w:r>
           </w:p>
         </w:tc>
@@ -11681,7 +12972,7 @@
               <w:rPr>
                 <w:sz w:val="18"/>
               </w:rPr>
-              <w:t>1,32</w:t>
+              <w:t>1,74</w:t>
             </w:r>
           </w:p>
         </w:tc>
@@ -11700,7 +12991,7 @@
               <w:rPr>
                 <w:sz w:val="18"/>
               </w:rPr>
-              <w:t>−3.965 €</w:t>
+              <w:t>−5.834 €</w:t>
             </w:r>
           </w:p>
         </w:tc>
@@ -11742,7 +13033,7 @@
               <w:rPr>
                 <w:sz w:val="18"/>
               </w:rPr>
-              <w:t>+1.680 €</w:t>
+              <w:t>+7.286 €</w:t>
             </w:r>
           </w:p>
         </w:tc>
@@ -11761,7 +13052,7 @@
               <w:rPr>
                 <w:sz w:val="18"/>
               </w:rPr>
-              <w:t>1,09</w:t>
+              <w:t>1,41</w:t>
             </w:r>
           </w:p>
         </w:tc>
@@ -11780,7 +13071,7 @@
               <w:rPr>
                 <w:sz w:val="18"/>
               </w:rPr>
-              <w:t>−7.930 €</w:t>
+              <w:t>−11.667 €</w:t>
             </w:r>
           </w:p>
         </w:tc>
@@ -11822,7 +13113,7 @@
               <w:rPr>
                 <w:sz w:val="18"/>
               </w:rPr>
-              <w:t>+8.152 €</w:t>
+              <w:t>+17.495 €</w:t>
             </w:r>
           </w:p>
         </w:tc>
@@ -11841,7 +13132,7 @@
               <w:rPr>
                 <w:sz w:val="18"/>
               </w:rPr>
-              <w:t>1,42</w:t>
+              <w:t>1,91</w:t>
             </w:r>
           </w:p>
         </w:tc>
@@ -11902,7 +13193,7 @@
               <w:rPr>
                 <w:sz w:val="18"/>
               </w:rPr>
-              <w:t>+8.755 €</w:t>
+              <w:t>+18.099 €</w:t>
             </w:r>
           </w:p>
         </w:tc>
@@ -11921,7 +13212,7 @@
               <w:rPr>
                 <w:sz w:val="18"/>
               </w:rPr>
-              <w:t>1,49</w:t>
+              <w:t>2,02</w:t>
             </w:r>
           </w:p>
         </w:tc>
@@ -11982,7 +13273,7 @@
               <w:rPr>
                 <w:sz w:val="18"/>
               </w:rPr>
-              <w:t>+8.170 €</w:t>
+              <w:t>+17.514 €</w:t>
             </w:r>
           </w:p>
         </w:tc>
@@ -12001,7 +13292,7 @@
               <w:rPr>
                 <w:sz w:val="18"/>
               </w:rPr>
-              <w:t>1,46</w:t>
+              <w:t>1,99</w:t>
             </w:r>
           </w:p>
         </w:tc>
@@ -12096,7 +13387,7 @@
               <w:rPr>
                 <w:sz w:val="18"/>
               </w:rPr>
-              <w:t>−19.315 €</w:t>
+              <w:t>−28.659 €</w:t>
             </w:r>
           </w:p>
         </w:tc>
@@ -12116,7 +13407,7 @@
           <w:b w:val="0"/>
           <w:i w:val="0"/>
         </w:rPr>
-        <w:t>Die Tests sind vereinfacht. Das Ergebnis reagiert am stärksten auf den Gastro-Umsatz und die Pacht. Bei einem Umsatz −40 % ist die Kapitaldienstdeckung knapp über 1,0, bei einem Ausfall der Gastro reicht der Ertrag nicht mehr für die Raten. Ein Auszug eines Ankermieters ist verkraftbar.</w:t>
+        <w:t>Die Tests sind vereinfacht. Das Ergebnis reagiert am stärksten auf den Gastro-Umsatz und die Pacht. Bei einem Umsatz −40 % liegt die Kapitaldienstdeckung noch über 1,4, bei einem Ausfall der Gastro reicht der Ertrag nicht mehr für die Raten. Ein Auszug eines Ankermieters ist verkraftbar.</w:t>
       </w:r>
     </w:p>
     <w:p>
@@ -12942,7 +14233,7 @@
               <w:rPr>
                 <w:sz w:val="17"/>
               </w:rPr>
-              <w:t>Haus ab ca. 33.000 € Umsatz im Plus; bei Ausfall der Gastro fehlen ca. 19.315 € pro Monat</w:t>
+              <w:t>Haus ab ca. 33.000 € Umsatz im Plus; bei Ausfall der Gastro fehlen ca. 28.659 € pro Monat</w:t>
             </w:r>
           </w:p>
         </w:tc>

--- a/praesentation/Businessplan_Baufeld3_Neue-Mitte-Werlte.docx
+++ b/praesentation/Businessplan_Baufeld3_Neue-Mitte-Werlte.docx
@@ -665,7 +665,7 @@
               <w:rPr>
                 <w:sz w:val="19"/>
               </w:rPr>
-              <w:t>36.687 €</w:t>
+              <w:t>27.347 €</w:t>
             </w:r>
           </w:p>
         </w:tc>
@@ -707,7 +707,7 @@
               <w:rPr>
                 <w:sz w:val="19"/>
               </w:rPr>
-              <w:t>+18.954 €</w:t>
+              <w:t>+9.613 €</w:t>
             </w:r>
           </w:p>
         </w:tc>
@@ -749,7 +749,7 @@
               <w:rPr>
                 <w:sz w:val="19"/>
               </w:rPr>
-              <w:t>2,07 gesamt, 0,71 nur Immobilie</w:t>
+              <w:t>1,54 gesamt, 0,71 nur Immobilie</w:t>
             </w:r>
           </w:p>
         </w:tc>
@@ -909,7 +909,7 @@
         <w:t xml:space="preserve">Der Ertrag trägt die Raten, aber nur mit der Gastro. </w:t>
       </w:r>
       <w:r>
-        <w:t>Mit dem Gastro-Gewinn liegt die Kapitaldienstdeckung bei 2,07. Allein aus Miete, Büromiete und Pacht wären es 0,71, aus Wohnen und Büro allein 0,45.</w:t>
+        <w:t>Mit dem Gastro-Gewinn liegt die Kapitaldienstdeckung bei 1,54. Allein aus Miete, Büromiete und Pacht wären es 0,71, aus Wohnen und Büro allein 0,45.</w:t>
       </w:r>
     </w:p>
     <w:p>
@@ -1365,7 +1365,7 @@
               <w:rPr>
                 <w:sz w:val="18"/>
               </w:rPr>
-              <w:t>ca. 6–8 auf dem Grundstück, Bedarf ca. 55</w:t>
+              <w:t>ca. 6–8 auf dem Grundstück, Bedarf ca. 57</w:t>
             </w:r>
           </w:p>
         </w:tc>
@@ -1601,7 +1601,7 @@
               <w:rPr>
                 <w:sz w:val="18"/>
               </w:rPr>
-              <w:t>Gastro mit Bar, Séparée, Küche</w:t>
+              <w:t>Gastro mit Bar, Séparée, kleiner Küche</w:t>
             </w:r>
           </w:p>
         </w:tc>
@@ -3674,7 +3674,7 @@
           <w:b w:val="0"/>
           <w:i w:val="0"/>
         </w:rPr>
-        <w:t>Die Grundfläche wurde auf das zulässige Maximum von 576 m² (GRZ 0,6 × 960 m²) vergrößert. Das Erdgeschoss gehört vollständig der Gastro, abzüglich Treppenhaus, Aufzug und Eingängen (66 m²) bleiben 510 m². Die Größe ist aus dem Platzbedarf abgeleitet: 160 Plätze im Gastraum und 30 im Séparée brauchen mit Bar, Küche, Lager, WC und Eingang genau diese Fläche. Das sind 2,7 m² je Platz (Richtwert 2,5 bis 3 m²).</w:t>
+        <w:t>Die Grundfläche wurde auf das zulässige Maximum von 576 m² (GRZ 0,6 × 960 m²) vergrößert. Das Erdgeschoss gehört vollständig der Gastro, abzüglich Treppenhaus, Aufzug und Eingängen (66 m²) bleiben 510 m². Die Größe ist aus dem Platzbedarf abgeleitet: 160 Plätze im Gastraum und 30 im Séparée brauchen mit großer Bar, kleiner Küche, Lager, WC und Eingang genau diese Fläche. Das sind 2,7 m² je Platz (Richtwert 2,5 bis 3 m²).</w:t>
       </w:r>
     </w:p>
     <w:tbl>
@@ -3946,7 +3946,7 @@
               <w:rPr>
                 <w:sz w:val="18"/>
               </w:rPr>
-              <w:t>25 m²</w:t>
+              <w:t>45 m²</w:t>
             </w:r>
           </w:p>
         </w:tc>
@@ -3969,7 +3969,7 @@
               <w:rPr>
                 <w:sz w:val="18"/>
               </w:rPr>
-              <w:t>Küche mit Spülküche</w:t>
+              <w:t>Küche (Bowls, Snacks) mit Spülküche</w:t>
             </w:r>
           </w:p>
         </w:tc>
@@ -4007,7 +4007,7 @@
               <w:rPr>
                 <w:sz w:val="18"/>
               </w:rPr>
-              <w:t>55 m²</w:t>
+              <w:t>35 m²</w:t>
             </w:r>
           </w:p>
         </w:tc>
@@ -4273,7 +4273,7 @@
           <w:b w:val="0"/>
           <w:i w:val="0"/>
         </w:rPr>
-        <w:t>Der Gastro-Umsatz von 95.635 € im Monat entspricht ca. 6.040 € je Sitzplatz und Jahr. Zum Vergleich: Der Median in Österreich liegt für Betriebe mit weniger als 100 Plätzen bei ca. 12.000 € (Fitness-Check Gastronomie 2026). Die Annahme liegt damit deutlich unter dem Branchen-Median. Die Pacht von 10 €/m² entspricht 5,3 % vom Umsatz (üblich 6 bis 12 %).</w:t>
+        <w:t>Der Gastro-Umsatz von 65.010 € im Monat entspricht ca. 4.106 € je Sitzplatz und Jahr. Zum Vergleich: Der Median in Österreich liegt für Betriebe mit weniger als 100 Plätzen bei ca. 12.000 € (Fitness-Check Gastronomie 2026). Die Annahme liegt damit deutlich unter dem Branchen-Median. Die Pacht von 10 €/m² entspricht 7,8 % vom Umsatz (üblich 6 bis 12 %).</w:t>
       </w:r>
     </w:p>
     <w:p>
@@ -4793,7 +4793,7 @@
           <w:b w:val="0"/>
           <w:i w:val="0"/>
         </w:rPr>
-        <w:t>Die Gastro nutzt das ganze Erdgeschoss (ca. 510 m²) als Bar-Restaurant für den ganzen Tag mit dem Hauptfokus auf dem Abend. Morgens gibt es Frühstück (am Wochenende Brunch), mittags einen Mittagstisch für Beschäftigte aus Rathaus und Umgebung. Ab dem späten Nachmittag wird das Haus zum Abendrestaurant mit regionaler, moderner Küche, ab 21 Uhr zur Bar mit Cocktails, Wein, Bier und leiser Musik (Fr und Sa bis 01 Uhr). Dazu kommen Feiern, Live-Abende und Themenabende im Séparée (abgetrennter Raum mit 30 Plätzen). Die Gestaltung folgt dem Referenzbild des Bauherrn: olivgrüne Vertäfelung, Cognac-Samtbanketten, Eiche, anthrazitfarbene Theke, Stahl-Glas-Trennwand und warmes Licht.</w:t>
+        <w:t>Die Gastro nutzt das ganze Erdgeschoss (ca. 510 m²) als Café und Bar für den ganzen Tag mit dem Hauptfokus auf dem Abend. Morgens gibt es Frühstück (am Wochenende Brunch), mittags Bowls, Salate und Suppe für Beschäftigte aus Rathaus und Umgebung, nachmittags Kaffee und Kuchen. Ab 17 Uhr wird das Haus zur Bar mit Cocktails, Wein, Bier und einer kleinen Snackkarte (Fr und Sa bis 01 Uhr), eine große Restaurantküche gibt es nicht. Dazu kommen Live-Musik, Feiern und Themenabende im Séparée (abgetrennter Raum mit 30 Plätzen). Die Gestaltung folgt dem Referenzbild des Bauherrn: olivgrüne Vertäfelung, Cognac-Samtbanketten, Eiche, anthrazitfarbene Theke, Stahl-Glas-Trennwand und warmes Licht.</w:t>
       </w:r>
     </w:p>
     <w:tbl>
@@ -4981,7 +4981,7 @@
               <w:rPr>
                 <w:sz w:val="18"/>
               </w:rPr>
-              <w:t>95.635 € pro Monat (netto), davon 75 % am Abend, ca. 6.000 € je Sitzplatz und Jahr</w:t>
+              <w:t>65.010 € pro Monat (netto), davon 61 % am Abend, ca. 4.100 € je Sitzplatz und Jahr</w:t>
             </w:r>
           </w:p>
         </w:tc>
@@ -5063,7 +5063,7 @@
               <w:rPr>
                 <w:sz w:val="18"/>
               </w:rPr>
-              <w:t>10 €/m², 5.100 € pro Monat (ca. 5,3 % vom Umsatz)</w:t>
+              <w:t>10 €/m², 5.100 € pro Monat (ca. 7,8 % vom Umsatz)</w:t>
             </w:r>
           </w:p>
         </w:tc>
@@ -5122,7 +5122,7 @@
           <w:b w:val="0"/>
           <w:i w:val="0"/>
         </w:rPr>
-        <w:t>Der Umsatz setzt sich aus Tagesteilen zusammen. Der Abend (Restaurant, Bar, Feiern) bringt 75 % des Umsatzes, Frühstück und Mittag füllen das Haus am Tag. Öffnungstage, Gäste und Bon sind Annahmen, es liegen keine Marktdaten für Werlte vor.</w:t>
+        <w:t>Der Umsatz setzt sich aus Tagesteilen zusammen. Der Abend (Bar mit Snacks, Events) bringt 61 % des Umsatzes, Frühstück, Bowls und Kaffee füllen das Haus am Tag. Öffnungstage, Gäste und Bon sind Annahmen, es liegen keine Marktdaten für Werlte vor.</w:t>
       </w:r>
     </w:p>
     <w:tbl>
@@ -5381,7 +5381,7 @@
               <w:rPr>
                 <w:sz w:val="17"/>
               </w:rPr>
-              <w:t>25</w:t>
+              <w:t>30</w:t>
             </w:r>
           </w:p>
         </w:tc>
@@ -5419,7 +5419,7 @@
               <w:rPr>
                 <w:sz w:val="17"/>
               </w:rPr>
-              <w:t>4.675 €</w:t>
+              <w:t>5.610 €</w:t>
             </w:r>
           </w:p>
         </w:tc>
@@ -5438,7 +5438,7 @@
               <w:rPr>
                 <w:sz w:val="17"/>
               </w:rPr>
-              <w:t>5 %</w:t>
+              <w:t>9 %</w:t>
             </w:r>
           </w:p>
         </w:tc>
@@ -5574,7 +5574,7 @@
               <w:rPr>
                 <w:sz w:val="17"/>
               </w:rPr>
-              <w:t>8 %</w:t>
+              <w:t>12 %</w:t>
             </w:r>
           </w:p>
         </w:tc>
@@ -5597,7 +5597,7 @@
               <w:rPr>
                 <w:sz w:val="17"/>
               </w:rPr>
-              <w:t>Mittagstisch</w:t>
+              <w:t>Mittag: Bowls, Salate, Suppe</w:t>
             </w:r>
           </w:p>
         </w:tc>
@@ -5653,7 +5653,7 @@
               <w:rPr>
                 <w:sz w:val="17"/>
               </w:rPr>
-              <w:t>50</w:t>
+              <w:t>40</w:t>
             </w:r>
           </w:p>
         </w:tc>
@@ -5672,7 +5672,7 @@
               <w:rPr>
                 <w:sz w:val="17"/>
               </w:rPr>
-              <w:t>14 €</w:t>
+              <w:t>13 €</w:t>
             </w:r>
           </w:p>
         </w:tc>
@@ -5691,7 +5691,7 @@
               <w:rPr>
                 <w:sz w:val="17"/>
               </w:rPr>
-              <w:t>11.900 €</w:t>
+              <w:t>8.840 €</w:t>
             </w:r>
           </w:p>
         </w:tc>
@@ -5710,7 +5710,7 @@
               <w:rPr>
                 <w:sz w:val="17"/>
               </w:rPr>
-              <w:t>12 %</w:t>
+              <w:t>14 %</w:t>
             </w:r>
           </w:p>
         </w:tc>
@@ -5733,7 +5733,7 @@
               <w:rPr>
                 <w:sz w:val="17"/>
               </w:rPr>
-              <w:t>Abendessen Restaurant</w:t>
+              <w:t>Nachmittag: Kaffee, Kuchen, Snacks</w:t>
             </w:r>
           </w:p>
         </w:tc>
@@ -5751,7 +5751,7 @@
               <w:rPr>
                 <w:sz w:val="17"/>
               </w:rPr>
-              <w:t>Di–So 17:30–22:00</w:t>
+              <w:t>Di–So 14:30–17:00</w:t>
             </w:r>
           </w:p>
         </w:tc>
@@ -5789,7 +5789,7 @@
               <w:rPr>
                 <w:sz w:val="17"/>
               </w:rPr>
-              <w:t>55</w:t>
+              <w:t>20</w:t>
             </w:r>
           </w:p>
         </w:tc>
@@ -5808,7 +5808,7 @@
               <w:rPr>
                 <w:sz w:val="17"/>
               </w:rPr>
-              <w:t>32 €</w:t>
+              <w:t>7 €</w:t>
             </w:r>
           </w:p>
         </w:tc>
@@ -5827,7 +5827,7 @@
               <w:rPr>
                 <w:sz w:val="17"/>
               </w:rPr>
-              <w:t>45.760 €</w:t>
+              <w:t>3.640 €</w:t>
             </w:r>
           </w:p>
         </w:tc>
@@ -5846,7 +5846,7 @@
               <w:rPr>
                 <w:sz w:val="17"/>
               </w:rPr>
-              <w:t>48 %</w:t>
+              <w:t>6 %</w:t>
             </w:r>
           </w:p>
         </w:tc>
@@ -5869,7 +5869,7 @@
               <w:rPr>
                 <w:sz w:val="17"/>
               </w:rPr>
-              <w:t>Bar Di–Do</w:t>
+              <w:t>Bar mit Snacks Di–Do, So</w:t>
             </w:r>
           </w:p>
         </w:tc>
@@ -5887,7 +5887,7 @@
               <w:rPr>
                 <w:sz w:val="17"/>
               </w:rPr>
-              <w:t>ab 21:00</w:t>
+              <w:t>ab 17:00</w:t>
             </w:r>
           </w:p>
         </w:tc>
@@ -5906,7 +5906,7 @@
               <w:rPr>
                 <w:sz w:val="17"/>
               </w:rPr>
-              <w:t>13</w:t>
+              <w:t>17</w:t>
             </w:r>
           </w:p>
         </w:tc>
@@ -5925,7 +5925,7 @@
               <w:rPr>
                 <w:sz w:val="17"/>
               </w:rPr>
-              <w:t>20</w:t>
+              <w:t>35</w:t>
             </w:r>
           </w:p>
         </w:tc>
@@ -5944,7 +5944,7 @@
               <w:rPr>
                 <w:sz w:val="17"/>
               </w:rPr>
-              <w:t>18 €</w:t>
+              <w:t>20 €</w:t>
             </w:r>
           </w:p>
         </w:tc>
@@ -5963,7 +5963,7 @@
               <w:rPr>
                 <w:sz w:val="17"/>
               </w:rPr>
-              <w:t>4.680 €</w:t>
+              <w:t>11.900 €</w:t>
             </w:r>
           </w:p>
         </w:tc>
@@ -5982,7 +5982,7 @@
               <w:rPr>
                 <w:sz w:val="17"/>
               </w:rPr>
-              <w:t>5 %</w:t>
+              <w:t>18 %</w:t>
             </w:r>
           </w:p>
         </w:tc>
@@ -6023,7 +6023,7 @@
               <w:rPr>
                 <w:sz w:val="17"/>
               </w:rPr>
-              <w:t>Cocktails, Wein, Bier, Musik</w:t>
+              <w:t>Cocktails, Wein, Bier, Snacks</w:t>
             </w:r>
           </w:p>
         </w:tc>
@@ -6061,7 +6061,7 @@
               <w:rPr>
                 <w:sz w:val="17"/>
               </w:rPr>
-              <w:t>70</w:t>
+              <w:t>90</w:t>
             </w:r>
           </w:p>
         </w:tc>
@@ -6080,7 +6080,7 @@
               <w:rPr>
                 <w:sz w:val="17"/>
               </w:rPr>
-              <w:t>22 €</w:t>
+              <w:t>26 €</w:t>
             </w:r>
           </w:p>
         </w:tc>
@@ -6099,7 +6099,7 @@
               <w:rPr>
                 <w:sz w:val="17"/>
               </w:rPr>
-              <w:t>13.860 €</w:t>
+              <w:t>21.060 €</w:t>
             </w:r>
           </w:p>
         </w:tc>
@@ -6118,7 +6118,7 @@
               <w:rPr>
                 <w:sz w:val="17"/>
               </w:rPr>
-              <w:t>14 %</w:t>
+              <w:t>32 %</w:t>
             </w:r>
           </w:p>
         </w:tc>
@@ -6141,7 +6141,7 @@
               <w:rPr>
                 <w:sz w:val="17"/>
               </w:rPr>
-              <w:t>Feiern, Live-Abende, Séparée</w:t>
+              <w:t>Events: Live-Musik, Feiern</w:t>
             </w:r>
           </w:p>
         </w:tc>
@@ -6216,7 +6216,7 @@
               <w:rPr>
                 <w:sz w:val="17"/>
               </w:rPr>
-              <w:t>45 €</w:t>
+              <w:t>40 €</w:t>
             </w:r>
           </w:p>
         </w:tc>
@@ -6235,7 +6235,7 @@
               <w:rPr>
                 <w:sz w:val="17"/>
               </w:rPr>
-              <w:t>7.200 €</w:t>
+              <w:t>6.400 €</w:t>
             </w:r>
           </w:p>
         </w:tc>
@@ -6254,7 +6254,7 @@
               <w:rPr>
                 <w:sz w:val="17"/>
               </w:rPr>
-              <w:t>8 %</w:t>
+              <w:t>10 %</w:t>
             </w:r>
           </w:p>
         </w:tc>
@@ -6373,7 +6373,7 @@
                 <w:b/>
                 <w:sz w:val="17"/>
               </w:rPr>
-              <w:t>95.635 €</w:t>
+              <w:t>65.010 €</w:t>
             </w:r>
           </w:p>
         </w:tc>
@@ -6513,7 +6513,7 @@
               <w:rPr>
                 <w:sz w:val="18"/>
               </w:rPr>
-              <w:t>50.000 €</w:t>
+              <w:t>40.000 €</w:t>
             </w:r>
           </w:p>
         </w:tc>
@@ -6532,7 +6532,7 @@
               <w:rPr>
                 <w:sz w:val="18"/>
               </w:rPr>
-              <w:t>15.250 €</w:t>
+              <w:t>12.200 €</w:t>
             </w:r>
           </w:p>
         </w:tc>
@@ -6551,7 +6551,7 @@
               <w:rPr>
                 <w:sz w:val="18"/>
               </w:rPr>
-              <w:t>+10.150 €</w:t>
+              <w:t>+7.100 €</w:t>
             </w:r>
           </w:p>
         </w:tc>
@@ -6574,7 +6574,7 @@
               <w:rPr>
                 <w:sz w:val="18"/>
               </w:rPr>
-              <w:t>65.000 €</w:t>
+              <w:t>50.000 €</w:t>
             </w:r>
           </w:p>
         </w:tc>
@@ -6593,7 +6593,7 @@
               <w:rPr>
                 <w:sz w:val="18"/>
               </w:rPr>
-              <w:t>19.825 €</w:t>
+              <w:t>15.250 €</w:t>
             </w:r>
           </w:p>
         </w:tc>
@@ -6612,7 +6612,7 @@
               <w:rPr>
                 <w:sz w:val="18"/>
               </w:rPr>
-              <w:t>+14.725 €</w:t>
+              <w:t>+10.150 €</w:t>
             </w:r>
           </w:p>
         </w:tc>
@@ -6624,24 +6624,27 @@
         <w:tc>
           <w:tcPr>
             <w:tcW w:type="dxa" w:w="2835"/>
-          </w:tcPr>
-          <w:p>
-            <w:pPr>
-              <w:keepNext/>
-              <w:spacing w:after="20" w:before="20"/>
-            </w:pPr>
-            <w:r/>
-            <w:r>
-              <w:rPr>
-                <w:sz w:val="18"/>
-              </w:rPr>
-              <w:t>80.000 €</w:t>
+            <w:shd w:val="clear" w:color="auto" w:fill="E3E8E5"/>
+          </w:tcPr>
+          <w:p>
+            <w:pPr>
+              <w:keepNext/>
+              <w:spacing w:after="20" w:before="20"/>
+            </w:pPr>
+            <w:r/>
+            <w:r>
+              <w:rPr>
+                <w:b/>
+                <w:sz w:val="18"/>
+              </w:rPr>
+              <w:t>65.010 €</w:t>
             </w:r>
           </w:p>
         </w:tc>
         <w:tc>
           <w:tcPr>
             <w:tcW w:type="dxa" w:w="3288"/>
+            <w:shd w:val="clear" w:color="auto" w:fill="E3E8E5"/>
           </w:tcPr>
           <w:p>
             <w:pPr>
@@ -6652,15 +6655,17 @@
             <w:r/>
             <w:r>
               <w:rPr>
-                <w:sz w:val="18"/>
-              </w:rPr>
-              <w:t>24.400 €</w:t>
+                <w:b/>
+                <w:sz w:val="18"/>
+              </w:rPr>
+              <w:t>19.828 €</w:t>
             </w:r>
           </w:p>
         </w:tc>
         <w:tc>
           <w:tcPr>
             <w:tcW w:type="dxa" w:w="3288"/>
+            <w:shd w:val="clear" w:color="auto" w:fill="E3E8E5"/>
           </w:tcPr>
           <w:p>
             <w:pPr>
@@ -6671,9 +6676,10 @@
             <w:r/>
             <w:r>
               <w:rPr>
-                <w:sz w:val="18"/>
-              </w:rPr>
-              <w:t>+19.300 €</w:t>
+                <w:b/>
+                <w:sz w:val="18"/>
+              </w:rPr>
+              <w:t>+14.728 €</w:t>
             </w:r>
           </w:p>
         </w:tc>
@@ -6685,27 +6691,24 @@
         <w:tc>
           <w:tcPr>
             <w:tcW w:type="dxa" w:w="2835"/>
-            <w:shd w:val="clear" w:color="auto" w:fill="E3E8E5"/>
-          </w:tcPr>
-          <w:p>
-            <w:pPr>
-              <w:keepNext/>
-              <w:spacing w:after="20" w:before="20"/>
-            </w:pPr>
-            <w:r/>
-            <w:r>
-              <w:rPr>
-                <w:b/>
-                <w:sz w:val="18"/>
-              </w:rPr>
-              <w:t>95.635 €</w:t>
+          </w:tcPr>
+          <w:p>
+            <w:pPr>
+              <w:keepNext/>
+              <w:spacing w:after="20" w:before="20"/>
+            </w:pPr>
+            <w:r/>
+            <w:r>
+              <w:rPr>
+                <w:sz w:val="18"/>
+              </w:rPr>
+              <w:t>80.000 €</w:t>
             </w:r>
           </w:p>
         </w:tc>
         <w:tc>
           <w:tcPr>
             <w:tcW w:type="dxa" w:w="3288"/>
-            <w:shd w:val="clear" w:color="auto" w:fill="E3E8E5"/>
           </w:tcPr>
           <w:p>
             <w:pPr>
@@ -6716,17 +6719,15 @@
             <w:r/>
             <w:r>
               <w:rPr>
-                <w:b/>
-                <w:sz w:val="18"/>
-              </w:rPr>
-              <w:t>29.169 €</w:t>
+                <w:sz w:val="18"/>
+              </w:rPr>
+              <w:t>24.400 €</w:t>
             </w:r>
           </w:p>
         </w:tc>
         <w:tc>
           <w:tcPr>
             <w:tcW w:type="dxa" w:w="3288"/>
-            <w:shd w:val="clear" w:color="auto" w:fill="E3E8E5"/>
           </w:tcPr>
           <w:p>
             <w:pPr>
@@ -6737,10 +6738,9 @@
             <w:r/>
             <w:r>
               <w:rPr>
-                <w:b/>
-                <w:sz w:val="18"/>
-              </w:rPr>
-              <w:t>+24.069 €</w:t>
+                <w:sz w:val="18"/>
+              </w:rPr>
+              <w:t>+19.300 €</w:t>
             </w:r>
           </w:p>
         </w:tc>
@@ -6762,7 +6762,7 @@
               <w:rPr>
                 <w:sz w:val="18"/>
               </w:rPr>
-              <w:t>110.000 €</w:t>
+              <w:t>95.000 €</w:t>
             </w:r>
           </w:p>
         </w:tc>
@@ -6780,7 +6780,7 @@
               <w:rPr>
                 <w:sz w:val="18"/>
               </w:rPr>
-              <w:t>33.550 €</w:t>
+              <w:t>28.975 €</w:t>
             </w:r>
           </w:p>
         </w:tc>
@@ -6798,7 +6798,7 @@
               <w:rPr>
                 <w:sz w:val="18"/>
               </w:rPr>
-              <w:t>+28.450 €</w:t>
+              <w:t>+23.875 €</w:t>
             </w:r>
           </w:p>
         </w:tc>
@@ -10637,7 +10637,7 @@
               <w:rPr>
                 <w:sz w:val="18"/>
               </w:rPr>
-              <w:t>Betriebsergebnis Gastro nach Pacht (95.635 € Umsatz)</w:t>
+              <w:t>Betriebsergebnis Gastro nach Pacht (65.010 € Umsatz)</w:t>
             </w:r>
           </w:p>
         </w:tc>
@@ -10656,7 +10656,7 @@
               <w:rPr>
                 <w:sz w:val="18"/>
               </w:rPr>
-              <w:t>+24.069 €</w:t>
+              <w:t>+14.728 €</w:t>
             </w:r>
           </w:p>
         </w:tc>
@@ -10675,7 +10675,7 @@
               <w:rPr>
                 <w:sz w:val="18"/>
               </w:rPr>
-              <w:t>+288.824 €</w:t>
+              <w:t>+176.737 €</w:t>
             </w:r>
           </w:p>
         </w:tc>
@@ -10721,7 +10721,7 @@
                 <w:b/>
                 <w:sz w:val="18"/>
               </w:rPr>
-              <w:t>+36.687 €</w:t>
+              <w:t>+27.347 €</w:t>
             </w:r>
           </w:p>
         </w:tc>
@@ -10742,7 +10742,7 @@
                 <w:b/>
                 <w:sz w:val="18"/>
               </w:rPr>
-              <w:t>+440.246 €</w:t>
+              <w:t>+328.159 €</w:t>
             </w:r>
           </w:p>
         </w:tc>
@@ -10847,7 +10847,7 @@
                 <w:b/>
                 <w:sz w:val="18"/>
               </w:rPr>
-              <w:t>+18.954 €</w:t>
+              <w:t>+9.613 €</w:t>
             </w:r>
           </w:p>
         </w:tc>
@@ -10867,7 +10867,7 @@
                 <w:b/>
                 <w:sz w:val="18"/>
               </w:rPr>
-              <w:t>+227.446 €</w:t>
+              <w:t>+115.359 €</w:t>
             </w:r>
           </w:p>
         </w:tc>
@@ -10890,7 +10890,7 @@
         <w:t xml:space="preserve">Kapitaldienstdeckung (DSCR): </w:t>
       </w:r>
       <w:r>
-        <w:t>2,07 gesamt, 0,71 nur aus Miete, Büro und Pacht, 0,45 nur aus Wohnen und Büro. Banken verlangen meist mindestens 1,2.</w:t>
+        <w:t>1,54 gesamt, 0,71 nur aus Miete, Büro und Pacht, 0,45 nur aus Wohnen und Büro. Banken verlangen meist mindestens 1,2.</w:t>
       </w:r>
     </w:p>
     <w:p>
@@ -10905,7 +10905,7 @@
         <w:t xml:space="preserve">Zinsdeckung: </w:t>
       </w:r>
       <w:r>
-        <w:t>2,69 (Ertrag vor Kapitaldienst im Verhältnis zu den Zinsen).</w:t>
+        <w:t>2,01 (Ertrag vor Kapitaldienst im Verhältnis zu den Zinsen).</w:t>
       </w:r>
     </w:p>
     <w:p>
@@ -11979,7 +11979,7 @@
               <w:rPr>
                 <w:sz w:val="17"/>
               </w:rPr>
-              <w:t>440.246 €</w:t>
+              <w:t>328.159 €</w:t>
             </w:r>
           </w:p>
         </w:tc>
@@ -11998,7 +11998,7 @@
               <w:rPr>
                 <w:sz w:val="17"/>
               </w:rPr>
-              <w:t>453.729 €</w:t>
+              <w:t>338.253 €</w:t>
             </w:r>
           </w:p>
         </w:tc>
@@ -12017,7 +12017,7 @@
               <w:rPr>
                 <w:sz w:val="17"/>
               </w:rPr>
-              <w:t>467.626 €</w:t>
+              <w:t>348.660 €</w:t>
             </w:r>
           </w:p>
         </w:tc>
@@ -12036,7 +12036,7 @@
               <w:rPr>
                 <w:sz w:val="17"/>
               </w:rPr>
-              <w:t>481.950 €</w:t>
+              <w:t>359.389 €</w:t>
             </w:r>
           </w:p>
         </w:tc>
@@ -12055,7 +12055,7 @@
               <w:rPr>
                 <w:sz w:val="17"/>
               </w:rPr>
-              <w:t>504.267 €</w:t>
+              <w:t>376.107 €</w:t>
             </w:r>
           </w:p>
         </w:tc>
@@ -12219,7 +12219,7 @@
                 <w:b/>
                 <w:sz w:val="17"/>
               </w:rPr>
-              <w:t>227.446 €</w:t>
+              <w:t>115.359 €</w:t>
             </w:r>
           </w:p>
         </w:tc>
@@ -12240,7 +12240,7 @@
                 <w:b/>
                 <w:sz w:val="17"/>
               </w:rPr>
-              <w:t>240.928 €</w:t>
+              <w:t>125.453 €</w:t>
             </w:r>
           </w:p>
         </w:tc>
@@ -12261,7 +12261,7 @@
                 <w:b/>
                 <w:sz w:val="17"/>
               </w:rPr>
-              <w:t>254.825 €</w:t>
+              <w:t>135.860 €</w:t>
             </w:r>
           </w:p>
         </w:tc>
@@ -12282,7 +12282,7 @@
                 <w:b/>
                 <w:sz w:val="17"/>
               </w:rPr>
-              <w:t>269.150 €</w:t>
+              <w:t>146.588 €</w:t>
             </w:r>
           </w:p>
         </w:tc>
@@ -12303,7 +12303,7 @@
                 <w:b/>
                 <w:sz w:val="17"/>
               </w:rPr>
-              <w:t>291.467 €</w:t>
+              <w:t>163.307 €</w:t>
             </w:r>
           </w:p>
         </w:tc>
@@ -12345,7 +12345,7 @@
               <w:rPr>
                 <w:sz w:val="17"/>
               </w:rPr>
-              <w:t>2,07</w:t>
+              <w:t>1,54</w:t>
             </w:r>
           </w:p>
         </w:tc>
@@ -12364,7 +12364,7 @@
               <w:rPr>
                 <w:sz w:val="17"/>
               </w:rPr>
-              <w:t>2,13</w:t>
+              <w:t>1,59</w:t>
             </w:r>
           </w:p>
         </w:tc>
@@ -12383,7 +12383,7 @@
               <w:rPr>
                 <w:sz w:val="17"/>
               </w:rPr>
-              <w:t>2,20</w:t>
+              <w:t>1,64</w:t>
             </w:r>
           </w:p>
         </w:tc>
@@ -12402,7 +12402,7 @@
               <w:rPr>
                 <w:sz w:val="17"/>
               </w:rPr>
-              <w:t>2,26</w:t>
+              <w:t>1,69</w:t>
             </w:r>
           </w:p>
         </w:tc>
@@ -12421,7 +12421,7 @@
               <w:rPr>
                 <w:sz w:val="17"/>
               </w:rPr>
-              <w:t>2,37</w:t>
+              <w:t>1,77</w:t>
             </w:r>
           </w:p>
         </w:tc>
@@ -12552,7 +12552,7 @@
           <w:color w:val="5B6770"/>
           <w:sz w:val="18"/>
         </w:rPr>
-        <w:t>Annahme: Miete, Pacht und Gastro-Umsatz steigen um 1,5 % pro Jahr, Büromieten um 2 % (Indexmiete), der Kapitaldienst bleibt gleich. Die Kapitaldienstdeckung verbessert sich von 2,07 auf 2,37 in Jahr 10.</w:t>
+        <w:t>Annahme: Miete, Pacht und Gastro-Umsatz steigen um 1,5 % pro Jahr, Büromieten um 2 % (Indexmiete), der Kapitaldienst bleibt gleich. Die Kapitaldienstdeckung verbessert sich von 1,54 auf 1,77 in Jahr 10.</w:t>
       </w:r>
     </w:p>
     <w:tbl>
@@ -12710,7 +12710,7 @@
                 <w:b/>
                 <w:sz w:val="18"/>
               </w:rPr>
-              <w:t>+18.954 €</w:t>
+              <w:t>+9.613 €</w:t>
             </w:r>
           </w:p>
         </w:tc>
@@ -12731,7 +12731,7 @@
                 <w:b/>
                 <w:sz w:val="18"/>
               </w:rPr>
-              <w:t>2,07</w:t>
+              <w:t>1,54</w:t>
             </w:r>
           </w:p>
         </w:tc>
@@ -12793,7 +12793,7 @@
               <w:rPr>
                 <w:sz w:val="18"/>
               </w:rPr>
-              <w:t>+15.396 €</w:t>
+              <w:t>+6.056 €</w:t>
             </w:r>
           </w:p>
         </w:tc>
@@ -12812,7 +12812,7 @@
               <w:rPr>
                 <w:sz w:val="18"/>
               </w:rPr>
-              <w:t>1,72</w:t>
+              <w:t>1,28</w:t>
             </w:r>
           </w:p>
         </w:tc>
@@ -12873,7 +12873,7 @@
               <w:rPr>
                 <w:sz w:val="18"/>
               </w:rPr>
-              <w:t>+18.295 €</w:t>
+              <w:t>+8.954 €</w:t>
             </w:r>
           </w:p>
         </w:tc>
@@ -12892,7 +12892,7 @@
               <w:rPr>
                 <w:sz w:val="18"/>
               </w:rPr>
-              <w:t>2,03</w:t>
+              <w:t>1,50</w:t>
             </w:r>
           </w:p>
         </w:tc>
@@ -12953,7 +12953,7 @@
               <w:rPr>
                 <w:sz w:val="18"/>
               </w:rPr>
-              <w:t>+13.120 €</w:t>
+              <w:t>+5.648 €</w:t>
             </w:r>
           </w:p>
         </w:tc>
@@ -12972,7 +12972,7 @@
               <w:rPr>
                 <w:sz w:val="18"/>
               </w:rPr>
-              <w:t>1,74</w:t>
+              <w:t>1,32</w:t>
             </w:r>
           </w:p>
         </w:tc>
@@ -12991,7 +12991,7 @@
               <w:rPr>
                 <w:sz w:val="18"/>
               </w:rPr>
-              <w:t>−5.834 €</w:t>
+              <w:t>−3.966 €</w:t>
             </w:r>
           </w:p>
         </w:tc>
@@ -13033,7 +13033,7 @@
               <w:rPr>
                 <w:sz w:val="18"/>
               </w:rPr>
-              <w:t>+7.286 €</w:t>
+              <w:t>+1.682 €</w:t>
             </w:r>
           </w:p>
         </w:tc>
@@ -13052,7 +13052,7 @@
               <w:rPr>
                 <w:sz w:val="18"/>
               </w:rPr>
-              <w:t>1,41</w:t>
+              <w:t>1,09</w:t>
             </w:r>
           </w:p>
         </w:tc>
@@ -13071,7 +13071,7 @@
               <w:rPr>
                 <w:sz w:val="18"/>
               </w:rPr>
-              <w:t>−11.667 €</w:t>
+              <w:t>−7.931 €</w:t>
             </w:r>
           </w:p>
         </w:tc>
@@ -13113,7 +13113,7 @@
               <w:rPr>
                 <w:sz w:val="18"/>
               </w:rPr>
-              <w:t>+17.495 €</w:t>
+              <w:t>+8.155 €</w:t>
             </w:r>
           </w:p>
         </w:tc>
@@ -13132,7 +13132,7 @@
               <w:rPr>
                 <w:sz w:val="18"/>
               </w:rPr>
-              <w:t>1,91</w:t>
+              <w:t>1,42</w:t>
             </w:r>
           </w:p>
         </w:tc>
@@ -13193,7 +13193,7 @@
               <w:rPr>
                 <w:sz w:val="18"/>
               </w:rPr>
-              <w:t>+18.099 €</w:t>
+              <w:t>+8.758 €</w:t>
             </w:r>
           </w:p>
         </w:tc>
@@ -13212,7 +13212,7 @@
               <w:rPr>
                 <w:sz w:val="18"/>
               </w:rPr>
-              <w:t>2,02</w:t>
+              <w:t>1,49</w:t>
             </w:r>
           </w:p>
         </w:tc>
@@ -13273,7 +13273,7 @@
               <w:rPr>
                 <w:sz w:val="18"/>
               </w:rPr>
-              <w:t>+17.514 €</w:t>
+              <w:t>+8.173 €</w:t>
             </w:r>
           </w:p>
         </w:tc>
@@ -13292,7 +13292,7 @@
               <w:rPr>
                 <w:sz w:val="18"/>
               </w:rPr>
-              <w:t>1,99</w:t>
+              <w:t>1,46</w:t>
             </w:r>
           </w:p>
         </w:tc>
@@ -13387,7 +13387,7 @@
               <w:rPr>
                 <w:sz w:val="18"/>
               </w:rPr>
-              <w:t>−28.659 €</w:t>
+              <w:t>−19.318 €</w:t>
             </w:r>
           </w:p>
         </w:tc>
@@ -13407,7 +13407,7 @@
           <w:b w:val="0"/>
           <w:i w:val="0"/>
         </w:rPr>
-        <w:t>Die Tests sind vereinfacht. Das Ergebnis reagiert am stärksten auf den Gastro-Umsatz und die Pacht. Bei einem Umsatz −40 % liegt die Kapitaldienstdeckung noch über 1,4, bei einem Ausfall der Gastro reicht der Ertrag nicht mehr für die Raten. Ein Auszug eines Ankermieters ist verkraftbar.</w:t>
+        <w:t>Die Tests sind vereinfacht. Das Ergebnis reagiert am stärksten auf den Gastro-Umsatz und die Pacht. Bei einem Umsatz −40 % liegt die Kapitaldienstdeckung knapp über 1,0, bei einem Ausfall der Gastro reicht der Ertrag nicht mehr für die Raten. Ein Auszug eines Ankermieters ist verkraftbar.</w:t>
       </w:r>
     </w:p>
     <w:p>
@@ -14233,7 +14233,7 @@
               <w:rPr>
                 <w:sz w:val="17"/>
               </w:rPr>
-              <w:t>Haus ab ca. 33.000 € Umsatz im Plus; bei Ausfall der Gastro fehlen ca. 28.659 € pro Monat</w:t>
+              <w:t>Haus ab ca. 33.000 € Umsatz im Plus; bei Ausfall der Gastro fehlen ca. 19.318 € pro Monat</w:t>
             </w:r>
           </w:p>
         </w:tc>

--- a/praesentation/Businessplan_Baufeld3_Neue-Mitte-Werlte.docx
+++ b/praesentation/Businessplan_Baufeld3_Neue-Mitte-Werlte.docx
@@ -665,7 +665,7 @@
               <w:rPr>
                 <w:sz w:val="19"/>
               </w:rPr>
-              <w:t>27.347 €</w:t>
+              <w:t>36.687 €</w:t>
             </w:r>
           </w:p>
         </w:tc>
@@ -707,7 +707,7 @@
               <w:rPr>
                 <w:sz w:val="19"/>
               </w:rPr>
-              <w:t>+9.613 €</w:t>
+              <w:t>+18.954 €</w:t>
             </w:r>
           </w:p>
         </w:tc>
@@ -749,7 +749,7 @@
               <w:rPr>
                 <w:sz w:val="19"/>
               </w:rPr>
-              <w:t>1,54 gesamt, 0,71 nur Immobilie</w:t>
+              <w:t>2,07 gesamt, 0,71 nur Immobilie</w:t>
             </w:r>
           </w:p>
         </w:tc>
@@ -909,7 +909,7 @@
         <w:t xml:space="preserve">Der Ertrag trägt die Raten, aber nur mit der Gastro. </w:t>
       </w:r>
       <w:r>
-        <w:t>Mit dem Gastro-Gewinn liegt die Kapitaldienstdeckung bei 1,54. Allein aus Miete, Büromiete und Pacht wären es 0,71, aus Wohnen und Büro allein 0,45.</w:t>
+        <w:t>Mit dem Gastro-Gewinn liegt die Kapitaldienstdeckung bei 2,07. Allein aus Miete, Büromiete und Pacht wären es 0,71, aus Wohnen und Büro allein 0,45.</w:t>
       </w:r>
     </w:p>
     <w:p>
@@ -1365,7 +1365,7 @@
               <w:rPr>
                 <w:sz w:val="18"/>
               </w:rPr>
-              <w:t>ca. 6–8 auf dem Grundstück, Bedarf ca. 57</w:t>
+              <w:t>ca. 6–8 auf dem Grundstück, Bedarf ca. 55</w:t>
             </w:r>
           </w:p>
         </w:tc>
@@ -1601,7 +1601,7 @@
               <w:rPr>
                 <w:sz w:val="18"/>
               </w:rPr>
-              <w:t>Gastro mit Bar, Séparée, kleiner Küche</w:t>
+              <w:t>Gastro mit Bar, Séparée, Küche</w:t>
             </w:r>
           </w:p>
         </w:tc>
@@ -3674,7 +3674,7 @@
           <w:b w:val="0"/>
           <w:i w:val="0"/>
         </w:rPr>
-        <w:t>Die Grundfläche wurde auf das zulässige Maximum von 576 m² (GRZ 0,6 × 960 m²) vergrößert. Das Erdgeschoss gehört vollständig der Gastro, abzüglich Treppenhaus, Aufzug und Eingängen (66 m²) bleiben 510 m². Die Größe ist aus dem Platzbedarf abgeleitet: 160 Plätze im Gastraum und 30 im Séparée brauchen mit großer Bar, kleiner Küche, Lager, WC und Eingang genau diese Fläche. Das sind 2,7 m² je Platz (Richtwert 2,5 bis 3 m²).</w:t>
+        <w:t>Die Grundfläche wurde auf das zulässige Maximum von 576 m² (GRZ 0,6 × 960 m²) vergrößert. Das Erdgeschoss gehört vollständig der Gastro, abzüglich Treppenhaus, Aufzug und Eingängen (66 m²) bleiben 510 m². Die Größe ist aus dem Platzbedarf abgeleitet: 160 Plätze im Gastraum und 30 im Séparée brauchen mit Bar, Küche, Lager, WC und Eingang genau diese Fläche. Das sind 2,7 m² je Platz (Richtwert 2,5 bis 3 m²).</w:t>
       </w:r>
     </w:p>
     <w:tbl>
@@ -3946,7 +3946,7 @@
               <w:rPr>
                 <w:sz w:val="18"/>
               </w:rPr>
-              <w:t>45 m²</w:t>
+              <w:t>25 m²</w:t>
             </w:r>
           </w:p>
         </w:tc>
@@ -3969,7 +3969,7 @@
               <w:rPr>
                 <w:sz w:val="18"/>
               </w:rPr>
-              <w:t>Küche (Bowls, Snacks) mit Spülküche</w:t>
+              <w:t>Küche mit Spülküche</w:t>
             </w:r>
           </w:p>
         </w:tc>
@@ -4007,7 +4007,7 @@
               <w:rPr>
                 <w:sz w:val="18"/>
               </w:rPr>
-              <w:t>35 m²</w:t>
+              <w:t>55 m²</w:t>
             </w:r>
           </w:p>
         </w:tc>
@@ -4273,7 +4273,7 @@
           <w:b w:val="0"/>
           <w:i w:val="0"/>
         </w:rPr>
-        <w:t>Der Gastro-Umsatz von 65.010 € im Monat entspricht ca. 4.106 € je Sitzplatz und Jahr. Zum Vergleich: Der Median in Österreich liegt für Betriebe mit weniger als 100 Plätzen bei ca. 12.000 € (Fitness-Check Gastronomie 2026). Die Annahme liegt damit deutlich unter dem Branchen-Median. Die Pacht von 10 €/m² entspricht 7,8 % vom Umsatz (üblich 6 bis 12 %).</w:t>
+        <w:t>Der Gastro-Umsatz von 95.635 € im Monat entspricht ca. 6.040 € je Sitzplatz und Jahr. Zum Vergleich: Der Median in Österreich liegt für Betriebe mit weniger als 100 Plätzen bei ca. 12.000 € (Fitness-Check Gastronomie 2026). Die Annahme liegt damit deutlich unter dem Branchen-Median. Die Pacht von 10 €/m² entspricht 5,3 % vom Umsatz (üblich 6 bis 12 %).</w:t>
       </w:r>
     </w:p>
     <w:p>
@@ -4793,7 +4793,7 @@
           <w:b w:val="0"/>
           <w:i w:val="0"/>
         </w:rPr>
-        <w:t>Die Gastro nutzt das ganze Erdgeschoss (ca. 510 m²) als Café und Bar für den ganzen Tag mit dem Hauptfokus auf dem Abend. Morgens gibt es Frühstück (am Wochenende Brunch), mittags Bowls, Salate und Suppe für Beschäftigte aus Rathaus und Umgebung, nachmittags Kaffee und Kuchen. Ab 17 Uhr wird das Haus zur Bar mit Cocktails, Wein, Bier und einer kleinen Snackkarte (Fr und Sa bis 01 Uhr), eine große Restaurantküche gibt es nicht. Dazu kommen Live-Musik, Feiern und Themenabende im Séparée (abgetrennter Raum mit 30 Plätzen). Die Gestaltung folgt dem Referenzbild des Bauherrn: olivgrüne Vertäfelung, Cognac-Samtbanketten, Eiche, anthrazitfarbene Theke, Stahl-Glas-Trennwand und warmes Licht.</w:t>
+        <w:t>Die Gastro nutzt das ganze Erdgeschoss (ca. 510 m²) als Bar-Restaurant für den ganzen Tag mit dem Hauptfokus auf dem Abend. Morgens gibt es Frühstück (am Wochenende Brunch), mittags einen Mittagstisch für Beschäftigte aus Rathaus und Umgebung. Ab dem späten Nachmittag wird das Haus zum Abendrestaurant mit regionaler, moderner Küche, ab 21 Uhr zur Bar mit Cocktails, Wein, Bier und leiser Musik (Fr und Sa bis 01 Uhr). Dazu kommen Feiern, Live-Abende und Themenabende im Séparée (abgetrennter Raum mit 30 Plätzen). Die Gestaltung folgt dem Referenzbild des Bauherrn: olivgrüne Vertäfelung, Cognac-Samtbanketten, Eiche, anthrazitfarbene Theke, Stahl-Glas-Trennwand und warmes Licht.</w:t>
       </w:r>
     </w:p>
     <w:tbl>
@@ -4981,7 +4981,7 @@
               <w:rPr>
                 <w:sz w:val="18"/>
               </w:rPr>
-              <w:t>65.010 € pro Monat (netto), davon 61 % am Abend, ca. 4.100 € je Sitzplatz und Jahr</w:t>
+              <w:t>95.635 € pro Monat (netto), davon 75 % am Abend, ca. 6.000 € je Sitzplatz und Jahr</w:t>
             </w:r>
           </w:p>
         </w:tc>
@@ -5063,7 +5063,7 @@
               <w:rPr>
                 <w:sz w:val="18"/>
               </w:rPr>
-              <w:t>10 €/m², 5.100 € pro Monat (ca. 7,8 % vom Umsatz)</w:t>
+              <w:t>10 €/m², 5.100 € pro Monat (ca. 5,3 % vom Umsatz)</w:t>
             </w:r>
           </w:p>
         </w:tc>
@@ -5122,7 +5122,7 @@
           <w:b w:val="0"/>
           <w:i w:val="0"/>
         </w:rPr>
-        <w:t>Der Umsatz setzt sich aus Tagesteilen zusammen. Der Abend (Bar mit Snacks, Events) bringt 61 % des Umsatzes, Frühstück, Bowls und Kaffee füllen das Haus am Tag. Öffnungstage, Gäste und Bon sind Annahmen, es liegen keine Marktdaten für Werlte vor.</w:t>
+        <w:t>Der Umsatz setzt sich aus Tagesteilen zusammen. Der Abend (Restaurant, Bar, Feiern) bringt 75 % des Umsatzes, Frühstück und Mittag füllen das Haus am Tag. Öffnungstage, Gäste und Bon sind Annahmen, es liegen keine Marktdaten für Werlte vor.</w:t>
       </w:r>
     </w:p>
     <w:tbl>
@@ -5381,7 +5381,7 @@
               <w:rPr>
                 <w:sz w:val="17"/>
               </w:rPr>
-              <w:t>30</w:t>
+              <w:t>25</w:t>
             </w:r>
           </w:p>
         </w:tc>
@@ -5419,7 +5419,7 @@
               <w:rPr>
                 <w:sz w:val="17"/>
               </w:rPr>
-              <w:t>5.610 €</w:t>
+              <w:t>4.675 €</w:t>
             </w:r>
           </w:p>
         </w:tc>
@@ -5438,7 +5438,7 @@
               <w:rPr>
                 <w:sz w:val="17"/>
               </w:rPr>
-              <w:t>9 %</w:t>
+              <w:t>5 %</w:t>
             </w:r>
           </w:p>
         </w:tc>
@@ -5574,7 +5574,7 @@
               <w:rPr>
                 <w:sz w:val="17"/>
               </w:rPr>
-              <w:t>12 %</w:t>
+              <w:t>8 %</w:t>
             </w:r>
           </w:p>
         </w:tc>
@@ -5597,7 +5597,7 @@
               <w:rPr>
                 <w:sz w:val="17"/>
               </w:rPr>
-              <w:t>Mittag: Bowls, Salate, Suppe</w:t>
+              <w:t>Mittagstisch</w:t>
             </w:r>
           </w:p>
         </w:tc>
@@ -5653,7 +5653,7 @@
               <w:rPr>
                 <w:sz w:val="17"/>
               </w:rPr>
-              <w:t>40</w:t>
+              <w:t>50</w:t>
             </w:r>
           </w:p>
         </w:tc>
@@ -5672,7 +5672,7 @@
               <w:rPr>
                 <w:sz w:val="17"/>
               </w:rPr>
-              <w:t>13 €</w:t>
+              <w:t>14 €</w:t>
             </w:r>
           </w:p>
         </w:tc>
@@ -5691,7 +5691,7 @@
               <w:rPr>
                 <w:sz w:val="17"/>
               </w:rPr>
-              <w:t>8.840 €</w:t>
+              <w:t>11.900 €</w:t>
             </w:r>
           </w:p>
         </w:tc>
@@ -5710,7 +5710,7 @@
               <w:rPr>
                 <w:sz w:val="17"/>
               </w:rPr>
-              <w:t>14 %</w:t>
+              <w:t>12 %</w:t>
             </w:r>
           </w:p>
         </w:tc>
@@ -5733,7 +5733,7 @@
               <w:rPr>
                 <w:sz w:val="17"/>
               </w:rPr>
-              <w:t>Nachmittag: Kaffee, Kuchen, Snacks</w:t>
+              <w:t>Abendessen Restaurant</w:t>
             </w:r>
           </w:p>
         </w:tc>
@@ -5751,7 +5751,7 @@
               <w:rPr>
                 <w:sz w:val="17"/>
               </w:rPr>
-              <w:t>Di–So 14:30–17:00</w:t>
+              <w:t>Di–So 17:30–22:00</w:t>
             </w:r>
           </w:p>
         </w:tc>
@@ -5789,7 +5789,7 @@
               <w:rPr>
                 <w:sz w:val="17"/>
               </w:rPr>
-              <w:t>20</w:t>
+              <w:t>55</w:t>
             </w:r>
           </w:p>
         </w:tc>
@@ -5808,7 +5808,7 @@
               <w:rPr>
                 <w:sz w:val="17"/>
               </w:rPr>
-              <w:t>7 €</w:t>
+              <w:t>32 €</w:t>
             </w:r>
           </w:p>
         </w:tc>
@@ -5827,7 +5827,7 @@
               <w:rPr>
                 <w:sz w:val="17"/>
               </w:rPr>
-              <w:t>3.640 €</w:t>
+              <w:t>45.760 €</w:t>
             </w:r>
           </w:p>
         </w:tc>
@@ -5846,7 +5846,7 @@
               <w:rPr>
                 <w:sz w:val="17"/>
               </w:rPr>
-              <w:t>6 %</w:t>
+              <w:t>48 %</w:t>
             </w:r>
           </w:p>
         </w:tc>
@@ -5869,7 +5869,7 @@
               <w:rPr>
                 <w:sz w:val="17"/>
               </w:rPr>
-              <w:t>Bar mit Snacks Di–Do, So</w:t>
+              <w:t>Bar Di–Do</w:t>
             </w:r>
           </w:p>
         </w:tc>
@@ -5887,7 +5887,7 @@
               <w:rPr>
                 <w:sz w:val="17"/>
               </w:rPr>
-              <w:t>ab 17:00</w:t>
+              <w:t>ab 21:00</w:t>
             </w:r>
           </w:p>
         </w:tc>
@@ -5906,7 +5906,7 @@
               <w:rPr>
                 <w:sz w:val="17"/>
               </w:rPr>
-              <w:t>17</w:t>
+              <w:t>13</w:t>
             </w:r>
           </w:p>
         </w:tc>
@@ -5925,7 +5925,7 @@
               <w:rPr>
                 <w:sz w:val="17"/>
               </w:rPr>
-              <w:t>35</w:t>
+              <w:t>20</w:t>
             </w:r>
           </w:p>
         </w:tc>
@@ -5944,7 +5944,7 @@
               <w:rPr>
                 <w:sz w:val="17"/>
               </w:rPr>
-              <w:t>20 €</w:t>
+              <w:t>18 €</w:t>
             </w:r>
           </w:p>
         </w:tc>
@@ -5963,7 +5963,7 @@
               <w:rPr>
                 <w:sz w:val="17"/>
               </w:rPr>
-              <w:t>11.900 €</w:t>
+              <w:t>4.680 €</w:t>
             </w:r>
           </w:p>
         </w:tc>
@@ -5982,7 +5982,7 @@
               <w:rPr>
                 <w:sz w:val="17"/>
               </w:rPr>
-              <w:t>18 %</w:t>
+              <w:t>5 %</w:t>
             </w:r>
           </w:p>
         </w:tc>
@@ -6023,7 +6023,7 @@
               <w:rPr>
                 <w:sz w:val="17"/>
               </w:rPr>
-              <w:t>Cocktails, Wein, Bier, Snacks</w:t>
+              <w:t>Cocktails, Wein, Bier, Musik</w:t>
             </w:r>
           </w:p>
         </w:tc>
@@ -6061,7 +6061,7 @@
               <w:rPr>
                 <w:sz w:val="17"/>
               </w:rPr>
-              <w:t>90</w:t>
+              <w:t>70</w:t>
             </w:r>
           </w:p>
         </w:tc>
@@ -6080,7 +6080,7 @@
               <w:rPr>
                 <w:sz w:val="17"/>
               </w:rPr>
-              <w:t>26 €</w:t>
+              <w:t>22 €</w:t>
             </w:r>
           </w:p>
         </w:tc>
@@ -6099,7 +6099,7 @@
               <w:rPr>
                 <w:sz w:val="17"/>
               </w:rPr>
-              <w:t>21.060 €</w:t>
+              <w:t>13.860 €</w:t>
             </w:r>
           </w:p>
         </w:tc>
@@ -6118,7 +6118,7 @@
               <w:rPr>
                 <w:sz w:val="17"/>
               </w:rPr>
-              <w:t>32 %</w:t>
+              <w:t>14 %</w:t>
             </w:r>
           </w:p>
         </w:tc>
@@ -6141,7 +6141,7 @@
               <w:rPr>
                 <w:sz w:val="17"/>
               </w:rPr>
-              <w:t>Events: Live-Musik, Feiern</w:t>
+              <w:t>Feiern, Live-Abende, Séparée</w:t>
             </w:r>
           </w:p>
         </w:tc>
@@ -6216,7 +6216,7 @@
               <w:rPr>
                 <w:sz w:val="17"/>
               </w:rPr>
-              <w:t>40 €</w:t>
+              <w:t>45 €</w:t>
             </w:r>
           </w:p>
         </w:tc>
@@ -6235,7 +6235,7 @@
               <w:rPr>
                 <w:sz w:val="17"/>
               </w:rPr>
-              <w:t>6.400 €</w:t>
+              <w:t>7.200 €</w:t>
             </w:r>
           </w:p>
         </w:tc>
@@ -6254,7 +6254,7 @@
               <w:rPr>
                 <w:sz w:val="17"/>
               </w:rPr>
-              <w:t>10 %</w:t>
+              <w:t>8 %</w:t>
             </w:r>
           </w:p>
         </w:tc>
@@ -6373,7 +6373,7 @@
                 <w:b/>
                 <w:sz w:val="17"/>
               </w:rPr>
-              <w:t>65.010 €</w:t>
+              <w:t>95.635 €</w:t>
             </w:r>
           </w:p>
         </w:tc>
@@ -6513,7 +6513,7 @@
               <w:rPr>
                 <w:sz w:val="18"/>
               </w:rPr>
-              <w:t>40.000 €</w:t>
+              <w:t>50.000 €</w:t>
             </w:r>
           </w:p>
         </w:tc>
@@ -6532,7 +6532,7 @@
               <w:rPr>
                 <w:sz w:val="18"/>
               </w:rPr>
-              <w:t>12.200 €</w:t>
+              <w:t>15.250 €</w:t>
             </w:r>
           </w:p>
         </w:tc>
@@ -6551,7 +6551,7 @@
               <w:rPr>
                 <w:sz w:val="18"/>
               </w:rPr>
-              <w:t>+7.100 €</w:t>
+              <w:t>+10.150 €</w:t>
             </w:r>
           </w:p>
         </w:tc>
@@ -6574,7 +6574,7 @@
               <w:rPr>
                 <w:sz w:val="18"/>
               </w:rPr>
-              <w:t>50.000 €</w:t>
+              <w:t>65.000 €</w:t>
             </w:r>
           </w:p>
         </w:tc>
@@ -6593,7 +6593,7 @@
               <w:rPr>
                 <w:sz w:val="18"/>
               </w:rPr>
-              <w:t>15.250 €</w:t>
+              <w:t>19.825 €</w:t>
             </w:r>
           </w:p>
         </w:tc>
@@ -6612,7 +6612,7 @@
               <w:rPr>
                 <w:sz w:val="18"/>
               </w:rPr>
-              <w:t>+10.150 €</w:t>
+              <w:t>+14.725 €</w:t>
             </w:r>
           </w:p>
         </w:tc>
@@ -6624,27 +6624,24 @@
         <w:tc>
           <w:tcPr>
             <w:tcW w:type="dxa" w:w="2835"/>
-            <w:shd w:val="clear" w:color="auto" w:fill="E3E8E5"/>
-          </w:tcPr>
-          <w:p>
-            <w:pPr>
-              <w:keepNext/>
-              <w:spacing w:after="20" w:before="20"/>
-            </w:pPr>
-            <w:r/>
-            <w:r>
-              <w:rPr>
-                <w:b/>
-                <w:sz w:val="18"/>
-              </w:rPr>
-              <w:t>65.010 €</w:t>
+          </w:tcPr>
+          <w:p>
+            <w:pPr>
+              <w:keepNext/>
+              <w:spacing w:after="20" w:before="20"/>
+            </w:pPr>
+            <w:r/>
+            <w:r>
+              <w:rPr>
+                <w:sz w:val="18"/>
+              </w:rPr>
+              <w:t>80.000 €</w:t>
             </w:r>
           </w:p>
         </w:tc>
         <w:tc>
           <w:tcPr>
             <w:tcW w:type="dxa" w:w="3288"/>
-            <w:shd w:val="clear" w:color="auto" w:fill="E3E8E5"/>
           </w:tcPr>
           <w:p>
             <w:pPr>
@@ -6655,17 +6652,15 @@
             <w:r/>
             <w:r>
               <w:rPr>
-                <w:b/>
-                <w:sz w:val="18"/>
-              </w:rPr>
-              <w:t>19.828 €</w:t>
+                <w:sz w:val="18"/>
+              </w:rPr>
+              <w:t>24.400 €</w:t>
             </w:r>
           </w:p>
         </w:tc>
         <w:tc>
           <w:tcPr>
             <w:tcW w:type="dxa" w:w="3288"/>
-            <w:shd w:val="clear" w:color="auto" w:fill="E3E8E5"/>
           </w:tcPr>
           <w:p>
             <w:pPr>
@@ -6676,10 +6671,9 @@
             <w:r/>
             <w:r>
               <w:rPr>
-                <w:b/>
-                <w:sz w:val="18"/>
-              </w:rPr>
-              <w:t>+14.728 €</w:t>
+                <w:sz w:val="18"/>
+              </w:rPr>
+              <w:t>+19.300 €</w:t>
             </w:r>
           </w:p>
         </w:tc>
@@ -6691,24 +6685,27 @@
         <w:tc>
           <w:tcPr>
             <w:tcW w:type="dxa" w:w="2835"/>
-          </w:tcPr>
-          <w:p>
-            <w:pPr>
-              <w:keepNext/>
-              <w:spacing w:after="20" w:before="20"/>
-            </w:pPr>
-            <w:r/>
-            <w:r>
-              <w:rPr>
-                <w:sz w:val="18"/>
-              </w:rPr>
-              <w:t>80.000 €</w:t>
+            <w:shd w:val="clear" w:color="auto" w:fill="E3E8E5"/>
+          </w:tcPr>
+          <w:p>
+            <w:pPr>
+              <w:keepNext/>
+              <w:spacing w:after="20" w:before="20"/>
+            </w:pPr>
+            <w:r/>
+            <w:r>
+              <w:rPr>
+                <w:b/>
+                <w:sz w:val="18"/>
+              </w:rPr>
+              <w:t>95.635 €</w:t>
             </w:r>
           </w:p>
         </w:tc>
         <w:tc>
           <w:tcPr>
             <w:tcW w:type="dxa" w:w="3288"/>
+            <w:shd w:val="clear" w:color="auto" w:fill="E3E8E5"/>
           </w:tcPr>
           <w:p>
             <w:pPr>
@@ -6719,15 +6716,17 @@
             <w:r/>
             <w:r>
               <w:rPr>
-                <w:sz w:val="18"/>
-              </w:rPr>
-              <w:t>24.400 €</w:t>
+                <w:b/>
+                <w:sz w:val="18"/>
+              </w:rPr>
+              <w:t>29.169 €</w:t>
             </w:r>
           </w:p>
         </w:tc>
         <w:tc>
           <w:tcPr>
             <w:tcW w:type="dxa" w:w="3288"/>
+            <w:shd w:val="clear" w:color="auto" w:fill="E3E8E5"/>
           </w:tcPr>
           <w:p>
             <w:pPr>
@@ -6738,9 +6737,10 @@
             <w:r/>
             <w:r>
               <w:rPr>
-                <w:sz w:val="18"/>
-              </w:rPr>
-              <w:t>+19.300 €</w:t>
+                <w:b/>
+                <w:sz w:val="18"/>
+              </w:rPr>
+              <w:t>+24.069 €</w:t>
             </w:r>
           </w:p>
         </w:tc>
@@ -6762,7 +6762,7 @@
               <w:rPr>
                 <w:sz w:val="18"/>
               </w:rPr>
-              <w:t>95.000 €</w:t>
+              <w:t>110.000 €</w:t>
             </w:r>
           </w:p>
         </w:tc>
@@ -6780,7 +6780,7 @@
               <w:rPr>
                 <w:sz w:val="18"/>
               </w:rPr>
-              <w:t>28.975 €</w:t>
+              <w:t>33.550 €</w:t>
             </w:r>
           </w:p>
         </w:tc>
@@ -6798,7 +6798,7 @@
               <w:rPr>
                 <w:sz w:val="18"/>
               </w:rPr>
-              <w:t>+23.875 €</w:t>
+              <w:t>+28.450 €</w:t>
             </w:r>
           </w:p>
         </w:tc>
@@ -10637,7 +10637,7 @@
               <w:rPr>
                 <w:sz w:val="18"/>
               </w:rPr>
-              <w:t>Betriebsergebnis Gastro nach Pacht (65.010 € Umsatz)</w:t>
+              <w:t>Betriebsergebnis Gastro nach Pacht (95.635 € Umsatz)</w:t>
             </w:r>
           </w:p>
         </w:tc>
@@ -10656,7 +10656,7 @@
               <w:rPr>
                 <w:sz w:val="18"/>
               </w:rPr>
-              <w:t>+14.728 €</w:t>
+              <w:t>+24.069 €</w:t>
             </w:r>
           </w:p>
         </w:tc>
@@ -10675,7 +10675,7 @@
               <w:rPr>
                 <w:sz w:val="18"/>
               </w:rPr>
-              <w:t>+176.737 €</w:t>
+              <w:t>+288.824 €</w:t>
             </w:r>
           </w:p>
         </w:tc>
@@ -10721,7 +10721,7 @@
                 <w:b/>
                 <w:sz w:val="18"/>
               </w:rPr>
-              <w:t>+27.347 €</w:t>
+              <w:t>+36.687 €</w:t>
             </w:r>
           </w:p>
         </w:tc>
@@ -10742,7 +10742,7 @@
                 <w:b/>
                 <w:sz w:val="18"/>
               </w:rPr>
-              <w:t>+328.159 €</w:t>
+              <w:t>+440.246 €</w:t>
             </w:r>
           </w:p>
         </w:tc>
@@ -10847,7 +10847,7 @@
                 <w:b/>
                 <w:sz w:val="18"/>
               </w:rPr>
-              <w:t>+9.613 €</w:t>
+              <w:t>+18.954 €</w:t>
             </w:r>
           </w:p>
         </w:tc>
@@ -10867,7 +10867,7 @@
                 <w:b/>
                 <w:sz w:val="18"/>
               </w:rPr>
-              <w:t>+115.359 €</w:t>
+              <w:t>+227.446 €</w:t>
             </w:r>
           </w:p>
         </w:tc>
@@ -10890,7 +10890,7 @@
         <w:t xml:space="preserve">Kapitaldienstdeckung (DSCR): </w:t>
       </w:r>
       <w:r>
-        <w:t>1,54 gesamt, 0,71 nur aus Miete, Büro und Pacht, 0,45 nur aus Wohnen und Büro. Banken verlangen meist mindestens 1,2.</w:t>
+        <w:t>2,07 gesamt, 0,71 nur aus Miete, Büro und Pacht, 0,45 nur aus Wohnen und Büro. Banken verlangen meist mindestens 1,2.</w:t>
       </w:r>
     </w:p>
     <w:p>
@@ -10905,7 +10905,7 @@
         <w:t xml:space="preserve">Zinsdeckung: </w:t>
       </w:r>
       <w:r>
-        <w:t>2,01 (Ertrag vor Kapitaldienst im Verhältnis zu den Zinsen).</w:t>
+        <w:t>2,69 (Ertrag vor Kapitaldienst im Verhältnis zu den Zinsen).</w:t>
       </w:r>
     </w:p>
     <w:p>
@@ -11979,7 +11979,7 @@
               <w:rPr>
                 <w:sz w:val="17"/>
               </w:rPr>
-              <w:t>328.159 €</w:t>
+              <w:t>440.246 €</w:t>
             </w:r>
           </w:p>
         </w:tc>
@@ -11998,7 +11998,7 @@
               <w:rPr>
                 <w:sz w:val="17"/>
               </w:rPr>
-              <w:t>338.253 €</w:t>
+              <w:t>453.729 €</w:t>
             </w:r>
           </w:p>
         </w:tc>
@@ -12017,7 +12017,7 @@
               <w:rPr>
                 <w:sz w:val="17"/>
               </w:rPr>
-              <w:t>348.660 €</w:t>
+              <w:t>467.626 €</w:t>
             </w:r>
           </w:p>
         </w:tc>
@@ -12036,7 +12036,7 @@
               <w:rPr>
                 <w:sz w:val="17"/>
               </w:rPr>
-              <w:t>359.389 €</w:t>
+              <w:t>481.950 €</w:t>
             </w:r>
           </w:p>
         </w:tc>
@@ -12055,7 +12055,7 @@
               <w:rPr>
                 <w:sz w:val="17"/>
               </w:rPr>
-              <w:t>376.107 €</w:t>
+              <w:t>504.267 €</w:t>
             </w:r>
           </w:p>
         </w:tc>
@@ -12219,7 +12219,7 @@
                 <w:b/>
                 <w:sz w:val="17"/>
               </w:rPr>
-              <w:t>115.359 €</w:t>
+              <w:t>227.446 €</w:t>
             </w:r>
           </w:p>
         </w:tc>
@@ -12240,7 +12240,7 @@
                 <w:b/>
                 <w:sz w:val="17"/>
               </w:rPr>
-              <w:t>125.453 €</w:t>
+              <w:t>240.928 €</w:t>
             </w:r>
           </w:p>
         </w:tc>
@@ -12261,7 +12261,7 @@
                 <w:b/>
                 <w:sz w:val="17"/>
               </w:rPr>
-              <w:t>135.860 €</w:t>
+              <w:t>254.825 €</w:t>
             </w:r>
           </w:p>
         </w:tc>
@@ -12282,7 +12282,7 @@
                 <w:b/>
                 <w:sz w:val="17"/>
               </w:rPr>
-              <w:t>146.588 €</w:t>
+              <w:t>269.150 €</w:t>
             </w:r>
           </w:p>
         </w:tc>
@@ -12303,7 +12303,7 @@
                 <w:b/>
                 <w:sz w:val="17"/>
               </w:rPr>
-              <w:t>163.307 €</w:t>
+              <w:t>291.467 €</w:t>
             </w:r>
           </w:p>
         </w:tc>
@@ -12345,7 +12345,7 @@
               <w:rPr>
                 <w:sz w:val="17"/>
               </w:rPr>
-              <w:t>1,54</w:t>
+              <w:t>2,07</w:t>
             </w:r>
           </w:p>
         </w:tc>
@@ -12364,7 +12364,7 @@
               <w:rPr>
                 <w:sz w:val="17"/>
               </w:rPr>
-              <w:t>1,59</w:t>
+              <w:t>2,13</w:t>
             </w:r>
           </w:p>
         </w:tc>
@@ -12383,7 +12383,7 @@
               <w:rPr>
                 <w:sz w:val="17"/>
               </w:rPr>
-              <w:t>1,64</w:t>
+              <w:t>2,20</w:t>
             </w:r>
           </w:p>
         </w:tc>
@@ -12402,7 +12402,7 @@
               <w:rPr>
                 <w:sz w:val="17"/>
               </w:rPr>
-              <w:t>1,69</w:t>
+              <w:t>2,26</w:t>
             </w:r>
           </w:p>
         </w:tc>
@@ -12421,7 +12421,7 @@
               <w:rPr>
                 <w:sz w:val="17"/>
               </w:rPr>
-              <w:t>1,77</w:t>
+              <w:t>2,37</w:t>
             </w:r>
           </w:p>
         </w:tc>
@@ -12552,7 +12552,7 @@
           <w:color w:val="5B6770"/>
           <w:sz w:val="18"/>
         </w:rPr>
-        <w:t>Annahme: Miete, Pacht und Gastro-Umsatz steigen um 1,5 % pro Jahr, Büromieten um 2 % (Indexmiete), der Kapitaldienst bleibt gleich. Die Kapitaldienstdeckung verbessert sich von 1,54 auf 1,77 in Jahr 10.</w:t>
+        <w:t>Annahme: Miete, Pacht und Gastro-Umsatz steigen um 1,5 % pro Jahr, Büromieten um 2 % (Indexmiete), der Kapitaldienst bleibt gleich. Die Kapitaldienstdeckung verbessert sich von 2,07 auf 2,37 in Jahr 10.</w:t>
       </w:r>
     </w:p>
     <w:tbl>
@@ -12710,7 +12710,7 @@
                 <w:b/>
                 <w:sz w:val="18"/>
               </w:rPr>
-              <w:t>+9.613 €</w:t>
+              <w:t>+18.954 €</w:t>
             </w:r>
           </w:p>
         </w:tc>
@@ -12731,7 +12731,7 @@
                 <w:b/>
                 <w:sz w:val="18"/>
               </w:rPr>
-              <w:t>1,54</w:t>
+              <w:t>2,07</w:t>
             </w:r>
           </w:p>
         </w:tc>
@@ -12793,7 +12793,7 @@
               <w:rPr>
                 <w:sz w:val="18"/>
               </w:rPr>
-              <w:t>+6.056 €</w:t>
+              <w:t>+15.396 €</w:t>
             </w:r>
           </w:p>
         </w:tc>
@@ -12812,7 +12812,7 @@
               <w:rPr>
                 <w:sz w:val="18"/>
               </w:rPr>
-              <w:t>1,28</w:t>
+              <w:t>1,72</w:t>
             </w:r>
           </w:p>
         </w:tc>
@@ -12873,7 +12873,7 @@
               <w:rPr>
                 <w:sz w:val="18"/>
               </w:rPr>
-              <w:t>+8.954 €</w:t>
+              <w:t>+18.295 €</w:t>
             </w:r>
           </w:p>
         </w:tc>
@@ -12892,7 +12892,7 @@
               <w:rPr>
                 <w:sz w:val="18"/>
               </w:rPr>
-              <w:t>1,50</w:t>
+              <w:t>2,03</w:t>
             </w:r>
           </w:p>
         </w:tc>
@@ -12953,7 +12953,7 @@
               <w:rPr>
                 <w:sz w:val="18"/>
               </w:rPr>
-              <w:t>+5.648 €</w:t>
+              <w:t>+13.120 €</w:t>
             </w:r>
           </w:p>
         </w:tc>
@@ -12972,7 +12972,7 @@
               <w:rPr>
                 <w:sz w:val="18"/>
               </w:rPr>
-              <w:t>1,32</w:t>
+              <w:t>1,74</w:t>
             </w:r>
           </w:p>
         </w:tc>
@@ -12991,7 +12991,7 @@
               <w:rPr>
                 <w:sz w:val="18"/>
               </w:rPr>
-              <w:t>−3.966 €</w:t>
+              <w:t>−5.834 €</w:t>
             </w:r>
           </w:p>
         </w:tc>
@@ -13033,7 +13033,7 @@
               <w:rPr>
                 <w:sz w:val="18"/>
               </w:rPr>
-              <w:t>+1.682 €</w:t>
+              <w:t>+7.286 €</w:t>
             </w:r>
           </w:p>
         </w:tc>
@@ -13052,7 +13052,7 @@
               <w:rPr>
                 <w:sz w:val="18"/>
               </w:rPr>
-              <w:t>1,09</w:t>
+              <w:t>1,41</w:t>
             </w:r>
           </w:p>
         </w:tc>
@@ -13071,7 +13071,7 @@
               <w:rPr>
                 <w:sz w:val="18"/>
               </w:rPr>
-              <w:t>−7.931 €</w:t>
+              <w:t>−11.667 €</w:t>
             </w:r>
           </w:p>
         </w:tc>
@@ -13113,7 +13113,7 @@
               <w:rPr>
                 <w:sz w:val="18"/>
               </w:rPr>
-              <w:t>+8.155 €</w:t>
+              <w:t>+17.495 €</w:t>
             </w:r>
           </w:p>
         </w:tc>
@@ -13132,7 +13132,7 @@
               <w:rPr>
                 <w:sz w:val="18"/>
               </w:rPr>
-              <w:t>1,42</w:t>
+              <w:t>1,91</w:t>
             </w:r>
           </w:p>
         </w:tc>
@@ -13193,7 +13193,7 @@
               <w:rPr>
                 <w:sz w:val="18"/>
               </w:rPr>
-              <w:t>+8.758 €</w:t>
+              <w:t>+18.099 €</w:t>
             </w:r>
           </w:p>
         </w:tc>
@@ -13212,7 +13212,7 @@
               <w:rPr>
                 <w:sz w:val="18"/>
               </w:rPr>
-              <w:t>1,49</w:t>
+              <w:t>2,02</w:t>
             </w:r>
           </w:p>
         </w:tc>
@@ -13273,7 +13273,7 @@
               <w:rPr>
                 <w:sz w:val="18"/>
               </w:rPr>
-              <w:t>+8.173 €</w:t>
+              <w:t>+17.514 €</w:t>
             </w:r>
           </w:p>
         </w:tc>
@@ -13292,7 +13292,7 @@
               <w:rPr>
                 <w:sz w:val="18"/>
               </w:rPr>
-              <w:t>1,46</w:t>
+              <w:t>1,99</w:t>
             </w:r>
           </w:p>
         </w:tc>
@@ -13387,7 +13387,7 @@
               <w:rPr>
                 <w:sz w:val="18"/>
               </w:rPr>
-              <w:t>−19.318 €</w:t>
+              <w:t>−28.659 €</w:t>
             </w:r>
           </w:p>
         </w:tc>
@@ -13407,7 +13407,7 @@
           <w:b w:val="0"/>
           <w:i w:val="0"/>
         </w:rPr>
-        <w:t>Die Tests sind vereinfacht. Das Ergebnis reagiert am stärksten auf den Gastro-Umsatz und die Pacht. Bei einem Umsatz −40 % liegt die Kapitaldienstdeckung knapp über 1,0, bei einem Ausfall der Gastro reicht der Ertrag nicht mehr für die Raten. Ein Auszug eines Ankermieters ist verkraftbar.</w:t>
+        <w:t>Die Tests sind vereinfacht. Das Ergebnis reagiert am stärksten auf den Gastro-Umsatz und die Pacht. Bei einem Umsatz −40 % liegt die Kapitaldienstdeckung noch über 1,4, bei einem Ausfall der Gastro reicht der Ertrag nicht mehr für die Raten. Ein Auszug eines Ankermieters ist verkraftbar.</w:t>
       </w:r>
     </w:p>
     <w:p>
@@ -14233,7 +14233,7 @@
               <w:rPr>
                 <w:sz w:val="17"/>
               </w:rPr>
-              <w:t>Haus ab ca. 33.000 € Umsatz im Plus; bei Ausfall der Gastro fehlen ca. 19.318 € pro Monat</w:t>
+              <w:t>Haus ab ca. 33.000 € Umsatz im Plus; bei Ausfall der Gastro fehlen ca. 28.659 € pro Monat</w:t>
             </w:r>
           </w:p>
         </w:tc>

--- a/praesentation/Businessplan_Baufeld3_Neue-Mitte-Werlte.docx
+++ b/praesentation/Businessplan_Baufeld3_Neue-Mitte-Werlte.docx
@@ -21,7 +21,7 @@
         <w:pStyle w:val="Title"/>
       </w:pPr>
       <w:r>
-        <w:t>Businessplan: Große Gastro und 8 Wohnungen</w:t>
+        <w:t>Businessplan: Restaurant, Bar und 12 Wohnungen</w:t>
       </w:r>
     </w:p>
     <w:p>
@@ -185,7 +185,7 @@
               <w:rPr>
                 <w:sz w:val="20"/>
               </w:rPr>
-              <w:t>Neubau eines gemischt genutzten Gebäudes: große Gastro im Erdgeschoss, 2 Büro-Ankermieter und 3 Wohnungen im 1. Obergeschoss, 5 Wohnungen im Staffelgeschoss in Holzbau</w:t>
+              <w:t>Neubau eines gemischt genutzten Gebäudes: Restaurant und Bar im Erdgeschoss, 2 Büro-Ankermieter und 5 Wohnungen im 1. Obergeschoss, 7 Wohnungen im Staffelgeschoss in Holzbau</w:t>
             </w:r>
           </w:p>
         </w:tc>
@@ -208,7 +208,7 @@
               <w:rPr>
                 <w:sz w:val="20"/>
               </w:rPr>
-              <w:t>Grundstück</w:t>
+              <w:t>Struktur</w:t>
             </w:r>
           </w:p>
         </w:tc>
@@ -226,7 +226,7 @@
               <w:rPr>
                 <w:sz w:val="20"/>
               </w:rPr>
-              <w:t>Baufeld 3, ca. 960 m², Bebauungsplan Nr. 123 „Ehemalige Grundschule“, 1. Änderung (Entwurf 25.08.2026)</w:t>
+              <w:t>Vermietungs-GbR (Eigentümerin, Gesellschafter als Investoren) und eigene Betreiberfirma für die Gastro, die Pacht zahlt</w:t>
             </w:r>
           </w:p>
         </w:tc>
@@ -249,6 +249,47 @@
               <w:rPr>
                 <w:sz w:val="20"/>
               </w:rPr>
+              <w:t>Grundstück</w:t>
+            </w:r>
+          </w:p>
+        </w:tc>
+        <w:tc>
+          <w:tcPr>
+            <w:tcW w:type="dxa" w:w="7143"/>
+          </w:tcPr>
+          <w:p>
+            <w:pPr>
+              <w:keepNext/>
+              <w:spacing w:after="20" w:before="20"/>
+            </w:pPr>
+            <w:r/>
+            <w:r>
+              <w:rPr>
+                <w:sz w:val="20"/>
+              </w:rPr>
+              <w:t>Baufeld 3, ca. 960 m², Bebauungsplan Nr. 123 „Ehemalige Grundschule“, 1. Änderung (Entwurf 25.08.2026)</w:t>
+            </w:r>
+          </w:p>
+        </w:tc>
+      </w:tr>
+      <w:tr>
+        <w:trPr>
+          <w:cantSplit/>
+        </w:trPr>
+        <w:tc>
+          <w:tcPr>
+            <w:tcW w:type="dxa" w:w="2268"/>
+          </w:tcPr>
+          <w:p>
+            <w:pPr>
+              <w:keepNext/>
+              <w:spacing w:after="20" w:before="20"/>
+            </w:pPr>
+            <w:r/>
+            <w:r>
+              <w:rPr>
+                <w:sz w:val="20"/>
+              </w:rPr>
               <w:t>Finanzierungsbedarf</w:t>
             </w:r>
           </w:p>
@@ -267,7 +308,7 @@
               <w:rPr>
                 <w:sz w:val="20"/>
               </w:rPr>
-              <w:t>4.845.506 € (100 % Fremdkapital), davon KfW-Kredite 2.347.500 €</w:t>
+              <w:t>4.894.879 € (Basis ohne Eigenkapital), davon KfW-Kredite 2.947.500 €</w:t>
             </w:r>
           </w:p>
         </w:tc>
@@ -347,7 +388,7 @@
           <w:b w:val="0"/>
           <w:i w:val="0"/>
         </w:rPr>
-        <w:t>Auf dem Baufeld 3 der Neuen Mitte Werlte entsteht ein dreigeschossiges Gebäude (zwei Vollgeschosse plus Staffelgeschoss in Holzbau) mit 576 m² Grundfläche (32 × 18 m, das Maximum der Grundflächenzahl 0,6) und 1.650 m² Bruttogrundfläche (BGF, alle Geschossflächen zusammen). Im Erdgeschoss liegt eine große Gastro mit ca. 510 m² und ca. 190 Plätzen. Im 1. Obergeschoss mieten zwei Ankermieter Büros (100 m² Versicherungsgesellschaft o. ä., 65 m² Makler o. ä., 10 Jahre fest), dazu kommen 3 Wohnungen. Im Staffelgeschoss in Holzbau liegen 5 Wohnungen. Die 8 Wohnungen haben zusammen 655 m² Wohnfläche und werden langfristig vermietet.</w:t>
+        <w:t>Auf dem Baufeld 3 der Neuen Mitte Werlte entsteht ein dreigeschossiges Gebäude (zwei Vollgeschosse plus Staffelgeschoss in Holzbau) mit 576 m² Grundfläche (32 × 18 m, das Maximum der Grundflächenzahl 0,6) und 1.650 m² Bruttogrundfläche (BGF, alle Geschossflächen zusammen). Im Erdgeschoss liegen Restaurant und Bar mit ca. 510 m² und ca. 190 Plätzen. Im 1. Obergeschoss mieten zwei Ankermieter Büros (100 m² Versicherungsgesellschaft o. ä., 65 m² Makler o. ä., 10 Jahre fest), dazu kommen 5 Wohnungen. Im Staffelgeschoss in Holzbau liegen 7 Wohnungen. Die 12 Wohnungen haben zusammen 655 m² Wohnfläche und werden langfristig vermietet. Das Gebäude gehört einer Vermietungs-GbR, deren Gesellschafter die Investoren sind. Die Gastro führt eine eigene Betreiberfirma des Bauherrn und zahlt 10 % vom Umsatz als Pacht (mindestens 10 €/m²).</w:t>
       </w:r>
     </w:p>
     <w:tbl>
@@ -455,7 +496,7 @@
               <w:rPr>
                 <w:sz w:val="19"/>
               </w:rPr>
-              <w:t>4.845.506 €</w:t>
+              <w:t>4.894.879 €</w:t>
             </w:r>
           </w:p>
         </w:tc>
@@ -478,7 +519,7 @@
               <w:rPr>
                 <w:sz w:val="19"/>
               </w:rPr>
-              <w:t>Darlehen insgesamt (kein Eigenkapital)</w:t>
+              <w:t>Darlehen insgesamt (Basis ohne Eigenkapital)</w:t>
             </w:r>
           </w:p>
         </w:tc>
@@ -497,7 +538,7 @@
               <w:rPr>
                 <w:sz w:val="19"/>
               </w:rPr>
-              <w:t>4.845.506 €</w:t>
+              <w:t>4.894.879 €</w:t>
             </w:r>
           </w:p>
         </w:tc>
@@ -539,7 +580,7 @@
               <w:rPr>
                 <w:sz w:val="19"/>
               </w:rPr>
-              <w:t>2.347.500 € (48 %)</w:t>
+              <w:t>2.947.500 € (60 %)</w:t>
             </w:r>
           </w:p>
         </w:tc>
@@ -581,7 +622,7 @@
               <w:rPr>
                 <w:sz w:val="19"/>
               </w:rPr>
-              <w:t>3,39 %</w:t>
+              <w:t>3,21 %</w:t>
             </w:r>
           </w:p>
         </w:tc>
@@ -623,7 +664,7 @@
               <w:rPr>
                 <w:sz w:val="19"/>
               </w:rPr>
-              <w:t>17.733 €</w:t>
+              <w:t>17.189 €</w:t>
             </w:r>
           </w:p>
         </w:tc>
@@ -646,7 +687,7 @@
               <w:rPr>
                 <w:sz w:val="19"/>
               </w:rPr>
-              <w:t>Nettoertrag vor Kapitaldienst pro Monat</w:t>
+              <w:t>Zinsvorteil durch KfW-Kredite pro Jahr (gegenüber Hausbank 4 %)</w:t>
             </w:r>
           </w:p>
         </w:tc>
@@ -665,7 +706,7 @@
               <w:rPr>
                 <w:sz w:val="19"/>
               </w:rPr>
-              <w:t>36.687 €</w:t>
+              <w:t>38.475 €</w:t>
             </w:r>
           </w:p>
         </w:tc>
@@ -688,7 +729,7 @@
               <w:rPr>
                 <w:sz w:val="19"/>
               </w:rPr>
-              <w:t>Ergebnis pro Monat nach Kapitaldienst (ohne Lohn des Bauherrn)</w:t>
+              <w:t>Nettoertrag der GbR pro Monat</w:t>
             </w:r>
           </w:p>
         </w:tc>
@@ -707,7 +748,7 @@
               <w:rPr>
                 <w:sz w:val="19"/>
               </w:rPr>
-              <w:t>+18.954 €</w:t>
+              <w:t>16.636 €</w:t>
             </w:r>
           </w:p>
         </w:tc>
@@ -730,7 +771,7 @@
               <w:rPr>
                 <w:sz w:val="19"/>
               </w:rPr>
-              <w:t>Kapitaldienstdeckung (DSCR, Verhältnis Ertrag zu Raten)</w:t>
+              <w:t>Ergebnis der GbR pro Monat nach Kapitaldienst</w:t>
             </w:r>
           </w:p>
         </w:tc>
@@ -749,7 +790,7 @@
               <w:rPr>
                 <w:sz w:val="19"/>
               </w:rPr>
-              <w:t>2,07 gesamt, 0,71 nur Immobilie</w:t>
+              <w:t>−553 €</w:t>
             </w:r>
           </w:p>
         </w:tc>
@@ -772,7 +813,7 @@
               <w:rPr>
                 <w:sz w:val="19"/>
               </w:rPr>
-              <w:t>Ertragswert (vereinfacht)</w:t>
+              <w:t>Kapitaldienstdeckung der GbR (DSCR, Verhältnis Ertrag zu Raten)</w:t>
             </w:r>
           </w:p>
         </w:tc>
@@ -791,7 +832,7 @@
               <w:rPr>
                 <w:sz w:val="19"/>
               </w:rPr>
-              <w:t>2.877.244 €</w:t>
+              <w:t>0,97, mit Gastro-Gewinn des Bauherrn 2,11</w:t>
             </w:r>
           </w:p>
         </w:tc>
@@ -814,7 +855,7 @@
               <w:rPr>
                 <w:sz w:val="19"/>
               </w:rPr>
-              <w:t>Beleihungswert nach 10 % Sicherheitsabschlag</w:t>
+              <w:t>Betriebsergebnis der Betreiberfirma nach Pacht pro Monat</w:t>
             </w:r>
           </w:p>
         </w:tc>
@@ -833,7 +874,7 @@
               <w:rPr>
                 <w:sz w:val="19"/>
               </w:rPr>
-              <w:t>2.589.520 €</w:t>
+              <w:t>+19.605 €</w:t>
             </w:r>
           </w:p>
         </w:tc>
@@ -848,6 +889,7 @@
           </w:tcPr>
           <w:p>
             <w:pPr>
+              <w:keepNext/>
               <w:spacing w:after="20" w:before="20"/>
             </w:pPr>
             <w:r/>
@@ -855,6 +897,89 @@
               <w:rPr>
                 <w:sz w:val="19"/>
               </w:rPr>
+              <w:t>Ertragswert (vereinfacht)</w:t>
+            </w:r>
+          </w:p>
+        </w:tc>
+        <w:tc>
+          <w:tcPr>
+            <w:tcW w:type="dxa" w:w="3175"/>
+          </w:tcPr>
+          <w:p>
+            <w:pPr>
+              <w:keepNext/>
+              <w:spacing w:after="20" w:before="20"/>
+              <w:jc w:val="right"/>
+            </w:pPr>
+            <w:r/>
+            <w:r>
+              <w:rPr>
+                <w:sz w:val="19"/>
+              </w:rPr>
+              <w:t>3.591.638 €</w:t>
+            </w:r>
+          </w:p>
+        </w:tc>
+      </w:tr>
+      <w:tr>
+        <w:trPr>
+          <w:cantSplit/>
+        </w:trPr>
+        <w:tc>
+          <w:tcPr>
+            <w:tcW w:type="dxa" w:w="6236"/>
+          </w:tcPr>
+          <w:p>
+            <w:pPr>
+              <w:keepNext/>
+              <w:spacing w:after="20" w:before="20"/>
+            </w:pPr>
+            <w:r/>
+            <w:r>
+              <w:rPr>
+                <w:sz w:val="19"/>
+              </w:rPr>
+              <w:t>Beleihungswert nach 10 % Sicherheitsabschlag</w:t>
+            </w:r>
+          </w:p>
+        </w:tc>
+        <w:tc>
+          <w:tcPr>
+            <w:tcW w:type="dxa" w:w="3175"/>
+          </w:tcPr>
+          <w:p>
+            <w:pPr>
+              <w:keepNext/>
+              <w:spacing w:after="20" w:before="20"/>
+              <w:jc w:val="right"/>
+            </w:pPr>
+            <w:r/>
+            <w:r>
+              <w:rPr>
+                <w:sz w:val="19"/>
+              </w:rPr>
+              <w:t>3.232.474 €</w:t>
+            </w:r>
+          </w:p>
+        </w:tc>
+      </w:tr>
+      <w:tr>
+        <w:trPr>
+          <w:cantSplit/>
+        </w:trPr>
+        <w:tc>
+          <w:tcPr>
+            <w:tcW w:type="dxa" w:w="6236"/>
+          </w:tcPr>
+          <w:p>
+            <w:pPr>
+              <w:spacing w:after="20" w:before="20"/>
+            </w:pPr>
+            <w:r/>
+            <w:r>
+              <w:rPr>
+                <w:sz w:val="19"/>
+              </w:rPr>
               <w:t>Beleihungsauslauf (Darlehen im Verhältnis zum Beleihungswert)</w:t>
             </w:r>
           </w:p>
@@ -873,7 +998,7 @@
               <w:rPr>
                 <w:sz w:val="19"/>
               </w:rPr>
-              <w:t>187 %</w:t>
+              <w:t>151 %</w:t>
             </w:r>
           </w:p>
         </w:tc>
@@ -906,10 +1031,25 @@
         <w:rPr>
           <w:b/>
         </w:rPr>
-        <w:t xml:space="preserve">Der Ertrag trägt die Raten, aber nur mit der Gastro. </w:t>
+        <w:t xml:space="preserve">Die GbR trägt die Raten ohne Eigenkapital knapp nicht. </w:t>
       </w:r>
       <w:r>
-        <w:t>Mit dem Gastro-Gewinn liegt die Kapitaldienstdeckung bei 2,07. Allein aus Miete, Büromiete und Pacht wären es 0,71, aus Wohnen und Büro allein 0,45.</w:t>
+        <w:t>Die Kapitaldienstdeckung der GbR liegt bei 0,97, das Ergebnis bei −553 € im Monat. Mit Eigenkapital der Gesellschafter (siehe Szenarien) wird die Deckung 1,2 erreicht.</w:t>
+      </w:r>
+    </w:p>
+    <w:p>
+      <w:pPr>
+        <w:pStyle w:val="ListBullet"/>
+        <w:spacing w:after="60"/>
+      </w:pPr>
+      <w:r>
+        <w:rPr>
+          <w:b/>
+        </w:rPr>
+        <w:t xml:space="preserve">Die Gastro ist getrennt. </w:t>
+      </w:r>
+      <w:r>
+        <w:t>Die Betreiberfirma verdient +19.605 € im Monat nach Pacht, das gehört dem Bauherrn. Die GbR bekommt 9.564 € Pacht im Monat.</w:t>
       </w:r>
     </w:p>
     <w:p>
@@ -924,7 +1064,7 @@
         <w:t xml:space="preserve">Die Büro-Ankermieter sichern einen Teil. </w:t>
       </w:r>
       <w:r>
-        <w:t>Die zwei Büros bringen 19.200 € im Jahr über 10 Jahre fest und decken 8 % des Kapitaldienstes, zusammen mit den Wohnungen decken die langfristigen Mieten 45 %.</w:t>
+        <w:t>Die zwei Büros bringen 19.200 € im Jahr über 10 Jahre fest und decken 8 % des Kapitaldienstes, zusammen mit den Wohnungen decken die langfristigen Mieten 47 %.</w:t>
       </w:r>
     </w:p>
     <w:p>
@@ -936,10 +1076,10 @@
         <w:rPr>
           <w:b/>
         </w:rPr>
-        <w:t xml:space="preserve">KfW senkt die Zinslast deutlich. </w:t>
+        <w:t xml:space="preserve">Förderung senkt die Zinslast. </w:t>
       </w:r>
       <w:r>
-        <w:t>Die drei KfW-Kreditprogramme decken 48 % des Darlehens zu 2,5 bis 3,0 % ab, der Mischzins liegt bei 3,39 % statt 4,0 %.</w:t>
+        <w:t>Die drei KfW-Kreditprogramme decken 60 % des Darlehens zu 2,5 bis 3,0 % ab und sparen 38.475 € Zinsen im Jahr, der Mischzins liegt bei 3,21 % statt 4,0 %. Steuerliche Abschreibungen sind eine Option.</w:t>
       </w:r>
     </w:p>
     <w:p>
@@ -954,7 +1094,7 @@
         <w:t xml:space="preserve">Der Beleihungswert ist die Hürde. </w:t>
       </w:r>
       <w:r>
-        <w:t>Der Ertragswert von 2,88 Mio. € liegt weit unter den Kosten von 4,85 Mio. €. Die Bank wird zusätzliche Sicherheiten oder Eigenkapital in der Größenordnung von 2,77 Mio. € verlangen.</w:t>
+        <w:t>Der Ertragswert von 3,59 Mio. € liegt unter den Kosten von 4,89 Mio. €, der Beleihungsauslauf beträgt 151 %. Die Bank wird zusätzliche Sicherheiten oder Eigenkapital in der Größenordnung von 2,31 Mio. € verlangen.</w:t>
       </w:r>
     </w:p>
     <w:p>
@@ -969,7 +1109,7 @@
         <w:t xml:space="preserve">Airbnb lohnt sich nicht. </w:t>
       </w:r>
       <w:r>
-        <w:t>Ein 60-m²-Airbnb-Apartment bringt bei der Werlter Auslastung (17 %, Emsland 36 %) deutlich weniger als eine langfristige Miete, deshalb bleiben alle 8 Wohnungen langfristig vermietet.</w:t>
+        <w:t>Ein 60-m²-Airbnb-Apartment bringt bei der Werlter Auslastung (17 %, Emsland 36 %) deutlich weniger als eine langfristige Miete, deshalb bleiben alle 12 Wohnungen langfristig vermietet.</w:t>
       </w:r>
     </w:p>
     <w:p>
@@ -1365,7 +1505,7 @@
               <w:rPr>
                 <w:sz w:val="18"/>
               </w:rPr>
-              <w:t>ca. 6–8 auf dem Grundstück, Bedarf ca. 55</w:t>
+              <w:t>ca. 6–8 auf dem Grundstück, Bedarf ca. 61</w:t>
             </w:r>
           </w:p>
         </w:tc>
@@ -1411,7 +1551,7 @@
           <w:b w:val="0"/>
           <w:i w:val="0"/>
         </w:rPr>
-        <w:t>Das Gebäude hat eine Grundfläche von 32 × 18 m (576 m², das Maximum der Grundflächenzahl). Das Erdgeschoss ist vollverglast und gehört ganz der Gastro, Treppenhaus und Aufzug liegen am Westende und erschließen Büros und Wohnungen getrennt von der Gastro. Im 1. Obergeschoss liegen die zwei Büros und 3 Wohnungen, im Staffelgeschoss 5 Wohnungen. Das 1. Obergeschoss ist in rotbraunem Klinker mit Balkonen und Milchglas-Brüstungen ausgeführt, das Staffelgeschoss in Holzbau mit schmaler Dachterrasse (ca. 0,8 m, 77 m²) rundum. Holzbau spart ca. 184.000 € gegenüber Massivbau (Annahme, Angebot der Zimmerei nötig) und hilft beim Effizienzhaus-40-Standard.</w:t>
+        <w:t>Das Gebäude hat eine Grundfläche von 32 × 18 m (576 m², das Maximum der Grundflächenzahl). Das Erdgeschoss ist vollverglast und gehört ganz der Gastro, Treppenhaus und Aufzug liegen am Westende und erschließen Büros und Wohnungen getrennt von der Gastro. Im 1. Obergeschoss liegen die zwei Büros und 5 Wohnungen, im Staffelgeschoss 7 Wohnungen. Das 1. Obergeschoss ist in rotbraunem Klinker mit Balkonen und Milchglas-Brüstungen ausgeführt, das Staffelgeschoss in Holzbau mit schmaler Dachterrasse (ca. 0,8 m, 77 m²) rundum. Holzbau spart ca. 184.000 € gegenüber Massivbau (Annahme, Angebot der Zimmerei nötig) und hilft beim Effizienzhaus-40-Standard.</w:t>
       </w:r>
     </w:p>
     <w:tbl>
@@ -1601,7 +1741,7 @@
               <w:rPr>
                 <w:sz w:val="18"/>
               </w:rPr>
-              <w:t>Gastro mit Bar, Séparée, Küche</w:t>
+              <w:t>Restaurant und Bar, Séparée, Küche</w:t>
             </w:r>
           </w:p>
         </w:tc>
@@ -1714,7 +1854,7 @@
               <w:rPr>
                 <w:sz w:val="18"/>
               </w:rPr>
-              <w:t>2 + 3 × 107 m²</w:t>
+              <w:t>2 + 5 × 64 m²</w:t>
             </w:r>
           </w:p>
         </w:tc>
@@ -1809,7 +1949,7 @@
               <w:rPr>
                 <w:sz w:val="18"/>
               </w:rPr>
-              <w:t>5 × 67 m²</w:t>
+              <w:t>7 × 48 m²</w:t>
             </w:r>
           </w:p>
         </w:tc>
@@ -1907,7 +2047,7 @@
                 <w:b/>
                 <w:sz w:val="18"/>
               </w:rPr>
-              <w:t>8 Wohnungen, 2 Büros</w:t>
+              <w:t>12 Wohnungen, 2 Büros</w:t>
             </w:r>
           </w:p>
         </w:tc>
@@ -1995,7 +2135,7 @@
                 <w:color w:val="FFFFFF"/>
                 <w:sz w:val="18"/>
               </w:rPr>
-              <w:t>Einheit</w:t>
+              <w:t>Wohnungen</w:t>
             </w:r>
           </w:p>
         </w:tc>
@@ -2127,7 +2267,7 @@
               <w:rPr>
                 <w:sz w:val="18"/>
               </w:rPr>
-              <w:t>WE 1</w:t>
+              <w:t>WE 1–5 im 1. OG (5 × 64.2 m²)</w:t>
             </w:r>
           </w:p>
         </w:tc>
@@ -2164,7 +2304,7 @@
               <w:rPr>
                 <w:sz w:val="18"/>
               </w:rPr>
-              <w:t>107,0 m²</w:t>
+              <w:t>321,0 m²</w:t>
             </w:r>
           </w:p>
         </w:tc>
@@ -2202,7 +2342,7 @@
               <w:rPr>
                 <w:sz w:val="18"/>
               </w:rPr>
-              <w:t>1.196 €</w:t>
+              <w:t>3.588 €</w:t>
             </w:r>
           </w:p>
         </w:tc>
@@ -2221,7 +2361,7 @@
               <w:rPr>
                 <w:sz w:val="18"/>
               </w:rPr>
-              <w:t>14.351 €</w:t>
+              <w:t>43.052 €</w:t>
             </w:r>
           </w:p>
         </w:tc>
@@ -2244,7 +2384,7 @@
               <w:rPr>
                 <w:sz w:val="18"/>
               </w:rPr>
-              <w:t>WE 2</w:t>
+              <w:t>WE 6–12 im Staffelgeschoss (7 × 47.7 m²)</w:t>
             </w:r>
           </w:p>
         </w:tc>
@@ -2262,7 +2402,7 @@
               <w:rPr>
                 <w:sz w:val="18"/>
               </w:rPr>
-              <w:t>1. OG</w:t>
+              <w:t>Staffel</w:t>
             </w:r>
           </w:p>
         </w:tc>
@@ -2281,7 +2421,7 @@
               <w:rPr>
                 <w:sz w:val="18"/>
               </w:rPr>
-              <w:t>107,0 m²</w:t>
+              <w:t>334,0 m²</w:t>
             </w:r>
           </w:p>
         </w:tc>
@@ -2319,7 +2459,7 @@
               <w:rPr>
                 <w:sz w:val="18"/>
               </w:rPr>
-              <w:t>1.196 €</w:t>
+              <w:t>3.733 €</w:t>
             </w:r>
           </w:p>
         </w:tc>
@@ -2338,7 +2478,7 @@
               <w:rPr>
                 <w:sz w:val="18"/>
               </w:rPr>
-              <w:t>14.351 €</w:t>
+              <w:t>44.795 €</w:t>
             </w:r>
           </w:p>
         </w:tc>
@@ -2350,112 +2490,122 @@
         <w:tc>
           <w:tcPr>
             <w:tcW w:type="dxa" w:w="2041"/>
-          </w:tcPr>
-          <w:p>
-            <w:pPr>
-              <w:keepNext/>
-              <w:spacing w:after="20" w:before="20"/>
-            </w:pPr>
-            <w:r/>
-            <w:r>
-              <w:rPr>
-                <w:sz w:val="18"/>
-              </w:rPr>
-              <w:t>WE 3</w:t>
+            <w:shd w:val="clear" w:color="auto" w:fill="E3E8E5"/>
+          </w:tcPr>
+          <w:p>
+            <w:pPr>
+              <w:keepNext/>
+              <w:spacing w:after="20" w:before="20"/>
+            </w:pPr>
+            <w:r/>
+            <w:r>
+              <w:rPr>
+                <w:b/>
+                <w:sz w:val="18"/>
+              </w:rPr>
+              <w:t>Summe Wohnen</w:t>
             </w:r>
           </w:p>
         </w:tc>
         <w:tc>
           <w:tcPr>
             <w:tcW w:type="dxa" w:w="1134"/>
-          </w:tcPr>
-          <w:p>
-            <w:pPr>
-              <w:keepNext/>
-              <w:spacing w:after="20" w:before="20"/>
-            </w:pPr>
-            <w:r/>
-            <w:r>
-              <w:rPr>
-                <w:sz w:val="18"/>
-              </w:rPr>
-              <w:t>1. OG</w:t>
+            <w:shd w:val="clear" w:color="auto" w:fill="E3E8E5"/>
+          </w:tcPr>
+          <w:p>
+            <w:pPr>
+              <w:keepNext/>
+              <w:spacing w:after="20" w:before="20"/>
+            </w:pPr>
+            <w:r/>
+            <w:r>
+              <w:rPr>
+                <w:b/>
+                <w:sz w:val="18"/>
+              </w:rPr>
             </w:r>
           </w:p>
         </w:tc>
         <w:tc>
           <w:tcPr>
             <w:tcW w:type="dxa" w:w="1361"/>
-          </w:tcPr>
-          <w:p>
-            <w:pPr>
-              <w:keepNext/>
-              <w:spacing w:after="20" w:before="20"/>
-              <w:jc w:val="right"/>
-            </w:pPr>
-            <w:r/>
-            <w:r>
-              <w:rPr>
-                <w:sz w:val="18"/>
-              </w:rPr>
-              <w:t>107,0 m²</w:t>
+            <w:shd w:val="clear" w:color="auto" w:fill="E3E8E5"/>
+          </w:tcPr>
+          <w:p>
+            <w:pPr>
+              <w:keepNext/>
+              <w:spacing w:after="20" w:before="20"/>
+              <w:jc w:val="right"/>
+            </w:pPr>
+            <w:r/>
+            <w:r>
+              <w:rPr>
+                <w:b/>
+                <w:sz w:val="18"/>
+              </w:rPr>
+              <w:t>655,0 m²</w:t>
             </w:r>
           </w:p>
         </w:tc>
         <w:tc>
           <w:tcPr>
             <w:tcW w:type="dxa" w:w="1361"/>
-          </w:tcPr>
-          <w:p>
-            <w:pPr>
-              <w:keepNext/>
-              <w:spacing w:after="20" w:before="20"/>
-              <w:jc w:val="right"/>
-            </w:pPr>
-            <w:r/>
-            <w:r>
-              <w:rPr>
-                <w:sz w:val="18"/>
-              </w:rPr>
-              <w:t>11,18 €</w:t>
+            <w:shd w:val="clear" w:color="auto" w:fill="E3E8E5"/>
+          </w:tcPr>
+          <w:p>
+            <w:pPr>
+              <w:keepNext/>
+              <w:spacing w:after="20" w:before="20"/>
+              <w:jc w:val="right"/>
+            </w:pPr>
+            <w:r/>
+            <w:r>
+              <w:rPr>
+                <w:b/>
+                <w:sz w:val="18"/>
+              </w:rPr>
             </w:r>
           </w:p>
         </w:tc>
         <w:tc>
           <w:tcPr>
             <w:tcW w:type="dxa" w:w="1814"/>
-          </w:tcPr>
-          <w:p>
-            <w:pPr>
-              <w:keepNext/>
-              <w:spacing w:after="20" w:before="20"/>
-              <w:jc w:val="right"/>
-            </w:pPr>
-            <w:r/>
-            <w:r>
-              <w:rPr>
-                <w:sz w:val="18"/>
-              </w:rPr>
-              <w:t>1.196 €</w:t>
+            <w:shd w:val="clear" w:color="auto" w:fill="E3E8E5"/>
+          </w:tcPr>
+          <w:p>
+            <w:pPr>
+              <w:keepNext/>
+              <w:spacing w:after="20" w:before="20"/>
+              <w:jc w:val="right"/>
+            </w:pPr>
+            <w:r/>
+            <w:r>
+              <w:rPr>
+                <w:b/>
+                <w:sz w:val="18"/>
+              </w:rPr>
+              <w:t>7.321 €</w:t>
             </w:r>
           </w:p>
         </w:tc>
         <w:tc>
           <w:tcPr>
             <w:tcW w:type="dxa" w:w="1701"/>
-          </w:tcPr>
-          <w:p>
-            <w:pPr>
-              <w:keepNext/>
-              <w:spacing w:after="20" w:before="20"/>
-              <w:jc w:val="right"/>
-            </w:pPr>
-            <w:r/>
-            <w:r>
-              <w:rPr>
-                <w:sz w:val="18"/>
-              </w:rPr>
-              <w:t>14.351 €</w:t>
+            <w:shd w:val="clear" w:color="auto" w:fill="E3E8E5"/>
+          </w:tcPr>
+          <w:p>
+            <w:pPr>
+              <w:keepNext/>
+              <w:spacing w:after="20" w:before="20"/>
+              <w:jc w:val="right"/>
+            </w:pPr>
+            <w:r/>
+            <w:r>
+              <w:rPr>
+                <w:b/>
+                <w:sz w:val="18"/>
+              </w:rPr>
+              <w:t>87.847 €</w:t>
             </w:r>
           </w:p>
         </w:tc>
@@ -2478,7 +2628,7 @@
               <w:rPr>
                 <w:sz w:val="18"/>
               </w:rPr>
-              <w:t>WE 4</w:t>
+              <w:t>Gastro-Pacht (10 % vom Umsatz)</w:t>
             </w:r>
           </w:p>
         </w:tc>
@@ -2496,7 +2646,7 @@
               <w:rPr>
                 <w:sz w:val="18"/>
               </w:rPr>
-              <w:t>Staffel</w:t>
+              <w:t>EG</w:t>
             </w:r>
           </w:p>
         </w:tc>
@@ -2515,7 +2665,7 @@
               <w:rPr>
                 <w:sz w:val="18"/>
               </w:rPr>
-              <w:t>66,8 m²</w:t>
+              <w:t>510,0 m²</w:t>
             </w:r>
           </w:p>
         </w:tc>
@@ -2534,7 +2684,7 @@
               <w:rPr>
                 <w:sz w:val="18"/>
               </w:rPr>
-              <w:t>11,18 €</w:t>
+              <w:t>18,75 €</w:t>
             </w:r>
           </w:p>
         </w:tc>
@@ -2553,7 +2703,7 @@
               <w:rPr>
                 <w:sz w:val="18"/>
               </w:rPr>
-              <w:t>747 €</w:t>
+              <w:t>9.564 €</w:t>
             </w:r>
           </w:p>
         </w:tc>
@@ -2572,7 +2722,7 @@
               <w:rPr>
                 <w:sz w:val="18"/>
               </w:rPr>
-              <w:t>8.959 €</w:t>
+              <w:t>114.762 €</w:t>
             </w:r>
           </w:p>
         </w:tc>
@@ -2595,7 +2745,7 @@
               <w:rPr>
                 <w:sz w:val="18"/>
               </w:rPr>
-              <w:t>WE 5</w:t>
+              <w:t>Büro 1 (Ankermieter)</w:t>
             </w:r>
           </w:p>
         </w:tc>
@@ -2613,7 +2763,7 @@
               <w:rPr>
                 <w:sz w:val="18"/>
               </w:rPr>
-              <w:t>Staffel</w:t>
+              <w:t>1. OG</w:t>
             </w:r>
           </w:p>
         </w:tc>
@@ -2632,7 +2782,7 @@
               <w:rPr>
                 <w:sz w:val="18"/>
               </w:rPr>
-              <w:t>66,8 m²</w:t>
+              <w:t>100,0 m²</w:t>
             </w:r>
           </w:p>
         </w:tc>
@@ -2651,7 +2801,7 @@
               <w:rPr>
                 <w:sz w:val="18"/>
               </w:rPr>
-              <w:t>11,18 €</w:t>
+              <w:t>9,50 €</w:t>
             </w:r>
           </w:p>
         </w:tc>
@@ -2670,7 +2820,7 @@
               <w:rPr>
                 <w:sz w:val="18"/>
               </w:rPr>
-              <w:t>747 €</w:t>
+              <w:t>950 €</w:t>
             </w:r>
           </w:p>
         </w:tc>
@@ -2689,7 +2839,7 @@
               <w:rPr>
                 <w:sz w:val="18"/>
               </w:rPr>
-              <w:t>8.959 €</w:t>
+              <w:t>11.400 €</w:t>
             </w:r>
           </w:p>
         </w:tc>
@@ -2712,7 +2862,7 @@
               <w:rPr>
                 <w:sz w:val="18"/>
               </w:rPr>
-              <w:t>WE 6</w:t>
+              <w:t>Büro 2 (Ankermieter)</w:t>
             </w:r>
           </w:p>
         </w:tc>
@@ -2730,7 +2880,7 @@
               <w:rPr>
                 <w:sz w:val="18"/>
               </w:rPr>
-              <w:t>Staffel</w:t>
+              <w:t>1. OG</w:t>
             </w:r>
           </w:p>
         </w:tc>
@@ -2749,7 +2899,7 @@
               <w:rPr>
                 <w:sz w:val="18"/>
               </w:rPr>
-              <w:t>66,8 m²</w:t>
+              <w:t>65,0 m²</w:t>
             </w:r>
           </w:p>
         </w:tc>
@@ -2768,7 +2918,7 @@
               <w:rPr>
                 <w:sz w:val="18"/>
               </w:rPr>
-              <w:t>11,18 €</w:t>
+              <w:t>10,00 €</w:t>
             </w:r>
           </w:p>
         </w:tc>
@@ -2787,7 +2937,7 @@
               <w:rPr>
                 <w:sz w:val="18"/>
               </w:rPr>
-              <w:t>747 €</w:t>
+              <w:t>650 €</w:t>
             </w:r>
           </w:p>
         </w:tc>
@@ -2806,7 +2956,7 @@
               <w:rPr>
                 <w:sz w:val="18"/>
               </w:rPr>
-              <w:t>8.959 €</w:t>
+              <w:t>7.800 €</w:t>
             </w:r>
           </w:p>
         </w:tc>
@@ -2818,245 +2968,10 @@
         <w:tc>
           <w:tcPr>
             <w:tcW w:type="dxa" w:w="2041"/>
-          </w:tcPr>
-          <w:p>
-            <w:pPr>
-              <w:keepNext/>
-              <w:spacing w:after="20" w:before="20"/>
-            </w:pPr>
-            <w:r/>
-            <w:r>
-              <w:rPr>
-                <w:sz w:val="18"/>
-              </w:rPr>
-              <w:t>WE 7</w:t>
-            </w:r>
-          </w:p>
-        </w:tc>
-        <w:tc>
-          <w:tcPr>
-            <w:tcW w:type="dxa" w:w="1134"/>
-          </w:tcPr>
-          <w:p>
-            <w:pPr>
-              <w:keepNext/>
-              <w:spacing w:after="20" w:before="20"/>
-            </w:pPr>
-            <w:r/>
-            <w:r>
-              <w:rPr>
-                <w:sz w:val="18"/>
-              </w:rPr>
-              <w:t>Staffel</w:t>
-            </w:r>
-          </w:p>
-        </w:tc>
-        <w:tc>
-          <w:tcPr>
-            <w:tcW w:type="dxa" w:w="1361"/>
-          </w:tcPr>
-          <w:p>
-            <w:pPr>
-              <w:keepNext/>
-              <w:spacing w:after="20" w:before="20"/>
-              <w:jc w:val="right"/>
-            </w:pPr>
-            <w:r/>
-            <w:r>
-              <w:rPr>
-                <w:sz w:val="18"/>
-              </w:rPr>
-              <w:t>66,8 m²</w:t>
-            </w:r>
-          </w:p>
-        </w:tc>
-        <w:tc>
-          <w:tcPr>
-            <w:tcW w:type="dxa" w:w="1361"/>
-          </w:tcPr>
-          <w:p>
-            <w:pPr>
-              <w:keepNext/>
-              <w:spacing w:after="20" w:before="20"/>
-              <w:jc w:val="right"/>
-            </w:pPr>
-            <w:r/>
-            <w:r>
-              <w:rPr>
-                <w:sz w:val="18"/>
-              </w:rPr>
-              <w:t>11,18 €</w:t>
-            </w:r>
-          </w:p>
-        </w:tc>
-        <w:tc>
-          <w:tcPr>
-            <w:tcW w:type="dxa" w:w="1814"/>
-          </w:tcPr>
-          <w:p>
-            <w:pPr>
-              <w:keepNext/>
-              <w:spacing w:after="20" w:before="20"/>
-              <w:jc w:val="right"/>
-            </w:pPr>
-            <w:r/>
-            <w:r>
-              <w:rPr>
-                <w:sz w:val="18"/>
-              </w:rPr>
-              <w:t>747 €</w:t>
-            </w:r>
-          </w:p>
-        </w:tc>
-        <w:tc>
-          <w:tcPr>
-            <w:tcW w:type="dxa" w:w="1701"/>
-          </w:tcPr>
-          <w:p>
-            <w:pPr>
-              <w:keepNext/>
-              <w:spacing w:after="20" w:before="20"/>
-              <w:jc w:val="right"/>
-            </w:pPr>
-            <w:r/>
-            <w:r>
-              <w:rPr>
-                <w:sz w:val="18"/>
-              </w:rPr>
-              <w:t>8.959 €</w:t>
-            </w:r>
-          </w:p>
-        </w:tc>
-      </w:tr>
-      <w:tr>
-        <w:trPr>
-          <w:cantSplit/>
-        </w:trPr>
-        <w:tc>
-          <w:tcPr>
-            <w:tcW w:type="dxa" w:w="2041"/>
-          </w:tcPr>
-          <w:p>
-            <w:pPr>
-              <w:keepNext/>
-              <w:spacing w:after="20" w:before="20"/>
-            </w:pPr>
-            <w:r/>
-            <w:r>
-              <w:rPr>
-                <w:sz w:val="18"/>
-              </w:rPr>
-              <w:t>WE 8</w:t>
-            </w:r>
-          </w:p>
-        </w:tc>
-        <w:tc>
-          <w:tcPr>
-            <w:tcW w:type="dxa" w:w="1134"/>
-          </w:tcPr>
-          <w:p>
-            <w:pPr>
-              <w:keepNext/>
-              <w:spacing w:after="20" w:before="20"/>
-            </w:pPr>
-            <w:r/>
-            <w:r>
-              <w:rPr>
-                <w:sz w:val="18"/>
-              </w:rPr>
-              <w:t>Staffel</w:t>
-            </w:r>
-          </w:p>
-        </w:tc>
-        <w:tc>
-          <w:tcPr>
-            <w:tcW w:type="dxa" w:w="1361"/>
-          </w:tcPr>
-          <w:p>
-            <w:pPr>
-              <w:keepNext/>
-              <w:spacing w:after="20" w:before="20"/>
-              <w:jc w:val="right"/>
-            </w:pPr>
-            <w:r/>
-            <w:r>
-              <w:rPr>
-                <w:sz w:val="18"/>
-              </w:rPr>
-              <w:t>66,8 m²</w:t>
-            </w:r>
-          </w:p>
-        </w:tc>
-        <w:tc>
-          <w:tcPr>
-            <w:tcW w:type="dxa" w:w="1361"/>
-          </w:tcPr>
-          <w:p>
-            <w:pPr>
-              <w:keepNext/>
-              <w:spacing w:after="20" w:before="20"/>
-              <w:jc w:val="right"/>
-            </w:pPr>
-            <w:r/>
-            <w:r>
-              <w:rPr>
-                <w:sz w:val="18"/>
-              </w:rPr>
-              <w:t>11,18 €</w:t>
-            </w:r>
-          </w:p>
-        </w:tc>
-        <w:tc>
-          <w:tcPr>
-            <w:tcW w:type="dxa" w:w="1814"/>
-          </w:tcPr>
-          <w:p>
-            <w:pPr>
-              <w:keepNext/>
-              <w:spacing w:after="20" w:before="20"/>
-              <w:jc w:val="right"/>
-            </w:pPr>
-            <w:r/>
-            <w:r>
-              <w:rPr>
-                <w:sz w:val="18"/>
-              </w:rPr>
-              <w:t>747 €</w:t>
-            </w:r>
-          </w:p>
-        </w:tc>
-        <w:tc>
-          <w:tcPr>
-            <w:tcW w:type="dxa" w:w="1701"/>
-          </w:tcPr>
-          <w:p>
-            <w:pPr>
-              <w:keepNext/>
-              <w:spacing w:after="20" w:before="20"/>
-              <w:jc w:val="right"/>
-            </w:pPr>
-            <w:r/>
-            <w:r>
-              <w:rPr>
-                <w:sz w:val="18"/>
-              </w:rPr>
-              <w:t>8.959 €</w:t>
-            </w:r>
-          </w:p>
-        </w:tc>
-      </w:tr>
-      <w:tr>
-        <w:trPr>
-          <w:cantSplit/>
-        </w:trPr>
-        <w:tc>
-          <w:tcPr>
-            <w:tcW w:type="dxa" w:w="2041"/>
             <w:shd w:val="clear" w:color="auto" w:fill="E3E8E5"/>
           </w:tcPr>
           <w:p>
             <w:pPr>
-              <w:keepNext/>
               <w:spacing w:after="20" w:before="20"/>
             </w:pPr>
             <w:r/>
@@ -3065,7 +2980,7 @@
                 <w:b/>
                 <w:sz w:val="18"/>
               </w:rPr>
-              <w:t>Summe Wohnen</w:t>
+              <w:t>Rohertrag gesamt</w:t>
             </w:r>
           </w:p>
         </w:tc>
@@ -3076,7 +2991,6 @@
           </w:tcPr>
           <w:p>
             <w:pPr>
-              <w:keepNext/>
               <w:spacing w:after="20" w:before="20"/>
             </w:pPr>
             <w:r/>
@@ -3095,7 +3009,6 @@
           </w:tcPr>
           <w:p>
             <w:pPr>
-              <w:keepNext/>
               <w:spacing w:after="20" w:before="20"/>
               <w:jc w:val="right"/>
             </w:pPr>
@@ -3105,7 +3018,6 @@
                 <w:b/>
                 <w:sz w:val="18"/>
               </w:rPr>
-              <w:t>655,0 m²</w:t>
             </w:r>
           </w:p>
         </w:tc>
@@ -3116,7 +3028,6 @@
           </w:tcPr>
           <w:p>
             <w:pPr>
-              <w:keepNext/>
               <w:spacing w:after="20" w:before="20"/>
               <w:jc w:val="right"/>
             </w:pPr>
@@ -3136,7 +3047,6 @@
           </w:tcPr>
           <w:p>
             <w:pPr>
-              <w:keepNext/>
               <w:spacing w:after="20" w:before="20"/>
               <w:jc w:val="right"/>
             </w:pPr>
@@ -3146,7 +3056,7 @@
                 <w:b/>
                 <w:sz w:val="18"/>
               </w:rPr>
-              <w:t>7.321 €</w:t>
+              <w:t>18.484 €</w:t>
             </w:r>
           </w:p>
         </w:tc>
@@ -3157,7 +3067,6 @@
           </w:tcPr>
           <w:p>
             <w:pPr>
-              <w:keepNext/>
               <w:spacing w:after="20" w:before="20"/>
               <w:jc w:val="right"/>
             </w:pPr>
@@ -3167,478 +3076,7 @@
                 <w:b/>
                 <w:sz w:val="18"/>
               </w:rPr>
-              <w:t>87.847 €</w:t>
-            </w:r>
-          </w:p>
-        </w:tc>
-      </w:tr>
-      <w:tr>
-        <w:trPr>
-          <w:cantSplit/>
-        </w:trPr>
-        <w:tc>
-          <w:tcPr>
-            <w:tcW w:type="dxa" w:w="2041"/>
-          </w:tcPr>
-          <w:p>
-            <w:pPr>
-              <w:keepNext/>
-              <w:spacing w:after="20" w:before="20"/>
-            </w:pPr>
-            <w:r/>
-            <w:r>
-              <w:rPr>
-                <w:sz w:val="18"/>
-              </w:rPr>
-              <w:t>Gastro-Pacht (10 €/m²)</w:t>
-            </w:r>
-          </w:p>
-        </w:tc>
-        <w:tc>
-          <w:tcPr>
-            <w:tcW w:type="dxa" w:w="1134"/>
-          </w:tcPr>
-          <w:p>
-            <w:pPr>
-              <w:keepNext/>
-              <w:spacing w:after="20" w:before="20"/>
-            </w:pPr>
-            <w:r/>
-            <w:r>
-              <w:rPr>
-                <w:sz w:val="18"/>
-              </w:rPr>
-              <w:t>EG</w:t>
-            </w:r>
-          </w:p>
-        </w:tc>
-        <w:tc>
-          <w:tcPr>
-            <w:tcW w:type="dxa" w:w="1361"/>
-          </w:tcPr>
-          <w:p>
-            <w:pPr>
-              <w:keepNext/>
-              <w:spacing w:after="20" w:before="20"/>
-              <w:jc w:val="right"/>
-            </w:pPr>
-            <w:r/>
-            <w:r>
-              <w:rPr>
-                <w:sz w:val="18"/>
-              </w:rPr>
-              <w:t>510,0 m²</w:t>
-            </w:r>
-          </w:p>
-        </w:tc>
-        <w:tc>
-          <w:tcPr>
-            <w:tcW w:type="dxa" w:w="1361"/>
-          </w:tcPr>
-          <w:p>
-            <w:pPr>
-              <w:keepNext/>
-              <w:spacing w:after="20" w:before="20"/>
-              <w:jc w:val="right"/>
-            </w:pPr>
-            <w:r/>
-            <w:r>
-              <w:rPr>
-                <w:sz w:val="18"/>
-              </w:rPr>
-              <w:t>10,00 €</w:t>
-            </w:r>
-          </w:p>
-        </w:tc>
-        <w:tc>
-          <w:tcPr>
-            <w:tcW w:type="dxa" w:w="1814"/>
-          </w:tcPr>
-          <w:p>
-            <w:pPr>
-              <w:keepNext/>
-              <w:spacing w:after="20" w:before="20"/>
-              <w:jc w:val="right"/>
-            </w:pPr>
-            <w:r/>
-            <w:r>
-              <w:rPr>
-                <w:sz w:val="18"/>
-              </w:rPr>
-              <w:t>5.100 €</w:t>
-            </w:r>
-          </w:p>
-        </w:tc>
-        <w:tc>
-          <w:tcPr>
-            <w:tcW w:type="dxa" w:w="1701"/>
-          </w:tcPr>
-          <w:p>
-            <w:pPr>
-              <w:keepNext/>
-              <w:spacing w:after="20" w:before="20"/>
-              <w:jc w:val="right"/>
-            </w:pPr>
-            <w:r/>
-            <w:r>
-              <w:rPr>
-                <w:sz w:val="18"/>
-              </w:rPr>
-              <w:t>61.200 €</w:t>
-            </w:r>
-          </w:p>
-        </w:tc>
-      </w:tr>
-      <w:tr>
-        <w:trPr>
-          <w:cantSplit/>
-        </w:trPr>
-        <w:tc>
-          <w:tcPr>
-            <w:tcW w:type="dxa" w:w="2041"/>
-          </w:tcPr>
-          <w:p>
-            <w:pPr>
-              <w:keepNext/>
-              <w:spacing w:after="20" w:before="20"/>
-            </w:pPr>
-            <w:r/>
-            <w:r>
-              <w:rPr>
-                <w:sz w:val="18"/>
-              </w:rPr>
-              <w:t>Büro 1 (Ankermieter)</w:t>
-            </w:r>
-          </w:p>
-        </w:tc>
-        <w:tc>
-          <w:tcPr>
-            <w:tcW w:type="dxa" w:w="1134"/>
-          </w:tcPr>
-          <w:p>
-            <w:pPr>
-              <w:keepNext/>
-              <w:spacing w:after="20" w:before="20"/>
-            </w:pPr>
-            <w:r/>
-            <w:r>
-              <w:rPr>
-                <w:sz w:val="18"/>
-              </w:rPr>
-              <w:t>1. OG</w:t>
-            </w:r>
-          </w:p>
-        </w:tc>
-        <w:tc>
-          <w:tcPr>
-            <w:tcW w:type="dxa" w:w="1361"/>
-          </w:tcPr>
-          <w:p>
-            <w:pPr>
-              <w:keepNext/>
-              <w:spacing w:after="20" w:before="20"/>
-              <w:jc w:val="right"/>
-            </w:pPr>
-            <w:r/>
-            <w:r>
-              <w:rPr>
-                <w:sz w:val="18"/>
-              </w:rPr>
-              <w:t>100,0 m²</w:t>
-            </w:r>
-          </w:p>
-        </w:tc>
-        <w:tc>
-          <w:tcPr>
-            <w:tcW w:type="dxa" w:w="1361"/>
-          </w:tcPr>
-          <w:p>
-            <w:pPr>
-              <w:keepNext/>
-              <w:spacing w:after="20" w:before="20"/>
-              <w:jc w:val="right"/>
-            </w:pPr>
-            <w:r/>
-            <w:r>
-              <w:rPr>
-                <w:sz w:val="18"/>
-              </w:rPr>
-              <w:t>9,50 €</w:t>
-            </w:r>
-          </w:p>
-        </w:tc>
-        <w:tc>
-          <w:tcPr>
-            <w:tcW w:type="dxa" w:w="1814"/>
-          </w:tcPr>
-          <w:p>
-            <w:pPr>
-              <w:keepNext/>
-              <w:spacing w:after="20" w:before="20"/>
-              <w:jc w:val="right"/>
-            </w:pPr>
-            <w:r/>
-            <w:r>
-              <w:rPr>
-                <w:sz w:val="18"/>
-              </w:rPr>
-              <w:t>950 €</w:t>
-            </w:r>
-          </w:p>
-        </w:tc>
-        <w:tc>
-          <w:tcPr>
-            <w:tcW w:type="dxa" w:w="1701"/>
-          </w:tcPr>
-          <w:p>
-            <w:pPr>
-              <w:keepNext/>
-              <w:spacing w:after="20" w:before="20"/>
-              <w:jc w:val="right"/>
-            </w:pPr>
-            <w:r/>
-            <w:r>
-              <w:rPr>
-                <w:sz w:val="18"/>
-              </w:rPr>
-              <w:t>11.400 €</w:t>
-            </w:r>
-          </w:p>
-        </w:tc>
-      </w:tr>
-      <w:tr>
-        <w:trPr>
-          <w:cantSplit/>
-        </w:trPr>
-        <w:tc>
-          <w:tcPr>
-            <w:tcW w:type="dxa" w:w="2041"/>
-          </w:tcPr>
-          <w:p>
-            <w:pPr>
-              <w:keepNext/>
-              <w:spacing w:after="20" w:before="20"/>
-            </w:pPr>
-            <w:r/>
-            <w:r>
-              <w:rPr>
-                <w:sz w:val="18"/>
-              </w:rPr>
-              <w:t>Büro 2 (Ankermieter)</w:t>
-            </w:r>
-          </w:p>
-        </w:tc>
-        <w:tc>
-          <w:tcPr>
-            <w:tcW w:type="dxa" w:w="1134"/>
-          </w:tcPr>
-          <w:p>
-            <w:pPr>
-              <w:keepNext/>
-              <w:spacing w:after="20" w:before="20"/>
-            </w:pPr>
-            <w:r/>
-            <w:r>
-              <w:rPr>
-                <w:sz w:val="18"/>
-              </w:rPr>
-              <w:t>1. OG</w:t>
-            </w:r>
-          </w:p>
-        </w:tc>
-        <w:tc>
-          <w:tcPr>
-            <w:tcW w:type="dxa" w:w="1361"/>
-          </w:tcPr>
-          <w:p>
-            <w:pPr>
-              <w:keepNext/>
-              <w:spacing w:after="20" w:before="20"/>
-              <w:jc w:val="right"/>
-            </w:pPr>
-            <w:r/>
-            <w:r>
-              <w:rPr>
-                <w:sz w:val="18"/>
-              </w:rPr>
-              <w:t>65,0 m²</w:t>
-            </w:r>
-          </w:p>
-        </w:tc>
-        <w:tc>
-          <w:tcPr>
-            <w:tcW w:type="dxa" w:w="1361"/>
-          </w:tcPr>
-          <w:p>
-            <w:pPr>
-              <w:keepNext/>
-              <w:spacing w:after="20" w:before="20"/>
-              <w:jc w:val="right"/>
-            </w:pPr>
-            <w:r/>
-            <w:r>
-              <w:rPr>
-                <w:sz w:val="18"/>
-              </w:rPr>
-              <w:t>10,00 €</w:t>
-            </w:r>
-          </w:p>
-        </w:tc>
-        <w:tc>
-          <w:tcPr>
-            <w:tcW w:type="dxa" w:w="1814"/>
-          </w:tcPr>
-          <w:p>
-            <w:pPr>
-              <w:keepNext/>
-              <w:spacing w:after="20" w:before="20"/>
-              <w:jc w:val="right"/>
-            </w:pPr>
-            <w:r/>
-            <w:r>
-              <w:rPr>
-                <w:sz w:val="18"/>
-              </w:rPr>
-              <w:t>650 €</w:t>
-            </w:r>
-          </w:p>
-        </w:tc>
-        <w:tc>
-          <w:tcPr>
-            <w:tcW w:type="dxa" w:w="1701"/>
-          </w:tcPr>
-          <w:p>
-            <w:pPr>
-              <w:keepNext/>
-              <w:spacing w:after="20" w:before="20"/>
-              <w:jc w:val="right"/>
-            </w:pPr>
-            <w:r/>
-            <w:r>
-              <w:rPr>
-                <w:sz w:val="18"/>
-              </w:rPr>
-              <w:t>7.800 €</w:t>
-            </w:r>
-          </w:p>
-        </w:tc>
-      </w:tr>
-      <w:tr>
-        <w:trPr>
-          <w:cantSplit/>
-        </w:trPr>
-        <w:tc>
-          <w:tcPr>
-            <w:tcW w:type="dxa" w:w="2041"/>
-            <w:shd w:val="clear" w:color="auto" w:fill="E3E8E5"/>
-          </w:tcPr>
-          <w:p>
-            <w:pPr>
-              <w:spacing w:after="20" w:before="20"/>
-            </w:pPr>
-            <w:r/>
-            <w:r>
-              <w:rPr>
-                <w:b/>
-                <w:sz w:val="18"/>
-              </w:rPr>
-              <w:t>Rohertrag gesamt</w:t>
-            </w:r>
-          </w:p>
-        </w:tc>
-        <w:tc>
-          <w:tcPr>
-            <w:tcW w:type="dxa" w:w="1134"/>
-            <w:shd w:val="clear" w:color="auto" w:fill="E3E8E5"/>
-          </w:tcPr>
-          <w:p>
-            <w:pPr>
-              <w:spacing w:after="20" w:before="20"/>
-            </w:pPr>
-            <w:r/>
-            <w:r>
-              <w:rPr>
-                <w:b/>
-                <w:sz w:val="18"/>
-              </w:rPr>
-            </w:r>
-          </w:p>
-        </w:tc>
-        <w:tc>
-          <w:tcPr>
-            <w:tcW w:type="dxa" w:w="1361"/>
-            <w:shd w:val="clear" w:color="auto" w:fill="E3E8E5"/>
-          </w:tcPr>
-          <w:p>
-            <w:pPr>
-              <w:spacing w:after="20" w:before="20"/>
-              <w:jc w:val="right"/>
-            </w:pPr>
-            <w:r/>
-            <w:r>
-              <w:rPr>
-                <w:b/>
-                <w:sz w:val="18"/>
-              </w:rPr>
-            </w:r>
-          </w:p>
-        </w:tc>
-        <w:tc>
-          <w:tcPr>
-            <w:tcW w:type="dxa" w:w="1361"/>
-            <w:shd w:val="clear" w:color="auto" w:fill="E3E8E5"/>
-          </w:tcPr>
-          <w:p>
-            <w:pPr>
-              <w:spacing w:after="20" w:before="20"/>
-              <w:jc w:val="right"/>
-            </w:pPr>
-            <w:r/>
-            <w:r>
-              <w:rPr>
-                <w:b/>
-                <w:sz w:val="18"/>
-              </w:rPr>
-            </w:r>
-          </w:p>
-        </w:tc>
-        <w:tc>
-          <w:tcPr>
-            <w:tcW w:type="dxa" w:w="1814"/>
-            <w:shd w:val="clear" w:color="auto" w:fill="E3E8E5"/>
-          </w:tcPr>
-          <w:p>
-            <w:pPr>
-              <w:spacing w:after="20" w:before="20"/>
-              <w:jc w:val="right"/>
-            </w:pPr>
-            <w:r/>
-            <w:r>
-              <w:rPr>
-                <w:b/>
-                <w:sz w:val="18"/>
-              </w:rPr>
-              <w:t>14.021 €</w:t>
-            </w:r>
-          </w:p>
-        </w:tc>
-        <w:tc>
-          <w:tcPr>
-            <w:tcW w:type="dxa" w:w="1701"/>
-            <w:shd w:val="clear" w:color="auto" w:fill="E3E8E5"/>
-          </w:tcPr>
-          <w:p>
-            <w:pPr>
-              <w:spacing w:after="20" w:before="20"/>
-              <w:jc w:val="right"/>
-            </w:pPr>
-            <w:r/>
-            <w:r>
-              <w:rPr>
-                <w:b/>
-                <w:sz w:val="18"/>
-              </w:rPr>
-              <w:t>168.247 €</w:t>
+              <w:t>221.809 €</w:t>
             </w:r>
           </w:p>
         </w:tc>
@@ -4273,7 +3711,7 @@
           <w:b w:val="0"/>
           <w:i w:val="0"/>
         </w:rPr>
-        <w:t>Der Gastro-Umsatz von 95.635 € im Monat entspricht ca. 6.040 € je Sitzplatz und Jahr. Zum Vergleich: Der Median in Österreich liegt für Betriebe mit weniger als 100 Plätzen bei ca. 12.000 € (Fitness-Check Gastronomie 2026). Die Annahme liegt damit deutlich unter dem Branchen-Median. Die Pacht von 10 €/m² entspricht 5,3 % vom Umsatz (üblich 6 bis 12 %).</w:t>
+        <w:t>Der Gastro-Umsatz von 95.635 € im Monat entspricht ca. 6.040 € je Sitzplatz und Jahr. Zum Vergleich: Der Median in Österreich liegt für Betriebe mit weniger als 100 Plätzen bei ca. 12.000 € (Fitness-Check Gastronomie 2026). Die Annahme liegt damit deutlich unter dem Branchen-Median. Die Pacht beträgt 10,0 % vom Umsatz (üblich 6 bis 12 %), mindestens aber 10 €/m².</w:t>
       </w:r>
     </w:p>
     <w:p>
@@ -4749,7 +4187,7 @@
         <w:spacing w:after="60"/>
       </w:pPr>
       <w:r>
-        <w:t>Die Büros bringen über die Vertragslaufzeit von 10 Jahren zusammen ca. 0,21 Mio. € (mit Indexierung von 2 % pro Jahr) und machen 11 % des Rohertrags aus.</w:t>
+        <w:t>Die Büros bringen über die Vertragslaufzeit von 10 Jahren zusammen ca. 0,21 Mio. € (mit Indexierung von 2 % pro Jahr) und machen 9 % des Rohertrags aus.</w:t>
       </w:r>
     </w:p>
     <w:p>
@@ -4758,7 +4196,7 @@
         <w:spacing w:after="60"/>
       </w:pPr>
       <w:r>
-        <w:t>Sie decken 8 % des Kapitaldienstes. Zusammen mit den Wohnungen decken die langfristigen Mieten 45 %, den Rest tragen Pacht und Gastro-Gewinn.</w:t>
+        <w:t>Sie decken 8 % des Kapitaldienstes. Zusammen mit den Wohnungen decken die langfristigen Mieten 47 %, den Rest tragen Pacht und Gastro-Gewinn.</w:t>
       </w:r>
     </w:p>
     <w:p>
@@ -5063,7 +4501,7 @@
               <w:rPr>
                 <w:sz w:val="18"/>
               </w:rPr>
-              <w:t>10 €/m², 5.100 € pro Monat (ca. 5,3 % vom Umsatz)</w:t>
+              <w:t>10 €/m², 9.564 € pro Monat (ca. 10,0 % vom Umsatz)</w:t>
             </w:r>
           </w:p>
         </w:tc>
@@ -6490,7 +5928,7 @@
                 <w:color w:val="FFFFFF"/>
                 <w:sz w:val="18"/>
               </w:rPr>
-              <w:t>Gewinn nach Pacht</w:t>
+              <w:t>Gewinn nach Pacht (Betreiber)</w:t>
             </w:r>
           </w:p>
         </w:tc>
@@ -6612,7 +6050,7 @@
               <w:rPr>
                 <w:sz w:val="18"/>
               </w:rPr>
-              <w:t>+14.725 €</w:t>
+              <w:t>+13.325 €</w:t>
             </w:r>
           </w:p>
         </w:tc>
@@ -6673,7 +6111,7 @@
               <w:rPr>
                 <w:sz w:val="18"/>
               </w:rPr>
-              <w:t>+19.300 €</w:t>
+              <w:t>+16.400 €</w:t>
             </w:r>
           </w:p>
         </w:tc>
@@ -6740,7 +6178,7 @@
                 <w:b/>
                 <w:sz w:val="18"/>
               </w:rPr>
-              <w:t>+24.069 €</w:t>
+              <w:t>+19.605 €</w:t>
             </w:r>
           </w:p>
         </w:tc>
@@ -6798,7 +6236,7 @@
               <w:rPr>
                 <w:sz w:val="18"/>
               </w:rPr>
-              <w:t>+28.450 €</w:t>
+              <w:t>+22.550 €</w:t>
             </w:r>
           </w:p>
         </w:tc>
@@ -6818,7 +6256,7 @@
           <w:b w:val="0"/>
           <w:i w:val="0"/>
         </w:rPr>
-        <w:t>Der Gastro-Betrieb deckt seine Pacht ab ca. 16.700 € Umsatz im Monat. Der Lohn des Bauherrn ist nicht gerechnet. Ausführliche Gestaltung, Grundriss, Speisekarte und Personalplan stehen im Gastro-Konzept.</w:t>
+        <w:t>Die Betreiberfirma deckt die Mindestpacht ab ca. 16.700 € Umsatz im Monat. Die Pacht (Maximum aus 10 €/m² und 10 % vom Umsatz) geht an die GbR, das Betriebsergebnis nach Pacht gehört der Betreiberfirma. Der Lohn des Bauherrn ist nicht gerechnet. Ausführliche Gestaltung, Grundriss, Speisekarte und Personalplan stehen im Gastro-Konzept.</w:t>
       </w:r>
     </w:p>
     <w:p>
@@ -6826,7 +6264,51 @@
         <w:pStyle w:val="Heading1"/>
       </w:pPr>
       <w:r>
-        <w:t>6  Kosten</w:t>
+        <w:t>6  Struktur: Vermietungs-GbR und Betreiberfirma</w:t>
+      </w:r>
+    </w:p>
+    <w:p>
+      <w:r>
+        <w:rPr>
+          <w:b w:val="0"/>
+          <w:i w:val="0"/>
+        </w:rPr>
+        <w:t>Das Gebäude gehört einer Vermietungs-GbR (Gesellschaft bürgerlichen Rechts), deren Gesellschafter die Investoren sind. Sie nimmt die Darlehen auf, vermietet die 12 Wohnungen und die 2 Büros und verpachtet die Gastro. Die Gastro führt eine eigene Betreiberfirma des Bauherrn, sie zahlt Pacht an die GbR (10 % vom Umsatz, mindestens 10 €/m²) und behält das Betriebsergebnis. So bleibt die GbR eine reine Vermietungsgesellschaft, und die Gastro-Risiken liegen beim Betreiber.</w:t>
+      </w:r>
+    </w:p>
+    <w:p>
+      <w:pPr>
+        <w:pStyle w:val="ListBullet"/>
+        <w:spacing w:after="60"/>
+      </w:pPr>
+      <w:r>
+        <w:t>GbR: Nettoertrag 16.636 € im Monat, Kapitaldienst 17.189 €, Ergebnis −553 € im Monat ohne Eigenkapital.</w:t>
+      </w:r>
+    </w:p>
+    <w:p>
+      <w:pPr>
+        <w:pStyle w:val="ListBullet"/>
+        <w:spacing w:after="60"/>
+      </w:pPr>
+      <w:r>
+        <w:t>Betreiberfirma: Betriebsergebnis nach Pacht +19.605 € im Monat bei 95.635 € Umsatz, ohne Lohn des Bauherrn.</w:t>
+      </w:r>
+    </w:p>
+    <w:p>
+      <w:pPr>
+        <w:pStyle w:val="ListBullet"/>
+        <w:spacing w:after="60"/>
+      </w:pPr>
+      <w:r>
+        <w:t>Eine GbR haftet mit dem Privatvermögen aller Gesellschafter. Betreibt die GbR selbst die Gastro, wird sie insgesamt gewerblich (Gewerbesteuer), deshalb die Trennung. Rechtsform, Haftung und Steuer mit Anwalt und Steuerberater klären.</w:t>
+      </w:r>
+    </w:p>
+    <w:p>
+      <w:pPr>
+        <w:pStyle w:val="Heading1"/>
+      </w:pPr>
+      <w:r>
+        <w:t>7  Kosten</w:t>
       </w:r>
     </w:p>
     <w:tbl>
@@ -7016,7 +6498,7 @@
               <w:rPr>
                 <w:sz w:val="18"/>
               </w:rPr>
-              <w:t>4,9 %</w:t>
+              <w:t>4,8 %</w:t>
             </w:r>
           </w:p>
         </w:tc>
@@ -7095,7 +6577,7 @@
               <w:rPr>
                 <w:sz w:val="18"/>
               </w:rPr>
-              <w:t>74,9 %</w:t>
+              <w:t>74,2 %</w:t>
             </w:r>
           </w:p>
         </w:tc>
@@ -7332,7 +6814,7 @@
               <w:rPr>
                 <w:sz w:val="18"/>
               </w:rPr>
-              <w:t>10,7 %</w:t>
+              <w:t>10,6 %</w:t>
             </w:r>
           </w:p>
         </w:tc>
@@ -7411,7 +6893,7 @@
               <w:rPr>
                 <w:sz w:val="18"/>
               </w:rPr>
-              <w:t>2,5 %</w:t>
+              <w:t>2,4 %</w:t>
             </w:r>
           </w:p>
         </w:tc>
@@ -7434,7 +6916,7 @@
               <w:rPr>
                 <w:sz w:val="18"/>
               </w:rPr>
-              <w:t>Ausbau Gastro und Büros</w:t>
+              <w:t>Ausbau Gastro, Büros und 4 zusätzliche Wohnungen</w:t>
             </w:r>
           </w:p>
         </w:tc>
@@ -7452,7 +6934,7 @@
               <w:rPr>
                 <w:sz w:val="18"/>
               </w:rPr>
-              <w:t>190.000 € + Büros 150 €/m²</w:t>
+              <w:t>Gastro 190.000 €, Büros 150 €/m², je Wohnung über 8: 15.000 €</w:t>
             </w:r>
           </w:p>
         </w:tc>
@@ -7471,7 +6953,7 @@
               <w:rPr>
                 <w:sz w:val="18"/>
               </w:rPr>
-              <w:t>214.750 €</w:t>
+              <w:t>274.750 €</w:t>
             </w:r>
           </w:p>
         </w:tc>
@@ -7490,7 +6972,7 @@
               <w:rPr>
                 <w:sz w:val="18"/>
               </w:rPr>
-              <w:t>4,4 %</w:t>
+              <w:t>5,6 %</w:t>
             </w:r>
           </w:p>
         </w:tc>
@@ -7550,7 +7032,7 @@
               <w:rPr>
                 <w:sz w:val="18"/>
               </w:rPr>
-              <w:t>289.674 €</w:t>
+              <w:t>279.048 €</w:t>
             </w:r>
           </w:p>
         </w:tc>
@@ -7569,7 +7051,7 @@
               <w:rPr>
                 <w:sz w:val="18"/>
               </w:rPr>
-              <w:t>6,0 %</w:t>
+              <w:t>5,7 %</w:t>
             </w:r>
           </w:p>
         </w:tc>
@@ -7631,7 +7113,7 @@
                 <w:b/>
                 <w:sz w:val="18"/>
               </w:rPr>
-              <w:t>4.845.506 €</w:t>
+              <w:t>4.894.879 €</w:t>
             </w:r>
           </w:p>
         </w:tc>
@@ -7670,7 +7152,7 @@
           <w:color w:val="5B6770"/>
           <w:sz w:val="18"/>
         </w:rPr>
-        <w:t>Das entspricht 2.937 € je m² BGF. Baukosten von 2.200 €/m² (Bekanntenpreis des Bauherrn) und die Baunebenkosten sind durch Angebote von Bauunternehmen und Zimmerei zu belegen. QNG steht für das Qualitätssiegel Nachhaltiges Gebäude.</w:t>
+        <w:t>Das entspricht 2.967 € je m² BGF. Baukosten von 2.200 €/m² (Bekanntenpreis des Bauherrn) und die Baunebenkosten sind durch Angebote von Bauunternehmen und Zimmerei zu belegen. QNG steht für das Qualitätssiegel Nachhaltiges Gebäude.</w:t>
       </w:r>
     </w:p>
     <w:p>
@@ -7678,7 +7160,7 @@
         <w:pStyle w:val="Heading1"/>
       </w:pPr>
       <w:r>
-        <w:t>7  Finanzierung mit KfW-Krediten</w:t>
+        <w:t>8  Finanzierung mit KfW-Krediten</w:t>
       </w:r>
     </w:p>
     <w:p>
@@ -7687,7 +7169,7 @@
           <w:b w:val="0"/>
           <w:i w:val="0"/>
         </w:rPr>
-        <w:t>Das Vorhaben wird zu 100 % fremdfinanziert. Der Bauherr bringt kein Eigenkapital ein. Die Kosten werden mit den zinsverbilligten KfW-Krediten „Klimafreundlicher Neubau“ und einem Darlehen der Hausbank gedeckt. Die KfW zahlt im Neubau keinen Zuschuss, der Vorteil ist der niedrigere Zins.</w:t>
+        <w:t>Die Basisrechnung geht von 100 % Fremdfinanzierung aus, die Gesellschafter bringen kein Eigenkapital ein (im Blatt Annahmen einstellbar, siehe Szenarien). Die Kosten werden mit den zinsverbilligten KfW-Krediten „Klimafreundlicher Neubau“ und einem Darlehen der Hausbank gedeckt. Die KfW zahlt im Neubau keinen Zuschuss, die Förderung ist der niedrigere Zins.</w:t>
       </w:r>
     </w:p>
     <w:tbl>
@@ -7995,7 +7477,7 @@
               <w:rPr>
                 <w:sz w:val="18"/>
               </w:rPr>
-              <w:t>1.200.000 €</w:t>
+              <w:t>1.800.000 €</w:t>
             </w:r>
           </w:p>
         </w:tc>
@@ -8189,7 +7671,7 @@
               <w:rPr>
                 <w:sz w:val="18"/>
               </w:rPr>
-              <w:t>2.498.006 €</w:t>
+              <w:t>1.947.379 €</w:t>
             </w:r>
           </w:p>
         </w:tc>
@@ -8288,7 +7770,7 @@
                 <w:b/>
                 <w:sz w:val="18"/>
               </w:rPr>
-              <w:t>4.845.506 €</w:t>
+              <w:t>4.894.879 €</w:t>
             </w:r>
           </w:p>
         </w:tc>
@@ -8308,7 +7790,7 @@
                 <w:b/>
                 <w:sz w:val="18"/>
               </w:rPr>
-              <w:t>3,39 %</w:t>
+              <w:t>3,21 %</w:t>
             </w:r>
           </w:p>
         </w:tc>
@@ -8365,7 +7847,7 @@
         <w:spacing w:after="60"/>
       </w:pPr>
       <w:r>
-        <w:t>Wohnteil (297/298) und Gastro (299) werden bei gemischter Nutzung getrennt gefördert. Das Programm 297 gilt für selbst genutzte Wohnungen, 298 für vermietete, die Konditionen sind gleich. Im Rechenmodell sind alle 8 Wohnungen vermietet (298), eine Selbstnutzung lässt sich im Blatt Annahmen einstellen.</w:t>
+        <w:t>Wohnteil (297/298) und Gastro (299) werden bei gemischter Nutzung getrennt gefördert. Das Programm 297 gilt für selbst genutzte Wohnungen, 298 für vermietete, die Konditionen sind gleich. Im Rechenmodell sind alle 12 Wohnungen vermietet (298), eine Selbstnutzung lässt sich im Blatt Annahmen einstellen.</w:t>
       </w:r>
     </w:p>
     <w:p>
@@ -8396,7 +7878,7 @@
           <w:b w:val="0"/>
           <w:i w:val="0"/>
         </w:rPr>
-        <w:t>Das Grundstück wird zu Beginn bezahlt, die Baukosten fließen über 15 Monate. Danach folgen 12 Monate tilgungsfreie Anlaufzeit, in der nur Zinsen anfallen und von der Hausbank mitfinanziert werden (mit der Bank zu verhandeln). Zinsen und Bereitstellungsgebühr (3 % p. a. ab Monat 7 auf die noch nicht abgerufene Bausumme) betragen in dieser Zeit 289.674 €. Zu Beginn der Rückzahlung stehen 4.845.506 € Darlehen.</w:t>
+        <w:t>Das Grundstück wird zu Beginn bezahlt, die Baukosten fließen über 15 Monate. Danach folgen 12 Monate tilgungsfreie Anlaufzeit, in der nur Zinsen anfallen und von der Hausbank mitfinanziert werden (mit der Bank zu verhandeln). Zinsen und Bereitstellungsgebühr (3 % p. a. ab Monat 7 auf die noch nicht abgerufene Bausumme) betragen in dieser Zeit 279.048 €. Zu Beginn der Rückzahlung stehen 4.894.879 € Darlehen.</w:t>
       </w:r>
     </w:p>
     <w:p>
@@ -8404,7 +7886,481 @@
         <w:pStyle w:val="Heading1"/>
       </w:pPr>
       <w:r>
-        <w:t>8  Abzahlungsplan</w:t>
+        <w:t>9  Förderungen im Überblick</w:t>
+      </w:r>
+    </w:p>
+    <w:p>
+      <w:r>
+        <w:rPr>
+          <w:b w:val="0"/>
+          <w:i w:val="0"/>
+        </w:rPr>
+        <w:t>In die Rechnung eingebaut sind die KfW-Kredite. Weitere Förderungen sind als Option beschrieben, ihre Fristen und Voraussetzungen müssen Steuerberater und NBank prüfen.</w:t>
+      </w:r>
+    </w:p>
+    <w:tbl>
+      <w:tblPr>
+        <w:tblW w:type="auto" w:w="0"/>
+        <w:jc w:val="center"/>
+        <w:tblLayout w:type="fixed"/>
+        <w:tblLook w:firstColumn="1" w:firstRow="1" w:lastColumn="0" w:lastRow="0" w:noHBand="0" w:noVBand="1" w:val="04A0"/>
+        <w:tblBorders>
+          <w:top w:val="single" w:sz="4" w:color="D0D0D0"/>
+          <w:left w:val="single" w:sz="4" w:color="D0D0D0"/>
+          <w:bottom w:val="single" w:sz="4" w:color="D0D0D0"/>
+          <w:right w:val="single" w:sz="4" w:color="D0D0D0"/>
+          <w:insideH w:val="single" w:sz="4" w:color="D0D0D0"/>
+          <w:insideV w:val="single" w:sz="4" w:color="D0D0D0"/>
+        </w:tblBorders>
+        <w:tblLayout w:type="fixed"/>
+      </w:tblPr>
+      <w:tblGrid>
+        <w:gridCol w:w="2608"/>
+        <w:gridCol w:w="3969"/>
+        <w:gridCol w:w="2835"/>
+      </w:tblGrid>
+      <w:tr>
+        <w:trPr>
+          <w:cantSplit/>
+        </w:trPr>
+        <w:tc>
+          <w:tcPr>
+            <w:tcW w:type="dxa" w:w="2608"/>
+            <w:shd w:val="clear" w:color="auto" w:fill="2F4A3E"/>
+          </w:tcPr>
+          <w:p>
+            <w:pPr>
+              <w:keepNext/>
+              <w:spacing w:after="20" w:before="20"/>
+            </w:pPr>
+            <w:r/>
+            <w:r>
+              <w:rPr>
+                <w:b/>
+                <w:color w:val="FFFFFF"/>
+                <w:sz w:val="17"/>
+              </w:rPr>
+              <w:t>Förderung</w:t>
+            </w:r>
+          </w:p>
+        </w:tc>
+        <w:tc>
+          <w:tcPr>
+            <w:tcW w:type="dxa" w:w="3969"/>
+            <w:shd w:val="clear" w:color="auto" w:fill="2F4A3E"/>
+          </w:tcPr>
+          <w:p>
+            <w:pPr>
+              <w:keepNext/>
+              <w:spacing w:after="20" w:before="20"/>
+            </w:pPr>
+            <w:r/>
+            <w:r>
+              <w:rPr>
+                <w:b/>
+                <w:color w:val="FFFFFF"/>
+                <w:sz w:val="17"/>
+              </w:rPr>
+              <w:t>Inhalt</w:t>
+            </w:r>
+          </w:p>
+        </w:tc>
+        <w:tc>
+          <w:tcPr>
+            <w:tcW w:type="dxa" w:w="2835"/>
+            <w:shd w:val="clear" w:color="auto" w:fill="2F4A3E"/>
+          </w:tcPr>
+          <w:p>
+            <w:pPr>
+              <w:keepNext/>
+              <w:spacing w:after="20" w:before="20"/>
+            </w:pPr>
+            <w:r/>
+            <w:r>
+              <w:rPr>
+                <w:b/>
+                <w:color w:val="FFFFFF"/>
+                <w:sz w:val="17"/>
+              </w:rPr>
+              <w:t>Wirkung im Projekt</w:t>
+            </w:r>
+          </w:p>
+        </w:tc>
+      </w:tr>
+      <w:tr>
+        <w:trPr>
+          <w:cantSplit/>
+        </w:trPr>
+        <w:tc>
+          <w:tcPr>
+            <w:tcW w:type="dxa" w:w="2608"/>
+          </w:tcPr>
+          <w:p>
+            <w:pPr>
+              <w:keepNext/>
+              <w:spacing w:after="20" w:before="20"/>
+            </w:pPr>
+            <w:r/>
+            <w:r>
+              <w:rPr>
+                <w:sz w:val="17"/>
+              </w:rPr>
+              <w:t>KfW 298 (vermietete Wohnungen)</w:t>
+            </w:r>
+          </w:p>
+        </w:tc>
+        <w:tc>
+          <w:tcPr>
+            <w:tcW w:type="dxa" w:w="3969"/>
+          </w:tcPr>
+          <w:p>
+            <w:pPr>
+              <w:keepNext/>
+              <w:spacing w:after="20" w:before="20"/>
+            </w:pPr>
+            <w:r/>
+            <w:r>
+              <w:rPr>
+                <w:sz w:val="17"/>
+              </w:rPr>
+              <w:t>bis 150.000 € je Wohnung, Zins 2,5 % statt 4 %</w:t>
+            </w:r>
+          </w:p>
+        </w:tc>
+        <w:tc>
+          <w:tcPr>
+            <w:tcW w:type="dxa" w:w="2835"/>
+          </w:tcPr>
+          <w:p>
+            <w:pPr>
+              <w:keepNext/>
+              <w:spacing w:after="20" w:before="20"/>
+            </w:pPr>
+            <w:r/>
+            <w:r>
+              <w:rPr>
+                <w:sz w:val="17"/>
+              </w:rPr>
+              <w:t>1.800.000 €, spart 27.000 € im Jahr</w:t>
+            </w:r>
+          </w:p>
+        </w:tc>
+      </w:tr>
+      <w:tr>
+        <w:trPr>
+          <w:cantSplit/>
+        </w:trPr>
+        <w:tc>
+          <w:tcPr>
+            <w:tcW w:type="dxa" w:w="2608"/>
+          </w:tcPr>
+          <w:p>
+            <w:pPr>
+              <w:keepNext/>
+              <w:spacing w:after="20" w:before="20"/>
+            </w:pPr>
+            <w:r/>
+            <w:r>
+              <w:rPr>
+                <w:sz w:val="17"/>
+              </w:rPr>
+              <w:t>KfW 299 (Gastro und Büros)</w:t>
+            </w:r>
+          </w:p>
+        </w:tc>
+        <w:tc>
+          <w:tcPr>
+            <w:tcW w:type="dxa" w:w="3969"/>
+          </w:tcPr>
+          <w:p>
+            <w:pPr>
+              <w:keepNext/>
+              <w:spacing w:after="20" w:before="20"/>
+            </w:pPr>
+            <w:r/>
+            <w:r>
+              <w:rPr>
+                <w:sz w:val="17"/>
+              </w:rPr>
+              <w:t>bis 2.000 € je m² Nettogrundfläche, Zins 3,0 %</w:t>
+            </w:r>
+          </w:p>
+        </w:tc>
+        <w:tc>
+          <w:tcPr>
+            <w:tcW w:type="dxa" w:w="2835"/>
+          </w:tcPr>
+          <w:p>
+            <w:pPr>
+              <w:keepNext/>
+              <w:spacing w:after="20" w:before="20"/>
+            </w:pPr>
+            <w:r/>
+            <w:r>
+              <w:rPr>
+                <w:sz w:val="17"/>
+              </w:rPr>
+              <w:t>1.147.500 €, spart 11.475 € im Jahr</w:t>
+            </w:r>
+          </w:p>
+        </w:tc>
+      </w:tr>
+      <w:tr>
+        <w:trPr>
+          <w:cantSplit/>
+        </w:trPr>
+        <w:tc>
+          <w:tcPr>
+            <w:tcW w:type="dxa" w:w="2608"/>
+          </w:tcPr>
+          <w:p>
+            <w:pPr>
+              <w:keepNext/>
+              <w:spacing w:after="20" w:before="20"/>
+            </w:pPr>
+            <w:r/>
+            <w:r>
+              <w:rPr>
+                <w:sz w:val="17"/>
+              </w:rPr>
+              <w:t>Zinsvorteil KfW gesamt</w:t>
+            </w:r>
+          </w:p>
+        </w:tc>
+        <w:tc>
+          <w:tcPr>
+            <w:tcW w:type="dxa" w:w="3969"/>
+          </w:tcPr>
+          <w:p>
+            <w:pPr>
+              <w:keepNext/>
+              <w:spacing w:after="20" w:before="20"/>
+            </w:pPr>
+            <w:r/>
+            <w:r>
+              <w:rPr>
+                <w:sz w:val="17"/>
+              </w:rPr>
+              <w:t>gegenüber reiner Hausbank-Finanzierung zu 4,0 %</w:t>
+            </w:r>
+          </w:p>
+        </w:tc>
+        <w:tc>
+          <w:tcPr>
+            <w:tcW w:type="dxa" w:w="2835"/>
+          </w:tcPr>
+          <w:p>
+            <w:pPr>
+              <w:keepNext/>
+              <w:spacing w:after="20" w:before="20"/>
+            </w:pPr>
+            <w:r/>
+            <w:r>
+              <w:rPr>
+                <w:sz w:val="17"/>
+              </w:rPr>
+              <w:t>38.475 € im Jahr</w:t>
+            </w:r>
+          </w:p>
+        </w:tc>
+      </w:tr>
+      <w:tr>
+        <w:trPr>
+          <w:cantSplit/>
+        </w:trPr>
+        <w:tc>
+          <w:tcPr>
+            <w:tcW w:type="dxa" w:w="2608"/>
+          </w:tcPr>
+          <w:p>
+            <w:pPr>
+              <w:keepNext/>
+              <w:spacing w:after="20" w:before="20"/>
+            </w:pPr>
+            <w:r/>
+            <w:r>
+              <w:rPr>
+                <w:sz w:val="17"/>
+              </w:rPr>
+              <w:t>Degressive Abschreibung (Option)</w:t>
+            </w:r>
+          </w:p>
+        </w:tc>
+        <w:tc>
+          <w:tcPr>
+            <w:tcW w:type="dxa" w:w="3969"/>
+          </w:tcPr>
+          <w:p>
+            <w:pPr>
+              <w:keepNext/>
+              <w:spacing w:after="20" w:before="20"/>
+            </w:pPr>
+            <w:r/>
+            <w:r>
+              <w:rPr>
+                <w:sz w:val="17"/>
+              </w:rPr>
+              <w:t>5 % vom Restwert im Wohnteil statt 3 % linear (§ 7 Abs. 5a EStG)</w:t>
+            </w:r>
+          </w:p>
+        </w:tc>
+        <w:tc>
+          <w:tcPr>
+            <w:tcW w:type="dxa" w:w="2835"/>
+          </w:tcPr>
+          <w:p>
+            <w:pPr>
+              <w:keepNext/>
+              <w:spacing w:after="20" w:before="20"/>
+            </w:pPr>
+            <w:r/>
+            <w:r>
+              <w:rPr>
+                <w:sz w:val="17"/>
+              </w:rPr>
+              <w:t>Abschreibung 282.367 € statt 131.387 € im ersten Jahr (mit Sonder-AfA)</w:t>
+            </w:r>
+          </w:p>
+        </w:tc>
+      </w:tr>
+      <w:tr>
+        <w:trPr>
+          <w:cantSplit/>
+        </w:trPr>
+        <w:tc>
+          <w:tcPr>
+            <w:tcW w:type="dxa" w:w="2608"/>
+          </w:tcPr>
+          <w:p>
+            <w:pPr>
+              <w:keepNext/>
+              <w:spacing w:after="20" w:before="20"/>
+            </w:pPr>
+            <w:r/>
+            <w:r>
+              <w:rPr>
+                <w:sz w:val="17"/>
+              </w:rPr>
+              <w:t>Sonder-AfA Mietwohnungsneubau (Option)</w:t>
+            </w:r>
+          </w:p>
+        </w:tc>
+        <w:tc>
+          <w:tcPr>
+            <w:tcW w:type="dxa" w:w="3969"/>
+          </w:tcPr>
+          <w:p>
+            <w:pPr>
+              <w:keepNext/>
+              <w:spacing w:after="20" w:before="20"/>
+            </w:pPr>
+            <w:r/>
+            <w:r>
+              <w:rPr>
+                <w:sz w:val="17"/>
+              </w:rPr>
+              <w:t>zusätzlich 5 % in 4 Jahren, Baukostengrenze 5.200 €/m², 10 Jahre Vermietung (§ 7b EStG)</w:t>
+            </w:r>
+          </w:p>
+        </w:tc>
+        <w:tc>
+          <w:tcPr>
+            <w:tcW w:type="dxa" w:w="2835"/>
+          </w:tcPr>
+          <w:p>
+            <w:pPr>
+              <w:keepNext/>
+              <w:spacing w:after="20" w:before="20"/>
+            </w:pPr>
+            <w:r/>
+            <w:r>
+              <w:rPr>
+                <w:sz w:val="17"/>
+              </w:rPr>
+              <w:t>im Wohnteil, in der Zahl oben enthalten</w:t>
+            </w:r>
+          </w:p>
+        </w:tc>
+      </w:tr>
+      <w:tr>
+        <w:trPr>
+          <w:cantSplit/>
+        </w:trPr>
+        <w:tc>
+          <w:tcPr>
+            <w:tcW w:type="dxa" w:w="2608"/>
+          </w:tcPr>
+          <w:p>
+            <w:pPr>
+              <w:spacing w:after="20" w:before="20"/>
+            </w:pPr>
+            <w:r/>
+            <w:r>
+              <w:rPr>
+                <w:sz w:val="17"/>
+              </w:rPr>
+              <w:t>NBank Mietwohnraumförderung (Option)</w:t>
+            </w:r>
+          </w:p>
+        </w:tc>
+        <w:tc>
+          <w:tcPr>
+            <w:tcW w:type="dxa" w:w="3969"/>
+          </w:tcPr>
+          <w:p>
+            <w:pPr>
+              <w:spacing w:after="20" w:before="20"/>
+            </w:pPr>
+            <w:r/>
+            <w:r>
+              <w:rPr>
+                <w:sz w:val="17"/>
+              </w:rPr>
+              <w:t>zinsloses Darlehen, Zuschuss 2 bis 3 € je m² Wohnfläche und Monat gegen Mietbindung, Mietobergrenze ca. 6,50 bis 6,80 €/m²</w:t>
+            </w:r>
+          </w:p>
+        </w:tc>
+        <w:tc>
+          <w:tcPr>
+            <w:tcW w:type="dxa" w:w="2835"/>
+          </w:tcPr>
+          <w:p>
+            <w:pPr>
+              <w:spacing w:after="20" w:before="20"/>
+            </w:pPr>
+            <w:r/>
+            <w:r>
+              <w:rPr>
+                <w:sz w:val="17"/>
+              </w:rPr>
+              <w:t>nicht gerechnet, passt nicht zur angesetzten Miete von 11,18 €/m²</w:t>
+            </w:r>
+          </w:p>
+        </w:tc>
+      </w:tr>
+    </w:tbl>
+    <w:p>
+      <w:pPr>
+        <w:spacing w:after="40"/>
+      </w:pPr>
+    </w:p>
+    <w:p>
+      <w:r>
+        <w:rPr>
+          <w:b w:val="0"/>
+          <w:i/>
+          <w:color w:val="5B6770"/>
+          <w:sz w:val="18"/>
+        </w:rPr>
+        <w:t>Hinweis: Die Fristen der steuerlichen Förderungen und die aktuellen NBank-Konditionen sind in den Quellen nicht eindeutig und müssen vor einer Entscheidung geprüft werden.</w:t>
+      </w:r>
+    </w:p>
+    <w:p>
+      <w:pPr>
+        <w:pStyle w:val="Heading1"/>
+      </w:pPr>
+      <w:r>
+        <w:t>10  Abzahlungsplan</w:t>
       </w:r>
     </w:p>
     <w:p>
@@ -8613,7 +8569,7 @@
               <w:rPr>
                 <w:sz w:val="18"/>
               </w:rPr>
-              <w:t>1.200.000 €</w:t>
+              <w:t>1.800.000 €</w:t>
             </w:r>
           </w:p>
         </w:tc>
@@ -8670,7 +8626,7 @@
               <w:rPr>
                 <w:sz w:val="18"/>
               </w:rPr>
-              <w:t>3.500 €</w:t>
+              <w:t>5.250 €</w:t>
             </w:r>
           </w:p>
         </w:tc>
@@ -8689,7 +8645,7 @@
               <w:rPr>
                 <w:sz w:val="18"/>
               </w:rPr>
-              <w:t>42.000 €</w:t>
+              <w:t>63.000 €</w:t>
             </w:r>
           </w:p>
         </w:tc>
@@ -8849,7 +8805,7 @@
               <w:rPr>
                 <w:sz w:val="18"/>
               </w:rPr>
-              <w:t>2.498.006 €</w:t>
+              <w:t>1.947.379 €</w:t>
             </w:r>
           </w:p>
         </w:tc>
@@ -8906,7 +8862,7 @@
               <w:rPr>
                 <w:sz w:val="18"/>
               </w:rPr>
-              <w:t>10.408 €</w:t>
+              <w:t>8.114 €</w:t>
             </w:r>
           </w:p>
         </w:tc>
@@ -8925,7 +8881,7 @@
               <w:rPr>
                 <w:sz w:val="18"/>
               </w:rPr>
-              <w:t>124.900 €</w:t>
+              <w:t>97.369 €</w:t>
             </w:r>
           </w:p>
         </w:tc>
@@ -8969,7 +8925,7 @@
                 <w:b/>
                 <w:sz w:val="18"/>
               </w:rPr>
-              <w:t>4.845.506 €</w:t>
+              <w:t>4.894.879 €</w:t>
             </w:r>
           </w:p>
         </w:tc>
@@ -8989,7 +8945,7 @@
                 <w:b/>
                 <w:sz w:val="18"/>
               </w:rPr>
-              <w:t>3,39 %</w:t>
+              <w:t>3,21 %</w:t>
             </w:r>
           </w:p>
         </w:tc>
@@ -9028,7 +8984,7 @@
                 <w:b/>
                 <w:sz w:val="18"/>
               </w:rPr>
-              <w:t>17.733 €</w:t>
+              <w:t>17.189 €</w:t>
             </w:r>
           </w:p>
         </w:tc>
@@ -9048,7 +9004,7 @@
                 <w:b/>
                 <w:sz w:val="18"/>
               </w:rPr>
-              <w:t>212.800 €</w:t>
+              <w:t>206.269 €</w:t>
             </w:r>
           </w:p>
         </w:tc>
@@ -9233,7 +9189,7 @@
               <w:rPr>
                 <w:sz w:val="18"/>
               </w:rPr>
-              <w:t>163.585 €</w:t>
+              <w:t>156.592 €</w:t>
             </w:r>
           </w:p>
         </w:tc>
@@ -9252,7 +9208,7 @@
               <w:rPr>
                 <w:sz w:val="18"/>
               </w:rPr>
-              <w:t>49.216 €</w:t>
+              <w:t>49.677 €</w:t>
             </w:r>
           </w:p>
         </w:tc>
@@ -9271,7 +9227,7 @@
               <w:rPr>
                 <w:sz w:val="18"/>
               </w:rPr>
-              <w:t>212.800 €</w:t>
+              <w:t>206.269 €</w:t>
             </w:r>
           </w:p>
         </w:tc>
@@ -9290,7 +9246,7 @@
               <w:rPr>
                 <w:sz w:val="18"/>
               </w:rPr>
-              <w:t>4.796.290 €</w:t>
+              <w:t>4.845.203 €</w:t>
             </w:r>
           </w:p>
         </w:tc>
@@ -9332,7 +9288,7 @@
               <w:rPr>
                 <w:sz w:val="18"/>
               </w:rPr>
-              <w:t>161.887 €</w:t>
+              <w:t>154.970 €</w:t>
             </w:r>
           </w:p>
         </w:tc>
@@ -9351,7 +9307,7 @@
               <w:rPr>
                 <w:sz w:val="18"/>
               </w:rPr>
-              <w:t>50.913 €</w:t>
+              <w:t>51.299 €</w:t>
             </w:r>
           </w:p>
         </w:tc>
@@ -9370,7 +9326,7 @@
               <w:rPr>
                 <w:sz w:val="18"/>
               </w:rPr>
-              <w:t>212.800 €</w:t>
+              <w:t>206.269 €</w:t>
             </w:r>
           </w:p>
         </w:tc>
@@ -9389,7 +9345,7 @@
               <w:rPr>
                 <w:sz w:val="18"/>
               </w:rPr>
-              <w:t>4.745.377 €</w:t>
+              <w:t>4.793.904 €</w:t>
             </w:r>
           </w:p>
         </w:tc>
@@ -9431,7 +9387,7 @@
               <w:rPr>
                 <w:sz w:val="18"/>
               </w:rPr>
-              <w:t>160.129 €</w:t>
+              <w:t>153.292 €</w:t>
             </w:r>
           </w:p>
         </w:tc>
@@ -9450,7 +9406,7 @@
               <w:rPr>
                 <w:sz w:val="18"/>
               </w:rPr>
-              <w:t>52.671 €</w:t>
+              <w:t>52.977 €</w:t>
             </w:r>
           </w:p>
         </w:tc>
@@ -9469,7 +9425,7 @@
               <w:rPr>
                 <w:sz w:val="18"/>
               </w:rPr>
-              <w:t>212.800 €</w:t>
+              <w:t>206.269 €</w:t>
             </w:r>
           </w:p>
         </w:tc>
@@ -9488,7 +9444,7 @@
               <w:rPr>
                 <w:sz w:val="18"/>
               </w:rPr>
-              <w:t>4.692.706 €</w:t>
+              <w:t>4.740.927 €</w:t>
             </w:r>
           </w:p>
         </w:tc>
@@ -9530,7 +9486,7 @@
               <w:rPr>
                 <w:sz w:val="18"/>
               </w:rPr>
-              <w:t>156.421 €</w:t>
+              <w:t>149.763 €</w:t>
             </w:r>
           </w:p>
         </w:tc>
@@ -9549,7 +9505,7 @@
               <w:rPr>
                 <w:sz w:val="18"/>
               </w:rPr>
-              <w:t>56.379 €</w:t>
+              <w:t>56.506 €</w:t>
             </w:r>
           </w:p>
         </w:tc>
@@ -9568,7 +9524,7 @@
               <w:rPr>
                 <w:sz w:val="18"/>
               </w:rPr>
-              <w:t>212.800 €</w:t>
+              <w:t>206.269 €</w:t>
             </w:r>
           </w:p>
         </w:tc>
@@ -9587,7 +9543,7 @@
               <w:rPr>
                 <w:sz w:val="18"/>
               </w:rPr>
-              <w:t>4.581.834 €</w:t>
+              <w:t>4.629.709 €</w:t>
             </w:r>
           </w:p>
         </w:tc>
@@ -9633,7 +9589,7 @@
                 <w:b/>
                 <w:sz w:val="18"/>
               </w:rPr>
-              <w:t>145.921 €</w:t>
+              <w:t>139.824 €</w:t>
             </w:r>
           </w:p>
         </w:tc>
@@ -9654,7 +9610,7 @@
                 <w:b/>
                 <w:sz w:val="18"/>
               </w:rPr>
-              <w:t>66.879 €</w:t>
+              <w:t>66.444 €</w:t>
             </w:r>
           </w:p>
         </w:tc>
@@ -9675,7 +9631,7 @@
                 <w:b/>
                 <w:sz w:val="18"/>
               </w:rPr>
-              <w:t>212.800 €</w:t>
+              <w:t>206.269 €</w:t>
             </w:r>
           </w:p>
         </w:tc>
@@ -9696,7 +9652,7 @@
                 <w:b/>
                 <w:sz w:val="18"/>
               </w:rPr>
-              <w:t>4.269.180 €</w:t>
+              <w:t>4.318.034 €</w:t>
             </w:r>
           </w:p>
         </w:tc>
@@ -9738,7 +9694,7 @@
               <w:rPr>
                 <w:sz w:val="18"/>
               </w:rPr>
-              <w:t>133.383 €</w:t>
+              <w:t>128.051 €</w:t>
             </w:r>
           </w:p>
         </w:tc>
@@ -9757,7 +9713,7 @@
               <w:rPr>
                 <w:sz w:val="18"/>
               </w:rPr>
-              <w:t>79.418 €</w:t>
+              <w:t>78.218 €</w:t>
             </w:r>
           </w:p>
         </w:tc>
@@ -9776,7 +9732,7 @@
               <w:rPr>
                 <w:sz w:val="18"/>
               </w:rPr>
-              <w:t>212.800 €</w:t>
+              <w:t>206.269 €</w:t>
             </w:r>
           </w:p>
         </w:tc>
@@ -9795,7 +9751,7 @@
               <w:rPr>
                 <w:sz w:val="18"/>
               </w:rPr>
-              <w:t>3.898.060 €</w:t>
+              <w:t>3.951.292 €</w:t>
             </w:r>
           </w:p>
         </w:tc>
@@ -9837,7 +9793,7 @@
               <w:rPr>
                 <w:sz w:val="18"/>
               </w:rPr>
-              <w:t>118.398 €</w:t>
+              <w:t>114.089 €</w:t>
             </w:r>
           </w:p>
         </w:tc>
@@ -9856,7 +9812,7 @@
               <w:rPr>
                 <w:sz w:val="18"/>
               </w:rPr>
-              <w:t>94.403 €</w:t>
+              <w:t>92.180 €</w:t>
             </w:r>
           </w:p>
         </w:tc>
@@ -9875,7 +9831,7 @@
               <w:rPr>
                 <w:sz w:val="18"/>
               </w:rPr>
-              <w:t>212.800 €</w:t>
+              <w:t>206.269 €</w:t>
             </w:r>
           </w:p>
         </w:tc>
@@ -9894,7 +9850,7 @@
               <w:rPr>
                 <w:sz w:val="18"/>
               </w:rPr>
-              <w:t>3.457.088 €</w:t>
+              <w:t>3.519.271 €</w:t>
             </w:r>
           </w:p>
         </w:tc>
@@ -9936,7 +9892,7 @@
               <w:rPr>
                 <w:sz w:val="18"/>
               </w:rPr>
-              <w:t>100.473 €</w:t>
+              <w:t>97.513 €</w:t>
             </w:r>
           </w:p>
         </w:tc>
@@ -9955,7 +9911,7 @@
               <w:rPr>
                 <w:sz w:val="18"/>
               </w:rPr>
-              <w:t>112.328 €</w:t>
+              <w:t>108.756 €</w:t>
             </w:r>
           </w:p>
         </w:tc>
@@ -9974,7 +9930,7 @@
               <w:rPr>
                 <w:sz w:val="18"/>
               </w:rPr>
-              <w:t>212.800 €</w:t>
+              <w:t>206.269 €</w:t>
             </w:r>
           </w:p>
         </w:tc>
@@ -9993,7 +9949,7 @@
               <w:rPr>
                 <w:sz w:val="18"/>
               </w:rPr>
-              <w:t>2.932.587 €</w:t>
+              <w:t>3.009.784 €</w:t>
             </w:r>
           </w:p>
         </w:tc>
@@ -10035,7 +9991,7 @@
               <w:rPr>
                 <w:sz w:val="18"/>
               </w:rPr>
-              <w:t>79.012 €</w:t>
+              <w:t>77.814 €</w:t>
             </w:r>
           </w:p>
         </w:tc>
@@ -10054,7 +10010,7 @@
               <w:rPr>
                 <w:sz w:val="18"/>
               </w:rPr>
-              <w:t>133.789 €</w:t>
+              <w:t>128.455 €</w:t>
             </w:r>
           </w:p>
         </w:tc>
@@ -10073,7 +10029,7 @@
               <w:rPr>
                 <w:sz w:val="18"/>
               </w:rPr>
-              <w:t>212.800 €</w:t>
+              <w:t>206.269 €</w:t>
             </w:r>
           </w:p>
         </w:tc>
@@ -10092,7 +10048,7 @@
               <w:rPr>
                 <w:sz w:val="18"/>
               </w:rPr>
-              <w:t>2.308.113 €</w:t>
+              <w:t>2.408.271 €</w:t>
             </w:r>
           </w:p>
         </w:tc>
@@ -10132,7 +10088,7 @@
               <w:rPr>
                 <w:sz w:val="18"/>
               </w:rPr>
-              <w:t>53.296 €</w:t>
+              <w:t>54.379 €</w:t>
             </w:r>
           </w:p>
         </w:tc>
@@ -10150,7 +10106,7 @@
               <w:rPr>
                 <w:sz w:val="18"/>
               </w:rPr>
-              <w:t>159.505 €</w:t>
+              <w:t>151.890 €</w:t>
             </w:r>
           </w:p>
         </w:tc>
@@ -10168,7 +10124,7 @@
               <w:rPr>
                 <w:sz w:val="18"/>
               </w:rPr>
-              <w:t>212.800 €</w:t>
+              <w:t>206.269 €</w:t>
             </w:r>
           </w:p>
         </w:tc>
@@ -10186,7 +10142,7 @@
               <w:rPr>
                 <w:sz w:val="18"/>
               </w:rPr>
-              <w:t>1.563.885 €</w:t>
+              <w:t>1.697.323 €</w:t>
             </w:r>
           </w:p>
         </w:tc>
@@ -10206,7 +10162,7 @@
           <w:b w:val="0"/>
           <w:i w:val="0"/>
         </w:rPr>
-        <w:t>Nach 10 Jahren beträgt die Restschuld 4.269.180 €. Die Anschlussfinanzierung ist eingeplant, ein Zinsanstieg um einen Prozentpunkt auf die Restschuld kostet ca. 3.558 € pro Monat mehr. Die Bank kann eine höhere Tilgung verlangen, im Modell ist sie einstellbar.</w:t>
+        <w:t>Nach 10 Jahren beträgt die Restschuld 4.318.034 €. Die Anschlussfinanzierung ist eingeplant, ein Zinsanstieg um einen Prozentpunkt auf die Restschuld kostet ca. 3.598 € pro Monat mehr. Die Bank kann eine höhere Tilgung verlangen, im Modell ist sie einstellbar.</w:t>
       </w:r>
     </w:p>
     <w:p>
@@ -10214,7 +10170,18 @@
         <w:pStyle w:val="Heading1"/>
       </w:pPr>
       <w:r>
-        <w:t>9  Ertrag und Kapitaldienst</w:t>
+        <w:t>11  Ertrag und Kapitaldienst</w:t>
+      </w:r>
+    </w:p>
+    <w:p>
+      <w:r>
+        <w:rPr>
+          <w:b w:val="0"/>
+          <w:i/>
+          <w:color w:val="5B6770"/>
+          <w:sz w:val="18"/>
+        </w:rPr>
+        <w:t>Die Tabelle zeigt die Vermietungs-GbR. Das Betriebsergebnis der Gastro gehört der Betreiberfirma des Bauherrn und ist nur zur Information aufgeführt.</w:t>
       </w:r>
     </w:p>
     <w:tbl>
@@ -10326,7 +10293,7 @@
               <w:rPr>
                 <w:sz w:val="18"/>
               </w:rPr>
-              <w:t>Kaltmiete Wohnen (8 Wohnungen)</w:t>
+              <w:t>Kaltmiete Wohnen (12 Wohnungen)</w:t>
             </w:r>
           </w:p>
         </w:tc>
@@ -10448,7 +10415,7 @@
               <w:rPr>
                 <w:sz w:val="18"/>
               </w:rPr>
-              <w:t>Pacht Gastro (510 m² × 10 €)</w:t>
+              <w:t>Pacht Gastro (10 % vom Umsatz, mindestens 10 €/m²)</w:t>
             </w:r>
           </w:p>
         </w:tc>
@@ -10467,7 +10434,7 @@
               <w:rPr>
                 <w:sz w:val="18"/>
               </w:rPr>
-              <w:t>+5.100 €</w:t>
+              <w:t>+9.564 €</w:t>
             </w:r>
           </w:p>
         </w:tc>
@@ -10486,7 +10453,7 @@
               <w:rPr>
                 <w:sz w:val="18"/>
               </w:rPr>
-              <w:t>+61.200 €</w:t>
+              <w:t>+114.762 €</w:t>
             </w:r>
           </w:p>
         </w:tc>
@@ -10528,7 +10495,7 @@
               <w:rPr>
                 <w:sz w:val="18"/>
               </w:rPr>
-              <w:t>−1.402 €</w:t>
+              <w:t>−1.848 €</w:t>
             </w:r>
           </w:p>
         </w:tc>
@@ -10547,7 +10514,7 @@
               <w:rPr>
                 <w:sz w:val="18"/>
               </w:rPr>
-              <w:t>−16.825 €</w:t>
+              <w:t>−22.181 €</w:t>
             </w:r>
           </w:p>
         </w:tc>
@@ -10593,7 +10560,7 @@
                 <w:b/>
                 <w:sz w:val="18"/>
               </w:rPr>
-              <w:t>+12.619 €</w:t>
+              <w:t>+16.636 €</w:t>
             </w:r>
           </w:p>
         </w:tc>
@@ -10614,7 +10581,7 @@
                 <w:b/>
                 <w:sz w:val="18"/>
               </w:rPr>
-              <w:t>+151.422 €</w:t>
+              <w:t>+199.628 €</w:t>
             </w:r>
           </w:p>
         </w:tc>
@@ -10637,7 +10604,7 @@
               <w:rPr>
                 <w:sz w:val="18"/>
               </w:rPr>
-              <w:t>Betriebsergebnis Gastro nach Pacht (95.635 € Umsatz)</w:t>
+              <w:t>Kapitaldienst (Zinsen und Tilgung)</w:t>
             </w:r>
           </w:p>
         </w:tc>
@@ -10656,7 +10623,7 @@
               <w:rPr>
                 <w:sz w:val="18"/>
               </w:rPr>
-              <w:t>+24.069 €</w:t>
+              <w:t>−17.189 €</w:t>
             </w:r>
           </w:p>
         </w:tc>
@@ -10675,7 +10642,7 @@
               <w:rPr>
                 <w:sz w:val="18"/>
               </w:rPr>
-              <w:t>+288.824 €</w:t>
+              <w:t>−206.269 €</w:t>
             </w:r>
           </w:p>
         </w:tc>
@@ -10700,7 +10667,7 @@
                 <w:b/>
                 <w:sz w:val="18"/>
               </w:rPr>
-              <w:t>Nettoertrag vor Kapitaldienst</w:t>
+              <w:t>Ergebnis der GbR nach Kapitaldienst</w:t>
             </w:r>
           </w:p>
         </w:tc>
@@ -10721,7 +10688,7 @@
                 <w:b/>
                 <w:sz w:val="18"/>
               </w:rPr>
-              <w:t>+36.687 €</w:t>
+              <w:t>−553 €</w:t>
             </w:r>
           </w:p>
         </w:tc>
@@ -10742,7 +10709,7 @@
                 <w:b/>
                 <w:sz w:val="18"/>
               </w:rPr>
-              <w:t>+440.246 €</w:t>
+              <w:t>−6.641 €</w:t>
             </w:r>
           </w:p>
         </w:tc>
@@ -10765,7 +10732,7 @@
               <w:rPr>
                 <w:sz w:val="18"/>
               </w:rPr>
-              <w:t>Kapitaldienst (Zinsen und Tilgung)</w:t>
+              <w:t>Betriebsergebnis Gastro nach Pacht (Betreiberfirma, 95.635 € Umsatz)</w:t>
             </w:r>
           </w:p>
         </w:tc>
@@ -10784,7 +10751,7 @@
               <w:rPr>
                 <w:sz w:val="18"/>
               </w:rPr>
-              <w:t>−17.733 €</w:t>
+              <w:t>+19.605 €</w:t>
             </w:r>
           </w:p>
         </w:tc>
@@ -10803,7 +10770,7 @@
               <w:rPr>
                 <w:sz w:val="18"/>
               </w:rPr>
-              <w:t>−212.800 €</w:t>
+              <w:t>+235.262 €</w:t>
             </w:r>
           </w:p>
         </w:tc>
@@ -10827,7 +10794,7 @@
                 <w:b/>
                 <w:sz w:val="18"/>
               </w:rPr>
-              <w:t>Ergebnis nach Kapitaldienst</w:t>
+              <w:t>Gesamtergebnis Bauherr (zur Information)</w:t>
             </w:r>
           </w:p>
         </w:tc>
@@ -10847,7 +10814,7 @@
                 <w:b/>
                 <w:sz w:val="18"/>
               </w:rPr>
-              <w:t>+18.954 €</w:t>
+              <w:t>+19.052 €</w:t>
             </w:r>
           </w:p>
         </w:tc>
@@ -10867,7 +10834,7 @@
                 <w:b/>
                 <w:sz w:val="18"/>
               </w:rPr>
-              <w:t>+227.446 €</w:t>
+              <w:t>+228.621 €</w:t>
             </w:r>
           </w:p>
         </w:tc>
@@ -10887,10 +10854,10 @@
         <w:rPr>
           <w:b/>
         </w:rPr>
-        <w:t xml:space="preserve">Kapitaldienstdeckung (DSCR): </w:t>
+        <w:t xml:space="preserve">Kapitaldienstdeckung (DSCR) der GbR: </w:t>
       </w:r>
       <w:r>
-        <w:t>2,07 gesamt, 0,71 nur aus Miete, Büro und Pacht, 0,45 nur aus Wohnen und Büro. Banken verlangen meist mindestens 1,2.</w:t>
+        <w:t>0,97, nur aus Wohnen und Büro 0,47, mit dem Gastro-Gewinn des Bauherrn 2,11. Banken verlangen meist mindestens 1,2.</w:t>
       </w:r>
     </w:p>
     <w:p>
@@ -10905,7 +10872,7 @@
         <w:t xml:space="preserve">Zinsdeckung: </w:t>
       </w:r>
       <w:r>
-        <w:t>2,69 (Ertrag vor Kapitaldienst im Verhältnis zu den Zinsen).</w:t>
+        <w:t>1,27 (Ertrag der GbR im Verhältnis zu den Zinsen).</w:t>
       </w:r>
     </w:p>
     <w:p>
@@ -10920,7 +10887,7 @@
         <w:t xml:space="preserve">Anfangsrendite: </w:t>
       </w:r>
       <w:r>
-        <w:t>3,13 % (Nettoertrag der Immobilie auf die Gesamtkosten).</w:t>
+        <w:t>4,08 % (Nettoertrag der Immobilie auf die Gesamtkosten).</w:t>
       </w:r>
     </w:p>
     <w:p>
@@ -10935,7 +10902,7 @@
         <w:t xml:space="preserve">Break-even: </w:t>
       </w:r>
       <w:r>
-        <w:t>Das Haus ist ab ca. 33.500 € Gastro-Umsatz im Monat im Plus, alle Raten sind dann bezahlt.</w:t>
+        <w:t>Die GbR deckt alle Raten ab ca. 101.800 € Gastro-Umsatz im Monat (Umsatzpacht).</w:t>
       </w:r>
     </w:p>
     <w:p>
@@ -10946,7 +10913,7 @@
           <w:color w:val="5B6770"/>
           <w:sz w:val="18"/>
         </w:rPr>
-        <w:t>Der Gastro-Gewinn ist für die Bank der unsichere Teil des Ertrags. Ein Pachtvertrag mit einem Betreiber, der Sicherheiten stellt, und ein überzeugendes Gastro-Konzept sind deshalb entscheidend.</w:t>
+        <w:t>Die Pacht hängt am Umsatz der Gastro und ist für die Bank der unsichere Teil des Ertrags. Ein Pachtvertrag mit Mindestpacht und Bürgschaft des Betreibers und ein überzeugendes Gastro-Konzept sind deshalb entscheidend.</w:t>
       </w:r>
     </w:p>
     <w:p>
@@ -10954,7 +10921,7 @@
         <w:pStyle w:val="Heading1"/>
       </w:pPr>
       <w:r>
-        <w:t>10  Ertragswert und Beleihung</w:t>
+        <w:t>12  Ertragswert und Beleihung</w:t>
       </w:r>
     </w:p>
     <w:p>
@@ -11071,7 +11038,7 @@
               <w:rPr>
                 <w:sz w:val="18"/>
               </w:rPr>
-              <w:t>168.247 €</w:t>
+              <w:t>221.809 €</w:t>
             </w:r>
           </w:p>
         </w:tc>
@@ -11113,7 +11080,7 @@
               <w:rPr>
                 <w:sz w:val="18"/>
               </w:rPr>
-              <w:t>−23.141 €</w:t>
+              <w:t>−28.330 €</w:t>
             </w:r>
           </w:p>
         </w:tc>
@@ -11159,7 +11126,7 @@
                 <w:b/>
                 <w:sz w:val="18"/>
               </w:rPr>
-              <w:t>145.106 €</w:t>
+              <w:t>193.479 €</w:t>
             </w:r>
           </w:p>
         </w:tc>
@@ -11224,7 +11191,7 @@
               <w:rPr>
                 <w:sz w:val="18"/>
               </w:rPr>
-              <w:t>Gebäudeertragswert (mittlerer Vervielfältiger 19,9)</w:t>
+              <w:t>Gebäudeertragswert (mittlerer Vervielfältiger 18,5)</w:t>
             </w:r>
           </w:p>
         </w:tc>
@@ -11243,7 +11210,7 @@
               <w:rPr>
                 <w:sz w:val="18"/>
               </w:rPr>
-              <w:t>2.656.444 €</w:t>
+              <w:t>3.370.838 €</w:t>
             </w:r>
           </w:p>
         </w:tc>
@@ -11289,7 +11256,7 @@
                 <w:b/>
                 <w:sz w:val="18"/>
               </w:rPr>
-              <w:t>2.877.244 €</w:t>
+              <w:t>3.591.638 €</w:t>
             </w:r>
           </w:p>
         </w:tc>
@@ -11331,7 +11298,7 @@
               <w:rPr>
                 <w:sz w:val="18"/>
               </w:rPr>
-              <w:t>1.806.745 €</w:t>
+              <w:t>1.772.307 €</w:t>
             </w:r>
           </w:p>
         </w:tc>
@@ -11413,7 +11380,7 @@
               <w:rPr>
                 <w:sz w:val="18"/>
               </w:rPr>
-              <w:t>796.217 €</w:t>
+              <w:t>1.545.049 €</w:t>
             </w:r>
           </w:p>
         </w:tc>
@@ -11571,7 +11538,7 @@
               <w:rPr>
                 <w:sz w:val="18"/>
               </w:rPr>
-              <w:t>2.589.520 €</w:t>
+              <w:t>3.232.474 €</w:t>
             </w:r>
           </w:p>
         </w:tc>
@@ -11613,7 +11580,7 @@
               <w:rPr>
                 <w:sz w:val="18"/>
               </w:rPr>
-              <w:t>4.845.506 €</w:t>
+              <w:t>4.894.879 €</w:t>
             </w:r>
           </w:p>
         </w:tc>
@@ -11659,7 +11626,7 @@
                 <w:b/>
                 <w:sz w:val="18"/>
               </w:rPr>
-              <w:t>187 %</w:t>
+              <w:t>151 %</w:t>
             </w:r>
           </w:p>
         </w:tc>
@@ -11701,7 +11668,7 @@
               <w:rPr>
                 <w:sz w:val="18"/>
               </w:rPr>
-              <w:t>−1.968.262 €</w:t>
+              <w:t>−1.303.241 €</w:t>
             </w:r>
           </w:p>
         </w:tc>
@@ -11741,7 +11708,7 @@
               <w:rPr>
                 <w:sz w:val="18"/>
               </w:rPr>
-              <w:t>2.773.890 €</w:t>
+              <w:t>2.308.900 €</w:t>
             </w:r>
           </w:p>
         </w:tc>
@@ -11771,7 +11738,7 @@
           <w:b w:val="0"/>
           <w:i w:val="0"/>
         </w:rPr>
-        <w:t>Die Mieten, Büromieten und die Pacht tragen einen Ertragswert von 2,88 Mio. €, die Kosten liegen bei 4,85 Mio. €. Bei 100 % Fremdfinanzierung ergibt sich ein Beleihungsauslauf von 187 %, Banken beleihen üblicherweise nur bis ca. 80 %. Um das Darlehen darstellen zu können, bietet der Bauherr der Bank zusätzliche Sicherheiten an, etwa Grundschulden auf weitere Immobilien, eine Bürgschaft oder Eigenkapital. Rechnerisch geht es um ca. 2,77 Mio. €. Weitere Hebel sind höhere Mieten durch Vorvermietung, niedrigere Baukosten durch die Angebote der Bekannten-Unternehmen und eine Städtebauförderung (Zuschuss der Stadt, noch offen).</w:t>
+        <w:t>Die Mieten, Büromieten und die Pacht tragen einen Ertragswert von 3,59 Mio. €, die Kosten liegen bei 4,89 Mio. €. Bei 100 % Fremdfinanzierung ergibt sich ein Beleihungsauslauf von 151 %, Banken beleihen üblicherweise nur bis ca. 80 %. Um das Darlehen darstellen zu können, bietet der Bauherr der Bank zusätzliche Sicherheiten an, etwa Grundschulden auf weitere Immobilien, eine Bürgschaft oder Eigenkapital. Rechnerisch geht es um ca. 2,31 Mio. €. Weitere Hebel sind höhere Mieten durch Vorvermietung, niedrigere Baukosten durch die Angebote der Bekannten-Unternehmen und eine Städtebauförderung (Zuschuss der Stadt, noch offen).</w:t>
       </w:r>
     </w:p>
     <w:p>
@@ -11779,7 +11746,7 @@
         <w:pStyle w:val="Heading1"/>
       </w:pPr>
       <w:r>
-        <w:t>11  Prognose und Belastungstest</w:t>
+        <w:t>13  Prognose und Belastungstest</w:t>
       </w:r>
     </w:p>
     <w:tbl>
@@ -11960,7 +11927,7 @@
               <w:rPr>
                 <w:sz w:val="17"/>
               </w:rPr>
-              <w:t>Nettoertrag vor Kapitaldienst</w:t>
+              <w:t>Nettoertrag Immobilie (GbR)</w:t>
             </w:r>
           </w:p>
         </w:tc>
@@ -11979,7 +11946,7 @@
               <w:rPr>
                 <w:sz w:val="17"/>
               </w:rPr>
-              <w:t>440.246 €</w:t>
+              <w:t>199.628 €</w:t>
             </w:r>
           </w:p>
         </w:tc>
@@ -11998,7 +11965,7 @@
               <w:rPr>
                 <w:sz w:val="17"/>
               </w:rPr>
-              <w:t>453.729 €</w:t>
+              <w:t>205.838 €</w:t>
             </w:r>
           </w:p>
         </w:tc>
@@ -12017,7 +11984,7 @@
               <w:rPr>
                 <w:sz w:val="17"/>
               </w:rPr>
-              <w:t>467.626 €</w:t>
+              <w:t>212.242 €</w:t>
             </w:r>
           </w:p>
         </w:tc>
@@ -12036,7 +12003,7 @@
               <w:rPr>
                 <w:sz w:val="17"/>
               </w:rPr>
-              <w:t>481.950 €</w:t>
+              <w:t>218.847 €</w:t>
             </w:r>
           </w:p>
         </w:tc>
@@ -12055,7 +12022,7 @@
               <w:rPr>
                 <w:sz w:val="17"/>
               </w:rPr>
-              <w:t>504.267 €</w:t>
+              <w:t>229.146 €</w:t>
             </w:r>
           </w:p>
         </w:tc>
@@ -12097,7 +12064,7 @@
               <w:rPr>
                 <w:sz w:val="17"/>
               </w:rPr>
-              <w:t>−212.800 €</w:t>
+              <w:t>−206.269 €</w:t>
             </w:r>
           </w:p>
         </w:tc>
@@ -12116,7 +12083,7 @@
               <w:rPr>
                 <w:sz w:val="17"/>
               </w:rPr>
-              <w:t>−212.800 €</w:t>
+              <w:t>−206.269 €</w:t>
             </w:r>
           </w:p>
         </w:tc>
@@ -12135,7 +12102,7 @@
               <w:rPr>
                 <w:sz w:val="17"/>
               </w:rPr>
-              <w:t>−212.800 €</w:t>
+              <w:t>−206.269 €</w:t>
             </w:r>
           </w:p>
         </w:tc>
@@ -12154,7 +12121,7 @@
               <w:rPr>
                 <w:sz w:val="17"/>
               </w:rPr>
-              <w:t>−212.800 €</w:t>
+              <w:t>−206.269 €</w:t>
             </w:r>
           </w:p>
         </w:tc>
@@ -12173,7 +12140,7 @@
               <w:rPr>
                 <w:sz w:val="17"/>
               </w:rPr>
-              <w:t>−212.800 €</w:t>
+              <w:t>−206.269 €</w:t>
             </w:r>
           </w:p>
         </w:tc>
@@ -12198,7 +12165,7 @@
                 <w:b/>
                 <w:sz w:val="17"/>
               </w:rPr>
-              <w:t>Ergebnis nach Kapitaldienst</w:t>
+              <w:t>Ergebnis der GbR nach Kapitaldienst</w:t>
             </w:r>
           </w:p>
         </w:tc>
@@ -12219,7 +12186,7 @@
                 <w:b/>
                 <w:sz w:val="17"/>
               </w:rPr>
-              <w:t>227.446 €</w:t>
+              <w:t>−6.641 €</w:t>
             </w:r>
           </w:p>
         </w:tc>
@@ -12240,7 +12207,7 @@
                 <w:b/>
                 <w:sz w:val="17"/>
               </w:rPr>
-              <w:t>240.928 €</w:t>
+              <w:t>−431 €</w:t>
             </w:r>
           </w:p>
         </w:tc>
@@ -12261,7 +12228,7 @@
                 <w:b/>
                 <w:sz w:val="17"/>
               </w:rPr>
-              <w:t>254.825 €</w:t>
+              <w:t>5.973 €</w:t>
             </w:r>
           </w:p>
         </w:tc>
@@ -12282,7 +12249,7 @@
                 <w:b/>
                 <w:sz w:val="17"/>
               </w:rPr>
-              <w:t>269.150 €</w:t>
+              <w:t>12.578 €</w:t>
             </w:r>
           </w:p>
         </w:tc>
@@ -12303,7 +12270,7 @@
                 <w:b/>
                 <w:sz w:val="17"/>
               </w:rPr>
-              <w:t>291.467 €</w:t>
+              <w:t>22.877 €</w:t>
             </w:r>
           </w:p>
         </w:tc>
@@ -12345,7 +12312,7 @@
               <w:rPr>
                 <w:sz w:val="17"/>
               </w:rPr>
-              <w:t>2,07</w:t>
+              <w:t>0,97</w:t>
             </w:r>
           </w:p>
         </w:tc>
@@ -12364,7 +12331,7 @@
               <w:rPr>
                 <w:sz w:val="17"/>
               </w:rPr>
-              <w:t>2,13</w:t>
+              <w:t>1,00</w:t>
             </w:r>
           </w:p>
         </w:tc>
@@ -12383,7 +12350,7 @@
               <w:rPr>
                 <w:sz w:val="17"/>
               </w:rPr>
-              <w:t>2,20</w:t>
+              <w:t>1,03</w:t>
             </w:r>
           </w:p>
         </w:tc>
@@ -12402,7 +12369,7 @@
               <w:rPr>
                 <w:sz w:val="17"/>
               </w:rPr>
-              <w:t>2,26</w:t>
+              <w:t>1,06</w:t>
             </w:r>
           </w:p>
         </w:tc>
@@ -12421,7 +12388,7 @@
               <w:rPr>
                 <w:sz w:val="17"/>
               </w:rPr>
-              <w:t>2,37</w:t>
+              <w:t>1,11</w:t>
             </w:r>
           </w:p>
         </w:tc>
@@ -12461,7 +12428,7 @@
               <w:rPr>
                 <w:sz w:val="17"/>
               </w:rPr>
-              <w:t>4.796.290 €</w:t>
+              <w:t>4.845.203 €</w:t>
             </w:r>
           </w:p>
         </w:tc>
@@ -12479,7 +12446,7 @@
               <w:rPr>
                 <w:sz w:val="17"/>
               </w:rPr>
-              <w:t>4.692.706 €</w:t>
+              <w:t>4.740.927 €</w:t>
             </w:r>
           </w:p>
         </w:tc>
@@ -12497,7 +12464,7 @@
               <w:rPr>
                 <w:sz w:val="17"/>
               </w:rPr>
-              <w:t>4.581.834 €</w:t>
+              <w:t>4.629.709 €</w:t>
             </w:r>
           </w:p>
         </w:tc>
@@ -12515,7 +12482,7 @@
               <w:rPr>
                 <w:sz w:val="17"/>
               </w:rPr>
-              <w:t>4.463.143 €</w:t>
+              <w:t>4.511.066 €</w:t>
             </w:r>
           </w:p>
         </w:tc>
@@ -12533,7 +12500,7 @@
               <w:rPr>
                 <w:sz w:val="17"/>
               </w:rPr>
-              <w:t>4.269.180 €</w:t>
+              <w:t>4.318.034 €</w:t>
             </w:r>
           </w:p>
         </w:tc>
@@ -12552,7 +12519,7 @@
           <w:color w:val="5B6770"/>
           <w:sz w:val="18"/>
         </w:rPr>
-        <w:t>Annahme: Miete, Pacht und Gastro-Umsatz steigen um 1,5 % pro Jahr, Büromieten um 2 % (Indexmiete), der Kapitaldienst bleibt gleich. Die Kapitaldienstdeckung verbessert sich von 2,07 auf 2,37 in Jahr 10.</w:t>
+        <w:t>Annahme: Miete und Gastro-Umsatz (damit die Pacht) steigen um 1,5 % pro Jahr, Büromieten um 2 % (Indexmiete), der Kapitaldienst bleibt gleich. Die Kapitaldienstdeckung verbessert sich von 0,97 auf 1,11 in Jahr 10.</w:t>
       </w:r>
     </w:p>
     <w:tbl>
@@ -12710,7 +12677,7 @@
                 <w:b/>
                 <w:sz w:val="18"/>
               </w:rPr>
-              <w:t>+18.954 €</w:t>
+              <w:t>−553 €</w:t>
             </w:r>
           </w:p>
         </w:tc>
@@ -12731,7 +12698,7 @@
                 <w:b/>
                 <w:sz w:val="18"/>
               </w:rPr>
-              <w:t>2,07</w:t>
+              <w:t>0,97</w:t>
             </w:r>
           </w:p>
         </w:tc>
@@ -12793,7 +12760,7 @@
               <w:rPr>
                 <w:sz w:val="18"/>
               </w:rPr>
-              <w:t>+15.396 €</w:t>
+              <w:t>−4.152 €</w:t>
             </w:r>
           </w:p>
         </w:tc>
@@ -12812,7 +12779,7 @@
               <w:rPr>
                 <w:sz w:val="18"/>
               </w:rPr>
-              <w:t>1,72</w:t>
+              <w:t>0,80</w:t>
             </w:r>
           </w:p>
         </w:tc>
@@ -12831,7 +12798,7 @@
               <w:rPr>
                 <w:sz w:val="18"/>
               </w:rPr>
-              <w:t>−3.558 €</w:t>
+              <w:t>−3.598 €</w:t>
             </w:r>
           </w:p>
         </w:tc>
@@ -12873,7 +12840,7 @@
               <w:rPr>
                 <w:sz w:val="18"/>
               </w:rPr>
-              <w:t>+18.295 €</w:t>
+              <w:t>−1.212 €</w:t>
             </w:r>
           </w:p>
         </w:tc>
@@ -12892,7 +12859,7 @@
               <w:rPr>
                 <w:sz w:val="18"/>
               </w:rPr>
-              <w:t>2,03</w:t>
+              <w:t>0,93</w:t>
             </w:r>
           </w:p>
         </w:tc>
@@ -12934,7 +12901,7 @@
               <w:rPr>
                 <w:sz w:val="18"/>
               </w:rPr>
-              <w:t>Gastro-Umsatz −20 %</w:t>
+              <w:t>Gastro-Umsatz −20 % (Umsatzpacht sinkt)</w:t>
             </w:r>
           </w:p>
         </w:tc>
@@ -12953,7 +12920,7 @@
               <w:rPr>
                 <w:sz w:val="18"/>
               </w:rPr>
-              <w:t>+13.120 €</w:t>
+              <w:t>−2.275 €</w:t>
             </w:r>
           </w:p>
         </w:tc>
@@ -12972,7 +12939,7 @@
               <w:rPr>
                 <w:sz w:val="18"/>
               </w:rPr>
-              <w:t>1,74</w:t>
+              <w:t>0,87</w:t>
             </w:r>
           </w:p>
         </w:tc>
@@ -12991,7 +12958,7 @@
               <w:rPr>
                 <w:sz w:val="18"/>
               </w:rPr>
-              <w:t>−5.834 €</w:t>
+              <w:t>−1.721 €</w:t>
             </w:r>
           </w:p>
         </w:tc>
@@ -13014,7 +12981,7 @@
               <w:rPr>
                 <w:sz w:val="18"/>
               </w:rPr>
-              <w:t>Gastro-Umsatz −40 %</w:t>
+              <w:t>Gastro-Umsatz −40 % (Umsatzpacht sinkt, Mindestpacht)</w:t>
             </w:r>
           </w:p>
         </w:tc>
@@ -13033,7 +13000,7 @@
               <w:rPr>
                 <w:sz w:val="18"/>
               </w:rPr>
-              <w:t>+7.286 €</w:t>
+              <w:t>−3.996 €</w:t>
             </w:r>
           </w:p>
         </w:tc>
@@ -13052,7 +13019,7 @@
               <w:rPr>
                 <w:sz w:val="18"/>
               </w:rPr>
-              <w:t>1,41</w:t>
+              <w:t>0,77</w:t>
             </w:r>
           </w:p>
         </w:tc>
@@ -13071,7 +13038,7 @@
               <w:rPr>
                 <w:sz w:val="18"/>
               </w:rPr>
-              <w:t>−11.667 €</w:t>
+              <w:t>−3.443 €</w:t>
             </w:r>
           </w:p>
         </w:tc>
@@ -13113,7 +13080,7 @@
               <w:rPr>
                 <w:sz w:val="18"/>
               </w:rPr>
-              <w:t>+17.495 €</w:t>
+              <w:t>−1.953 €</w:t>
             </w:r>
           </w:p>
         </w:tc>
@@ -13132,7 +13099,7 @@
               <w:rPr>
                 <w:sz w:val="18"/>
               </w:rPr>
-              <w:t>1,91</w:t>
+              <w:t>0,89</w:t>
             </w:r>
           </w:p>
         </w:tc>
@@ -13151,7 +13118,7 @@
               <w:rPr>
                 <w:sz w:val="18"/>
               </w:rPr>
-              <w:t>−1.459 €</w:t>
+              <w:t>−1.399 €</w:t>
             </w:r>
           </w:p>
         </w:tc>
@@ -13193,7 +13160,7 @@
               <w:rPr>
                 <w:sz w:val="18"/>
               </w:rPr>
-              <w:t>+18.099 €</w:t>
+              <w:t>−1.408 €</w:t>
             </w:r>
           </w:p>
         </w:tc>
@@ -13212,7 +13179,7 @@
               <w:rPr>
                 <w:sz w:val="18"/>
               </w:rPr>
-              <w:t>2,02</w:t>
+              <w:t>0,92</w:t>
             </w:r>
           </w:p>
         </w:tc>
@@ -13273,7 +13240,7 @@
               <w:rPr>
                 <w:sz w:val="18"/>
               </w:rPr>
-              <w:t>+17.514 €</w:t>
+              <w:t>−1.993 €</w:t>
             </w:r>
           </w:p>
         </w:tc>
@@ -13292,7 +13259,7 @@
               <w:rPr>
                 <w:sz w:val="18"/>
               </w:rPr>
-              <w:t>1,99</w:t>
+              <w:t>0,88</w:t>
             </w:r>
           </w:p>
         </w:tc>
@@ -13333,7 +13300,7 @@
               <w:rPr>
                 <w:sz w:val="18"/>
               </w:rPr>
-              <w:t>Gastro fällt ganz aus (keine Pacht, kein Betriebsergebnis)</w:t>
+              <w:t>Gastro fällt ganz aus (keine Pacht)</w:t>
             </w:r>
           </w:p>
         </w:tc>
@@ -13351,7 +13318,7 @@
               <w:rPr>
                 <w:sz w:val="18"/>
               </w:rPr>
-              <w:t>−9.705 €</w:t>
+              <w:t>−9.161 €</w:t>
             </w:r>
           </w:p>
         </w:tc>
@@ -13369,7 +13336,7 @@
               <w:rPr>
                 <w:sz w:val="18"/>
               </w:rPr>
-              <w:t>0,45</w:t>
+              <w:t>0,47</w:t>
             </w:r>
           </w:p>
         </w:tc>
@@ -13387,7 +13354,7 @@
               <w:rPr>
                 <w:sz w:val="18"/>
               </w:rPr>
-              <w:t>−28.659 €</w:t>
+              <w:t>−8.607 €</w:t>
             </w:r>
           </w:p>
         </w:tc>
@@ -13407,7 +13374,7 @@
           <w:b w:val="0"/>
           <w:i w:val="0"/>
         </w:rPr>
-        <w:t>Die Tests sind vereinfacht. Das Ergebnis reagiert am stärksten auf den Gastro-Umsatz und die Pacht. Bei einem Umsatz −40 % liegt die Kapitaldienstdeckung noch über 1,4, bei einem Ausfall der Gastro reicht der Ertrag nicht mehr für die Raten. Ein Auszug eines Ankermieters ist verkraftbar.</w:t>
+        <w:t>Die Tests sind vereinfacht. Das Ergebnis der GbR reagiert am stärksten auf den Gastro-Umsatz (über die Umsatzpacht) und auf den Zins. Die GbR liegt im Plan schon knapp unter 1,0, jeder Rückgang vergrößert die Lücke: bei Umsatz −40 % sinkt die Deckung auf etwa 0,8, bei einem Ausfall der Gastro auf etwa 0,5. Ein Auszug eines Ankermieters kostet rund 855 € im Monat.</w:t>
       </w:r>
     </w:p>
     <w:p>
@@ -13415,7 +13382,2052 @@
         <w:pStyle w:val="Heading1"/>
       </w:pPr>
       <w:r>
-        <w:t>12  Prüfung: ein 60-m²-Apartment als Airbnb</w:t>
+        <w:t>14  Ergebnis pro Gesellschafter</w:t>
+      </w:r>
+    </w:p>
+    <w:p>
+      <w:r>
+        <w:rPr>
+          <w:b w:val="0"/>
+          <w:i w:val="0"/>
+        </w:rPr>
+        <w:t>Gleiche Anteile an der GbR, Basis ohne Eigenkapital, erstes Jahr nach der Anlaufzeit. Die Steuerwirkung rechnet mit einem Grenzsteuersatz von 35 % (Annahme). Verluste der GbR (Zinsen und Abschreibung übersteigen die Einnahmen) können mit anderen Einkünften verrechnet werden, das Finanzamt prüft dabei die Gewinnerzielungsabsicht.</w:t>
+      </w:r>
+    </w:p>
+    <w:tbl>
+      <w:tblPr>
+        <w:tblW w:type="auto" w:w="0"/>
+        <w:jc w:val="center"/>
+        <w:tblLayout w:type="fixed"/>
+        <w:tblLook w:firstColumn="1" w:firstRow="1" w:lastColumn="0" w:lastRow="0" w:noHBand="0" w:noVBand="1" w:val="04A0"/>
+        <w:tblBorders>
+          <w:top w:val="single" w:sz="4" w:color="D0D0D0"/>
+          <w:left w:val="single" w:sz="4" w:color="D0D0D0"/>
+          <w:bottom w:val="single" w:sz="4" w:color="D0D0D0"/>
+          <w:right w:val="single" w:sz="4" w:color="D0D0D0"/>
+          <w:insideH w:val="single" w:sz="4" w:color="D0D0D0"/>
+          <w:insideV w:val="single" w:sz="4" w:color="D0D0D0"/>
+        </w:tblBorders>
+        <w:tblLayout w:type="fixed"/>
+      </w:tblPr>
+      <w:tblGrid>
+        <w:gridCol w:w="3742"/>
+        <w:gridCol w:w="1417"/>
+        <w:gridCol w:w="1417"/>
+        <w:gridCol w:w="1417"/>
+        <w:gridCol w:w="1417"/>
+      </w:tblGrid>
+      <w:tr>
+        <w:trPr>
+          <w:cantSplit/>
+        </w:trPr>
+        <w:tc>
+          <w:tcPr>
+            <w:tcW w:type="dxa" w:w="3742"/>
+            <w:shd w:val="clear" w:color="auto" w:fill="2F4A3E"/>
+          </w:tcPr>
+          <w:p>
+            <w:pPr>
+              <w:keepNext/>
+              <w:spacing w:after="20" w:before="20"/>
+            </w:pPr>
+            <w:r/>
+            <w:r>
+              <w:rPr>
+                <w:b/>
+                <w:color w:val="FFFFFF"/>
+                <w:sz w:val="18"/>
+              </w:rPr>
+              <w:t>Pro Person</w:t>
+            </w:r>
+          </w:p>
+        </w:tc>
+        <w:tc>
+          <w:tcPr>
+            <w:tcW w:type="dxa" w:w="1417"/>
+            <w:shd w:val="clear" w:color="auto" w:fill="2F4A3E"/>
+          </w:tcPr>
+          <w:p>
+            <w:pPr>
+              <w:keepNext/>
+              <w:spacing w:after="20" w:before="20"/>
+              <w:jc w:val="right"/>
+            </w:pPr>
+            <w:r/>
+            <w:r>
+              <w:rPr>
+                <w:b/>
+                <w:color w:val="FFFFFF"/>
+                <w:sz w:val="18"/>
+              </w:rPr>
+              <w:t>1 Person</w:t>
+            </w:r>
+          </w:p>
+        </w:tc>
+        <w:tc>
+          <w:tcPr>
+            <w:tcW w:type="dxa" w:w="1417"/>
+            <w:shd w:val="clear" w:color="auto" w:fill="2F4A3E"/>
+          </w:tcPr>
+          <w:p>
+            <w:pPr>
+              <w:keepNext/>
+              <w:spacing w:after="20" w:before="20"/>
+              <w:jc w:val="right"/>
+            </w:pPr>
+            <w:r/>
+            <w:r>
+              <w:rPr>
+                <w:b/>
+                <w:color w:val="FFFFFF"/>
+                <w:sz w:val="18"/>
+              </w:rPr>
+              <w:t>2 Personen</w:t>
+            </w:r>
+          </w:p>
+        </w:tc>
+        <w:tc>
+          <w:tcPr>
+            <w:tcW w:type="dxa" w:w="1417"/>
+            <w:shd w:val="clear" w:color="auto" w:fill="2F4A3E"/>
+          </w:tcPr>
+          <w:p>
+            <w:pPr>
+              <w:keepNext/>
+              <w:spacing w:after="20" w:before="20"/>
+              <w:jc w:val="right"/>
+            </w:pPr>
+            <w:r/>
+            <w:r>
+              <w:rPr>
+                <w:b/>
+                <w:color w:val="FFFFFF"/>
+                <w:sz w:val="18"/>
+              </w:rPr>
+              <w:t>4 Personen</w:t>
+            </w:r>
+          </w:p>
+        </w:tc>
+        <w:tc>
+          <w:tcPr>
+            <w:tcW w:type="dxa" w:w="1417"/>
+            <w:shd w:val="clear" w:color="auto" w:fill="2F4A3E"/>
+          </w:tcPr>
+          <w:p>
+            <w:pPr>
+              <w:keepNext/>
+              <w:spacing w:after="20" w:before="20"/>
+              <w:jc w:val="right"/>
+            </w:pPr>
+            <w:r/>
+            <w:r>
+              <w:rPr>
+                <w:b/>
+                <w:color w:val="FFFFFF"/>
+                <w:sz w:val="18"/>
+              </w:rPr>
+              <w:t>8 Personen</w:t>
+            </w:r>
+          </w:p>
+        </w:tc>
+      </w:tr>
+      <w:tr>
+        <w:trPr>
+          <w:cantSplit/>
+        </w:trPr>
+        <w:tc>
+          <w:tcPr>
+            <w:tcW w:type="dxa" w:w="3742"/>
+          </w:tcPr>
+          <w:p>
+            <w:pPr>
+              <w:keepNext/>
+              <w:spacing w:after="20" w:before="20"/>
+            </w:pPr>
+            <w:r/>
+            <w:r>
+              <w:rPr>
+                <w:sz w:val="18"/>
+              </w:rPr>
+              <w:t>Cash pro Monat vor Steuern</w:t>
+            </w:r>
+          </w:p>
+        </w:tc>
+        <w:tc>
+          <w:tcPr>
+            <w:tcW w:type="dxa" w:w="1417"/>
+          </w:tcPr>
+          <w:p>
+            <w:pPr>
+              <w:keepNext/>
+              <w:spacing w:after="20" w:before="20"/>
+              <w:jc w:val="right"/>
+            </w:pPr>
+            <w:r/>
+            <w:r>
+              <w:rPr>
+                <w:sz w:val="18"/>
+              </w:rPr>
+              <w:t>−553 €</w:t>
+            </w:r>
+          </w:p>
+        </w:tc>
+        <w:tc>
+          <w:tcPr>
+            <w:tcW w:type="dxa" w:w="1417"/>
+          </w:tcPr>
+          <w:p>
+            <w:pPr>
+              <w:keepNext/>
+              <w:spacing w:after="20" w:before="20"/>
+              <w:jc w:val="right"/>
+            </w:pPr>
+            <w:r/>
+            <w:r>
+              <w:rPr>
+                <w:sz w:val="18"/>
+              </w:rPr>
+              <w:t>−277 €</w:t>
+            </w:r>
+          </w:p>
+        </w:tc>
+        <w:tc>
+          <w:tcPr>
+            <w:tcW w:type="dxa" w:w="1417"/>
+          </w:tcPr>
+          <w:p>
+            <w:pPr>
+              <w:keepNext/>
+              <w:spacing w:after="20" w:before="20"/>
+              <w:jc w:val="right"/>
+            </w:pPr>
+            <w:r/>
+            <w:r>
+              <w:rPr>
+                <w:sz w:val="18"/>
+              </w:rPr>
+              <w:t>−138 €</w:t>
+            </w:r>
+          </w:p>
+        </w:tc>
+        <w:tc>
+          <w:tcPr>
+            <w:tcW w:type="dxa" w:w="1417"/>
+          </w:tcPr>
+          <w:p>
+            <w:pPr>
+              <w:keepNext/>
+              <w:spacing w:after="20" w:before="20"/>
+              <w:jc w:val="right"/>
+            </w:pPr>
+            <w:r/>
+            <w:r>
+              <w:rPr>
+                <w:sz w:val="18"/>
+              </w:rPr>
+              <w:t>−69 €</w:t>
+            </w:r>
+          </w:p>
+        </w:tc>
+      </w:tr>
+      <w:tr>
+        <w:trPr>
+          <w:cantSplit/>
+        </w:trPr>
+        <w:tc>
+          <w:tcPr>
+            <w:tcW w:type="dxa" w:w="3742"/>
+          </w:tcPr>
+          <w:p>
+            <w:pPr>
+              <w:keepNext/>
+              <w:spacing w:after="20" w:before="20"/>
+            </w:pPr>
+            <w:r/>
+            <w:r>
+              <w:rPr>
+                <w:sz w:val="18"/>
+              </w:rPr>
+              <w:t>Cash pro Jahr vor Steuern</w:t>
+            </w:r>
+          </w:p>
+        </w:tc>
+        <w:tc>
+          <w:tcPr>
+            <w:tcW w:type="dxa" w:w="1417"/>
+          </w:tcPr>
+          <w:p>
+            <w:pPr>
+              <w:keepNext/>
+              <w:spacing w:after="20" w:before="20"/>
+              <w:jc w:val="right"/>
+            </w:pPr>
+            <w:r/>
+            <w:r>
+              <w:rPr>
+                <w:sz w:val="18"/>
+              </w:rPr>
+              <w:t>−6.641 €</w:t>
+            </w:r>
+          </w:p>
+        </w:tc>
+        <w:tc>
+          <w:tcPr>
+            <w:tcW w:type="dxa" w:w="1417"/>
+          </w:tcPr>
+          <w:p>
+            <w:pPr>
+              <w:keepNext/>
+              <w:spacing w:after="20" w:before="20"/>
+              <w:jc w:val="right"/>
+            </w:pPr>
+            <w:r/>
+            <w:r>
+              <w:rPr>
+                <w:sz w:val="18"/>
+              </w:rPr>
+              <w:t>−3.320 €</w:t>
+            </w:r>
+          </w:p>
+        </w:tc>
+        <w:tc>
+          <w:tcPr>
+            <w:tcW w:type="dxa" w:w="1417"/>
+          </w:tcPr>
+          <w:p>
+            <w:pPr>
+              <w:keepNext/>
+              <w:spacing w:after="20" w:before="20"/>
+              <w:jc w:val="right"/>
+            </w:pPr>
+            <w:r/>
+            <w:r>
+              <w:rPr>
+                <w:sz w:val="18"/>
+              </w:rPr>
+              <w:t>−1.660 €</w:t>
+            </w:r>
+          </w:p>
+        </w:tc>
+        <w:tc>
+          <w:tcPr>
+            <w:tcW w:type="dxa" w:w="1417"/>
+          </w:tcPr>
+          <w:p>
+            <w:pPr>
+              <w:keepNext/>
+              <w:spacing w:after="20" w:before="20"/>
+              <w:jc w:val="right"/>
+            </w:pPr>
+            <w:r/>
+            <w:r>
+              <w:rPr>
+                <w:sz w:val="18"/>
+              </w:rPr>
+              <w:t>−830 €</w:t>
+            </w:r>
+          </w:p>
+        </w:tc>
+      </w:tr>
+      <w:tr>
+        <w:trPr>
+          <w:cantSplit/>
+        </w:trPr>
+        <w:tc>
+          <w:tcPr>
+            <w:tcW w:type="dxa" w:w="3742"/>
+          </w:tcPr>
+          <w:p>
+            <w:pPr>
+              <w:keepNext/>
+              <w:spacing w:after="20" w:before="20"/>
+            </w:pPr>
+            <w:r/>
+            <w:r>
+              <w:rPr>
+                <w:sz w:val="18"/>
+              </w:rPr>
+              <w:t>Steuerliches Ergebnis pro Jahr (Verlust negativ)</w:t>
+            </w:r>
+          </w:p>
+        </w:tc>
+        <w:tc>
+          <w:tcPr>
+            <w:tcW w:type="dxa" w:w="1417"/>
+          </w:tcPr>
+          <w:p>
+            <w:pPr>
+              <w:keepNext/>
+              <w:spacing w:after="20" w:before="20"/>
+              <w:jc w:val="right"/>
+            </w:pPr>
+            <w:r/>
+            <w:r>
+              <w:rPr>
+                <w:sz w:val="18"/>
+              </w:rPr>
+              <w:t>−88.351 €</w:t>
+            </w:r>
+          </w:p>
+        </w:tc>
+        <w:tc>
+          <w:tcPr>
+            <w:tcW w:type="dxa" w:w="1417"/>
+          </w:tcPr>
+          <w:p>
+            <w:pPr>
+              <w:keepNext/>
+              <w:spacing w:after="20" w:before="20"/>
+              <w:jc w:val="right"/>
+            </w:pPr>
+            <w:r/>
+            <w:r>
+              <w:rPr>
+                <w:sz w:val="18"/>
+              </w:rPr>
+              <w:t>−44.176 €</w:t>
+            </w:r>
+          </w:p>
+        </w:tc>
+        <w:tc>
+          <w:tcPr>
+            <w:tcW w:type="dxa" w:w="1417"/>
+          </w:tcPr>
+          <w:p>
+            <w:pPr>
+              <w:keepNext/>
+              <w:spacing w:after="20" w:before="20"/>
+              <w:jc w:val="right"/>
+            </w:pPr>
+            <w:r/>
+            <w:r>
+              <w:rPr>
+                <w:sz w:val="18"/>
+              </w:rPr>
+              <w:t>−22.088 €</w:t>
+            </w:r>
+          </w:p>
+        </w:tc>
+        <w:tc>
+          <w:tcPr>
+            <w:tcW w:type="dxa" w:w="1417"/>
+          </w:tcPr>
+          <w:p>
+            <w:pPr>
+              <w:keepNext/>
+              <w:spacing w:after="20" w:before="20"/>
+              <w:jc w:val="right"/>
+            </w:pPr>
+            <w:r/>
+            <w:r>
+              <w:rPr>
+                <w:sz w:val="18"/>
+              </w:rPr>
+              <w:t>−11.044 €</w:t>
+            </w:r>
+          </w:p>
+        </w:tc>
+      </w:tr>
+      <w:tr>
+        <w:trPr>
+          <w:cantSplit/>
+        </w:trPr>
+        <w:tc>
+          <w:tcPr>
+            <w:tcW w:type="dxa" w:w="3742"/>
+          </w:tcPr>
+          <w:p>
+            <w:pPr>
+              <w:keepNext/>
+              <w:spacing w:after="20" w:before="20"/>
+            </w:pPr>
+            <w:r/>
+            <w:r>
+              <w:rPr>
+                <w:sz w:val="18"/>
+              </w:rPr>
+              <w:t>Steuerwirkung pro Jahr</w:t>
+            </w:r>
+          </w:p>
+        </w:tc>
+        <w:tc>
+          <w:tcPr>
+            <w:tcW w:type="dxa" w:w="1417"/>
+          </w:tcPr>
+          <w:p>
+            <w:pPr>
+              <w:keepNext/>
+              <w:spacing w:after="20" w:before="20"/>
+              <w:jc w:val="right"/>
+            </w:pPr>
+            <w:r/>
+            <w:r>
+              <w:rPr>
+                <w:sz w:val="18"/>
+              </w:rPr>
+              <w:t>+30.923 €</w:t>
+            </w:r>
+          </w:p>
+        </w:tc>
+        <w:tc>
+          <w:tcPr>
+            <w:tcW w:type="dxa" w:w="1417"/>
+          </w:tcPr>
+          <w:p>
+            <w:pPr>
+              <w:keepNext/>
+              <w:spacing w:after="20" w:before="20"/>
+              <w:jc w:val="right"/>
+            </w:pPr>
+            <w:r/>
+            <w:r>
+              <w:rPr>
+                <w:sz w:val="18"/>
+              </w:rPr>
+              <w:t>+15.462 €</w:t>
+            </w:r>
+          </w:p>
+        </w:tc>
+        <w:tc>
+          <w:tcPr>
+            <w:tcW w:type="dxa" w:w="1417"/>
+          </w:tcPr>
+          <w:p>
+            <w:pPr>
+              <w:keepNext/>
+              <w:spacing w:after="20" w:before="20"/>
+              <w:jc w:val="right"/>
+            </w:pPr>
+            <w:r/>
+            <w:r>
+              <w:rPr>
+                <w:sz w:val="18"/>
+              </w:rPr>
+              <w:t>+7.731 €</w:t>
+            </w:r>
+          </w:p>
+        </w:tc>
+        <w:tc>
+          <w:tcPr>
+            <w:tcW w:type="dxa" w:w="1417"/>
+          </w:tcPr>
+          <w:p>
+            <w:pPr>
+              <w:keepNext/>
+              <w:spacing w:after="20" w:before="20"/>
+              <w:jc w:val="right"/>
+            </w:pPr>
+            <w:r/>
+            <w:r>
+              <w:rPr>
+                <w:sz w:val="18"/>
+              </w:rPr>
+              <w:t>+3.865 €</w:t>
+            </w:r>
+          </w:p>
+        </w:tc>
+      </w:tr>
+      <w:tr>
+        <w:trPr>
+          <w:cantSplit/>
+        </w:trPr>
+        <w:tc>
+          <w:tcPr>
+            <w:tcW w:type="dxa" w:w="3742"/>
+            <w:shd w:val="clear" w:color="auto" w:fill="E3E8E5"/>
+          </w:tcPr>
+          <w:p>
+            <w:pPr>
+              <w:keepNext/>
+              <w:spacing w:after="20" w:before="20"/>
+            </w:pPr>
+            <w:r/>
+            <w:r>
+              <w:rPr>
+                <w:b/>
+                <w:sz w:val="18"/>
+              </w:rPr>
+              <w:t>Cash pro Monat nach Steuer</w:t>
+            </w:r>
+          </w:p>
+        </w:tc>
+        <w:tc>
+          <w:tcPr>
+            <w:tcW w:type="dxa" w:w="1417"/>
+            <w:shd w:val="clear" w:color="auto" w:fill="E3E8E5"/>
+          </w:tcPr>
+          <w:p>
+            <w:pPr>
+              <w:keepNext/>
+              <w:spacing w:after="20" w:before="20"/>
+              <w:jc w:val="right"/>
+            </w:pPr>
+            <w:r/>
+            <w:r>
+              <w:rPr>
+                <w:b/>
+                <w:sz w:val="18"/>
+              </w:rPr>
+              <w:t>+2.024 €</w:t>
+            </w:r>
+          </w:p>
+        </w:tc>
+        <w:tc>
+          <w:tcPr>
+            <w:tcW w:type="dxa" w:w="1417"/>
+            <w:shd w:val="clear" w:color="auto" w:fill="E3E8E5"/>
+          </w:tcPr>
+          <w:p>
+            <w:pPr>
+              <w:keepNext/>
+              <w:spacing w:after="20" w:before="20"/>
+              <w:jc w:val="right"/>
+            </w:pPr>
+            <w:r/>
+            <w:r>
+              <w:rPr>
+                <w:b/>
+                <w:sz w:val="18"/>
+              </w:rPr>
+              <w:t>+1.012 €</w:t>
+            </w:r>
+          </w:p>
+        </w:tc>
+        <w:tc>
+          <w:tcPr>
+            <w:tcW w:type="dxa" w:w="1417"/>
+            <w:shd w:val="clear" w:color="auto" w:fill="E3E8E5"/>
+          </w:tcPr>
+          <w:p>
+            <w:pPr>
+              <w:keepNext/>
+              <w:spacing w:after="20" w:before="20"/>
+              <w:jc w:val="right"/>
+            </w:pPr>
+            <w:r/>
+            <w:r>
+              <w:rPr>
+                <w:b/>
+                <w:sz w:val="18"/>
+              </w:rPr>
+              <w:t>+506 €</w:t>
+            </w:r>
+          </w:p>
+        </w:tc>
+        <w:tc>
+          <w:tcPr>
+            <w:tcW w:type="dxa" w:w="1417"/>
+            <w:shd w:val="clear" w:color="auto" w:fill="E3E8E5"/>
+          </w:tcPr>
+          <w:p>
+            <w:pPr>
+              <w:keepNext/>
+              <w:spacing w:after="20" w:before="20"/>
+              <w:jc w:val="right"/>
+            </w:pPr>
+            <w:r/>
+            <w:r>
+              <w:rPr>
+                <w:b/>
+                <w:sz w:val="18"/>
+              </w:rPr>
+              <w:t>+253 €</w:t>
+            </w:r>
+          </w:p>
+        </w:tc>
+      </w:tr>
+      <w:tr>
+        <w:trPr>
+          <w:cantSplit/>
+        </w:trPr>
+        <w:tc>
+          <w:tcPr>
+            <w:tcW w:type="dxa" w:w="3742"/>
+            <w:shd w:val="clear" w:color="auto" w:fill="E3E8E5"/>
+          </w:tcPr>
+          <w:p>
+            <w:pPr>
+              <w:keepNext/>
+              <w:spacing w:after="20" w:before="20"/>
+            </w:pPr>
+            <w:r/>
+            <w:r>
+              <w:rPr>
+                <w:b/>
+                <w:sz w:val="18"/>
+              </w:rPr>
+              <w:t>Mit Förderoption (degressive AfA und Sonder-AfA): Cash pro Monat nach Steuer</w:t>
+            </w:r>
+          </w:p>
+        </w:tc>
+        <w:tc>
+          <w:tcPr>
+            <w:tcW w:type="dxa" w:w="1417"/>
+            <w:shd w:val="clear" w:color="auto" w:fill="E3E8E5"/>
+          </w:tcPr>
+          <w:p>
+            <w:pPr>
+              <w:keepNext/>
+              <w:spacing w:after="20" w:before="20"/>
+              <w:jc w:val="right"/>
+            </w:pPr>
+            <w:r/>
+            <w:r>
+              <w:rPr>
+                <w:b/>
+                <w:sz w:val="18"/>
+              </w:rPr>
+              <w:t>+6.427 €</w:t>
+            </w:r>
+          </w:p>
+        </w:tc>
+        <w:tc>
+          <w:tcPr>
+            <w:tcW w:type="dxa" w:w="1417"/>
+            <w:shd w:val="clear" w:color="auto" w:fill="E3E8E5"/>
+          </w:tcPr>
+          <w:p>
+            <w:pPr>
+              <w:keepNext/>
+              <w:spacing w:after="20" w:before="20"/>
+              <w:jc w:val="right"/>
+            </w:pPr>
+            <w:r/>
+            <w:r>
+              <w:rPr>
+                <w:b/>
+                <w:sz w:val="18"/>
+              </w:rPr>
+              <w:t>+3.214 €</w:t>
+            </w:r>
+          </w:p>
+        </w:tc>
+        <w:tc>
+          <w:tcPr>
+            <w:tcW w:type="dxa" w:w="1417"/>
+            <w:shd w:val="clear" w:color="auto" w:fill="E3E8E5"/>
+          </w:tcPr>
+          <w:p>
+            <w:pPr>
+              <w:keepNext/>
+              <w:spacing w:after="20" w:before="20"/>
+              <w:jc w:val="right"/>
+            </w:pPr>
+            <w:r/>
+            <w:r>
+              <w:rPr>
+                <w:b/>
+                <w:sz w:val="18"/>
+              </w:rPr>
+              <w:t>+1.607 €</w:t>
+            </w:r>
+          </w:p>
+        </w:tc>
+        <w:tc>
+          <w:tcPr>
+            <w:tcW w:type="dxa" w:w="1417"/>
+            <w:shd w:val="clear" w:color="auto" w:fill="E3E8E5"/>
+          </w:tcPr>
+          <w:p>
+            <w:pPr>
+              <w:keepNext/>
+              <w:spacing w:after="20" w:before="20"/>
+              <w:jc w:val="right"/>
+            </w:pPr>
+            <w:r/>
+            <w:r>
+              <w:rPr>
+                <w:b/>
+                <w:sz w:val="18"/>
+              </w:rPr>
+              <w:t>+803 €</w:t>
+            </w:r>
+          </w:p>
+        </w:tc>
+      </w:tr>
+      <w:tr>
+        <w:trPr>
+          <w:cantSplit/>
+        </w:trPr>
+        <w:tc>
+          <w:tcPr>
+            <w:tcW w:type="dxa" w:w="3742"/>
+          </w:tcPr>
+          <w:p>
+            <w:pPr>
+              <w:spacing w:after="20" w:before="20"/>
+            </w:pPr>
+            <w:r/>
+            <w:r>
+              <w:rPr>
+                <w:sz w:val="18"/>
+              </w:rPr>
+              <w:t>Tilgung pro Jahr (Vermögensaufbau)</w:t>
+            </w:r>
+          </w:p>
+        </w:tc>
+        <w:tc>
+          <w:tcPr>
+            <w:tcW w:type="dxa" w:w="1417"/>
+          </w:tcPr>
+          <w:p>
+            <w:pPr>
+              <w:spacing w:after="20" w:before="20"/>
+              <w:jc w:val="right"/>
+            </w:pPr>
+            <w:r/>
+            <w:r>
+              <w:rPr>
+                <w:sz w:val="18"/>
+              </w:rPr>
+              <w:t>+49.677 €</w:t>
+            </w:r>
+          </w:p>
+        </w:tc>
+        <w:tc>
+          <w:tcPr>
+            <w:tcW w:type="dxa" w:w="1417"/>
+          </w:tcPr>
+          <w:p>
+            <w:pPr>
+              <w:spacing w:after="20" w:before="20"/>
+              <w:jc w:val="right"/>
+            </w:pPr>
+            <w:r/>
+            <w:r>
+              <w:rPr>
+                <w:sz w:val="18"/>
+              </w:rPr>
+              <w:t>+24.838 €</w:t>
+            </w:r>
+          </w:p>
+        </w:tc>
+        <w:tc>
+          <w:tcPr>
+            <w:tcW w:type="dxa" w:w="1417"/>
+          </w:tcPr>
+          <w:p>
+            <w:pPr>
+              <w:spacing w:after="20" w:before="20"/>
+              <w:jc w:val="right"/>
+            </w:pPr>
+            <w:r/>
+            <w:r>
+              <w:rPr>
+                <w:sz w:val="18"/>
+              </w:rPr>
+              <w:t>+12.419 €</w:t>
+            </w:r>
+          </w:p>
+        </w:tc>
+        <w:tc>
+          <w:tcPr>
+            <w:tcW w:type="dxa" w:w="1417"/>
+          </w:tcPr>
+          <w:p>
+            <w:pPr>
+              <w:spacing w:after="20" w:before="20"/>
+              <w:jc w:val="right"/>
+            </w:pPr>
+            <w:r/>
+            <w:r>
+              <w:rPr>
+                <w:sz w:val="18"/>
+              </w:rPr>
+              <w:t>+6.210 €</w:t>
+            </w:r>
+          </w:p>
+        </w:tc>
+      </w:tr>
+    </w:tbl>
+    <w:p>
+      <w:pPr>
+        <w:spacing w:after="40"/>
+      </w:pPr>
+    </w:p>
+    <w:p>
+      <w:pPr>
+        <w:spacing w:after="80"/>
+      </w:pPr>
+      <w:r>
+        <w:rPr>
+          <w:b w:val="0"/>
+          <w:i w:val="0"/>
+        </w:rPr>
+        <w:t>Ohne Eigenkapital liegt der Cash knapp unter null, die Steuerwirkung des Verlusts macht das Ergebnis nach Steuer positiv. Die Tilgung von 49.677 € im Jahr baut zusätzlich Vermögen auf. Die Förderoption (Fristen prüfen) erhöht die Abschreibung im Wohnteil und damit die Steuerersparnis.</w:t>
+      </w:r>
+    </w:p>
+    <w:p>
+      <w:pPr>
+        <w:pStyle w:val="Heading1"/>
+      </w:pPr>
+      <w:r>
+        <w:t>15  Szenarien: 12 gegen 8 Wohnungen</w:t>
+      </w:r>
+    </w:p>
+    <w:p>
+      <w:r>
+        <w:rPr>
+          <w:b w:val="0"/>
+          <w:i w:val="0"/>
+        </w:rPr>
+        <w:t>Zum Vergleich wurde das Vorhaben mit 8 Wohnungen gerechnet (3 im 1. OG, 5 im Staffelgeschoss), jeweils ohne und mit Eigenkapital. Das Eigenkapital ist so bemessen, dass die GbR die Raten mit dem Faktor 1,2 deckt. Die Werte stammen aus einem unabhängigen Nachbau des Modells, die Basis stimmt auf den Cent mit der Excel-Datei überein. Jede zusätzliche Wohnung erhöht den KfW-Rahmen um 150.000 € zu 2,5 % und wiegt die angesetzten Mehrkosten von 15.000 € je Wohnung über 8 auf.</w:t>
+      </w:r>
+    </w:p>
+    <w:tbl>
+      <w:tblPr>
+        <w:tblW w:type="auto" w:w="0"/>
+        <w:jc w:val="center"/>
+        <w:tblLayout w:type="fixed"/>
+        <w:tblLook w:firstColumn="1" w:firstRow="1" w:lastColumn="0" w:lastRow="0" w:noHBand="0" w:noVBand="1" w:val="04A0"/>
+        <w:tblBorders>
+          <w:top w:val="single" w:sz="4" w:color="D0D0D0"/>
+          <w:left w:val="single" w:sz="4" w:color="D0D0D0"/>
+          <w:bottom w:val="single" w:sz="4" w:color="D0D0D0"/>
+          <w:right w:val="single" w:sz="4" w:color="D0D0D0"/>
+          <w:insideH w:val="single" w:sz="4" w:color="D0D0D0"/>
+          <w:insideV w:val="single" w:sz="4" w:color="D0D0D0"/>
+        </w:tblBorders>
+        <w:tblLayout w:type="fixed"/>
+      </w:tblPr>
+      <w:tblGrid>
+        <w:gridCol w:w="3402"/>
+        <w:gridCol w:w="1531"/>
+        <w:gridCol w:w="1531"/>
+        <w:gridCol w:w="1531"/>
+        <w:gridCol w:w="1531"/>
+      </w:tblGrid>
+      <w:tr>
+        <w:trPr>
+          <w:cantSplit/>
+        </w:trPr>
+        <w:tc>
+          <w:tcPr>
+            <w:tcW w:type="dxa" w:w="3402"/>
+            <w:shd w:val="clear" w:color="auto" w:fill="2F4A3E"/>
+          </w:tcPr>
+          <w:p>
+            <w:pPr>
+              <w:keepNext/>
+              <w:spacing w:after="20" w:before="20"/>
+            </w:pPr>
+            <w:r/>
+            <w:r>
+              <w:rPr>
+                <w:b/>
+                <w:color w:val="FFFFFF"/>
+                <w:sz w:val="17"/>
+              </w:rPr>
+              <w:t>Kennzahl</w:t>
+            </w:r>
+          </w:p>
+        </w:tc>
+        <w:tc>
+          <w:tcPr>
+            <w:tcW w:type="dxa" w:w="1531"/>
+            <w:shd w:val="clear" w:color="auto" w:fill="2F4A3E"/>
+          </w:tcPr>
+          <w:p>
+            <w:pPr>
+              <w:keepNext/>
+              <w:spacing w:after="20" w:before="20"/>
+              <w:jc w:val="right"/>
+            </w:pPr>
+            <w:r/>
+            <w:r>
+              <w:rPr>
+                <w:b/>
+                <w:color w:val="FFFFFF"/>
+                <w:sz w:val="17"/>
+              </w:rPr>
+              <w:t>12 WE ohne EK</w:t>
+            </w:r>
+          </w:p>
+        </w:tc>
+        <w:tc>
+          <w:tcPr>
+            <w:tcW w:type="dxa" w:w="1531"/>
+            <w:shd w:val="clear" w:color="auto" w:fill="2F4A3E"/>
+          </w:tcPr>
+          <w:p>
+            <w:pPr>
+              <w:keepNext/>
+              <w:spacing w:after="20" w:before="20"/>
+              <w:jc w:val="right"/>
+            </w:pPr>
+            <w:r/>
+            <w:r>
+              <w:rPr>
+                <w:b/>
+                <w:color w:val="FFFFFF"/>
+                <w:sz w:val="17"/>
+              </w:rPr>
+              <w:t>8 WE ohne EK</w:t>
+            </w:r>
+          </w:p>
+        </w:tc>
+        <w:tc>
+          <w:tcPr>
+            <w:tcW w:type="dxa" w:w="1531"/>
+            <w:shd w:val="clear" w:color="auto" w:fill="2F4A3E"/>
+          </w:tcPr>
+          <w:p>
+            <w:pPr>
+              <w:keepNext/>
+              <w:spacing w:after="20" w:before="20"/>
+              <w:jc w:val="right"/>
+            </w:pPr>
+            <w:r/>
+            <w:r>
+              <w:rPr>
+                <w:b/>
+                <w:color w:val="FFFFFF"/>
+                <w:sz w:val="17"/>
+              </w:rPr>
+              <w:t>12 WE mit EK</w:t>
+            </w:r>
+          </w:p>
+        </w:tc>
+        <w:tc>
+          <w:tcPr>
+            <w:tcW w:type="dxa" w:w="1531"/>
+            <w:shd w:val="clear" w:color="auto" w:fill="2F4A3E"/>
+          </w:tcPr>
+          <w:p>
+            <w:pPr>
+              <w:keepNext/>
+              <w:spacing w:after="20" w:before="20"/>
+              <w:jc w:val="right"/>
+            </w:pPr>
+            <w:r/>
+            <w:r>
+              <w:rPr>
+                <w:b/>
+                <w:color w:val="FFFFFF"/>
+                <w:sz w:val="17"/>
+              </w:rPr>
+              <w:t>8 WE mit EK</w:t>
+            </w:r>
+          </w:p>
+        </w:tc>
+      </w:tr>
+      <w:tr>
+        <w:trPr>
+          <w:cantSplit/>
+        </w:trPr>
+        <w:tc>
+          <w:tcPr>
+            <w:tcW w:type="dxa" w:w="3402"/>
+          </w:tcPr>
+          <w:p>
+            <w:pPr>
+              <w:keepNext/>
+              <w:spacing w:after="20" w:before="20"/>
+            </w:pPr>
+            <w:r/>
+            <w:r>
+              <w:rPr>
+                <w:sz w:val="17"/>
+              </w:rPr>
+              <w:t>Gesamtkosten</w:t>
+            </w:r>
+          </w:p>
+        </w:tc>
+        <w:tc>
+          <w:tcPr>
+            <w:tcW w:type="dxa" w:w="1531"/>
+          </w:tcPr>
+          <w:p>
+            <w:pPr>
+              <w:keepNext/>
+              <w:spacing w:after="20" w:before="20"/>
+              <w:jc w:val="right"/>
+            </w:pPr>
+            <w:r/>
+            <w:r>
+              <w:rPr>
+                <w:sz w:val="17"/>
+              </w:rPr>
+              <w:t>4.894.879 €</w:t>
+            </w:r>
+          </w:p>
+        </w:tc>
+        <w:tc>
+          <w:tcPr>
+            <w:tcW w:type="dxa" w:w="1531"/>
+          </w:tcPr>
+          <w:p>
+            <w:pPr>
+              <w:keepNext/>
+              <w:spacing w:after="20" w:before="20"/>
+              <w:jc w:val="right"/>
+            </w:pPr>
+            <w:r/>
+            <w:r>
+              <w:rPr>
+                <w:sz w:val="17"/>
+              </w:rPr>
+              <w:t>4.845.506 €</w:t>
+            </w:r>
+          </w:p>
+        </w:tc>
+        <w:tc>
+          <w:tcPr>
+            <w:tcW w:type="dxa" w:w="1531"/>
+          </w:tcPr>
+          <w:p>
+            <w:pPr>
+              <w:keepNext/>
+              <w:spacing w:after="20" w:before="20"/>
+              <w:jc w:val="right"/>
+            </w:pPr>
+            <w:r/>
+            <w:r>
+              <w:rPr>
+                <w:sz w:val="17"/>
+              </w:rPr>
+              <w:t>4.844.812 €</w:t>
+            </w:r>
+          </w:p>
+        </w:tc>
+        <w:tc>
+          <w:tcPr>
+            <w:tcW w:type="dxa" w:w="1531"/>
+          </w:tcPr>
+          <w:p>
+            <w:pPr>
+              <w:keepNext/>
+              <w:spacing w:after="20" w:before="20"/>
+              <w:jc w:val="right"/>
+            </w:pPr>
+            <w:r/>
+            <w:r>
+              <w:rPr>
+                <w:sz w:val="17"/>
+              </w:rPr>
+              <w:t>4.787.267 €</w:t>
+            </w:r>
+          </w:p>
+        </w:tc>
+      </w:tr>
+      <w:tr>
+        <w:trPr>
+          <w:cantSplit/>
+        </w:trPr>
+        <w:tc>
+          <w:tcPr>
+            <w:tcW w:type="dxa" w:w="3402"/>
+          </w:tcPr>
+          <w:p>
+            <w:pPr>
+              <w:keepNext/>
+              <w:spacing w:after="20" w:before="20"/>
+            </w:pPr>
+            <w:r/>
+            <w:r>
+              <w:rPr>
+                <w:sz w:val="17"/>
+              </w:rPr>
+              <w:t>KfW-Kredite 297/298/299</w:t>
+            </w:r>
+          </w:p>
+        </w:tc>
+        <w:tc>
+          <w:tcPr>
+            <w:tcW w:type="dxa" w:w="1531"/>
+          </w:tcPr>
+          <w:p>
+            <w:pPr>
+              <w:keepNext/>
+              <w:spacing w:after="20" w:before="20"/>
+              <w:jc w:val="right"/>
+            </w:pPr>
+            <w:r/>
+            <w:r>
+              <w:rPr>
+                <w:sz w:val="17"/>
+              </w:rPr>
+              <w:t>2.947.500 €</w:t>
+            </w:r>
+          </w:p>
+        </w:tc>
+        <w:tc>
+          <w:tcPr>
+            <w:tcW w:type="dxa" w:w="1531"/>
+          </w:tcPr>
+          <w:p>
+            <w:pPr>
+              <w:keepNext/>
+              <w:spacing w:after="20" w:before="20"/>
+              <w:jc w:val="right"/>
+            </w:pPr>
+            <w:r/>
+            <w:r>
+              <w:rPr>
+                <w:sz w:val="17"/>
+              </w:rPr>
+              <w:t>2.347.500 €</w:t>
+            </w:r>
+          </w:p>
+        </w:tc>
+        <w:tc>
+          <w:tcPr>
+            <w:tcW w:type="dxa" w:w="1531"/>
+          </w:tcPr>
+          <w:p>
+            <w:pPr>
+              <w:keepNext/>
+              <w:spacing w:after="20" w:before="20"/>
+              <w:jc w:val="right"/>
+            </w:pPr>
+            <w:r/>
+            <w:r>
+              <w:rPr>
+                <w:sz w:val="17"/>
+              </w:rPr>
+              <w:t>2.947.500 €</w:t>
+            </w:r>
+          </w:p>
+        </w:tc>
+        <w:tc>
+          <w:tcPr>
+            <w:tcW w:type="dxa" w:w="1531"/>
+          </w:tcPr>
+          <w:p>
+            <w:pPr>
+              <w:keepNext/>
+              <w:spacing w:after="20" w:before="20"/>
+              <w:jc w:val="right"/>
+            </w:pPr>
+            <w:r/>
+            <w:r>
+              <w:rPr>
+                <w:sz w:val="17"/>
+              </w:rPr>
+              <w:t>2.347.500 €</w:t>
+            </w:r>
+          </w:p>
+        </w:tc>
+      </w:tr>
+      <w:tr>
+        <w:trPr>
+          <w:cantSplit/>
+        </w:trPr>
+        <w:tc>
+          <w:tcPr>
+            <w:tcW w:type="dxa" w:w="3402"/>
+          </w:tcPr>
+          <w:p>
+            <w:pPr>
+              <w:keepNext/>
+              <w:spacing w:after="20" w:before="20"/>
+            </w:pPr>
+            <w:r/>
+            <w:r>
+              <w:rPr>
+                <w:sz w:val="17"/>
+              </w:rPr>
+              <w:t>Hausbank-Darlehen</w:t>
+            </w:r>
+          </w:p>
+        </w:tc>
+        <w:tc>
+          <w:tcPr>
+            <w:tcW w:type="dxa" w:w="1531"/>
+          </w:tcPr>
+          <w:p>
+            <w:pPr>
+              <w:keepNext/>
+              <w:spacing w:after="20" w:before="20"/>
+              <w:jc w:val="right"/>
+            </w:pPr>
+            <w:r/>
+            <w:r>
+              <w:rPr>
+                <w:sz w:val="17"/>
+              </w:rPr>
+              <w:t>1.947.379 €</w:t>
+            </w:r>
+          </w:p>
+        </w:tc>
+        <w:tc>
+          <w:tcPr>
+            <w:tcW w:type="dxa" w:w="1531"/>
+          </w:tcPr>
+          <w:p>
+            <w:pPr>
+              <w:keepNext/>
+              <w:spacing w:after="20" w:before="20"/>
+              <w:jc w:val="right"/>
+            </w:pPr>
+            <w:r/>
+            <w:r>
+              <w:rPr>
+                <w:sz w:val="17"/>
+              </w:rPr>
+              <w:t>2.498.006 €</w:t>
+            </w:r>
+          </w:p>
+        </w:tc>
+        <w:tc>
+          <w:tcPr>
+            <w:tcW w:type="dxa" w:w="1531"/>
+          </w:tcPr>
+          <w:p>
+            <w:pPr>
+              <w:keepNext/>
+              <w:spacing w:after="20" w:before="20"/>
+              <w:jc w:val="right"/>
+            </w:pPr>
+            <w:r/>
+            <w:r>
+              <w:rPr>
+                <w:sz w:val="17"/>
+              </w:rPr>
+              <w:t>1.148.312 €</w:t>
+            </w:r>
+          </w:p>
+        </w:tc>
+        <w:tc>
+          <w:tcPr>
+            <w:tcW w:type="dxa" w:w="1531"/>
+          </w:tcPr>
+          <w:p>
+            <w:pPr>
+              <w:keepNext/>
+              <w:spacing w:after="20" w:before="20"/>
+              <w:jc w:val="right"/>
+            </w:pPr>
+            <w:r/>
+            <w:r>
+              <w:rPr>
+                <w:sz w:val="17"/>
+              </w:rPr>
+              <w:t>1.568.767 €</w:t>
+            </w:r>
+          </w:p>
+        </w:tc>
+      </w:tr>
+      <w:tr>
+        <w:trPr>
+          <w:cantSplit/>
+        </w:trPr>
+        <w:tc>
+          <w:tcPr>
+            <w:tcW w:type="dxa" w:w="3402"/>
+          </w:tcPr>
+          <w:p>
+            <w:pPr>
+              <w:keepNext/>
+              <w:spacing w:after="20" w:before="20"/>
+            </w:pPr>
+            <w:r/>
+            <w:r>
+              <w:rPr>
+                <w:sz w:val="17"/>
+              </w:rPr>
+              <w:t>Eigenkapital</w:t>
+            </w:r>
+          </w:p>
+        </w:tc>
+        <w:tc>
+          <w:tcPr>
+            <w:tcW w:type="dxa" w:w="1531"/>
+          </w:tcPr>
+          <w:p>
+            <w:pPr>
+              <w:keepNext/>
+              <w:spacing w:after="20" w:before="20"/>
+              <w:jc w:val="right"/>
+            </w:pPr>
+            <w:r/>
+            <w:r>
+              <w:rPr>
+                <w:sz w:val="17"/>
+              </w:rPr>
+              <w:t>0 €</w:t>
+            </w:r>
+          </w:p>
+        </w:tc>
+        <w:tc>
+          <w:tcPr>
+            <w:tcW w:type="dxa" w:w="1531"/>
+          </w:tcPr>
+          <w:p>
+            <w:pPr>
+              <w:keepNext/>
+              <w:spacing w:after="20" w:before="20"/>
+              <w:jc w:val="right"/>
+            </w:pPr>
+            <w:r/>
+            <w:r>
+              <w:rPr>
+                <w:sz w:val="17"/>
+              </w:rPr>
+              <w:t>0 €</w:t>
+            </w:r>
+          </w:p>
+        </w:tc>
+        <w:tc>
+          <w:tcPr>
+            <w:tcW w:type="dxa" w:w="1531"/>
+          </w:tcPr>
+          <w:p>
+            <w:pPr>
+              <w:keepNext/>
+              <w:spacing w:after="20" w:before="20"/>
+              <w:jc w:val="right"/>
+            </w:pPr>
+            <w:r/>
+            <w:r>
+              <w:rPr>
+                <w:sz w:val="17"/>
+              </w:rPr>
+              <w:t>749.000 €</w:t>
+            </w:r>
+          </w:p>
+        </w:tc>
+        <w:tc>
+          <w:tcPr>
+            <w:tcW w:type="dxa" w:w="1531"/>
+          </w:tcPr>
+          <w:p>
+            <w:pPr>
+              <w:keepNext/>
+              <w:spacing w:after="20" w:before="20"/>
+              <w:jc w:val="right"/>
+            </w:pPr>
+            <w:r/>
+            <w:r>
+              <w:rPr>
+                <w:sz w:val="17"/>
+              </w:rPr>
+              <w:t>871.000 €</w:t>
+            </w:r>
+          </w:p>
+        </w:tc>
+      </w:tr>
+      <w:tr>
+        <w:trPr>
+          <w:cantSplit/>
+        </w:trPr>
+        <w:tc>
+          <w:tcPr>
+            <w:tcW w:type="dxa" w:w="3402"/>
+          </w:tcPr>
+          <w:p>
+            <w:pPr>
+              <w:keepNext/>
+              <w:spacing w:after="20" w:before="20"/>
+            </w:pPr>
+            <w:r/>
+            <w:r>
+              <w:rPr>
+                <w:sz w:val="17"/>
+              </w:rPr>
+              <w:t>Kapitaldienst pro Monat</w:t>
+            </w:r>
+          </w:p>
+        </w:tc>
+        <w:tc>
+          <w:tcPr>
+            <w:tcW w:type="dxa" w:w="1531"/>
+          </w:tcPr>
+          <w:p>
+            <w:pPr>
+              <w:keepNext/>
+              <w:spacing w:after="20" w:before="20"/>
+              <w:jc w:val="right"/>
+            </w:pPr>
+            <w:r/>
+            <w:r>
+              <w:rPr>
+                <w:sz w:val="17"/>
+              </w:rPr>
+              <w:t>17.189 €</w:t>
+            </w:r>
+          </w:p>
+        </w:tc>
+        <w:tc>
+          <w:tcPr>
+            <w:tcW w:type="dxa" w:w="1531"/>
+          </w:tcPr>
+          <w:p>
+            <w:pPr>
+              <w:keepNext/>
+              <w:spacing w:after="20" w:before="20"/>
+              <w:jc w:val="right"/>
+            </w:pPr>
+            <w:r/>
+            <w:r>
+              <w:rPr>
+                <w:sz w:val="17"/>
+              </w:rPr>
+              <w:t>17.733 €</w:t>
+            </w:r>
+          </w:p>
+        </w:tc>
+        <w:tc>
+          <w:tcPr>
+            <w:tcW w:type="dxa" w:w="1531"/>
+          </w:tcPr>
+          <w:p>
+            <w:pPr>
+              <w:keepNext/>
+              <w:spacing w:after="20" w:before="20"/>
+              <w:jc w:val="right"/>
+            </w:pPr>
+            <w:r/>
+            <w:r>
+              <w:rPr>
+                <w:sz w:val="17"/>
+              </w:rPr>
+              <w:t>13.860 €</w:t>
+            </w:r>
+          </w:p>
+        </w:tc>
+        <w:tc>
+          <w:tcPr>
+            <w:tcW w:type="dxa" w:w="1531"/>
+          </w:tcPr>
+          <w:p>
+            <w:pPr>
+              <w:keepNext/>
+              <w:spacing w:after="20" w:before="20"/>
+              <w:jc w:val="right"/>
+            </w:pPr>
+            <w:r/>
+            <w:r>
+              <w:rPr>
+                <w:sz w:val="17"/>
+              </w:rPr>
+              <w:t>13.862 €</w:t>
+            </w:r>
+          </w:p>
+        </w:tc>
+      </w:tr>
+      <w:tr>
+        <w:trPr>
+          <w:cantSplit/>
+        </w:trPr>
+        <w:tc>
+          <w:tcPr>
+            <w:tcW w:type="dxa" w:w="3402"/>
+            <w:shd w:val="clear" w:color="auto" w:fill="E3E8E5"/>
+          </w:tcPr>
+          <w:p>
+            <w:pPr>
+              <w:keepNext/>
+              <w:spacing w:after="20" w:before="20"/>
+            </w:pPr>
+            <w:r/>
+            <w:r>
+              <w:rPr>
+                <w:b/>
+                <w:sz w:val="17"/>
+              </w:rPr>
+              <w:t>Ergebnis der GbR pro Monat</w:t>
+            </w:r>
+          </w:p>
+        </w:tc>
+        <w:tc>
+          <w:tcPr>
+            <w:tcW w:type="dxa" w:w="1531"/>
+            <w:shd w:val="clear" w:color="auto" w:fill="E3E8E5"/>
+          </w:tcPr>
+          <w:p>
+            <w:pPr>
+              <w:keepNext/>
+              <w:spacing w:after="20" w:before="20"/>
+              <w:jc w:val="right"/>
+            </w:pPr>
+            <w:r/>
+            <w:r>
+              <w:rPr>
+                <w:b/>
+                <w:sz w:val="17"/>
+              </w:rPr>
+              <w:t>−553 €</w:t>
+            </w:r>
+          </w:p>
+        </w:tc>
+        <w:tc>
+          <w:tcPr>
+            <w:tcW w:type="dxa" w:w="1531"/>
+            <w:shd w:val="clear" w:color="auto" w:fill="E3E8E5"/>
+          </w:tcPr>
+          <w:p>
+            <w:pPr>
+              <w:keepNext/>
+              <w:spacing w:after="20" w:before="20"/>
+              <w:jc w:val="right"/>
+            </w:pPr>
+            <w:r/>
+            <w:r>
+              <w:rPr>
+                <w:b/>
+                <w:sz w:val="17"/>
+              </w:rPr>
+              <w:t>−1.098 €</w:t>
+            </w:r>
+          </w:p>
+        </w:tc>
+        <w:tc>
+          <w:tcPr>
+            <w:tcW w:type="dxa" w:w="1531"/>
+            <w:shd w:val="clear" w:color="auto" w:fill="E3E8E5"/>
+          </w:tcPr>
+          <w:p>
+            <w:pPr>
+              <w:keepNext/>
+              <w:spacing w:after="20" w:before="20"/>
+              <w:jc w:val="right"/>
+            </w:pPr>
+            <w:r/>
+            <w:r>
+              <w:rPr>
+                <w:b/>
+                <w:sz w:val="17"/>
+              </w:rPr>
+              <w:t>+2.776 €</w:t>
+            </w:r>
+          </w:p>
+        </w:tc>
+        <w:tc>
+          <w:tcPr>
+            <w:tcW w:type="dxa" w:w="1531"/>
+            <w:shd w:val="clear" w:color="auto" w:fill="E3E8E5"/>
+          </w:tcPr>
+          <w:p>
+            <w:pPr>
+              <w:keepNext/>
+              <w:spacing w:after="20" w:before="20"/>
+              <w:jc w:val="right"/>
+            </w:pPr>
+            <w:r/>
+            <w:r>
+              <w:rPr>
+                <w:b/>
+                <w:sz w:val="17"/>
+              </w:rPr>
+              <w:t>+2.774 €</w:t>
+            </w:r>
+          </w:p>
+        </w:tc>
+      </w:tr>
+      <w:tr>
+        <w:trPr>
+          <w:cantSplit/>
+        </w:trPr>
+        <w:tc>
+          <w:tcPr>
+            <w:tcW w:type="dxa" w:w="3402"/>
+          </w:tcPr>
+          <w:p>
+            <w:pPr>
+              <w:keepNext/>
+              <w:spacing w:after="20" w:before="20"/>
+            </w:pPr>
+            <w:r/>
+            <w:r>
+              <w:rPr>
+                <w:sz w:val="17"/>
+              </w:rPr>
+              <w:t>Kapitaldienstdeckung</w:t>
+            </w:r>
+          </w:p>
+        </w:tc>
+        <w:tc>
+          <w:tcPr>
+            <w:tcW w:type="dxa" w:w="1531"/>
+          </w:tcPr>
+          <w:p>
+            <w:pPr>
+              <w:keepNext/>
+              <w:spacing w:after="20" w:before="20"/>
+              <w:jc w:val="right"/>
+            </w:pPr>
+            <w:r/>
+            <w:r>
+              <w:rPr>
+                <w:sz w:val="17"/>
+              </w:rPr>
+              <w:t>0,97</w:t>
+            </w:r>
+          </w:p>
+        </w:tc>
+        <w:tc>
+          <w:tcPr>
+            <w:tcW w:type="dxa" w:w="1531"/>
+          </w:tcPr>
+          <w:p>
+            <w:pPr>
+              <w:keepNext/>
+              <w:spacing w:after="20" w:before="20"/>
+              <w:jc w:val="right"/>
+            </w:pPr>
+            <w:r/>
+            <w:r>
+              <w:rPr>
+                <w:sz w:val="17"/>
+              </w:rPr>
+              <w:t>0,94</w:t>
+            </w:r>
+          </w:p>
+        </w:tc>
+        <w:tc>
+          <w:tcPr>
+            <w:tcW w:type="dxa" w:w="1531"/>
+          </w:tcPr>
+          <w:p>
+            <w:pPr>
+              <w:keepNext/>
+              <w:spacing w:after="20" w:before="20"/>
+              <w:jc w:val="right"/>
+            </w:pPr>
+            <w:r/>
+            <w:r>
+              <w:rPr>
+                <w:sz w:val="17"/>
+              </w:rPr>
+              <w:t>1,20</w:t>
+            </w:r>
+          </w:p>
+        </w:tc>
+        <w:tc>
+          <w:tcPr>
+            <w:tcW w:type="dxa" w:w="1531"/>
+          </w:tcPr>
+          <w:p>
+            <w:pPr>
+              <w:keepNext/>
+              <w:spacing w:after="20" w:before="20"/>
+              <w:jc w:val="right"/>
+            </w:pPr>
+            <w:r/>
+            <w:r>
+              <w:rPr>
+                <w:sz w:val="17"/>
+              </w:rPr>
+              <w:t>1,20</w:t>
+            </w:r>
+          </w:p>
+        </w:tc>
+      </w:tr>
+      <w:tr>
+        <w:trPr>
+          <w:cantSplit/>
+        </w:trPr>
+        <w:tc>
+          <w:tcPr>
+            <w:tcW w:type="dxa" w:w="3402"/>
+          </w:tcPr>
+          <w:p>
+            <w:pPr>
+              <w:keepNext/>
+              <w:spacing w:after="20" w:before="20"/>
+            </w:pPr>
+            <w:r/>
+            <w:r>
+              <w:rPr>
+                <w:sz w:val="17"/>
+              </w:rPr>
+              <w:t>Cash pro Person nach Steuer, 8 Personen, pro Monat</w:t>
+            </w:r>
+          </w:p>
+        </w:tc>
+        <w:tc>
+          <w:tcPr>
+            <w:tcW w:type="dxa" w:w="1531"/>
+          </w:tcPr>
+          <w:p>
+            <w:pPr>
+              <w:keepNext/>
+              <w:spacing w:after="20" w:before="20"/>
+              <w:jc w:val="right"/>
+            </w:pPr>
+            <w:r/>
+            <w:r>
+              <w:rPr>
+                <w:sz w:val="17"/>
+              </w:rPr>
+              <w:t>+253 €</w:t>
+            </w:r>
+          </w:p>
+        </w:tc>
+        <w:tc>
+          <w:tcPr>
+            <w:tcW w:type="dxa" w:w="1531"/>
+          </w:tcPr>
+          <w:p>
+            <w:pPr>
+              <w:keepNext/>
+              <w:spacing w:after="20" w:before="20"/>
+              <w:jc w:val="right"/>
+            </w:pPr>
+            <w:r/>
+            <w:r>
+              <w:rPr>
+                <w:sz w:val="17"/>
+              </w:rPr>
+              <w:t>+204 €</w:t>
+            </w:r>
+          </w:p>
+        </w:tc>
+        <w:tc>
+          <w:tcPr>
+            <w:tcW w:type="dxa" w:w="1531"/>
+          </w:tcPr>
+          <w:p>
+            <w:pPr>
+              <w:keepNext/>
+              <w:spacing w:after="20" w:before="20"/>
+              <w:jc w:val="right"/>
+            </w:pPr>
+            <w:r/>
+            <w:r>
+              <w:rPr>
+                <w:sz w:val="17"/>
+              </w:rPr>
+              <w:t>+553 €</w:t>
+            </w:r>
+          </w:p>
+        </w:tc>
+        <w:tc>
+          <w:tcPr>
+            <w:tcW w:type="dxa" w:w="1531"/>
+          </w:tcPr>
+          <w:p>
+            <w:pPr>
+              <w:keepNext/>
+              <w:spacing w:after="20" w:before="20"/>
+              <w:jc w:val="right"/>
+            </w:pPr>
+            <w:r/>
+            <w:r>
+              <w:rPr>
+                <w:sz w:val="17"/>
+              </w:rPr>
+              <w:t>+553 €</w:t>
+            </w:r>
+          </w:p>
+        </w:tc>
+      </w:tr>
+      <w:tr>
+        <w:trPr>
+          <w:cantSplit/>
+        </w:trPr>
+        <w:tc>
+          <w:tcPr>
+            <w:tcW w:type="dxa" w:w="3402"/>
+          </w:tcPr>
+          <w:p>
+            <w:pPr>
+              <w:keepNext/>
+              <w:spacing w:after="20" w:before="20"/>
+            </w:pPr>
+            <w:r/>
+            <w:r>
+              <w:rPr>
+                <w:sz w:val="17"/>
+              </w:rPr>
+              <w:t>Eigenkapital pro Person bei 8 Personen</w:t>
+            </w:r>
+          </w:p>
+        </w:tc>
+        <w:tc>
+          <w:tcPr>
+            <w:tcW w:type="dxa" w:w="1531"/>
+          </w:tcPr>
+          <w:p>
+            <w:pPr>
+              <w:keepNext/>
+              <w:spacing w:after="20" w:before="20"/>
+              <w:jc w:val="right"/>
+            </w:pPr>
+            <w:r/>
+            <w:r>
+              <w:rPr>
+                <w:sz w:val="17"/>
+              </w:rPr>
+              <w:t>0 €</w:t>
+            </w:r>
+          </w:p>
+        </w:tc>
+        <w:tc>
+          <w:tcPr>
+            <w:tcW w:type="dxa" w:w="1531"/>
+          </w:tcPr>
+          <w:p>
+            <w:pPr>
+              <w:keepNext/>
+              <w:spacing w:after="20" w:before="20"/>
+              <w:jc w:val="right"/>
+            </w:pPr>
+            <w:r/>
+            <w:r>
+              <w:rPr>
+                <w:sz w:val="17"/>
+              </w:rPr>
+              <w:t>0 €</w:t>
+            </w:r>
+          </w:p>
+        </w:tc>
+        <w:tc>
+          <w:tcPr>
+            <w:tcW w:type="dxa" w:w="1531"/>
+          </w:tcPr>
+          <w:p>
+            <w:pPr>
+              <w:keepNext/>
+              <w:spacing w:after="20" w:before="20"/>
+              <w:jc w:val="right"/>
+            </w:pPr>
+            <w:r/>
+            <w:r>
+              <w:rPr>
+                <w:sz w:val="17"/>
+              </w:rPr>
+              <w:t>93.625 €</w:t>
+            </w:r>
+          </w:p>
+        </w:tc>
+        <w:tc>
+          <w:tcPr>
+            <w:tcW w:type="dxa" w:w="1531"/>
+          </w:tcPr>
+          <w:p>
+            <w:pPr>
+              <w:keepNext/>
+              <w:spacing w:after="20" w:before="20"/>
+              <w:jc w:val="right"/>
+            </w:pPr>
+            <w:r/>
+            <w:r>
+              <w:rPr>
+                <w:sz w:val="17"/>
+              </w:rPr>
+              <w:t>108.875 €</w:t>
+            </w:r>
+          </w:p>
+        </w:tc>
+      </w:tr>
+      <w:tr>
+        <w:trPr>
+          <w:cantSplit/>
+        </w:trPr>
+        <w:tc>
+          <w:tcPr>
+            <w:tcW w:type="dxa" w:w="3402"/>
+          </w:tcPr>
+          <w:p>
+            <w:pPr>
+              <w:spacing w:after="20" w:before="20"/>
+            </w:pPr>
+            <w:r/>
+            <w:r>
+              <w:rPr>
+                <w:sz w:val="17"/>
+              </w:rPr>
+              <w:t>Betriebsergebnis Gastro (Betreiberfirma)</w:t>
+            </w:r>
+          </w:p>
+        </w:tc>
+        <w:tc>
+          <w:tcPr>
+            <w:tcW w:type="dxa" w:w="1531"/>
+          </w:tcPr>
+          <w:p>
+            <w:pPr>
+              <w:spacing w:after="20" w:before="20"/>
+              <w:jc w:val="right"/>
+            </w:pPr>
+            <w:r/>
+            <w:r>
+              <w:rPr>
+                <w:sz w:val="17"/>
+              </w:rPr>
+              <w:t>+19.605 €</w:t>
+            </w:r>
+          </w:p>
+        </w:tc>
+        <w:tc>
+          <w:tcPr>
+            <w:tcW w:type="dxa" w:w="1531"/>
+          </w:tcPr>
+          <w:p>
+            <w:pPr>
+              <w:spacing w:after="20" w:before="20"/>
+              <w:jc w:val="right"/>
+            </w:pPr>
+            <w:r/>
+            <w:r>
+              <w:rPr>
+                <w:sz w:val="17"/>
+              </w:rPr>
+              <w:t>+19.605 €</w:t>
+            </w:r>
+          </w:p>
+        </w:tc>
+        <w:tc>
+          <w:tcPr>
+            <w:tcW w:type="dxa" w:w="1531"/>
+          </w:tcPr>
+          <w:p>
+            <w:pPr>
+              <w:spacing w:after="20" w:before="20"/>
+              <w:jc w:val="right"/>
+            </w:pPr>
+            <w:r/>
+            <w:r>
+              <w:rPr>
+                <w:sz w:val="17"/>
+              </w:rPr>
+              <w:t>+19.605 €</w:t>
+            </w:r>
+          </w:p>
+        </w:tc>
+        <w:tc>
+          <w:tcPr>
+            <w:tcW w:type="dxa" w:w="1531"/>
+          </w:tcPr>
+          <w:p>
+            <w:pPr>
+              <w:spacing w:after="20" w:before="20"/>
+              <w:jc w:val="right"/>
+            </w:pPr>
+            <w:r/>
+            <w:r>
+              <w:rPr>
+                <w:sz w:val="17"/>
+              </w:rPr>
+              <w:t>+19.605 €</w:t>
+            </w:r>
+          </w:p>
+        </w:tc>
+      </w:tr>
+    </w:tbl>
+    <w:p>
+      <w:pPr>
+        <w:spacing w:after="40"/>
+      </w:pPr>
+    </w:p>
+    <w:p>
+      <w:r>
+        <w:rPr>
+          <w:b/>
+          <w:i w:val="0"/>
+          <w:color w:val="2F4A3E"/>
+        </w:rPr>
+        <w:t>Mit 12 Wohnungen brauchen die Gesellschafter 749.000 € Eigenkapital für die Deckung 1,2, mit 8 Wohnungen 871.000 €.</w:t>
+      </w:r>
+    </w:p>
+    <w:p>
+      <w:pPr>
+        <w:pStyle w:val="Heading1"/>
+      </w:pPr>
+      <w:r>
+        <w:t>16  Prüfung: ein 60-m²-Apartment als Airbnb</w:t>
       </w:r>
     </w:p>
     <w:p>
@@ -14046,7 +16058,7 @@
         <w:pStyle w:val="Heading1"/>
       </w:pPr>
       <w:r>
-        <w:t>13  Chancen und Risiken</w:t>
+        <w:t>17  Chancen und Risiken</w:t>
       </w:r>
     </w:p>
     <w:tbl>
@@ -14174,7 +16186,7 @@
               <w:rPr>
                 <w:sz w:val="17"/>
               </w:rPr>
-              <w:t>Beleihungsauslauf 187 % bei 100 % Fremdfinanzierung</w:t>
+              <w:t>Beleihungsauslauf 151 % und Kapitaldienstdeckung 0,97 bei 100 % Fremdfinanzierung</w:t>
             </w:r>
           </w:p>
         </w:tc>
@@ -14192,7 +16204,7 @@
               <w:rPr>
                 <w:sz w:val="17"/>
               </w:rPr>
-              <w:t>Zusätzliche Grundschulden, Bürgschaft, Eigenkapital; Pachtvertrag mit Bonitätsnachweis</w:t>
+              <w:t>Eigenkapital der Gesellschafter, zusätzliche Grundschulden, Bürgschaft; Pachtvertrag mit Bonitätsnachweis</w:t>
             </w:r>
           </w:p>
         </w:tc>
@@ -14215,7 +16227,7 @@
               <w:rPr>
                 <w:sz w:val="17"/>
               </w:rPr>
-              <w:t>Gastro-Umsatz</w:t>
+              <w:t>Gastro-Umsatz und Pacht</w:t>
             </w:r>
           </w:p>
         </w:tc>
@@ -14233,7 +16245,7 @@
               <w:rPr>
                 <w:sz w:val="17"/>
               </w:rPr>
-              <w:t>Haus ab ca. 33.000 € Umsatz im Plus; bei Ausfall der Gastro fehlen ca. 28.659 € pro Monat</w:t>
+              <w:t>GbR deckt die Raten erst ab ca. 102.000 € Umsatz (Umsatzpacht); bei Ausfall der Gastro fehlen ca. 8.607 € pro Monat zusätzlich</w:t>
             </w:r>
           </w:p>
         </w:tc>
@@ -14251,7 +16263,7 @@
               <w:rPr>
                 <w:sz w:val="17"/>
               </w:rPr>
-              <w:t>Konzept, erfahrener Betreiber, Probebetrieb, Pachtstaffel</w:t>
+              <w:t>Mindestpacht, Bürgschaft des Betreibers, erfahrener Betreiber, Probebetrieb</w:t>
             </w:r>
           </w:p>
         </w:tc>
@@ -14370,6 +16382,65 @@
                 <w:sz w:val="17"/>
               </w:rPr>
               <w:t>Zusage vor Baubeginn, Forward-Darlehen, höhere Tilgung später</w:t>
+            </w:r>
+          </w:p>
+        </w:tc>
+      </w:tr>
+      <w:tr>
+        <w:trPr>
+          <w:cantSplit/>
+        </w:trPr>
+        <w:tc>
+          <w:tcPr>
+            <w:tcW w:type="dxa" w:w="1701"/>
+          </w:tcPr>
+          <w:p>
+            <w:pPr>
+              <w:keepNext/>
+              <w:spacing w:after="20" w:before="20"/>
+            </w:pPr>
+            <w:r/>
+            <w:r>
+              <w:rPr>
+                <w:sz w:val="17"/>
+              </w:rPr>
+              <w:t>Haftung und Steuer</w:t>
+            </w:r>
+          </w:p>
+        </w:tc>
+        <w:tc>
+          <w:tcPr>
+            <w:tcW w:type="dxa" w:w="3855"/>
+          </w:tcPr>
+          <w:p>
+            <w:pPr>
+              <w:keepNext/>
+              <w:spacing w:after="20" w:before="20"/>
+            </w:pPr>
+            <w:r/>
+            <w:r>
+              <w:rPr>
+                <w:sz w:val="17"/>
+              </w:rPr>
+              <w:t>GbR haftet persönlich, steuerliche Förderungen hängen an Fristen</w:t>
+            </w:r>
+          </w:p>
+        </w:tc>
+        <w:tc>
+          <w:tcPr>
+            <w:tcW w:type="dxa" w:w="3855"/>
+          </w:tcPr>
+          <w:p>
+            <w:pPr>
+              <w:keepNext/>
+              <w:spacing w:after="20" w:before="20"/>
+            </w:pPr>
+            <w:r/>
+            <w:r>
+              <w:rPr>
+                <w:sz w:val="17"/>
+              </w:rPr>
+              <w:t>Rechtsform mit Anwalt klären, Steuerberater prüft Abschreibungen und Verlustverrechnung</w:t>
             </w:r>
           </w:p>
         </w:tc>
@@ -14568,7 +16639,7 @@
         <w:pStyle w:val="Heading1"/>
       </w:pPr>
       <w:r>
-        <w:t>14  Zeitplan und nächste Schritte</w:t>
+        <w:t>18  Zeitplan und nächste Schritte</w:t>
       </w:r>
     </w:p>
     <w:tbl>
@@ -14893,7 +16964,7 @@
         <w:pStyle w:val="Heading1"/>
       </w:pPr>
       <w:r>
-        <w:t>15  Anlagen und Unterlagen für die Bank</w:t>
+        <w:t>19  Anlagen und Unterlagen für die Bank</w:t>
       </w:r>
     </w:p>
     <w:p>
@@ -14902,7 +16973,7 @@
           <w:b w:val="0"/>
           <w:i w:val="0"/>
         </w:rPr>
-        <w:t>Das Rechenmodell Bankunterlagen_Baufeld3.xlsx enthält Übersicht, Annahmen, Flächen und Mieten, Kosten und Finanzierungsplan, Bauphase, Abzahlungsplan (monatlich und jährlich), Ertrag und Kapitaldienst, Gastro-Betrieb, Ertragswert, Prognose, Belastungstest, Airbnb-Prüfung und die vollständige Checkliste der Unterlagen. Die wichtigsten Unterlagen:</w:t>
+        <w:t>Das Rechenmodell Bankunterlagen_Baufeld3.xlsx enthält Übersicht, Annahmen, Flächen und Mieten, Kosten und Finanzierungsplan mit Förderwirkung, Bauphase, Abzahlungsplan (monatlich und jährlich), Ertrag und Kapitaldienst, Gesellschafter pro Kopf, Szenarien 12 gegen 8 Wohnungen, Gastro-Betrieb, Gastro-Tagesteile, Ertragswert, Prognose, Belastungstest, Airbnb-Prüfung und die vollständige Checkliste der Unterlagen. Die wichtigsten Unterlagen:</w:t>
       </w:r>
     </w:p>
     <w:tbl>
@@ -16405,7 +18476,7 @@
           <w:color w:val="5B6770"/>
           <w:sz w:val="18"/>
         </w:rPr>
-        <w:t>Weitere Anlagen: Präsentation (Neue-Mitte-Werlte_Baufeld3_8-Wohnungen_Grosse-Gastro-EG.pptx), Gastro-Konzept (Neue-Mitte-Werlte_Baufeld3_Gastro-Konzept.pptx).</w:t>
+        <w:t>Weitere Anlagen: Präsentation (Neue-Mitte-Werlte_Baufeld3_12-Wohnungen_Restaurant-Bar.pptx), Gastro-Konzept (Neue-Mitte-Werlte_Baufeld3_Gastro-Konzept.pptx).</w:t>
       </w:r>
     </w:p>
     <w:sectPr>

--- a/praesentation/Businessplan_Baufeld3_Neue-Mitte-Werlte.docx
+++ b/praesentation/Businessplan_Baufeld3_Neue-Mitte-Werlte.docx
@@ -85,7 +85,7 @@
           <w:color w:val="5B6770"/>
           <w:sz w:val="17"/>
         </w:rPr>
-        <w:t>KI-Visualisierung zur Orientierung, keine Planung.</w:t>
+        <w:t>Rendering zur Orientierung, keine Planung.</w:t>
       </w:r>
     </w:p>
     <w:tbl>

--- a/praesentation/Businessplan_Baufeld3_Neue-Mitte-Werlte.docx
+++ b/praesentation/Businessplan_Baufeld3_Neue-Mitte-Werlte.docx
@@ -2076,6 +2076,114 @@
       <w:pPr>
         <w:spacing w:after="40"/>
       </w:pPr>
+    </w:p>
+    <w:tbl>
+      <w:tblPr>
+        <w:tblW w:type="auto" w:w="0"/>
+        <w:tblLook w:firstColumn="1" w:firstRow="1" w:lastColumn="0" w:lastRow="0" w:noHBand="0" w:noVBand="1" w:val="04A0"/>
+      </w:tblPr>
+      <w:tblGrid>
+        <w:gridCol w:w="4706"/>
+        <w:gridCol w:w="4706"/>
+      </w:tblGrid>
+      <w:tr>
+        <w:tc>
+          <w:tcPr>
+            <w:tcW w:type="dxa" w:w="4706"/>
+          </w:tcPr>
+          <w:p>
+            <w:r>
+              <w:drawing>
+                <wp:inline xmlns:a="http://schemas.openxmlformats.org/drawingml/2006/main" xmlns:pic="http://schemas.openxmlformats.org/drawingml/2006/picture">
+                  <wp:extent cx="2880000" cy="1607040"/>
+                  <wp:docPr id="2" name="Picture 2"/>
+                  <wp:cNvGraphicFramePr>
+                    <a:graphicFrameLocks noChangeAspect="1"/>
+                  </wp:cNvGraphicFramePr>
+                  <a:graphic>
+                    <a:graphicData uri="http://schemas.openxmlformats.org/drawingml/2006/picture">
+                      <pic:pic>
+                        <pic:nvPicPr>
+                          <pic:cNvPr id="0" name="ki_wohnung_og.jpg"/>
+                          <pic:cNvPicPr/>
+                        </pic:nvPicPr>
+                        <pic:blipFill>
+                          <a:blip r:embed="rId11"/>
+                          <a:stretch>
+                            <a:fillRect/>
+                          </a:stretch>
+                        </pic:blipFill>
+                        <pic:spPr>
+                          <a:xfrm>
+                            <a:off x="0" y="0"/>
+                            <a:ext cx="2880000" cy="1607040"/>
+                          </a:xfrm>
+                          <a:prstGeom prst="rect"/>
+                        </pic:spPr>
+                      </pic:pic>
+                    </a:graphicData>
+                  </a:graphic>
+                </wp:inline>
+              </w:drawing>
+            </w:r>
+          </w:p>
+        </w:tc>
+        <w:tc>
+          <w:tcPr>
+            <w:tcW w:type="dxa" w:w="4706"/>
+          </w:tcPr>
+          <w:p>
+            <w:r>
+              <w:drawing>
+                <wp:inline xmlns:a="http://schemas.openxmlformats.org/drawingml/2006/main" xmlns:pic="http://schemas.openxmlformats.org/drawingml/2006/picture">
+                  <wp:extent cx="2880000" cy="1607040"/>
+                  <wp:docPr id="3" name="Picture 3"/>
+                  <wp:cNvGraphicFramePr>
+                    <a:graphicFrameLocks noChangeAspect="1"/>
+                  </wp:cNvGraphicFramePr>
+                  <a:graphic>
+                    <a:graphicData uri="http://schemas.openxmlformats.org/drawingml/2006/picture">
+                      <pic:pic>
+                        <pic:nvPicPr>
+                          <pic:cNvPr id="0" name="ki_wohnung_staffel.jpg"/>
+                          <pic:cNvPicPr/>
+                        </pic:nvPicPr>
+                        <pic:blipFill>
+                          <a:blip r:embed="rId12"/>
+                          <a:stretch>
+                            <a:fillRect/>
+                          </a:stretch>
+                        </pic:blipFill>
+                        <pic:spPr>
+                          <a:xfrm>
+                            <a:off x="0" y="0"/>
+                            <a:ext cx="2880000" cy="1607040"/>
+                          </a:xfrm>
+                          <a:prstGeom prst="rect"/>
+                        </pic:spPr>
+                      </pic:pic>
+                    </a:graphicData>
+                  </a:graphic>
+                </wp:inline>
+              </w:drawing>
+            </w:r>
+          </w:p>
+        </w:tc>
+      </w:tr>
+    </w:tbl>
+    <w:p>
+      <w:pPr>
+        <w:spacing w:after="120"/>
+      </w:pPr>
+      <w:r>
+        <w:rPr>
+          <w:b w:val="0"/>
+          <w:i/>
+          <w:color w:val="5B6770"/>
+          <w:sz w:val="17"/>
+        </w:rPr>
+        <w:t>Renderings der Wohnungen: links 1. OG (ca. 64 m², Balkon), rechts Staffelgeschoss in Holzbau (ca. 48 m², Dachterrasse). Zur Orientierung, keine Planung.</w:t>
+      </w:r>
     </w:p>
     <w:p>
       <w:pPr>
